--- a/python/p6_python_lambda_and_void_callback_methods_and_more.docx
+++ b/python/p6_python_lambda_and_void_callback_methods_and_more.docx
@@ -6,12 +6,14 @@
       <w:pPr>
         <w:jc w:val="center"/>
         <w:rPr>
-          <w:sz w:val="32"/>
-          <w:szCs w:val="32"/>
-        </w:rPr>
-      </w:pPr>
-      <w:r>
-        <w:rPr>
+          <w:rFonts w:ascii="Carlito" w:hAnsi="Carlito" w:cs="Carlito"/>
+          <w:sz w:val="32"/>
+          <w:szCs w:val="32"/>
+        </w:rPr>
+      </w:pPr>
+      <w:r>
+        <w:rPr>
+          <w:rFonts w:ascii="Carlito" w:hAnsi="Carlito" w:cs="Carlito"/>
           <w:b/>
           <w:bCs/>
           <w:sz w:val="40"/>
@@ -29,12 +31,14 @@
         </w:numPr>
         <w:jc w:val="both"/>
         <w:rPr>
-          <w:sz w:val="32"/>
-          <w:szCs w:val="32"/>
-        </w:rPr>
-      </w:pPr>
-      <w:r>
-        <w:rPr>
+          <w:rFonts w:ascii="Carlito" w:hAnsi="Carlito" w:cs="Carlito"/>
+          <w:sz w:val="32"/>
+          <w:szCs w:val="32"/>
+        </w:rPr>
+      </w:pPr>
+      <w:r>
+        <w:rPr>
+          <w:rFonts w:ascii="Carlito" w:hAnsi="Carlito" w:cs="Carlito"/>
           <w:sz w:val="32"/>
           <w:szCs w:val="32"/>
         </w:rPr>
@@ -50,43 +54,31 @@
         </w:numPr>
         <w:jc w:val="both"/>
         <w:rPr>
-          <w:sz w:val="32"/>
-          <w:szCs w:val="32"/>
-        </w:rPr>
-      </w:pPr>
-      <w:r>
-        <w:rPr>
-          <w:sz w:val="32"/>
-          <w:szCs w:val="32"/>
-        </w:rPr>
-        <w:t>Callback methods in Python…………………………………………</w:t>
-      </w:r>
-      <w:proofErr w:type="gramStart"/>
-      <w:r>
-        <w:rPr>
-          <w:sz w:val="32"/>
-          <w:szCs w:val="32"/>
-        </w:rPr>
-        <w:t>…..</w:t>
-      </w:r>
-      <w:proofErr w:type="gramEnd"/>
-      <w:r>
-        <w:rPr>
-          <w:sz w:val="32"/>
-          <w:szCs w:val="32"/>
-        </w:rPr>
-        <w:t>4</w:t>
-      </w:r>
-    </w:p>
-    <w:p>
-      <w:pPr>
-        <w:rPr>
-          <w:sz w:val="32"/>
-          <w:szCs w:val="32"/>
-        </w:rPr>
-      </w:pPr>
-      <w:r>
-        <w:rPr>
+          <w:rFonts w:ascii="Carlito" w:hAnsi="Carlito" w:cs="Carlito"/>
+          <w:sz w:val="32"/>
+          <w:szCs w:val="32"/>
+        </w:rPr>
+      </w:pPr>
+      <w:r>
+        <w:rPr>
+          <w:rFonts w:ascii="Carlito" w:hAnsi="Carlito" w:cs="Carlito"/>
+          <w:sz w:val="32"/>
+          <w:szCs w:val="32"/>
+        </w:rPr>
+        <w:t>Callback methods in Python……………………………………………..4</w:t>
+      </w:r>
+    </w:p>
+    <w:p>
+      <w:pPr>
+        <w:rPr>
+          <w:rFonts w:ascii="Carlito" w:hAnsi="Carlito" w:cs="Carlito"/>
+          <w:sz w:val="32"/>
+          <w:szCs w:val="32"/>
+        </w:rPr>
+      </w:pPr>
+      <w:r>
+        <w:rPr>
+          <w:rFonts w:ascii="Carlito" w:hAnsi="Carlito" w:cs="Carlito"/>
           <w:sz w:val="32"/>
           <w:szCs w:val="32"/>
         </w:rPr>
@@ -97,14 +89,16 @@
       <w:pPr>
         <w:jc w:val="both"/>
         <w:rPr>
-          <w:b/>
-          <w:bCs/>
-          <w:sz w:val="32"/>
-          <w:szCs w:val="32"/>
-        </w:rPr>
-      </w:pPr>
-      <w:r>
-        <w:rPr>
+          <w:rFonts w:ascii="Carlito" w:hAnsi="Carlito" w:cs="Carlito"/>
+          <w:b/>
+          <w:bCs/>
+          <w:sz w:val="32"/>
+          <w:szCs w:val="32"/>
+        </w:rPr>
+      </w:pPr>
+      <w:r>
+        <w:rPr>
+          <w:rFonts w:ascii="Carlito" w:hAnsi="Carlito" w:cs="Carlito"/>
           <w:b/>
           <w:bCs/>
           <w:sz w:val="32"/>
@@ -118,12 +112,14 @@
       <w:pPr>
         <w:jc w:val="both"/>
         <w:rPr>
-          <w:sz w:val="32"/>
-          <w:szCs w:val="32"/>
-        </w:rPr>
-      </w:pPr>
-      <w:r>
-        <w:rPr>
+          <w:rFonts w:ascii="Carlito" w:hAnsi="Carlito" w:cs="Carlito"/>
+          <w:sz w:val="32"/>
+          <w:szCs w:val="32"/>
+        </w:rPr>
+      </w:pPr>
+      <w:r>
+        <w:rPr>
+          <w:rFonts w:ascii="Carlito" w:hAnsi="Carlito" w:cs="Carlito"/>
           <w:sz w:val="32"/>
           <w:szCs w:val="32"/>
         </w:rPr>
@@ -139,12 +135,14 @@
         </w:numPr>
         <w:jc w:val="both"/>
         <w:rPr>
-          <w:sz w:val="32"/>
-          <w:szCs w:val="32"/>
-        </w:rPr>
-      </w:pPr>
-      <w:r>
-        <w:rPr>
+          <w:rFonts w:ascii="Carlito" w:hAnsi="Carlito" w:cs="Carlito"/>
+          <w:sz w:val="32"/>
+          <w:szCs w:val="32"/>
+        </w:rPr>
+      </w:pPr>
+      <w:r>
+        <w:rPr>
+          <w:rFonts w:ascii="Carlito" w:hAnsi="Carlito" w:cs="Carlito"/>
           <w:b/>
           <w:bCs/>
           <w:sz w:val="32"/>
@@ -154,16 +152,21 @@
       </w:r>
       <w:r>
         <w:rPr>
+          <w:rFonts w:ascii="Carlito" w:hAnsi="Carlito" w:cs="Carlito"/>
           <w:sz w:val="32"/>
           <w:szCs w:val="32"/>
         </w:rPr>
         <w:t xml:space="preserve"> </w:t>
       </w:r>
       <w:r>
+        <w:rPr>
+          <w:rFonts w:ascii="Carlito" w:hAnsi="Carlito" w:cs="Carlito"/>
+        </w:rPr>
         <w:sym w:font="Wingdings" w:char="F0E0"/>
       </w:r>
       <w:r>
         <w:rPr>
+          <w:rFonts w:ascii="Carlito" w:hAnsi="Carlito" w:cs="Carlito"/>
           <w:sz w:val="32"/>
           <w:szCs w:val="32"/>
         </w:rPr>
@@ -179,12 +182,14 @@
         </w:numPr>
         <w:jc w:val="both"/>
         <w:rPr>
-          <w:sz w:val="32"/>
-          <w:szCs w:val="32"/>
-        </w:rPr>
-      </w:pPr>
-      <w:r>
-        <w:rPr>
+          <w:rFonts w:ascii="Carlito" w:hAnsi="Carlito" w:cs="Carlito"/>
+          <w:sz w:val="32"/>
+          <w:szCs w:val="32"/>
+        </w:rPr>
+      </w:pPr>
+      <w:r>
+        <w:rPr>
+          <w:rFonts w:ascii="Carlito" w:hAnsi="Carlito" w:cs="Carlito"/>
           <w:b/>
           <w:bCs/>
           <w:sz w:val="32"/>
@@ -194,16 +199,21 @@
       </w:r>
       <w:r>
         <w:rPr>
+          <w:rFonts w:ascii="Carlito" w:hAnsi="Carlito" w:cs="Carlito"/>
           <w:sz w:val="32"/>
           <w:szCs w:val="32"/>
         </w:rPr>
         <w:t xml:space="preserve"> </w:t>
       </w:r>
       <w:r>
+        <w:rPr>
+          <w:rFonts w:ascii="Carlito" w:hAnsi="Carlito" w:cs="Carlito"/>
+        </w:rPr>
         <w:sym w:font="Wingdings" w:char="F0E0"/>
       </w:r>
       <w:r>
         <w:rPr>
+          <w:rFonts w:ascii="Carlito" w:hAnsi="Carlito" w:cs="Carlito"/>
           <w:sz w:val="32"/>
           <w:szCs w:val="32"/>
         </w:rPr>
@@ -219,12 +229,14 @@
         </w:numPr>
         <w:jc w:val="both"/>
         <w:rPr>
-          <w:sz w:val="32"/>
-          <w:szCs w:val="32"/>
-        </w:rPr>
-      </w:pPr>
-      <w:r>
-        <w:rPr>
+          <w:rFonts w:ascii="Carlito" w:hAnsi="Carlito" w:cs="Carlito"/>
+          <w:sz w:val="32"/>
+          <w:szCs w:val="32"/>
+        </w:rPr>
+      </w:pPr>
+      <w:r>
+        <w:rPr>
+          <w:rFonts w:ascii="Carlito" w:hAnsi="Carlito" w:cs="Carlito"/>
           <w:b/>
           <w:bCs/>
           <w:sz w:val="32"/>
@@ -234,16 +246,21 @@
       </w:r>
       <w:r>
         <w:rPr>
+          <w:rFonts w:ascii="Carlito" w:hAnsi="Carlito" w:cs="Carlito"/>
           <w:sz w:val="32"/>
           <w:szCs w:val="32"/>
         </w:rPr>
         <w:t xml:space="preserve"> </w:t>
       </w:r>
       <w:r>
+        <w:rPr>
+          <w:rFonts w:ascii="Carlito" w:hAnsi="Carlito" w:cs="Carlito"/>
+        </w:rPr>
         <w:sym w:font="Wingdings" w:char="F0E0"/>
       </w:r>
       <w:r>
         <w:rPr>
+          <w:rFonts w:ascii="Carlito" w:hAnsi="Carlito" w:cs="Carlito"/>
           <w:sz w:val="32"/>
           <w:szCs w:val="32"/>
         </w:rPr>
@@ -251,6 +268,7 @@
       </w:r>
       <w:r>
         <w:rPr>
+          <w:rFonts w:ascii="Carlito" w:hAnsi="Carlito" w:cs="Carlito"/>
           <w:b/>
           <w:bCs/>
           <w:sz w:val="32"/>
@@ -263,12 +281,14 @@
       <w:pPr>
         <w:jc w:val="both"/>
         <w:rPr>
-          <w:sz w:val="32"/>
-          <w:szCs w:val="32"/>
-        </w:rPr>
-      </w:pPr>
-      <w:r>
-        <w:rPr>
+          <w:rFonts w:ascii="Carlito" w:hAnsi="Carlito" w:cs="Carlito"/>
+          <w:sz w:val="32"/>
+          <w:szCs w:val="32"/>
+        </w:rPr>
+      </w:pPr>
+      <w:r>
+        <w:rPr>
+          <w:rFonts w:ascii="Carlito" w:hAnsi="Carlito" w:cs="Carlito"/>
           <w:sz w:val="32"/>
           <w:szCs w:val="32"/>
         </w:rPr>
@@ -279,61 +299,46 @@
       <w:pPr>
         <w:jc w:val="both"/>
         <w:rPr>
-          <w:b/>
-          <w:bCs/>
-          <w:sz w:val="32"/>
-          <w:szCs w:val="32"/>
-        </w:rPr>
-      </w:pPr>
-      <w:r>
-        <w:rPr>
-          <w:b/>
-          <w:bCs/>
-          <w:sz w:val="32"/>
-          <w:szCs w:val="32"/>
-        </w:rPr>
-        <w:t xml:space="preserve">lambda </w:t>
-      </w:r>
-      <w:proofErr w:type="gramStart"/>
-      <w:r>
-        <w:rPr>
-          <w:b/>
-          <w:bCs/>
-          <w:sz w:val="32"/>
-          <w:szCs w:val="32"/>
-        </w:rPr>
-        <w:t>parameters :</w:t>
-      </w:r>
-      <w:proofErr w:type="gramEnd"/>
-      <w:r>
-        <w:rPr>
-          <w:b/>
-          <w:bCs/>
-          <w:sz w:val="32"/>
-          <w:szCs w:val="32"/>
-        </w:rPr>
-        <w:t xml:space="preserve"> expression</w:t>
-      </w:r>
-    </w:p>
-    <w:p>
-      <w:pPr>
-        <w:jc w:val="both"/>
-        <w:rPr>
-          <w:sz w:val="32"/>
-          <w:szCs w:val="32"/>
-        </w:rPr>
-      </w:pPr>
-    </w:p>
-    <w:p>
-      <w:pPr>
-        <w:jc w:val="both"/>
-        <w:rPr>
-          <w:sz w:val="32"/>
-          <w:szCs w:val="32"/>
-        </w:rPr>
-      </w:pPr>
-      <w:r>
-        <w:rPr>
+          <w:rFonts w:ascii="Carlito" w:hAnsi="Carlito" w:cs="Carlito"/>
+          <w:b/>
+          <w:bCs/>
+          <w:sz w:val="32"/>
+          <w:szCs w:val="32"/>
+        </w:rPr>
+      </w:pPr>
+      <w:r>
+        <w:rPr>
+          <w:rFonts w:ascii="Carlito" w:hAnsi="Carlito" w:cs="Carlito"/>
+          <w:b/>
+          <w:bCs/>
+          <w:sz w:val="32"/>
+          <w:szCs w:val="32"/>
+        </w:rPr>
+        <w:t>lambda parameters : expression</w:t>
+      </w:r>
+    </w:p>
+    <w:p>
+      <w:pPr>
+        <w:jc w:val="both"/>
+        <w:rPr>
+          <w:rFonts w:ascii="Carlito" w:hAnsi="Carlito" w:cs="Carlito"/>
+          <w:sz w:val="32"/>
+          <w:szCs w:val="32"/>
+        </w:rPr>
+      </w:pPr>
+    </w:p>
+    <w:p>
+      <w:pPr>
+        <w:jc w:val="both"/>
+        <w:rPr>
+          <w:rFonts w:ascii="Carlito" w:hAnsi="Carlito" w:cs="Carlito"/>
+          <w:sz w:val="32"/>
+          <w:szCs w:val="32"/>
+        </w:rPr>
+      </w:pPr>
+      <w:r>
+        <w:rPr>
+          <w:rFonts w:ascii="Carlito" w:hAnsi="Carlito" w:cs="Carlito"/>
           <w:sz w:val="32"/>
           <w:szCs w:val="32"/>
         </w:rPr>
@@ -344,12 +349,14 @@
       <w:pPr>
         <w:jc w:val="both"/>
         <w:rPr>
-          <w:sz w:val="32"/>
-          <w:szCs w:val="32"/>
-        </w:rPr>
-      </w:pPr>
-      <w:r>
-        <w:rPr>
+          <w:rFonts w:ascii="Carlito" w:hAnsi="Carlito" w:cs="Carlito"/>
+          <w:sz w:val="32"/>
+          <w:szCs w:val="32"/>
+        </w:rPr>
+      </w:pPr>
+      <w:r>
+        <w:rPr>
+          <w:rFonts w:ascii="Carlito" w:hAnsi="Carlito" w:cs="Carlito"/>
           <w:sz w:val="32"/>
           <w:szCs w:val="32"/>
         </w:rPr>
@@ -360,15 +367,17 @@
       <w:pPr>
         <w:jc w:val="both"/>
         <w:rPr>
-          <w:b/>
-          <w:bCs/>
-          <w:color w:val="D86DCB" w:themeColor="accent5" w:themeTint="99"/>
-          <w:sz w:val="32"/>
-          <w:szCs w:val="32"/>
-        </w:rPr>
-      </w:pPr>
-      <w:r>
-        <w:rPr>
+          <w:rFonts w:ascii="Carlito" w:hAnsi="Carlito" w:cs="Carlito"/>
+          <w:b/>
+          <w:bCs/>
+          <w:color w:val="D86DCB" w:themeColor="accent5" w:themeTint="99"/>
+          <w:sz w:val="32"/>
+          <w:szCs w:val="32"/>
+        </w:rPr>
+      </w:pPr>
+      <w:r>
+        <w:rPr>
+          <w:rFonts w:ascii="Carlito" w:hAnsi="Carlito" w:cs="Carlito"/>
           <w:b/>
           <w:bCs/>
           <w:color w:val="D86DCB" w:themeColor="accent5" w:themeTint="99"/>
@@ -382,15 +391,17 @@
       <w:pPr>
         <w:jc w:val="both"/>
         <w:rPr>
-          <w:b/>
-          <w:bCs/>
-          <w:color w:val="D86DCB" w:themeColor="accent5" w:themeTint="99"/>
-          <w:sz w:val="32"/>
-          <w:szCs w:val="32"/>
-        </w:rPr>
-      </w:pPr>
-      <w:r>
-        <w:rPr>
+          <w:rFonts w:ascii="Carlito" w:hAnsi="Carlito" w:cs="Carlito"/>
+          <w:b/>
+          <w:bCs/>
+          <w:color w:val="D86DCB" w:themeColor="accent5" w:themeTint="99"/>
+          <w:sz w:val="32"/>
+          <w:szCs w:val="32"/>
+        </w:rPr>
+      </w:pPr>
+      <w:r>
+        <w:rPr>
+          <w:rFonts w:ascii="Carlito" w:hAnsi="Carlito" w:cs="Carlito"/>
           <w:b/>
           <w:bCs/>
           <w:color w:val="D86DCB" w:themeColor="accent5" w:themeTint="99"/>
@@ -404,56 +415,38 @@
       <w:pPr>
         <w:jc w:val="both"/>
         <w:rPr>
-          <w:b/>
-          <w:bCs/>
-          <w:color w:val="D86DCB" w:themeColor="accent5" w:themeTint="99"/>
-          <w:sz w:val="32"/>
-          <w:szCs w:val="32"/>
-        </w:rPr>
-      </w:pPr>
-      <w:r>
-        <w:rPr>
-          <w:b/>
-          <w:bCs/>
-          <w:color w:val="D86DCB" w:themeColor="accent5" w:themeTint="99"/>
-          <w:sz w:val="32"/>
-          <w:szCs w:val="32"/>
-        </w:rPr>
-        <w:t>print(</w:t>
-      </w:r>
-      <w:proofErr w:type="gramStart"/>
-      <w:r>
-        <w:rPr>
-          <w:b/>
-          <w:bCs/>
-          <w:color w:val="D86DCB" w:themeColor="accent5" w:themeTint="99"/>
-          <w:sz w:val="32"/>
-          <w:szCs w:val="32"/>
-        </w:rPr>
-        <w:t>square(</w:t>
-      </w:r>
-      <w:proofErr w:type="gramEnd"/>
-      <w:r>
-        <w:rPr>
-          <w:b/>
-          <w:bCs/>
-          <w:color w:val="D86DCB" w:themeColor="accent5" w:themeTint="99"/>
-          <w:sz w:val="32"/>
-          <w:szCs w:val="32"/>
-        </w:rPr>
-        <w:t>5)) # 25</w:t>
-      </w:r>
-    </w:p>
-    <w:p>
-      <w:pPr>
-        <w:jc w:val="both"/>
-        <w:rPr>
-          <w:sz w:val="32"/>
-          <w:szCs w:val="32"/>
-        </w:rPr>
-      </w:pPr>
-      <w:r>
-        <w:rPr>
+          <w:rFonts w:ascii="Carlito" w:hAnsi="Carlito" w:cs="Carlito"/>
+          <w:b/>
+          <w:bCs/>
+          <w:color w:val="D86DCB" w:themeColor="accent5" w:themeTint="99"/>
+          <w:sz w:val="32"/>
+          <w:szCs w:val="32"/>
+        </w:rPr>
+      </w:pPr>
+      <w:r>
+        <w:rPr>
+          <w:rFonts w:ascii="Carlito" w:hAnsi="Carlito" w:cs="Carlito"/>
+          <w:b/>
+          <w:bCs/>
+          <w:color w:val="D86DCB" w:themeColor="accent5" w:themeTint="99"/>
+          <w:sz w:val="32"/>
+          <w:szCs w:val="32"/>
+        </w:rPr>
+        <w:t>print(square(5)) # 25</w:t>
+      </w:r>
+    </w:p>
+    <w:p>
+      <w:pPr>
+        <w:jc w:val="both"/>
+        <w:rPr>
+          <w:rFonts w:ascii="Carlito" w:hAnsi="Carlito" w:cs="Carlito"/>
+          <w:sz w:val="32"/>
+          <w:szCs w:val="32"/>
+        </w:rPr>
+      </w:pPr>
+      <w:r>
+        <w:rPr>
+          <w:rFonts w:ascii="Carlito" w:hAnsi="Carlito" w:cs="Carlito"/>
           <w:sz w:val="32"/>
           <w:szCs w:val="32"/>
         </w:rPr>
@@ -464,129 +457,72 @@
       <w:pPr>
         <w:jc w:val="both"/>
         <w:rPr>
-          <w:b/>
-          <w:bCs/>
-          <w:color w:val="D86DCB" w:themeColor="accent5" w:themeTint="99"/>
-          <w:sz w:val="32"/>
-          <w:szCs w:val="32"/>
-        </w:rPr>
-      </w:pPr>
-      <w:r>
-        <w:rPr>
-          <w:b/>
-          <w:bCs/>
-          <w:color w:val="D86DCB" w:themeColor="accent5" w:themeTint="99"/>
-          <w:sz w:val="32"/>
-          <w:szCs w:val="32"/>
-        </w:rPr>
-        <w:t xml:space="preserve">square = lambda </w:t>
-      </w:r>
-      <w:proofErr w:type="gramStart"/>
-      <w:r>
-        <w:rPr>
-          <w:b/>
-          <w:bCs/>
-          <w:color w:val="D86DCB" w:themeColor="accent5" w:themeTint="99"/>
-          <w:sz w:val="32"/>
-          <w:szCs w:val="32"/>
-        </w:rPr>
-        <w:t>x :</w:t>
-      </w:r>
-      <w:proofErr w:type="gramEnd"/>
-      <w:r>
-        <w:rPr>
-          <w:b/>
-          <w:bCs/>
-          <w:color w:val="D86DCB" w:themeColor="accent5" w:themeTint="99"/>
-          <w:sz w:val="32"/>
-          <w:szCs w:val="32"/>
-        </w:rPr>
-        <w:t xml:space="preserve"> x * x</w:t>
-      </w:r>
-    </w:p>
-    <w:p>
-      <w:pPr>
-        <w:jc w:val="both"/>
-        <w:rPr>
-          <w:b/>
-          <w:bCs/>
-          <w:color w:val="D86DCB" w:themeColor="accent5" w:themeTint="99"/>
-          <w:sz w:val="32"/>
-          <w:szCs w:val="32"/>
-        </w:rPr>
-      </w:pPr>
-      <w:r>
-        <w:rPr>
-          <w:b/>
-          <w:bCs/>
-          <w:color w:val="D86DCB" w:themeColor="accent5" w:themeTint="99"/>
-          <w:sz w:val="32"/>
-          <w:szCs w:val="32"/>
-        </w:rPr>
-        <w:t>pr</w:t>
-      </w:r>
-      <w:r>
-        <w:rPr>
-          <w:b/>
-          <w:bCs/>
-          <w:color w:val="D86DCB" w:themeColor="accent5" w:themeTint="99"/>
-          <w:sz w:val="32"/>
-          <w:szCs w:val="32"/>
-        </w:rPr>
-        <w:t>int(</w:t>
-      </w:r>
-      <w:proofErr w:type="gramStart"/>
-      <w:r>
-        <w:rPr>
-          <w:b/>
-          <w:bCs/>
-          <w:color w:val="D86DCB" w:themeColor="accent5" w:themeTint="99"/>
-          <w:sz w:val="32"/>
-          <w:szCs w:val="32"/>
-        </w:rPr>
-        <w:t>square(</w:t>
-      </w:r>
-      <w:proofErr w:type="gramEnd"/>
-      <w:r>
-        <w:rPr>
-          <w:b/>
-          <w:bCs/>
-          <w:color w:val="D86DCB" w:themeColor="accent5" w:themeTint="99"/>
-          <w:sz w:val="32"/>
-          <w:szCs w:val="32"/>
-        </w:rPr>
-        <w:t>5))</w:t>
-      </w:r>
-      <w:r>
-        <w:rPr>
-          <w:b/>
-          <w:bCs/>
-          <w:color w:val="D86DCB" w:themeColor="accent5" w:themeTint="99"/>
-          <w:sz w:val="32"/>
-          <w:szCs w:val="32"/>
-        </w:rPr>
-        <w:t xml:space="preserve"> # 25</w:t>
-      </w:r>
-    </w:p>
-    <w:p>
-      <w:pPr>
-        <w:jc w:val="both"/>
-        <w:rPr>
-          <w:sz w:val="32"/>
-          <w:szCs w:val="32"/>
-        </w:rPr>
-      </w:pPr>
-    </w:p>
-    <w:p>
-      <w:pPr>
-        <w:jc w:val="both"/>
-        <w:rPr>
-          <w:sz w:val="32"/>
-          <w:szCs w:val="32"/>
-        </w:rPr>
-      </w:pPr>
-      <w:r>
-        <w:rPr>
+          <w:rFonts w:ascii="Carlito" w:hAnsi="Carlito" w:cs="Carlito"/>
+          <w:b/>
+          <w:bCs/>
+          <w:color w:val="D86DCB" w:themeColor="accent5" w:themeTint="99"/>
+          <w:sz w:val="32"/>
+          <w:szCs w:val="32"/>
+        </w:rPr>
+      </w:pPr>
+      <w:r>
+        <w:rPr>
+          <w:rFonts w:ascii="Carlito" w:hAnsi="Carlito" w:cs="Carlito"/>
+          <w:b/>
+          <w:bCs/>
+          <w:color w:val="D86DCB" w:themeColor="accent5" w:themeTint="99"/>
+          <w:sz w:val="32"/>
+          <w:szCs w:val="32"/>
+        </w:rPr>
+        <w:t>square = lambda x : x * x</w:t>
+      </w:r>
+    </w:p>
+    <w:p>
+      <w:pPr>
+        <w:jc w:val="both"/>
+        <w:rPr>
+          <w:rFonts w:ascii="Carlito" w:hAnsi="Carlito" w:cs="Carlito"/>
+          <w:b/>
+          <w:bCs/>
+          <w:color w:val="D86DCB" w:themeColor="accent5" w:themeTint="99"/>
+          <w:sz w:val="32"/>
+          <w:szCs w:val="32"/>
+        </w:rPr>
+      </w:pPr>
+      <w:r>
+        <w:rPr>
+          <w:rFonts w:ascii="Carlito" w:hAnsi="Carlito" w:cs="Carlito"/>
+          <w:b/>
+          <w:bCs/>
+          <w:color w:val="D86DCB" w:themeColor="accent5" w:themeTint="99"/>
+          <w:sz w:val="32"/>
+          <w:szCs w:val="32"/>
+        </w:rPr>
+        <w:t>print(square(5)) # 25</w:t>
+      </w:r>
+    </w:p>
+    <w:p>
+      <w:pPr>
+        <w:jc w:val="both"/>
+        <w:rPr>
+          <w:rFonts w:ascii="Carlito" w:hAnsi="Carlito" w:cs="Carlito"/>
+          <w:sz w:val="32"/>
+          <w:szCs w:val="32"/>
+        </w:rPr>
+      </w:pPr>
+    </w:p>
+    <w:p>
+      <w:pPr>
+        <w:jc w:val="both"/>
+        <w:rPr>
+          <w:rFonts w:ascii="Carlito" w:hAnsi="Carlito" w:cs="Carlito"/>
+          <w:sz w:val="32"/>
+          <w:szCs w:val="32"/>
+        </w:rPr>
+      </w:pPr>
+      <w:r>
+        <w:rPr>
+          <w:rFonts w:ascii="Carlito" w:hAnsi="Carlito" w:cs="Carlito"/>
           <w:sz w:val="32"/>
           <w:szCs w:val="32"/>
         </w:rPr>
@@ -597,12 +533,14 @@
       <w:pPr>
         <w:jc w:val="both"/>
         <w:rPr>
-          <w:sz w:val="32"/>
-          <w:szCs w:val="32"/>
-        </w:rPr>
-      </w:pPr>
-      <w:r>
-        <w:rPr>
+          <w:rFonts w:ascii="Carlito" w:hAnsi="Carlito" w:cs="Carlito"/>
+          <w:sz w:val="32"/>
+          <w:szCs w:val="32"/>
+        </w:rPr>
+      </w:pPr>
+      <w:r>
+        <w:rPr>
+          <w:rFonts w:ascii="Carlito" w:hAnsi="Carlito" w:cs="Carlito"/>
           <w:sz w:val="32"/>
           <w:szCs w:val="32"/>
         </w:rPr>
@@ -613,172 +551,112 @@
       <w:pPr>
         <w:jc w:val="both"/>
         <w:rPr>
-          <w:b/>
-          <w:bCs/>
-          <w:color w:val="D86DCB" w:themeColor="accent5" w:themeTint="99"/>
-          <w:sz w:val="32"/>
-          <w:szCs w:val="32"/>
-        </w:rPr>
-      </w:pPr>
-      <w:r>
-        <w:rPr>
-          <w:b/>
-          <w:bCs/>
-          <w:color w:val="D86DCB" w:themeColor="accent5" w:themeTint="99"/>
-          <w:sz w:val="32"/>
-          <w:szCs w:val="32"/>
-        </w:rPr>
-        <w:t xml:space="preserve">add = lambda a, </w:t>
-      </w:r>
-      <w:proofErr w:type="gramStart"/>
-      <w:r>
-        <w:rPr>
-          <w:b/>
-          <w:bCs/>
-          <w:color w:val="D86DCB" w:themeColor="accent5" w:themeTint="99"/>
-          <w:sz w:val="32"/>
-          <w:szCs w:val="32"/>
-        </w:rPr>
-        <w:t>b :</w:t>
-      </w:r>
-      <w:proofErr w:type="gramEnd"/>
-      <w:r>
-        <w:rPr>
-          <w:b/>
-          <w:bCs/>
-          <w:color w:val="D86DCB" w:themeColor="accent5" w:themeTint="99"/>
-          <w:sz w:val="32"/>
-          <w:szCs w:val="32"/>
-        </w:rPr>
-        <w:t xml:space="preserve"> a + b</w:t>
-      </w:r>
-    </w:p>
-    <w:p>
-      <w:pPr>
-        <w:jc w:val="both"/>
-        <w:rPr>
-          <w:b/>
-          <w:bCs/>
-          <w:color w:val="D86DCB" w:themeColor="accent5" w:themeTint="99"/>
-          <w:sz w:val="32"/>
-          <w:szCs w:val="32"/>
-        </w:rPr>
-      </w:pPr>
-      <w:proofErr w:type="gramStart"/>
-      <w:r>
-        <w:rPr>
-          <w:b/>
-          <w:bCs/>
-          <w:color w:val="D86DCB" w:themeColor="accent5" w:themeTint="99"/>
-          <w:sz w:val="32"/>
-          <w:szCs w:val="32"/>
-        </w:rPr>
-        <w:t>print(</w:t>
-      </w:r>
-      <w:proofErr w:type="gramEnd"/>
-      <w:r>
-        <w:rPr>
-          <w:b/>
-          <w:bCs/>
-          <w:color w:val="D86DCB" w:themeColor="accent5" w:themeTint="99"/>
-          <w:sz w:val="32"/>
-          <w:szCs w:val="32"/>
-        </w:rPr>
-        <w:t>add(10 ,20)) # 30</w:t>
-      </w:r>
-    </w:p>
-    <w:p>
-      <w:pPr>
-        <w:jc w:val="both"/>
-        <w:rPr>
-          <w:sz w:val="32"/>
-          <w:szCs w:val="32"/>
-        </w:rPr>
-      </w:pPr>
-    </w:p>
-    <w:p>
-      <w:pPr>
-        <w:jc w:val="both"/>
-        <w:rPr>
-          <w:sz w:val="32"/>
-          <w:szCs w:val="32"/>
-        </w:rPr>
-      </w:pPr>
-      <w:r>
-        <w:rPr>
+          <w:rFonts w:ascii="Carlito" w:hAnsi="Carlito" w:cs="Carlito"/>
+          <w:b/>
+          <w:bCs/>
+          <w:color w:val="D86DCB" w:themeColor="accent5" w:themeTint="99"/>
+          <w:sz w:val="32"/>
+          <w:szCs w:val="32"/>
+        </w:rPr>
+      </w:pPr>
+      <w:r>
+        <w:rPr>
+          <w:rFonts w:ascii="Carlito" w:hAnsi="Carlito" w:cs="Carlito"/>
+          <w:b/>
+          <w:bCs/>
+          <w:color w:val="D86DCB" w:themeColor="accent5" w:themeTint="99"/>
+          <w:sz w:val="32"/>
+          <w:szCs w:val="32"/>
+        </w:rPr>
+        <w:t>add = lambda a, b : a + b</w:t>
+      </w:r>
+    </w:p>
+    <w:p>
+      <w:pPr>
+        <w:jc w:val="both"/>
+        <w:rPr>
+          <w:rFonts w:ascii="Carlito" w:hAnsi="Carlito" w:cs="Carlito"/>
+          <w:b/>
+          <w:bCs/>
+          <w:color w:val="D86DCB" w:themeColor="accent5" w:themeTint="99"/>
+          <w:sz w:val="32"/>
+          <w:szCs w:val="32"/>
+        </w:rPr>
+      </w:pPr>
+      <w:r>
+        <w:rPr>
+          <w:rFonts w:ascii="Carlito" w:hAnsi="Carlito" w:cs="Carlito"/>
+          <w:b/>
+          <w:bCs/>
+          <w:color w:val="D86DCB" w:themeColor="accent5" w:themeTint="99"/>
+          <w:sz w:val="32"/>
+          <w:szCs w:val="32"/>
+        </w:rPr>
+        <w:t>print(add(10 ,20)) # 30</w:t>
+      </w:r>
+    </w:p>
+    <w:p>
+      <w:pPr>
+        <w:jc w:val="both"/>
+        <w:rPr>
+          <w:rFonts w:ascii="Carlito" w:hAnsi="Carlito" w:cs="Carlito"/>
+          <w:sz w:val="32"/>
+          <w:szCs w:val="32"/>
+        </w:rPr>
+      </w:pPr>
+    </w:p>
+    <w:p>
+      <w:pPr>
+        <w:jc w:val="both"/>
+        <w:rPr>
+          <w:rFonts w:ascii="Carlito" w:hAnsi="Carlito" w:cs="Carlito"/>
+          <w:sz w:val="32"/>
+          <w:szCs w:val="32"/>
+        </w:rPr>
+      </w:pPr>
+      <w:r>
+        <w:rPr>
+          <w:rFonts w:ascii="Carlito" w:hAnsi="Carlito" w:cs="Carlito"/>
           <w:sz w:val="32"/>
           <w:szCs w:val="32"/>
         </w:rPr>
         <w:lastRenderedPageBreak/>
-        <w:t xml:space="preserve">Using Lambda with </w:t>
-      </w:r>
-      <w:proofErr w:type="gramStart"/>
-      <w:r>
-        <w:rPr>
-          <w:sz w:val="32"/>
-          <w:szCs w:val="32"/>
-        </w:rPr>
-        <w:t>map(</w:t>
-      </w:r>
-      <w:proofErr w:type="gramEnd"/>
-      <w:r>
-        <w:rPr>
-          <w:sz w:val="32"/>
-          <w:szCs w:val="32"/>
-        </w:rPr>
-        <w:t>) Function:</w:t>
-      </w:r>
-    </w:p>
-    <w:p>
-      <w:pPr>
-        <w:jc w:val="both"/>
-        <w:rPr>
-          <w:sz w:val="32"/>
-          <w:szCs w:val="32"/>
-        </w:rPr>
-      </w:pPr>
-      <w:r>
-        <w:rPr>
-          <w:sz w:val="32"/>
-          <w:szCs w:val="32"/>
-        </w:rPr>
-        <w:t xml:space="preserve"># </w:t>
-      </w:r>
-      <w:r>
-        <w:rPr>
-          <w:sz w:val="32"/>
-          <w:szCs w:val="32"/>
-        </w:rPr>
-        <w:t>This is where lambda is used most often.</w:t>
-      </w:r>
-      <w:r>
-        <w:rPr>
-          <w:sz w:val="32"/>
-          <w:szCs w:val="32"/>
-        </w:rPr>
-        <w:t xml:space="preserve"> </w:t>
-      </w:r>
-      <w:r>
-        <w:rPr>
-          <w:sz w:val="32"/>
-          <w:szCs w:val="32"/>
-        </w:rPr>
-        <w:t>Instead of writing:</w:t>
-      </w:r>
-    </w:p>
-    <w:p>
-      <w:pPr>
-        <w:jc w:val="both"/>
-        <w:rPr>
-          <w:b/>
-          <w:bCs/>
-          <w:color w:val="D86DCB" w:themeColor="accent5" w:themeTint="99"/>
-          <w:sz w:val="32"/>
-          <w:szCs w:val="32"/>
-        </w:rPr>
-      </w:pPr>
-      <w:r>
-        <w:rPr>
+        <w:t>Using Lambda with map() Function:</w:t>
+      </w:r>
+    </w:p>
+    <w:p>
+      <w:pPr>
+        <w:jc w:val="both"/>
+        <w:rPr>
+          <w:rFonts w:ascii="Carlito" w:hAnsi="Carlito" w:cs="Carlito"/>
+          <w:sz w:val="32"/>
+          <w:szCs w:val="32"/>
+        </w:rPr>
+      </w:pPr>
+      <w:r>
+        <w:rPr>
+          <w:rFonts w:ascii="Carlito" w:hAnsi="Carlito" w:cs="Carlito"/>
+          <w:sz w:val="32"/>
+          <w:szCs w:val="32"/>
+        </w:rPr>
+        <w:t># This is where lambda is used most often. Instead of writing:</w:t>
+      </w:r>
+    </w:p>
+    <w:p>
+      <w:pPr>
+        <w:jc w:val="both"/>
+        <w:rPr>
+          <w:rFonts w:ascii="Carlito" w:hAnsi="Carlito" w:cs="Carlito"/>
+          <w:b/>
+          <w:bCs/>
+          <w:color w:val="D86DCB" w:themeColor="accent5" w:themeTint="99"/>
+          <w:sz w:val="32"/>
+          <w:szCs w:val="32"/>
+        </w:rPr>
+      </w:pPr>
+      <w:r>
+        <w:rPr>
+          <w:rFonts w:ascii="Carlito" w:hAnsi="Carlito" w:cs="Carlito"/>
           <w:b/>
           <w:bCs/>
           <w:color w:val="D86DCB" w:themeColor="accent5" w:themeTint="99"/>
@@ -792,15 +670,17 @@
       <w:pPr>
         <w:jc w:val="both"/>
         <w:rPr>
-          <w:b/>
-          <w:bCs/>
-          <w:color w:val="D86DCB" w:themeColor="accent5" w:themeTint="99"/>
-          <w:sz w:val="32"/>
-          <w:szCs w:val="32"/>
-        </w:rPr>
-      </w:pPr>
-      <w:r>
-        <w:rPr>
+          <w:rFonts w:ascii="Carlito" w:hAnsi="Carlito" w:cs="Carlito"/>
+          <w:b/>
+          <w:bCs/>
+          <w:color w:val="D86DCB" w:themeColor="accent5" w:themeTint="99"/>
+          <w:sz w:val="32"/>
+          <w:szCs w:val="32"/>
+        </w:rPr>
+      </w:pPr>
+      <w:r>
+        <w:rPr>
+          <w:rFonts w:ascii="Carlito" w:hAnsi="Carlito" w:cs="Carlito"/>
           <w:b/>
           <w:bCs/>
           <w:color w:val="D86DCB" w:themeColor="accent5" w:themeTint="99"/>
@@ -814,15 +694,17 @@
       <w:pPr>
         <w:jc w:val="both"/>
         <w:rPr>
-          <w:b/>
-          <w:bCs/>
-          <w:color w:val="D86DCB" w:themeColor="accent5" w:themeTint="99"/>
-          <w:sz w:val="32"/>
-          <w:szCs w:val="32"/>
-        </w:rPr>
-      </w:pPr>
-      <w:r>
-        <w:rPr>
+          <w:rFonts w:ascii="Carlito" w:hAnsi="Carlito" w:cs="Carlito"/>
+          <w:b/>
+          <w:bCs/>
+          <w:color w:val="D86DCB" w:themeColor="accent5" w:themeTint="99"/>
+          <w:sz w:val="32"/>
+          <w:szCs w:val="32"/>
+        </w:rPr>
+      </w:pPr>
+      <w:r>
+        <w:rPr>
+          <w:rFonts w:ascii="Carlito" w:hAnsi="Carlito" w:cs="Carlito"/>
           <w:b/>
           <w:bCs/>
           <w:color w:val="D86DCB" w:themeColor="accent5" w:themeTint="99"/>
@@ -836,88 +718,62 @@
       <w:pPr>
         <w:jc w:val="both"/>
         <w:rPr>
-          <w:b/>
-          <w:bCs/>
-          <w:color w:val="D86DCB" w:themeColor="accent5" w:themeTint="99"/>
-          <w:sz w:val="32"/>
-          <w:szCs w:val="32"/>
-        </w:rPr>
-      </w:pPr>
-      <w:r>
-        <w:rPr>
-          <w:b/>
-          <w:bCs/>
-          <w:color w:val="D86DCB" w:themeColor="accent5" w:themeTint="99"/>
-          <w:sz w:val="32"/>
-          <w:szCs w:val="32"/>
-        </w:rPr>
-        <w:t xml:space="preserve">result = </w:t>
-      </w:r>
-      <w:proofErr w:type="gramStart"/>
-      <w:r>
-        <w:rPr>
-          <w:b/>
-          <w:bCs/>
-          <w:color w:val="D86DCB" w:themeColor="accent5" w:themeTint="99"/>
-          <w:sz w:val="32"/>
-          <w:szCs w:val="32"/>
-        </w:rPr>
-        <w:t>list(</w:t>
-      </w:r>
-      <w:proofErr w:type="gramEnd"/>
-      <w:r>
-        <w:rPr>
-          <w:b/>
-          <w:bCs/>
-          <w:color w:val="D86DCB" w:themeColor="accent5" w:themeTint="99"/>
-          <w:sz w:val="32"/>
-          <w:szCs w:val="32"/>
-        </w:rPr>
-        <w:t>map(double, numbers))</w:t>
-      </w:r>
-    </w:p>
-    <w:p>
-      <w:pPr>
-        <w:jc w:val="both"/>
-        <w:rPr>
-          <w:b/>
-          <w:bCs/>
-          <w:color w:val="D86DCB" w:themeColor="accent5" w:themeTint="99"/>
-          <w:sz w:val="32"/>
-          <w:szCs w:val="32"/>
-        </w:rPr>
-      </w:pPr>
-      <w:r>
-        <w:rPr>
-          <w:b/>
-          <w:bCs/>
-          <w:color w:val="D86DCB" w:themeColor="accent5" w:themeTint="99"/>
-          <w:sz w:val="32"/>
-          <w:szCs w:val="32"/>
-        </w:rPr>
-        <w:t>print(result) #</w:t>
-      </w:r>
-      <w:r>
-        <w:rPr>
-          <w:b/>
-          <w:bCs/>
-          <w:color w:val="D86DCB" w:themeColor="accent5" w:themeTint="99"/>
-          <w:sz w:val="32"/>
-          <w:szCs w:val="32"/>
-        </w:rPr>
-        <w:t xml:space="preserve"> [2, 4, 6, 8]</w:t>
-      </w:r>
-    </w:p>
-    <w:p>
-      <w:pPr>
-        <w:jc w:val="both"/>
-        <w:rPr>
-          <w:sz w:val="32"/>
-          <w:szCs w:val="32"/>
-        </w:rPr>
-      </w:pPr>
-      <w:r>
-        <w:rPr>
+          <w:rFonts w:ascii="Carlito" w:hAnsi="Carlito" w:cs="Carlito"/>
+          <w:b/>
+          <w:bCs/>
+          <w:color w:val="D86DCB" w:themeColor="accent5" w:themeTint="99"/>
+          <w:sz w:val="32"/>
+          <w:szCs w:val="32"/>
+        </w:rPr>
+      </w:pPr>
+      <w:r>
+        <w:rPr>
+          <w:rFonts w:ascii="Carlito" w:hAnsi="Carlito" w:cs="Carlito"/>
+          <w:b/>
+          <w:bCs/>
+          <w:color w:val="D86DCB" w:themeColor="accent5" w:themeTint="99"/>
+          <w:sz w:val="32"/>
+          <w:szCs w:val="32"/>
+        </w:rPr>
+        <w:t>result = list(map(double, numbers))</w:t>
+      </w:r>
+    </w:p>
+    <w:p>
+      <w:pPr>
+        <w:jc w:val="both"/>
+        <w:rPr>
+          <w:rFonts w:ascii="Carlito" w:hAnsi="Carlito" w:cs="Carlito"/>
+          <w:b/>
+          <w:bCs/>
+          <w:color w:val="D86DCB" w:themeColor="accent5" w:themeTint="99"/>
+          <w:sz w:val="32"/>
+          <w:szCs w:val="32"/>
+        </w:rPr>
+      </w:pPr>
+      <w:r>
+        <w:rPr>
+          <w:rFonts w:ascii="Carlito" w:hAnsi="Carlito" w:cs="Carlito"/>
+          <w:b/>
+          <w:bCs/>
+          <w:color w:val="D86DCB" w:themeColor="accent5" w:themeTint="99"/>
+          <w:sz w:val="32"/>
+          <w:szCs w:val="32"/>
+        </w:rPr>
+        <w:t>print(result) # [2, 4, 6, 8]</w:t>
+      </w:r>
+    </w:p>
+    <w:p>
+      <w:pPr>
+        <w:jc w:val="both"/>
+        <w:rPr>
+          <w:rFonts w:ascii="Carlito" w:hAnsi="Carlito" w:cs="Carlito"/>
+          <w:sz w:val="32"/>
+          <w:szCs w:val="32"/>
+        </w:rPr>
+      </w:pPr>
+      <w:r>
+        <w:rPr>
+          <w:rFonts w:ascii="Carlito" w:hAnsi="Carlito" w:cs="Carlito"/>
           <w:sz w:val="32"/>
           <w:szCs w:val="32"/>
         </w:rPr>
@@ -925,6 +781,7 @@
       </w:r>
       <w:r>
         <w:rPr>
+          <w:rFonts w:ascii="Carlito" w:hAnsi="Carlito" w:cs="Carlito"/>
           <w:b/>
           <w:bCs/>
           <w:sz w:val="32"/>
@@ -937,15 +794,17 @@
       <w:pPr>
         <w:jc w:val="both"/>
         <w:rPr>
-          <w:b/>
-          <w:bCs/>
-          <w:color w:val="D86DCB" w:themeColor="accent5" w:themeTint="99"/>
-          <w:sz w:val="32"/>
-          <w:szCs w:val="32"/>
-        </w:rPr>
-      </w:pPr>
-      <w:r>
-        <w:rPr>
+          <w:rFonts w:ascii="Carlito" w:hAnsi="Carlito" w:cs="Carlito"/>
+          <w:b/>
+          <w:bCs/>
+          <w:color w:val="D86DCB" w:themeColor="accent5" w:themeTint="99"/>
+          <w:sz w:val="32"/>
+          <w:szCs w:val="32"/>
+        </w:rPr>
+      </w:pPr>
+      <w:r>
+        <w:rPr>
+          <w:rFonts w:ascii="Carlito" w:hAnsi="Carlito" w:cs="Carlito"/>
           <w:b/>
           <w:bCs/>
           <w:color w:val="D86DCB" w:themeColor="accent5" w:themeTint="99"/>
@@ -959,59 +818,41 @@
       <w:pPr>
         <w:jc w:val="both"/>
         <w:rPr>
-          <w:b/>
-          <w:bCs/>
-          <w:color w:val="D86DCB" w:themeColor="accent5" w:themeTint="99"/>
-          <w:sz w:val="32"/>
-          <w:szCs w:val="32"/>
-        </w:rPr>
-      </w:pPr>
-      <w:r>
-        <w:rPr>
-          <w:b/>
-          <w:bCs/>
-          <w:color w:val="D86DCB" w:themeColor="accent5" w:themeTint="99"/>
-          <w:sz w:val="32"/>
-          <w:szCs w:val="32"/>
-        </w:rPr>
-        <w:t xml:space="preserve">result = </w:t>
-      </w:r>
-      <w:proofErr w:type="gramStart"/>
-      <w:r>
-        <w:rPr>
-          <w:b/>
-          <w:bCs/>
-          <w:color w:val="D86DCB" w:themeColor="accent5" w:themeTint="99"/>
-          <w:sz w:val="32"/>
-          <w:szCs w:val="32"/>
-        </w:rPr>
-        <w:t>list(</w:t>
-      </w:r>
-      <w:proofErr w:type="gramEnd"/>
-      <w:r>
-        <w:rPr>
-          <w:b/>
-          <w:bCs/>
-          <w:color w:val="D86DCB" w:themeColor="accent5" w:themeTint="99"/>
-          <w:sz w:val="32"/>
-          <w:szCs w:val="32"/>
-        </w:rPr>
-        <w:t>map(lambda x: x * 2, numbers))</w:t>
-      </w:r>
-    </w:p>
-    <w:p>
-      <w:pPr>
-        <w:jc w:val="both"/>
-        <w:rPr>
-          <w:b/>
-          <w:bCs/>
-          <w:color w:val="D86DCB" w:themeColor="accent5" w:themeTint="99"/>
-          <w:sz w:val="32"/>
-          <w:szCs w:val="32"/>
-        </w:rPr>
-      </w:pPr>
-      <w:r>
-        <w:rPr>
+          <w:rFonts w:ascii="Carlito" w:hAnsi="Carlito" w:cs="Carlito"/>
+          <w:b/>
+          <w:bCs/>
+          <w:color w:val="D86DCB" w:themeColor="accent5" w:themeTint="99"/>
+          <w:sz w:val="32"/>
+          <w:szCs w:val="32"/>
+        </w:rPr>
+      </w:pPr>
+      <w:r>
+        <w:rPr>
+          <w:rFonts w:ascii="Carlito" w:hAnsi="Carlito" w:cs="Carlito"/>
+          <w:b/>
+          <w:bCs/>
+          <w:color w:val="D86DCB" w:themeColor="accent5" w:themeTint="99"/>
+          <w:sz w:val="32"/>
+          <w:szCs w:val="32"/>
+        </w:rPr>
+        <w:t>result = list(map(lambda x: x * 2, numbers))</w:t>
+      </w:r>
+    </w:p>
+    <w:p>
+      <w:pPr>
+        <w:jc w:val="both"/>
+        <w:rPr>
+          <w:rFonts w:ascii="Carlito" w:hAnsi="Carlito" w:cs="Carlito"/>
+          <w:b/>
+          <w:bCs/>
+          <w:color w:val="D86DCB" w:themeColor="accent5" w:themeTint="99"/>
+          <w:sz w:val="32"/>
+          <w:szCs w:val="32"/>
+        </w:rPr>
+      </w:pPr>
+      <w:r>
+        <w:rPr>
+          <w:rFonts w:ascii="Carlito" w:hAnsi="Carlito" w:cs="Carlito"/>
           <w:b/>
           <w:bCs/>
           <w:color w:val="D86DCB" w:themeColor="accent5" w:themeTint="99"/>
@@ -1025,100 +866,63 @@
       <w:pPr>
         <w:jc w:val="both"/>
         <w:rPr>
-          <w:sz w:val="32"/>
-          <w:szCs w:val="32"/>
-        </w:rPr>
-      </w:pPr>
-    </w:p>
-    <w:p>
-      <w:pPr>
-        <w:jc w:val="both"/>
-        <w:rPr>
-          <w:sz w:val="32"/>
-          <w:szCs w:val="32"/>
-        </w:rPr>
-      </w:pPr>
-      <w:r>
-        <w:rPr>
-          <w:sz w:val="32"/>
-          <w:szCs w:val="32"/>
-        </w:rPr>
-        <w:t xml:space="preserve">Using Lambda with </w:t>
-      </w:r>
-      <w:proofErr w:type="gramStart"/>
-      <w:r>
-        <w:rPr>
-          <w:sz w:val="32"/>
-          <w:szCs w:val="32"/>
-        </w:rPr>
-        <w:t>sorted(</w:t>
-      </w:r>
-      <w:proofErr w:type="gramEnd"/>
-      <w:r>
-        <w:rPr>
-          <w:sz w:val="32"/>
-          <w:szCs w:val="32"/>
-        </w:rPr>
-        <w:t>)</w:t>
-      </w:r>
-      <w:r>
-        <w:rPr>
-          <w:sz w:val="32"/>
-          <w:szCs w:val="32"/>
-        </w:rPr>
-        <w:t>:</w:t>
-      </w:r>
-    </w:p>
-    <w:p>
-      <w:pPr>
-        <w:jc w:val="both"/>
-        <w:rPr>
-          <w:sz w:val="32"/>
-          <w:szCs w:val="32"/>
-        </w:rPr>
-      </w:pPr>
-      <w:r>
-        <w:rPr>
-          <w:sz w:val="32"/>
-          <w:szCs w:val="32"/>
-        </w:rPr>
-        <w:t xml:space="preserve"># </w:t>
-      </w:r>
-      <w:r>
-        <w:rPr>
-          <w:sz w:val="32"/>
-          <w:szCs w:val="32"/>
-        </w:rPr>
-        <w:t xml:space="preserve">Suppose </w:t>
-      </w:r>
-      <w:r>
-        <w:rPr>
-          <w:sz w:val="32"/>
-          <w:szCs w:val="32"/>
-        </w:rPr>
-        <w:t>we</w:t>
-      </w:r>
-      <w:r>
-        <w:rPr>
-          <w:sz w:val="32"/>
-          <w:szCs w:val="32"/>
-        </w:rPr>
-        <w:t xml:space="preserve"> have a list of tuples</w:t>
-      </w:r>
-    </w:p>
-    <w:p>
-      <w:pPr>
-        <w:jc w:val="both"/>
-        <w:rPr>
-          <w:b/>
-          <w:bCs/>
-          <w:color w:val="D86DCB" w:themeColor="accent5" w:themeTint="99"/>
-          <w:sz w:val="32"/>
-          <w:szCs w:val="32"/>
-        </w:rPr>
-      </w:pPr>
-      <w:r>
-        <w:rPr>
+          <w:rFonts w:ascii="Carlito" w:hAnsi="Carlito" w:cs="Carlito"/>
+          <w:sz w:val="32"/>
+          <w:szCs w:val="32"/>
+        </w:rPr>
+      </w:pPr>
+    </w:p>
+    <w:p>
+      <w:pPr>
+        <w:jc w:val="both"/>
+        <w:rPr>
+          <w:rFonts w:ascii="Carlito" w:hAnsi="Carlito" w:cs="Carlito"/>
+          <w:sz w:val="32"/>
+          <w:szCs w:val="32"/>
+        </w:rPr>
+      </w:pPr>
+      <w:r>
+        <w:rPr>
+          <w:rFonts w:ascii="Carlito" w:hAnsi="Carlito" w:cs="Carlito"/>
+          <w:sz w:val="32"/>
+          <w:szCs w:val="32"/>
+        </w:rPr>
+        <w:t>Using Lambda with sorted():</w:t>
+      </w:r>
+    </w:p>
+    <w:p>
+      <w:pPr>
+        <w:jc w:val="both"/>
+        <w:rPr>
+          <w:rFonts w:ascii="Carlito" w:hAnsi="Carlito" w:cs="Carlito"/>
+          <w:sz w:val="32"/>
+          <w:szCs w:val="32"/>
+        </w:rPr>
+      </w:pPr>
+      <w:r>
+        <w:rPr>
+          <w:rFonts w:ascii="Carlito" w:hAnsi="Carlito" w:cs="Carlito"/>
+          <w:sz w:val="32"/>
+          <w:szCs w:val="32"/>
+        </w:rPr>
+        <w:t># Suppose we have a list of tuples</w:t>
+      </w:r>
+    </w:p>
+    <w:p>
+      <w:pPr>
+        <w:jc w:val="both"/>
+        <w:rPr>
+          <w:rFonts w:ascii="Carlito" w:hAnsi="Carlito" w:cs="Carlito"/>
+          <w:b/>
+          <w:bCs/>
+          <w:color w:val="D86DCB" w:themeColor="accent5" w:themeTint="99"/>
+          <w:sz w:val="32"/>
+          <w:szCs w:val="32"/>
+        </w:rPr>
+      </w:pPr>
+      <w:r>
+        <w:rPr>
+          <w:rFonts w:ascii="Carlito" w:hAnsi="Carlito" w:cs="Carlito"/>
           <w:b/>
           <w:bCs/>
           <w:color w:val="D86DCB" w:themeColor="accent5" w:themeTint="99"/>
@@ -1132,15 +936,17 @@
       <w:pPr>
         <w:jc w:val="both"/>
         <w:rPr>
-          <w:b/>
-          <w:bCs/>
-          <w:color w:val="D86DCB" w:themeColor="accent5" w:themeTint="99"/>
-          <w:sz w:val="32"/>
-          <w:szCs w:val="32"/>
-        </w:rPr>
-      </w:pPr>
-      <w:r>
-        <w:rPr>
+          <w:rFonts w:ascii="Carlito" w:hAnsi="Carlito" w:cs="Carlito"/>
+          <w:b/>
+          <w:bCs/>
+          <w:color w:val="D86DCB" w:themeColor="accent5" w:themeTint="99"/>
+          <w:sz w:val="32"/>
+          <w:szCs w:val="32"/>
+        </w:rPr>
+      </w:pPr>
+      <w:r>
+        <w:rPr>
+          <w:rFonts w:ascii="Carlito" w:hAnsi="Carlito" w:cs="Carlito"/>
           <w:b/>
           <w:bCs/>
           <w:color w:val="D86DCB" w:themeColor="accent5" w:themeTint="99"/>
@@ -1154,15 +960,17 @@
       <w:pPr>
         <w:jc w:val="both"/>
         <w:rPr>
-          <w:b/>
-          <w:bCs/>
-          <w:color w:val="D86DCB" w:themeColor="accent5" w:themeTint="99"/>
-          <w:sz w:val="32"/>
-          <w:szCs w:val="32"/>
-        </w:rPr>
-      </w:pPr>
-      <w:r>
-        <w:rPr>
+          <w:rFonts w:ascii="Carlito" w:hAnsi="Carlito" w:cs="Carlito"/>
+          <w:b/>
+          <w:bCs/>
+          <w:color w:val="D86DCB" w:themeColor="accent5" w:themeTint="99"/>
+          <w:sz w:val="32"/>
+          <w:szCs w:val="32"/>
+        </w:rPr>
+      </w:pPr>
+      <w:r>
+        <w:rPr>
+          <w:rFonts w:ascii="Carlito" w:hAnsi="Carlito" w:cs="Carlito"/>
           <w:b/>
           <w:bCs/>
           <w:color w:val="D86DCB" w:themeColor="accent5" w:themeTint="99"/>
@@ -1176,15 +984,17 @@
       <w:pPr>
         <w:jc w:val="both"/>
         <w:rPr>
-          <w:b/>
-          <w:bCs/>
-          <w:color w:val="D86DCB" w:themeColor="accent5" w:themeTint="99"/>
-          <w:sz w:val="32"/>
-          <w:szCs w:val="32"/>
-        </w:rPr>
-      </w:pPr>
-      <w:r>
-        <w:rPr>
+          <w:rFonts w:ascii="Carlito" w:hAnsi="Carlito" w:cs="Carlito"/>
+          <w:b/>
+          <w:bCs/>
+          <w:color w:val="D86DCB" w:themeColor="accent5" w:themeTint="99"/>
+          <w:sz w:val="32"/>
+          <w:szCs w:val="32"/>
+        </w:rPr>
+      </w:pPr>
+      <w:r>
+        <w:rPr>
+          <w:rFonts w:ascii="Carlito" w:hAnsi="Carlito" w:cs="Carlito"/>
           <w:b/>
           <w:bCs/>
           <w:color w:val="D86DCB" w:themeColor="accent5" w:themeTint="99"/>
@@ -1198,15 +1008,17 @@
       <w:pPr>
         <w:jc w:val="both"/>
         <w:rPr>
-          <w:b/>
-          <w:bCs/>
-          <w:color w:val="D86DCB" w:themeColor="accent5" w:themeTint="99"/>
-          <w:sz w:val="32"/>
-          <w:szCs w:val="32"/>
-        </w:rPr>
-      </w:pPr>
-      <w:r>
-        <w:rPr>
+          <w:rFonts w:ascii="Carlito" w:hAnsi="Carlito" w:cs="Carlito"/>
+          <w:b/>
+          <w:bCs/>
+          <w:color w:val="D86DCB" w:themeColor="accent5" w:themeTint="99"/>
+          <w:sz w:val="32"/>
+          <w:szCs w:val="32"/>
+        </w:rPr>
+      </w:pPr>
+      <w:r>
+        <w:rPr>
+          <w:rFonts w:ascii="Carlito" w:hAnsi="Carlito" w:cs="Carlito"/>
           <w:b/>
           <w:bCs/>
           <w:color w:val="D86DCB" w:themeColor="accent5" w:themeTint="99"/>
@@ -1220,12 +1032,14 @@
       <w:pPr>
         <w:jc w:val="both"/>
         <w:rPr>
-          <w:sz w:val="32"/>
-          <w:szCs w:val="32"/>
-        </w:rPr>
-      </w:pPr>
-      <w:r>
-        <w:rPr>
+          <w:rFonts w:ascii="Carlito" w:hAnsi="Carlito" w:cs="Carlito"/>
+          <w:sz w:val="32"/>
+          <w:szCs w:val="32"/>
+        </w:rPr>
+      </w:pPr>
+      <w:r>
+        <w:rPr>
+          <w:rFonts w:ascii="Carlito" w:hAnsi="Carlito" w:cs="Carlito"/>
           <w:sz w:val="32"/>
           <w:szCs w:val="32"/>
         </w:rPr>
@@ -1233,35 +1047,17 @@
       </w:r>
       <w:r>
         <w:rPr>
-          <w:b/>
-          <w:bCs/>
-          <w:sz w:val="32"/>
-          <w:szCs w:val="32"/>
-        </w:rPr>
-        <w:t xml:space="preserve">lambda student: </w:t>
-      </w:r>
-      <w:proofErr w:type="gramStart"/>
-      <w:r>
-        <w:rPr>
-          <w:b/>
-          <w:bCs/>
-          <w:sz w:val="32"/>
-          <w:szCs w:val="32"/>
-        </w:rPr>
-        <w:t>student[</w:t>
-      </w:r>
-      <w:proofErr w:type="gramEnd"/>
-      <w:r>
-        <w:rPr>
-          <w:b/>
-          <w:bCs/>
-          <w:sz w:val="32"/>
-          <w:szCs w:val="32"/>
-        </w:rPr>
-        <w:t>1]</w:t>
-      </w:r>
-      <w:r>
-        <w:rPr>
+          <w:rFonts w:ascii="Carlito" w:hAnsi="Carlito" w:cs="Carlito"/>
+          <w:b/>
+          <w:bCs/>
+          <w:sz w:val="32"/>
+          <w:szCs w:val="32"/>
+        </w:rPr>
+        <w:t>lambda student: student[1]</w:t>
+      </w:r>
+      <w:r>
+        <w:rPr>
+          <w:rFonts w:ascii="Carlito" w:hAnsi="Carlito" w:cs="Carlito"/>
           <w:sz w:val="32"/>
           <w:szCs w:val="32"/>
         </w:rPr>
@@ -1272,59 +1068,41 @@
       <w:pPr>
         <w:jc w:val="both"/>
         <w:rPr>
-          <w:b/>
-          <w:bCs/>
-          <w:color w:val="D86DCB" w:themeColor="accent5" w:themeTint="99"/>
-          <w:sz w:val="32"/>
-          <w:szCs w:val="32"/>
-        </w:rPr>
-      </w:pPr>
-      <w:r>
-        <w:rPr>
-          <w:b/>
-          <w:bCs/>
-          <w:color w:val="D86DCB" w:themeColor="accent5" w:themeTint="99"/>
-          <w:sz w:val="32"/>
-          <w:szCs w:val="32"/>
-        </w:rPr>
-        <w:t xml:space="preserve">students = </w:t>
-      </w:r>
-      <w:proofErr w:type="gramStart"/>
-      <w:r>
-        <w:rPr>
-          <w:b/>
-          <w:bCs/>
-          <w:color w:val="D86DCB" w:themeColor="accent5" w:themeTint="99"/>
-          <w:sz w:val="32"/>
-          <w:szCs w:val="32"/>
-        </w:rPr>
-        <w:t>sorted(</w:t>
-      </w:r>
-      <w:proofErr w:type="gramEnd"/>
-      <w:r>
-        <w:rPr>
-          <w:b/>
-          <w:bCs/>
-          <w:color w:val="D86DCB" w:themeColor="accent5" w:themeTint="99"/>
-          <w:sz w:val="32"/>
-          <w:szCs w:val="32"/>
-        </w:rPr>
-        <w:t>students, key=lambda student: student[1])</w:t>
-      </w:r>
-    </w:p>
-    <w:p>
-      <w:pPr>
-        <w:jc w:val="both"/>
-        <w:rPr>
-          <w:b/>
-          <w:bCs/>
-          <w:color w:val="D86DCB" w:themeColor="accent5" w:themeTint="99"/>
-          <w:sz w:val="32"/>
-          <w:szCs w:val="32"/>
-        </w:rPr>
-      </w:pPr>
-      <w:r>
-        <w:rPr>
+          <w:rFonts w:ascii="Carlito" w:hAnsi="Carlito" w:cs="Carlito"/>
+          <w:b/>
+          <w:bCs/>
+          <w:color w:val="D86DCB" w:themeColor="accent5" w:themeTint="99"/>
+          <w:sz w:val="32"/>
+          <w:szCs w:val="32"/>
+        </w:rPr>
+      </w:pPr>
+      <w:r>
+        <w:rPr>
+          <w:rFonts w:ascii="Carlito" w:hAnsi="Carlito" w:cs="Carlito"/>
+          <w:b/>
+          <w:bCs/>
+          <w:color w:val="D86DCB" w:themeColor="accent5" w:themeTint="99"/>
+          <w:sz w:val="32"/>
+          <w:szCs w:val="32"/>
+        </w:rPr>
+        <w:t>students = sorted(students, key=lambda student: student[1])</w:t>
+      </w:r>
+    </w:p>
+    <w:p>
+      <w:pPr>
+        <w:jc w:val="both"/>
+        <w:rPr>
+          <w:rFonts w:ascii="Carlito" w:hAnsi="Carlito" w:cs="Carlito"/>
+          <w:b/>
+          <w:bCs/>
+          <w:color w:val="D86DCB" w:themeColor="accent5" w:themeTint="99"/>
+          <w:sz w:val="32"/>
+          <w:szCs w:val="32"/>
+        </w:rPr>
+      </w:pPr>
+      <w:r>
+        <w:rPr>
+          <w:rFonts w:ascii="Carlito" w:hAnsi="Carlito" w:cs="Carlito"/>
           <w:b/>
           <w:bCs/>
           <w:color w:val="D86DCB" w:themeColor="accent5" w:themeTint="99"/>
@@ -1338,21 +1116,24 @@
       <w:pPr>
         <w:jc w:val="both"/>
         <w:rPr>
-          <w:sz w:val="32"/>
-          <w:szCs w:val="32"/>
-        </w:rPr>
-      </w:pPr>
-    </w:p>
-    <w:p>
-      <w:pPr>
-        <w:jc w:val="both"/>
-        <w:rPr>
-          <w:sz w:val="32"/>
-          <w:szCs w:val="32"/>
-        </w:rPr>
-      </w:pPr>
-      <w:r>
-        <w:rPr>
+          <w:rFonts w:ascii="Carlito" w:hAnsi="Carlito" w:cs="Carlito"/>
+          <w:sz w:val="32"/>
+          <w:szCs w:val="32"/>
+        </w:rPr>
+      </w:pPr>
+    </w:p>
+    <w:p>
+      <w:pPr>
+        <w:jc w:val="both"/>
+        <w:rPr>
+          <w:rFonts w:ascii="Carlito" w:hAnsi="Carlito" w:cs="Carlito"/>
+          <w:sz w:val="32"/>
+          <w:szCs w:val="32"/>
+        </w:rPr>
+      </w:pPr>
+      <w:r>
+        <w:rPr>
+          <w:rFonts w:ascii="Carlito" w:hAnsi="Carlito" w:cs="Carlito"/>
           <w:sz w:val="32"/>
           <w:szCs w:val="32"/>
         </w:rPr>
@@ -1363,12 +1144,14 @@
       <w:pPr>
         <w:jc w:val="both"/>
         <w:rPr>
-          <w:sz w:val="32"/>
-          <w:szCs w:val="32"/>
-        </w:rPr>
-      </w:pPr>
-      <w:r>
-        <w:rPr>
+          <w:rFonts w:ascii="Carlito" w:hAnsi="Carlito" w:cs="Carlito"/>
+          <w:sz w:val="32"/>
+          <w:szCs w:val="32"/>
+        </w:rPr>
+      </w:pPr>
+      <w:r>
+        <w:rPr>
+          <w:rFonts w:ascii="Carlito" w:hAnsi="Carlito" w:cs="Carlito"/>
           <w:sz w:val="32"/>
           <w:szCs w:val="32"/>
         </w:rPr>
@@ -1384,12 +1167,14 @@
         </w:numPr>
         <w:jc w:val="both"/>
         <w:rPr>
-          <w:sz w:val="32"/>
-          <w:szCs w:val="32"/>
-        </w:rPr>
-      </w:pPr>
-      <w:r>
-        <w:rPr>
+          <w:rFonts w:ascii="Carlito" w:hAnsi="Carlito" w:cs="Carlito"/>
+          <w:sz w:val="32"/>
+          <w:szCs w:val="32"/>
+        </w:rPr>
+      </w:pPr>
+      <w:r>
+        <w:rPr>
+          <w:rFonts w:ascii="Carlito" w:hAnsi="Carlito" w:cs="Carlito"/>
           <w:sz w:val="32"/>
           <w:szCs w:val="32"/>
         </w:rPr>
@@ -1405,12 +1190,14 @@
         </w:numPr>
         <w:jc w:val="both"/>
         <w:rPr>
-          <w:sz w:val="32"/>
-          <w:szCs w:val="32"/>
-        </w:rPr>
-      </w:pPr>
-      <w:r>
-        <w:rPr>
+          <w:rFonts w:ascii="Carlito" w:hAnsi="Carlito" w:cs="Carlito"/>
+          <w:sz w:val="32"/>
+          <w:szCs w:val="32"/>
+        </w:rPr>
+      </w:pPr>
+      <w:r>
+        <w:rPr>
+          <w:rFonts w:ascii="Carlito" w:hAnsi="Carlito" w:cs="Carlito"/>
           <w:sz w:val="32"/>
           <w:szCs w:val="32"/>
         </w:rPr>
@@ -1426,39 +1213,32 @@
         </w:numPr>
         <w:jc w:val="both"/>
         <w:rPr>
-          <w:sz w:val="32"/>
-          <w:szCs w:val="32"/>
-        </w:rPr>
-      </w:pPr>
-      <w:r>
-        <w:rPr>
+          <w:rFonts w:ascii="Carlito" w:hAnsi="Carlito" w:cs="Carlito"/>
+          <w:sz w:val="32"/>
+          <w:szCs w:val="32"/>
+        </w:rPr>
+      </w:pPr>
+      <w:r>
+        <w:rPr>
+          <w:rFonts w:ascii="Carlito" w:hAnsi="Carlito" w:cs="Carlito"/>
           <w:sz w:val="32"/>
           <w:szCs w:val="32"/>
         </w:rPr>
         <w:t xml:space="preserve">We're passing a function to another function like </w:t>
       </w:r>
-      <w:proofErr w:type="gramStart"/>
-      <w:r>
-        <w:rPr>
-          <w:b/>
-          <w:bCs/>
-          <w:sz w:val="32"/>
-          <w:szCs w:val="32"/>
-        </w:rPr>
-        <w:t>map(</w:t>
-      </w:r>
-      <w:proofErr w:type="gramEnd"/>
-      <w:r>
-        <w:rPr>
-          <w:b/>
-          <w:bCs/>
-          <w:sz w:val="32"/>
-          <w:szCs w:val="32"/>
-        </w:rPr>
-        <w:t>)</w:t>
-      </w:r>
-      <w:r>
-        <w:rPr>
+      <w:r>
+        <w:rPr>
+          <w:rFonts w:ascii="Carlito" w:hAnsi="Carlito" w:cs="Carlito"/>
+          <w:b/>
+          <w:bCs/>
+          <w:sz w:val="32"/>
+          <w:szCs w:val="32"/>
+        </w:rPr>
+        <w:t>map()</w:t>
+      </w:r>
+      <w:r>
+        <w:rPr>
+          <w:rFonts w:ascii="Carlito" w:hAnsi="Carlito" w:cs="Carlito"/>
           <w:sz w:val="32"/>
           <w:szCs w:val="32"/>
         </w:rPr>
@@ -1466,6 +1246,7 @@
       </w:r>
       <w:r>
         <w:rPr>
+          <w:rFonts w:ascii="Carlito" w:hAnsi="Carlito" w:cs="Carlito"/>
           <w:b/>
           <w:bCs/>
           <w:sz w:val="32"/>
@@ -1475,6 +1256,7 @@
       </w:r>
       <w:r>
         <w:rPr>
+          <w:rFonts w:ascii="Carlito" w:hAnsi="Carlito" w:cs="Carlito"/>
           <w:sz w:val="32"/>
           <w:szCs w:val="32"/>
         </w:rPr>
@@ -1482,6 +1264,7 @@
       </w:r>
       <w:r>
         <w:rPr>
+          <w:rFonts w:ascii="Carlito" w:hAnsi="Carlito" w:cs="Carlito"/>
           <w:b/>
           <w:bCs/>
           <w:sz w:val="32"/>
@@ -1494,21 +1277,24 @@
       <w:pPr>
         <w:jc w:val="both"/>
         <w:rPr>
-          <w:sz w:val="32"/>
-          <w:szCs w:val="32"/>
-        </w:rPr>
-      </w:pPr>
-    </w:p>
-    <w:p>
-      <w:pPr>
-        <w:jc w:val="both"/>
-        <w:rPr>
-          <w:sz w:val="32"/>
-          <w:szCs w:val="32"/>
-        </w:rPr>
-      </w:pPr>
-      <w:r>
-        <w:rPr>
+          <w:rFonts w:ascii="Carlito" w:hAnsi="Carlito" w:cs="Carlito"/>
+          <w:sz w:val="32"/>
+          <w:szCs w:val="32"/>
+        </w:rPr>
+      </w:pPr>
+    </w:p>
+    <w:p>
+      <w:pPr>
+        <w:jc w:val="both"/>
+        <w:rPr>
+          <w:rFonts w:ascii="Carlito" w:hAnsi="Carlito" w:cs="Carlito"/>
+          <w:sz w:val="32"/>
+          <w:szCs w:val="32"/>
+        </w:rPr>
+      </w:pPr>
+      <w:r>
+        <w:rPr>
+          <w:rFonts w:ascii="Carlito" w:hAnsi="Carlito" w:cs="Carlito"/>
           <w:sz w:val="32"/>
           <w:szCs w:val="32"/>
         </w:rPr>
@@ -1522,8 +1308,8 @@
         <w:tblLook w:val="04A0" w:firstRow="1" w:lastRow="0" w:firstColumn="1" w:lastColumn="0" w:noHBand="0" w:noVBand="1"/>
       </w:tblPr>
       <w:tblGrid>
-        <w:gridCol w:w="4448"/>
-        <w:gridCol w:w="4568"/>
+        <w:gridCol w:w="4417"/>
+        <w:gridCol w:w="4596"/>
       </w:tblGrid>
       <w:tr>
         <w:trPr>
@@ -1540,12 +1326,14 @@
               <w:spacing w:after="160" w:line="278" w:lineRule="auto"/>
               <w:jc w:val="both"/>
               <w:rPr>
+                <w:rFonts w:ascii="Carlito" w:hAnsi="Carlito" w:cs="Carlito"/>
                 <w:sz w:val="32"/>
                 <w:szCs w:val="32"/>
               </w:rPr>
             </w:pPr>
             <w:r>
               <w:rPr>
+                <w:rFonts w:ascii="Carlito" w:hAnsi="Carlito" w:cs="Carlito"/>
                 <w:sz w:val="32"/>
                 <w:szCs w:val="32"/>
               </w:rPr>
@@ -1564,12 +1352,14 @@
               <w:jc w:val="both"/>
               <w:cnfStyle w:val="100000000000" w:firstRow="1" w:lastRow="0" w:firstColumn="0" w:lastColumn="0" w:oddVBand="0" w:evenVBand="0" w:oddHBand="0" w:evenHBand="0" w:firstRowFirstColumn="0" w:firstRowLastColumn="0" w:lastRowFirstColumn="0" w:lastRowLastColumn="0"/>
               <w:rPr>
+                <w:rFonts w:ascii="Carlito" w:hAnsi="Carlito" w:cs="Carlito"/>
                 <w:sz w:val="32"/>
                 <w:szCs w:val="32"/>
               </w:rPr>
             </w:pPr>
             <w:r>
               <w:rPr>
+                <w:rFonts w:ascii="Carlito" w:hAnsi="Carlito" w:cs="Carlito"/>
                 <w:sz w:val="32"/>
                 <w:szCs w:val="32"/>
               </w:rPr>
@@ -1593,6 +1383,7 @@
               <w:spacing w:after="160" w:line="278" w:lineRule="auto"/>
               <w:jc w:val="both"/>
               <w:rPr>
+                <w:rFonts w:ascii="Carlito" w:hAnsi="Carlito" w:cs="Carlito"/>
                 <w:b w:val="0"/>
                 <w:bCs w:val="0"/>
                 <w:sz w:val="32"/>
@@ -1601,6 +1392,7 @@
             </w:pPr>
             <w:r>
               <w:rPr>
+                <w:rFonts w:ascii="Carlito" w:hAnsi="Carlito" w:cs="Carlito"/>
                 <w:b w:val="0"/>
                 <w:bCs w:val="0"/>
                 <w:sz w:val="32"/>
@@ -1610,6 +1402,7 @@
             </w:r>
             <w:r>
               <w:rPr>
+                <w:rFonts w:ascii="Carlito" w:hAnsi="Carlito" w:cs="Carlito"/>
                 <w:sz w:val="32"/>
                 <w:szCs w:val="32"/>
               </w:rPr>
@@ -1617,6 +1410,7 @@
             </w:r>
             <w:r>
               <w:rPr>
+                <w:rFonts w:ascii="Carlito" w:hAnsi="Carlito" w:cs="Carlito"/>
                 <w:b w:val="0"/>
                 <w:bCs w:val="0"/>
                 <w:sz w:val="32"/>
@@ -1637,12 +1431,14 @@
               <w:jc w:val="both"/>
               <w:cnfStyle w:val="000000100000" w:firstRow="0" w:lastRow="0" w:firstColumn="0" w:lastColumn="0" w:oddVBand="0" w:evenVBand="0" w:oddHBand="1" w:evenHBand="0" w:firstRowFirstColumn="0" w:firstRowLastColumn="0" w:lastRowFirstColumn="0" w:lastRowLastColumn="0"/>
               <w:rPr>
+                <w:rFonts w:ascii="Carlito" w:hAnsi="Carlito" w:cs="Carlito"/>
                 <w:sz w:val="32"/>
                 <w:szCs w:val="32"/>
               </w:rPr>
             </w:pPr>
             <w:r>
               <w:rPr>
+                <w:rFonts w:ascii="Carlito" w:hAnsi="Carlito" w:cs="Carlito"/>
                 <w:sz w:val="32"/>
                 <w:szCs w:val="32"/>
               </w:rPr>
@@ -1663,6 +1459,7 @@
               <w:spacing w:after="160" w:line="278" w:lineRule="auto"/>
               <w:jc w:val="both"/>
               <w:rPr>
+                <w:rFonts w:ascii="Carlito" w:hAnsi="Carlito" w:cs="Carlito"/>
                 <w:b w:val="0"/>
                 <w:bCs w:val="0"/>
                 <w:sz w:val="32"/>
@@ -1671,6 +1468,7 @@
             </w:pPr>
             <w:r>
               <w:rPr>
+                <w:rFonts w:ascii="Carlito" w:hAnsi="Carlito" w:cs="Carlito"/>
                 <w:b w:val="0"/>
                 <w:bCs w:val="0"/>
                 <w:sz w:val="32"/>
@@ -1691,12 +1489,14 @@
               <w:jc w:val="both"/>
               <w:cnfStyle w:val="000000000000" w:firstRow="0" w:lastRow="0" w:firstColumn="0" w:lastColumn="0" w:oddVBand="0" w:evenVBand="0" w:oddHBand="0" w:evenHBand="0" w:firstRowFirstColumn="0" w:firstRowLastColumn="0" w:lastRowFirstColumn="0" w:lastRowLastColumn="0"/>
               <w:rPr>
+                <w:rFonts w:ascii="Carlito" w:hAnsi="Carlito" w:cs="Carlito"/>
                 <w:sz w:val="32"/>
                 <w:szCs w:val="32"/>
               </w:rPr>
             </w:pPr>
             <w:r>
               <w:rPr>
+                <w:rFonts w:ascii="Carlito" w:hAnsi="Carlito" w:cs="Carlito"/>
                 <w:sz w:val="32"/>
                 <w:szCs w:val="32"/>
               </w:rPr>
@@ -1720,6 +1520,7 @@
               <w:spacing w:after="160" w:line="278" w:lineRule="auto"/>
               <w:jc w:val="both"/>
               <w:rPr>
+                <w:rFonts w:ascii="Carlito" w:hAnsi="Carlito" w:cs="Carlito"/>
                 <w:b w:val="0"/>
                 <w:bCs w:val="0"/>
                 <w:sz w:val="32"/>
@@ -1728,6 +1529,7 @@
             </w:pPr>
             <w:r>
               <w:rPr>
+                <w:rFonts w:ascii="Carlito" w:hAnsi="Carlito" w:cs="Carlito"/>
                 <w:b w:val="0"/>
                 <w:bCs w:val="0"/>
                 <w:sz w:val="32"/>
@@ -1737,6 +1539,7 @@
             </w:r>
             <w:r>
               <w:rPr>
+                <w:rFonts w:ascii="Carlito" w:hAnsi="Carlito" w:cs="Carlito"/>
                 <w:sz w:val="32"/>
                 <w:szCs w:val="32"/>
               </w:rPr>
@@ -1755,12 +1558,14 @@
               <w:jc w:val="both"/>
               <w:cnfStyle w:val="000000100000" w:firstRow="0" w:lastRow="0" w:firstColumn="0" w:lastColumn="0" w:oddVBand="0" w:evenVBand="0" w:oddHBand="1" w:evenHBand="0" w:firstRowFirstColumn="0" w:firstRowLastColumn="0" w:lastRowFirstColumn="0" w:lastRowLastColumn="0"/>
               <w:rPr>
+                <w:rFonts w:ascii="Carlito" w:hAnsi="Carlito" w:cs="Carlito"/>
                 <w:sz w:val="32"/>
                 <w:szCs w:val="32"/>
               </w:rPr>
             </w:pPr>
             <w:r>
               <w:rPr>
+                <w:rFonts w:ascii="Carlito" w:hAnsi="Carlito" w:cs="Carlito"/>
                 <w:sz w:val="32"/>
                 <w:szCs w:val="32"/>
               </w:rPr>
@@ -1781,6 +1586,7 @@
               <w:spacing w:after="160" w:line="278" w:lineRule="auto"/>
               <w:jc w:val="both"/>
               <w:rPr>
+                <w:rFonts w:ascii="Carlito" w:hAnsi="Carlito" w:cs="Carlito"/>
                 <w:b w:val="0"/>
                 <w:bCs w:val="0"/>
                 <w:sz w:val="32"/>
@@ -1789,6 +1595,7 @@
             </w:pPr>
             <w:r>
               <w:rPr>
+                <w:rFonts w:ascii="Carlito" w:hAnsi="Carlito" w:cs="Carlito"/>
                 <w:b w:val="0"/>
                 <w:bCs w:val="0"/>
                 <w:sz w:val="32"/>
@@ -1809,12 +1616,14 @@
               <w:jc w:val="both"/>
               <w:cnfStyle w:val="000000000000" w:firstRow="0" w:lastRow="0" w:firstColumn="0" w:lastColumn="0" w:oddVBand="0" w:evenVBand="0" w:oddHBand="0" w:evenHBand="0" w:firstRowFirstColumn="0" w:firstRowLastColumn="0" w:lastRowFirstColumn="0" w:lastRowLastColumn="0"/>
               <w:rPr>
+                <w:rFonts w:ascii="Carlito" w:hAnsi="Carlito" w:cs="Carlito"/>
                 <w:sz w:val="32"/>
                 <w:szCs w:val="32"/>
               </w:rPr>
             </w:pPr>
             <w:r>
               <w:rPr>
+                <w:rFonts w:ascii="Carlito" w:hAnsi="Carlito" w:cs="Carlito"/>
                 <w:sz w:val="32"/>
                 <w:szCs w:val="32"/>
               </w:rPr>
@@ -1828,15 +1637,17 @@
       <w:pPr>
         <w:jc w:val="both"/>
         <w:rPr>
-          <w:sz w:val="32"/>
-          <w:szCs w:val="32"/>
-        </w:rPr>
-      </w:pPr>
-    </w:p>
-    <w:p>
-      <w:pPr>
-        <w:jc w:val="both"/>
-        <w:rPr>
+          <w:rFonts w:ascii="Carlito" w:hAnsi="Carlito" w:cs="Carlito"/>
+          <w:sz w:val="32"/>
+          <w:szCs w:val="32"/>
+        </w:rPr>
+      </w:pPr>
+    </w:p>
+    <w:p>
+      <w:pPr>
+        <w:jc w:val="both"/>
+        <w:rPr>
+          <w:rFonts w:ascii="Carlito" w:hAnsi="Carlito" w:cs="Carlito"/>
           <w:sz w:val="32"/>
           <w:szCs w:val="32"/>
         </w:rPr>
@@ -1846,12 +1657,14 @@
       <w:pPr>
         <w:jc w:val="center"/>
         <w:rPr>
-          <w:sz w:val="32"/>
-          <w:szCs w:val="32"/>
-        </w:rPr>
-      </w:pPr>
-      <w:r>
-        <w:rPr>
+          <w:rFonts w:ascii="Carlito" w:hAnsi="Carlito" w:cs="Carlito"/>
+          <w:sz w:val="32"/>
+          <w:szCs w:val="32"/>
+        </w:rPr>
+      </w:pPr>
+      <w:r>
+        <w:rPr>
+          <w:rFonts w:ascii="Carlito" w:hAnsi="Carlito" w:cs="Carlito"/>
           <w:sz w:val="32"/>
           <w:szCs w:val="32"/>
         </w:rPr>
@@ -1862,23 +1675,26 @@
       <w:pPr>
         <w:jc w:val="both"/>
         <w:rPr>
-          <w:sz w:val="32"/>
-          <w:szCs w:val="32"/>
-        </w:rPr>
-      </w:pPr>
-    </w:p>
-    <w:p>
-      <w:pPr>
-        <w:jc w:val="both"/>
-        <w:rPr>
-          <w:b/>
-          <w:bCs/>
-          <w:sz w:val="32"/>
-          <w:szCs w:val="32"/>
-        </w:rPr>
-      </w:pPr>
-      <w:r>
-        <w:rPr>
+          <w:rFonts w:ascii="Carlito" w:hAnsi="Carlito" w:cs="Carlito"/>
+          <w:sz w:val="32"/>
+          <w:szCs w:val="32"/>
+        </w:rPr>
+      </w:pPr>
+    </w:p>
+    <w:p>
+      <w:pPr>
+        <w:jc w:val="both"/>
+        <w:rPr>
+          <w:rFonts w:ascii="Carlito" w:hAnsi="Carlito" w:cs="Carlito"/>
+          <w:b/>
+          <w:bCs/>
+          <w:sz w:val="32"/>
+          <w:szCs w:val="32"/>
+        </w:rPr>
+      </w:pPr>
+      <w:r>
+        <w:rPr>
+          <w:rFonts w:ascii="Carlito" w:hAnsi="Carlito" w:cs="Carlito"/>
           <w:b/>
           <w:bCs/>
           <w:sz w:val="32"/>
@@ -1891,12 +1707,14 @@
       <w:pPr>
         <w:jc w:val="both"/>
         <w:rPr>
-          <w:sz w:val="32"/>
-          <w:szCs w:val="32"/>
-        </w:rPr>
-      </w:pPr>
-      <w:r>
-        <w:rPr>
+          <w:rFonts w:ascii="Carlito" w:hAnsi="Carlito" w:cs="Carlito"/>
+          <w:sz w:val="32"/>
+          <w:szCs w:val="32"/>
+        </w:rPr>
+      </w:pPr>
+      <w:r>
+        <w:rPr>
+          <w:rFonts w:ascii="Carlito" w:hAnsi="Carlito" w:cs="Carlito"/>
           <w:sz w:val="32"/>
           <w:szCs w:val="32"/>
         </w:rPr>
@@ -1904,6 +1722,7 @@
       </w:r>
       <w:r>
         <w:rPr>
+          <w:rFonts w:ascii="Carlito" w:hAnsi="Carlito" w:cs="Carlito"/>
           <w:b/>
           <w:bCs/>
           <w:sz w:val="32"/>
@@ -1913,6 +1732,7 @@
       </w:r>
       <w:r>
         <w:rPr>
+          <w:rFonts w:ascii="Carlito" w:hAnsi="Carlito" w:cs="Carlito"/>
           <w:sz w:val="32"/>
           <w:szCs w:val="32"/>
         </w:rPr>
@@ -1920,44 +1740,17 @@
       </w:r>
       <w:r>
         <w:rPr>
-          <w:b/>
-          <w:bCs/>
-          <w:sz w:val="32"/>
-          <w:szCs w:val="32"/>
-        </w:rPr>
-        <w:t xml:space="preserve"> </w:t>
-      </w:r>
-      <w:proofErr w:type="spellStart"/>
-      <w:r>
-        <w:rPr>
-          <w:b/>
-          <w:bCs/>
-          <w:sz w:val="32"/>
-          <w:szCs w:val="32"/>
-        </w:rPr>
-        <w:t>VoidCallba</w:t>
-      </w:r>
-      <w:r>
-        <w:rPr>
-          <w:b/>
-          <w:bCs/>
-          <w:sz w:val="32"/>
-          <w:szCs w:val="32"/>
-        </w:rPr>
-        <w:t>c</w:t>
-      </w:r>
-      <w:r>
-        <w:rPr>
-          <w:b/>
-          <w:bCs/>
-          <w:sz w:val="32"/>
-          <w:szCs w:val="32"/>
-        </w:rPr>
-        <w:t>k</w:t>
-      </w:r>
-      <w:proofErr w:type="spellEnd"/>
-      <w:r>
-        <w:rPr>
+          <w:rFonts w:ascii="Carlito" w:hAnsi="Carlito" w:cs="Carlito"/>
+          <w:b/>
+          <w:bCs/>
+          <w:sz w:val="32"/>
+          <w:szCs w:val="32"/>
+        </w:rPr>
+        <w:t xml:space="preserve"> VoidCallback</w:t>
+      </w:r>
+      <w:r>
+        <w:rPr>
+          <w:rFonts w:ascii="Carlito" w:hAnsi="Carlito" w:cs="Carlito"/>
           <w:sz w:val="32"/>
           <w:szCs w:val="32"/>
         </w:rPr>
@@ -1968,12 +1761,14 @@
       <w:pPr>
         <w:jc w:val="both"/>
         <w:rPr>
-          <w:sz w:val="32"/>
-          <w:szCs w:val="32"/>
-        </w:rPr>
-      </w:pPr>
-      <w:r>
-        <w:rPr>
+          <w:rFonts w:ascii="Carlito" w:hAnsi="Carlito" w:cs="Carlito"/>
+          <w:sz w:val="32"/>
+          <w:szCs w:val="32"/>
+        </w:rPr>
+      </w:pPr>
+      <w:r>
+        <w:rPr>
+          <w:rFonts w:ascii="Carlito" w:hAnsi="Carlito" w:cs="Carlito"/>
           <w:sz w:val="32"/>
           <w:szCs w:val="32"/>
         </w:rPr>
@@ -1989,16 +1784,17 @@
         </w:numPr>
         <w:jc w:val="both"/>
         <w:rPr>
-          <w:sz w:val="32"/>
-          <w:szCs w:val="32"/>
-        </w:rPr>
-      </w:pPr>
-      <w:r>
-        <w:rPr>
-          <w:sz w:val="32"/>
-          <w:szCs w:val="32"/>
-        </w:rPr>
-        <w:lastRenderedPageBreak/>
+          <w:rFonts w:ascii="Carlito" w:hAnsi="Carlito" w:cs="Carlito"/>
+          <w:sz w:val="32"/>
+          <w:szCs w:val="32"/>
+        </w:rPr>
+      </w:pPr>
+      <w:r>
+        <w:rPr>
+          <w:rFonts w:ascii="Carlito" w:hAnsi="Carlito" w:cs="Carlito"/>
+          <w:sz w:val="32"/>
+          <w:szCs w:val="32"/>
+        </w:rPr>
         <w:t>Store a function in a variable</w:t>
       </w:r>
     </w:p>
@@ -2011,12 +1807,14 @@
         </w:numPr>
         <w:jc w:val="both"/>
         <w:rPr>
-          <w:sz w:val="32"/>
-          <w:szCs w:val="32"/>
-        </w:rPr>
-      </w:pPr>
-      <w:r>
-        <w:rPr>
+          <w:rFonts w:ascii="Carlito" w:hAnsi="Carlito" w:cs="Carlito"/>
+          <w:sz w:val="32"/>
+          <w:szCs w:val="32"/>
+        </w:rPr>
+      </w:pPr>
+      <w:r>
+        <w:rPr>
+          <w:rFonts w:ascii="Carlito" w:hAnsi="Carlito" w:cs="Carlito"/>
           <w:sz w:val="32"/>
           <w:szCs w:val="32"/>
         </w:rPr>
@@ -2032,15 +1830,18 @@
         </w:numPr>
         <w:jc w:val="both"/>
         <w:rPr>
-          <w:sz w:val="32"/>
-          <w:szCs w:val="32"/>
-        </w:rPr>
-      </w:pPr>
-      <w:r>
-        <w:rPr>
-          <w:sz w:val="32"/>
-          <w:szCs w:val="32"/>
-        </w:rPr>
+          <w:rFonts w:ascii="Carlito" w:hAnsi="Carlito" w:cs="Carlito"/>
+          <w:sz w:val="32"/>
+          <w:szCs w:val="32"/>
+        </w:rPr>
+      </w:pPr>
+      <w:r>
+        <w:rPr>
+          <w:rFonts w:ascii="Carlito" w:hAnsi="Carlito" w:cs="Carlito"/>
+          <w:sz w:val="32"/>
+          <w:szCs w:val="32"/>
+        </w:rPr>
+        <w:lastRenderedPageBreak/>
         <w:t>Return a function from another function</w:t>
       </w:r>
     </w:p>
@@ -2048,21 +1849,24 @@
       <w:pPr>
         <w:jc w:val="both"/>
         <w:rPr>
-          <w:sz w:val="32"/>
-          <w:szCs w:val="32"/>
-        </w:rPr>
-      </w:pPr>
-    </w:p>
-    <w:p>
-      <w:pPr>
-        <w:jc w:val="both"/>
-        <w:rPr>
-          <w:sz w:val="32"/>
-          <w:szCs w:val="32"/>
-        </w:rPr>
-      </w:pPr>
-      <w:r>
-        <w:rPr>
+          <w:rFonts w:ascii="Carlito" w:hAnsi="Carlito" w:cs="Carlito"/>
+          <w:sz w:val="32"/>
+          <w:szCs w:val="32"/>
+        </w:rPr>
+      </w:pPr>
+    </w:p>
+    <w:p>
+      <w:pPr>
+        <w:jc w:val="both"/>
+        <w:rPr>
+          <w:rFonts w:ascii="Carlito" w:hAnsi="Carlito" w:cs="Carlito"/>
+          <w:sz w:val="32"/>
+          <w:szCs w:val="32"/>
+        </w:rPr>
+      </w:pPr>
+      <w:r>
+        <w:rPr>
+          <w:rFonts w:ascii="Carlito" w:hAnsi="Carlito" w:cs="Carlito"/>
           <w:sz w:val="32"/>
           <w:szCs w:val="32"/>
         </w:rPr>
@@ -2073,254 +1877,220 @@
       <w:pPr>
         <w:jc w:val="both"/>
         <w:rPr>
-          <w:sz w:val="32"/>
-          <w:szCs w:val="32"/>
-        </w:rPr>
-      </w:pPr>
-      <w:r>
-        <w:rPr>
+          <w:rFonts w:ascii="Carlito" w:hAnsi="Carlito" w:cs="Carlito"/>
+          <w:sz w:val="32"/>
+          <w:szCs w:val="32"/>
+        </w:rPr>
+      </w:pPr>
+      <w:r>
+        <w:rPr>
+          <w:rFonts w:ascii="Carlito" w:hAnsi="Carlito" w:cs="Carlito"/>
           <w:sz w:val="32"/>
           <w:szCs w:val="32"/>
         </w:rPr>
         <w:t xml:space="preserve"># Here </w:t>
       </w:r>
-      <w:proofErr w:type="gramStart"/>
-      <w:r>
-        <w:rPr>
-          <w:b/>
-          <w:bCs/>
+      <w:r>
+        <w:rPr>
+          <w:rFonts w:ascii="Carlito" w:hAnsi="Carlito" w:cs="Carlito"/>
+          <w:b/>
+          <w:bCs/>
+          <w:sz w:val="32"/>
+          <w:szCs w:val="32"/>
+        </w:rPr>
+        <w:t>greet()</w:t>
+      </w:r>
+      <w:r>
+        <w:rPr>
+          <w:rFonts w:ascii="Carlito" w:hAnsi="Carlito" w:cs="Carlito"/>
+          <w:sz w:val="32"/>
+          <w:szCs w:val="32"/>
+        </w:rPr>
+        <w:t xml:space="preserve"> function takes the </w:t>
+      </w:r>
+      <w:r>
+        <w:rPr>
+          <w:rFonts w:ascii="Carlito" w:hAnsi="Carlito" w:cs="Carlito"/>
+          <w:b/>
+          <w:bCs/>
+          <w:sz w:val="32"/>
+          <w:szCs w:val="32"/>
+        </w:rPr>
+        <w:t>done</w:t>
+      </w:r>
+      <w:r>
+        <w:rPr>
+          <w:rFonts w:ascii="Carlito" w:hAnsi="Carlito" w:cs="Carlito"/>
+          <w:sz w:val="32"/>
+          <w:szCs w:val="32"/>
+        </w:rPr>
+        <w:t xml:space="preserve"> function itself as a parameter and can be called in the </w:t>
+      </w:r>
+      <w:r>
+        <w:rPr>
+          <w:rFonts w:ascii="Carlito" w:hAnsi="Carlito" w:cs="Carlito"/>
+          <w:b/>
+          <w:bCs/>
+          <w:sz w:val="32"/>
+          <w:szCs w:val="32"/>
+        </w:rPr>
+        <w:t>greet()</w:t>
+      </w:r>
+      <w:r>
+        <w:rPr>
+          <w:rFonts w:ascii="Carlito" w:hAnsi="Carlito" w:cs="Carlito"/>
+          <w:sz w:val="32"/>
+          <w:szCs w:val="32"/>
+        </w:rPr>
+        <w:t xml:space="preserve"> function</w:t>
+      </w:r>
+    </w:p>
+    <w:p>
+      <w:pPr>
+        <w:jc w:val="both"/>
+        <w:rPr>
+          <w:rFonts w:ascii="Carlito" w:hAnsi="Carlito" w:cs="Carlito"/>
+          <w:b/>
+          <w:bCs/>
+          <w:color w:val="D86DCB" w:themeColor="accent5" w:themeTint="99"/>
+          <w:sz w:val="32"/>
+          <w:szCs w:val="32"/>
+        </w:rPr>
+      </w:pPr>
+      <w:r>
+        <w:rPr>
+          <w:rFonts w:ascii="Carlito" w:hAnsi="Carlito" w:cs="Carlito"/>
+          <w:b/>
+          <w:bCs/>
+          <w:color w:val="D86DCB" w:themeColor="accent5" w:themeTint="99"/>
+          <w:sz w:val="32"/>
+          <w:szCs w:val="32"/>
+        </w:rPr>
+        <w:t>def greet(callback):</w:t>
+      </w:r>
+    </w:p>
+    <w:p>
+      <w:pPr>
+        <w:jc w:val="both"/>
+        <w:rPr>
+          <w:rFonts w:ascii="Carlito" w:hAnsi="Carlito" w:cs="Carlito"/>
+          <w:b/>
+          <w:bCs/>
+          <w:color w:val="D86DCB" w:themeColor="accent5" w:themeTint="99"/>
+          <w:sz w:val="32"/>
+          <w:szCs w:val="32"/>
+        </w:rPr>
+      </w:pPr>
+      <w:r>
+        <w:rPr>
+          <w:rFonts w:ascii="Carlito" w:hAnsi="Carlito" w:cs="Carlito"/>
+          <w:b/>
+          <w:bCs/>
+          <w:color w:val="D86DCB" w:themeColor="accent5" w:themeTint="99"/>
+          <w:sz w:val="32"/>
+          <w:szCs w:val="32"/>
+        </w:rPr>
+        <w:t xml:space="preserve">    print("Hello")</w:t>
+      </w:r>
+    </w:p>
+    <w:p>
+      <w:pPr>
+        <w:jc w:val="both"/>
+        <w:rPr>
+          <w:rFonts w:ascii="Carlito" w:hAnsi="Carlito" w:cs="Carlito"/>
+          <w:b/>
+          <w:bCs/>
+          <w:color w:val="D86DCB" w:themeColor="accent5" w:themeTint="99"/>
+          <w:sz w:val="32"/>
+          <w:szCs w:val="32"/>
+        </w:rPr>
+      </w:pPr>
+      <w:r>
+        <w:rPr>
+          <w:rFonts w:ascii="Carlito" w:hAnsi="Carlito" w:cs="Carlito"/>
+          <w:b/>
+          <w:bCs/>
+          <w:color w:val="D86DCB" w:themeColor="accent5" w:themeTint="99"/>
+          <w:sz w:val="32"/>
+          <w:szCs w:val="32"/>
+        </w:rPr>
+        <w:t xml:space="preserve">    callback()</w:t>
+      </w:r>
+    </w:p>
+    <w:p>
+      <w:pPr>
+        <w:jc w:val="both"/>
+        <w:rPr>
+          <w:rFonts w:ascii="Carlito" w:hAnsi="Carlito" w:cs="Carlito"/>
+          <w:b/>
+          <w:bCs/>
+          <w:color w:val="D86DCB" w:themeColor="accent5" w:themeTint="99"/>
+          <w:sz w:val="32"/>
+          <w:szCs w:val="32"/>
+        </w:rPr>
+      </w:pPr>
+      <w:r>
+        <w:rPr>
+          <w:rFonts w:ascii="Carlito" w:hAnsi="Carlito" w:cs="Carlito"/>
+          <w:b/>
+          <w:bCs/>
+          <w:color w:val="D86DCB" w:themeColor="accent5" w:themeTint="99"/>
+          <w:sz w:val="32"/>
+          <w:szCs w:val="32"/>
+        </w:rPr>
+        <w:t>def done():</w:t>
+      </w:r>
+    </w:p>
+    <w:p>
+      <w:pPr>
+        <w:jc w:val="both"/>
+        <w:rPr>
+          <w:rFonts w:ascii="Carlito" w:hAnsi="Carlito" w:cs="Carlito"/>
+          <w:b/>
+          <w:bCs/>
+          <w:color w:val="D86DCB" w:themeColor="accent5" w:themeTint="99"/>
+          <w:sz w:val="32"/>
+          <w:szCs w:val="32"/>
+        </w:rPr>
+      </w:pPr>
+      <w:r>
+        <w:rPr>
+          <w:rFonts w:ascii="Carlito" w:hAnsi="Carlito" w:cs="Carlito"/>
+          <w:b/>
+          <w:bCs/>
+          <w:color w:val="D86DCB" w:themeColor="accent5" w:themeTint="99"/>
+          <w:sz w:val="32"/>
+          <w:szCs w:val="32"/>
+        </w:rPr>
+        <w:t xml:space="preserve">    print("Done")</w:t>
+      </w:r>
+    </w:p>
+    <w:p>
+      <w:pPr>
+        <w:jc w:val="both"/>
+        <w:rPr>
+          <w:rFonts w:ascii="Carlito" w:hAnsi="Carlito" w:cs="Carlito"/>
+          <w:b/>
+          <w:bCs/>
+          <w:color w:val="D86DCB" w:themeColor="accent5" w:themeTint="99"/>
+          <w:sz w:val="32"/>
+          <w:szCs w:val="32"/>
+        </w:rPr>
+      </w:pPr>
+      <w:r>
+        <w:rPr>
+          <w:rFonts w:ascii="Carlito" w:hAnsi="Carlito" w:cs="Carlito"/>
+          <w:b/>
+          <w:bCs/>
+          <w:color w:val="D86DCB" w:themeColor="accent5" w:themeTint="99"/>
           <w:sz w:val="32"/>
           <w:szCs w:val="32"/>
         </w:rPr>
         <w:t>greet(</w:t>
       </w:r>
-      <w:proofErr w:type="gramEnd"/>
-      <w:r>
-        <w:rPr>
-          <w:b/>
-          <w:bCs/>
-          <w:sz w:val="32"/>
-          <w:szCs w:val="32"/>
-        </w:rPr>
-        <w:t>)</w:t>
-      </w:r>
-      <w:r>
-        <w:rPr>
-          <w:sz w:val="32"/>
-          <w:szCs w:val="32"/>
-        </w:rPr>
-        <w:t xml:space="preserve"> function takes the </w:t>
-      </w:r>
-      <w:r>
-        <w:rPr>
-          <w:b/>
-          <w:bCs/>
-          <w:sz w:val="32"/>
-          <w:szCs w:val="32"/>
-        </w:rPr>
-        <w:t>done</w:t>
-      </w:r>
-      <w:r>
-        <w:rPr>
-          <w:sz w:val="32"/>
-          <w:szCs w:val="32"/>
-        </w:rPr>
-        <w:t xml:space="preserve"> function itself as a parameter and can be called in the </w:t>
-      </w:r>
-      <w:r>
-        <w:rPr>
-          <w:b/>
-          <w:bCs/>
-          <w:sz w:val="32"/>
-          <w:szCs w:val="32"/>
-        </w:rPr>
-        <w:t>greet()</w:t>
-      </w:r>
-      <w:r>
-        <w:rPr>
-          <w:sz w:val="32"/>
-          <w:szCs w:val="32"/>
-        </w:rPr>
-        <w:t xml:space="preserve"> function</w:t>
-      </w:r>
-    </w:p>
-    <w:p>
-      <w:pPr>
-        <w:jc w:val="both"/>
-        <w:rPr>
-          <w:b/>
-          <w:bCs/>
-          <w:color w:val="D86DCB" w:themeColor="accent5" w:themeTint="99"/>
-          <w:sz w:val="32"/>
-          <w:szCs w:val="32"/>
-        </w:rPr>
-      </w:pPr>
-      <w:r>
-        <w:rPr>
-          <w:b/>
-          <w:bCs/>
-          <w:color w:val="D86DCB" w:themeColor="accent5" w:themeTint="99"/>
-          <w:sz w:val="32"/>
-          <w:szCs w:val="32"/>
-        </w:rPr>
-        <w:t>def greet(callback):</w:t>
-      </w:r>
-    </w:p>
-    <w:p>
-      <w:pPr>
-        <w:jc w:val="both"/>
-        <w:rPr>
-          <w:b/>
-          <w:bCs/>
-          <w:color w:val="D86DCB" w:themeColor="accent5" w:themeTint="99"/>
-          <w:sz w:val="32"/>
-          <w:szCs w:val="32"/>
-        </w:rPr>
-      </w:pPr>
-      <w:r>
-        <w:rPr>
-          <w:b/>
-          <w:bCs/>
-          <w:color w:val="D86DCB" w:themeColor="accent5" w:themeTint="99"/>
-          <w:sz w:val="32"/>
-          <w:szCs w:val="32"/>
-        </w:rPr>
-        <w:t xml:space="preserve">    print("Hello")</w:t>
-      </w:r>
-    </w:p>
-    <w:p>
-      <w:pPr>
-        <w:jc w:val="both"/>
-        <w:rPr>
-          <w:b/>
-          <w:bCs/>
-          <w:color w:val="D86DCB" w:themeColor="accent5" w:themeTint="99"/>
-          <w:sz w:val="32"/>
-          <w:szCs w:val="32"/>
-        </w:rPr>
-      </w:pPr>
-      <w:r>
-        <w:rPr>
-          <w:b/>
-          <w:bCs/>
-          <w:color w:val="D86DCB" w:themeColor="accent5" w:themeTint="99"/>
-          <w:sz w:val="32"/>
-          <w:szCs w:val="32"/>
-        </w:rPr>
-        <w:t xml:space="preserve">    </w:t>
-      </w:r>
-      <w:proofErr w:type="gramStart"/>
-      <w:r>
-        <w:rPr>
-          <w:b/>
-          <w:bCs/>
-          <w:color w:val="D86DCB" w:themeColor="accent5" w:themeTint="99"/>
-          <w:sz w:val="32"/>
-          <w:szCs w:val="32"/>
-        </w:rPr>
-        <w:t>callback(</w:t>
-      </w:r>
-      <w:proofErr w:type="gramEnd"/>
-      <w:r>
-        <w:rPr>
-          <w:b/>
-          <w:bCs/>
-          <w:color w:val="D86DCB" w:themeColor="accent5" w:themeTint="99"/>
-          <w:sz w:val="32"/>
-          <w:szCs w:val="32"/>
-        </w:rPr>
-        <w:t>)</w:t>
-      </w:r>
-    </w:p>
-    <w:p>
-      <w:pPr>
-        <w:jc w:val="both"/>
-        <w:rPr>
-          <w:b/>
-          <w:bCs/>
-          <w:color w:val="D86DCB" w:themeColor="accent5" w:themeTint="99"/>
-          <w:sz w:val="32"/>
-          <w:szCs w:val="32"/>
-        </w:rPr>
-      </w:pPr>
-      <w:r>
-        <w:rPr>
-          <w:b/>
-          <w:bCs/>
-          <w:color w:val="D86DCB" w:themeColor="accent5" w:themeTint="99"/>
-          <w:sz w:val="32"/>
-          <w:szCs w:val="32"/>
-        </w:rPr>
-        <w:t xml:space="preserve">def </w:t>
-      </w:r>
-      <w:proofErr w:type="gramStart"/>
-      <w:r>
-        <w:rPr>
-          <w:b/>
-          <w:bCs/>
-          <w:color w:val="D86DCB" w:themeColor="accent5" w:themeTint="99"/>
-          <w:sz w:val="32"/>
-          <w:szCs w:val="32"/>
-        </w:rPr>
-        <w:t>done(</w:t>
-      </w:r>
-      <w:proofErr w:type="gramEnd"/>
-      <w:r>
-        <w:rPr>
-          <w:b/>
-          <w:bCs/>
-          <w:color w:val="D86DCB" w:themeColor="accent5" w:themeTint="99"/>
-          <w:sz w:val="32"/>
-          <w:szCs w:val="32"/>
-        </w:rPr>
-        <w:t>):</w:t>
-      </w:r>
-    </w:p>
-    <w:p>
-      <w:pPr>
-        <w:jc w:val="both"/>
-        <w:rPr>
-          <w:b/>
-          <w:bCs/>
-          <w:color w:val="D86DCB" w:themeColor="accent5" w:themeTint="99"/>
-          <w:sz w:val="32"/>
-          <w:szCs w:val="32"/>
-        </w:rPr>
-      </w:pPr>
-      <w:r>
-        <w:rPr>
-          <w:b/>
-          <w:bCs/>
-          <w:color w:val="D86DCB" w:themeColor="accent5" w:themeTint="99"/>
-          <w:sz w:val="32"/>
-          <w:szCs w:val="32"/>
-        </w:rPr>
-        <w:t xml:space="preserve">    print("Done")</w:t>
-      </w:r>
-    </w:p>
-    <w:p>
-      <w:pPr>
-        <w:jc w:val="both"/>
-        <w:rPr>
-          <w:b/>
-          <w:bCs/>
-          <w:color w:val="D86DCB" w:themeColor="accent5" w:themeTint="99"/>
-          <w:sz w:val="32"/>
-          <w:szCs w:val="32"/>
-        </w:rPr>
-      </w:pPr>
-      <w:r>
-        <w:rPr>
-          <w:b/>
-          <w:bCs/>
-          <w:color w:val="D86DCB" w:themeColor="accent5" w:themeTint="99"/>
-          <w:sz w:val="32"/>
-          <w:szCs w:val="32"/>
-        </w:rPr>
-        <w:t>greet(</w:t>
-      </w:r>
-      <w:r>
-        <w:rPr>
+      <w:r>
+        <w:rPr>
+          <w:rFonts w:ascii="Carlito" w:hAnsi="Carlito" w:cs="Carlito"/>
           <w:b/>
           <w:bCs/>
           <w:color w:val="D86DCB" w:themeColor="accent5" w:themeTint="99"/>
@@ -2331,45 +2101,28 @@
       </w:r>
       <w:r>
         <w:rPr>
-          <w:b/>
-          <w:bCs/>
-          <w:color w:val="D86DCB" w:themeColor="accent5" w:themeTint="99"/>
-          <w:sz w:val="32"/>
-          <w:szCs w:val="32"/>
-        </w:rPr>
-        <w:t>done</w:t>
-      </w:r>
-      <w:r>
-        <w:rPr>
-          <w:b/>
-          <w:bCs/>
-          <w:color w:val="D86DCB" w:themeColor="accent5" w:themeTint="99"/>
-          <w:sz w:val="32"/>
-          <w:szCs w:val="32"/>
-        </w:rPr>
-        <w:t>)</w:t>
-      </w:r>
-      <w:r>
-        <w:rPr>
-          <w:b/>
-          <w:bCs/>
-          <w:color w:val="D86DCB" w:themeColor="accent5" w:themeTint="99"/>
-          <w:sz w:val="32"/>
-          <w:szCs w:val="32"/>
-        </w:rPr>
-        <w:t xml:space="preserve"> # passed as a callback</w:t>
-      </w:r>
-    </w:p>
-    <w:p>
-      <w:pPr>
-        <w:jc w:val="both"/>
-        <w:rPr>
-          <w:sz w:val="32"/>
-          <w:szCs w:val="32"/>
-        </w:rPr>
-      </w:pPr>
-      <w:r>
-        <w:rPr>
+          <w:rFonts w:ascii="Carlito" w:hAnsi="Carlito" w:cs="Carlito"/>
+          <w:b/>
+          <w:bCs/>
+          <w:color w:val="D86DCB" w:themeColor="accent5" w:themeTint="99"/>
+          <w:sz w:val="32"/>
+          <w:szCs w:val="32"/>
+        </w:rPr>
+        <w:t>done) # passed as a callback</w:t>
+      </w:r>
+    </w:p>
+    <w:p>
+      <w:pPr>
+        <w:jc w:val="both"/>
+        <w:rPr>
+          <w:rFonts w:ascii="Carlito" w:hAnsi="Carlito" w:cs="Carlito"/>
+          <w:sz w:val="32"/>
+          <w:szCs w:val="32"/>
+        </w:rPr>
+      </w:pPr>
+      <w:r>
+        <w:rPr>
+          <w:rFonts w:ascii="Carlito" w:hAnsi="Carlito" w:cs="Carlito"/>
           <w:sz w:val="32"/>
           <w:szCs w:val="32"/>
         </w:rPr>
@@ -2380,6 +2133,7 @@
       <w:pPr>
         <w:jc w:val="both"/>
         <w:rPr>
+          <w:rFonts w:ascii="Carlito" w:hAnsi="Carlito" w:cs="Carlito"/>
           <w:b/>
           <w:bCs/>
           <w:sz w:val="28"/>
@@ -2388,6 +2142,7 @@
       </w:pPr>
       <w:r>
         <w:rPr>
+          <w:rFonts w:ascii="Carlito" w:hAnsi="Carlito" w:cs="Carlito"/>
           <w:b/>
           <w:bCs/>
           <w:sz w:val="28"/>
@@ -2400,6 +2155,7 @@
       <w:pPr>
         <w:jc w:val="both"/>
         <w:rPr>
+          <w:rFonts w:ascii="Carlito" w:hAnsi="Carlito" w:cs="Carlito"/>
           <w:b/>
           <w:bCs/>
           <w:sz w:val="28"/>
@@ -2408,6 +2164,7 @@
       </w:pPr>
       <w:r>
         <w:rPr>
+          <w:rFonts w:ascii="Carlito" w:hAnsi="Carlito" w:cs="Carlito"/>
           <w:b/>
           <w:bCs/>
           <w:sz w:val="28"/>
@@ -2420,21 +2177,24 @@
       <w:pPr>
         <w:jc w:val="both"/>
         <w:rPr>
-          <w:sz w:val="32"/>
-          <w:szCs w:val="32"/>
-        </w:rPr>
-      </w:pPr>
-    </w:p>
-    <w:p>
-      <w:pPr>
-        <w:jc w:val="both"/>
-        <w:rPr>
-          <w:sz w:val="32"/>
-          <w:szCs w:val="32"/>
-        </w:rPr>
-      </w:pPr>
-      <w:r>
-        <w:rPr>
+          <w:rFonts w:ascii="Carlito" w:hAnsi="Carlito" w:cs="Carlito"/>
+          <w:sz w:val="32"/>
+          <w:szCs w:val="32"/>
+        </w:rPr>
+      </w:pPr>
+    </w:p>
+    <w:p>
+      <w:pPr>
+        <w:jc w:val="both"/>
+        <w:rPr>
+          <w:rFonts w:ascii="Carlito" w:hAnsi="Carlito" w:cs="Carlito"/>
+          <w:sz w:val="32"/>
+          <w:szCs w:val="32"/>
+        </w:rPr>
+      </w:pPr>
+      <w:r>
+        <w:rPr>
+          <w:rFonts w:ascii="Carlito" w:hAnsi="Carlito" w:cs="Carlito"/>
           <w:sz w:val="32"/>
           <w:szCs w:val="32"/>
         </w:rPr>
@@ -2445,38 +2205,35 @@
       <w:pPr>
         <w:jc w:val="both"/>
         <w:rPr>
-          <w:sz w:val="32"/>
-          <w:szCs w:val="32"/>
-        </w:rPr>
-      </w:pPr>
-      <w:r>
-        <w:rPr>
-          <w:sz w:val="32"/>
-          <w:szCs w:val="32"/>
-        </w:rPr>
-        <w:t xml:space="preserve"># </w:t>
-      </w:r>
-      <w:r>
-        <w:rPr>
-          <w:sz w:val="32"/>
-          <w:szCs w:val="32"/>
-        </w:rPr>
-        <w:t>Instead of defining a separate function:</w:t>
-      </w:r>
-    </w:p>
-    <w:p>
-      <w:pPr>
-        <w:jc w:val="both"/>
-        <w:rPr>
-          <w:b/>
-          <w:bCs/>
-          <w:color w:val="D86DCB" w:themeColor="accent5" w:themeTint="99"/>
-          <w:sz w:val="32"/>
-          <w:szCs w:val="32"/>
-        </w:rPr>
-      </w:pPr>
-      <w:r>
-        <w:rPr>
+          <w:rFonts w:ascii="Carlito" w:hAnsi="Carlito" w:cs="Carlito"/>
+          <w:sz w:val="32"/>
+          <w:szCs w:val="32"/>
+        </w:rPr>
+      </w:pPr>
+      <w:r>
+        <w:rPr>
+          <w:rFonts w:ascii="Carlito" w:hAnsi="Carlito" w:cs="Carlito"/>
+          <w:sz w:val="32"/>
+          <w:szCs w:val="32"/>
+        </w:rPr>
+        <w:t># Instead of defining a separate function:</w:t>
+      </w:r>
+    </w:p>
+    <w:p>
+      <w:pPr>
+        <w:jc w:val="both"/>
+        <w:rPr>
+          <w:rFonts w:ascii="Carlito" w:hAnsi="Carlito" w:cs="Carlito"/>
+          <w:b/>
+          <w:bCs/>
+          <w:color w:val="D86DCB" w:themeColor="accent5" w:themeTint="99"/>
+          <w:sz w:val="32"/>
+          <w:szCs w:val="32"/>
+        </w:rPr>
+      </w:pPr>
+      <w:r>
+        <w:rPr>
+          <w:rFonts w:ascii="Carlito" w:hAnsi="Carlito" w:cs="Carlito"/>
           <w:b/>
           <w:bCs/>
           <w:color w:val="D86DCB" w:themeColor="accent5" w:themeTint="99"/>
@@ -2490,15 +2247,17 @@
       <w:pPr>
         <w:jc w:val="both"/>
         <w:rPr>
-          <w:b/>
-          <w:bCs/>
-          <w:color w:val="D86DCB" w:themeColor="accent5" w:themeTint="99"/>
-          <w:sz w:val="32"/>
-          <w:szCs w:val="32"/>
-        </w:rPr>
-      </w:pPr>
-      <w:r>
-        <w:rPr>
+          <w:rFonts w:ascii="Carlito" w:hAnsi="Carlito" w:cs="Carlito"/>
+          <w:b/>
+          <w:bCs/>
+          <w:color w:val="D86DCB" w:themeColor="accent5" w:themeTint="99"/>
+          <w:sz w:val="32"/>
+          <w:szCs w:val="32"/>
+        </w:rPr>
+      </w:pPr>
+      <w:r>
+        <w:rPr>
+          <w:rFonts w:ascii="Carlito" w:hAnsi="Carlito" w:cs="Carlito"/>
           <w:b/>
           <w:bCs/>
           <w:color w:val="D86DCB" w:themeColor="accent5" w:themeTint="99"/>
@@ -2512,40 +2271,74 @@
       <w:pPr>
         <w:jc w:val="both"/>
         <w:rPr>
-          <w:b/>
-          <w:bCs/>
-          <w:color w:val="D86DCB" w:themeColor="accent5" w:themeTint="99"/>
-          <w:sz w:val="32"/>
-          <w:szCs w:val="32"/>
-        </w:rPr>
-      </w:pPr>
-      <w:r>
-        <w:rPr>
-          <w:b/>
-          <w:bCs/>
-          <w:color w:val="D86DCB" w:themeColor="accent5" w:themeTint="99"/>
-          <w:sz w:val="32"/>
-          <w:szCs w:val="32"/>
-        </w:rPr>
-        <w:t xml:space="preserve">    </w:t>
-      </w:r>
-      <w:proofErr w:type="gramStart"/>
-      <w:r>
-        <w:rPr>
-          <w:b/>
-          <w:bCs/>
-          <w:color w:val="D86DCB" w:themeColor="accent5" w:themeTint="99"/>
-          <w:sz w:val="32"/>
-          <w:szCs w:val="32"/>
-        </w:rPr>
-        <w:t>callback(</w:t>
-      </w:r>
-      <w:proofErr w:type="gramEnd"/>
-      <w:r>
-        <w:rPr>
-          <w:b/>
-          <w:bCs/>
-          <w:color w:val="D86DCB" w:themeColor="accent5" w:themeTint="99"/>
+          <w:rFonts w:ascii="Carlito" w:hAnsi="Carlito" w:cs="Carlito"/>
+          <w:b/>
+          <w:bCs/>
+          <w:color w:val="D86DCB" w:themeColor="accent5" w:themeTint="99"/>
+          <w:sz w:val="32"/>
+          <w:szCs w:val="32"/>
+        </w:rPr>
+      </w:pPr>
+      <w:r>
+        <w:rPr>
+          <w:rFonts w:ascii="Carlito" w:hAnsi="Carlito" w:cs="Carlito"/>
+          <w:b/>
+          <w:bCs/>
+          <w:color w:val="D86DCB" w:themeColor="accent5" w:themeTint="99"/>
+          <w:sz w:val="32"/>
+          <w:szCs w:val="32"/>
+        </w:rPr>
+        <w:t xml:space="preserve">    callback()</w:t>
+      </w:r>
+    </w:p>
+    <w:p>
+      <w:pPr>
+        <w:jc w:val="both"/>
+        <w:rPr>
+          <w:rFonts w:ascii="Carlito" w:hAnsi="Carlito" w:cs="Carlito"/>
+          <w:sz w:val="32"/>
+          <w:szCs w:val="32"/>
+        </w:rPr>
+      </w:pPr>
+      <w:r>
+        <w:rPr>
+          <w:rFonts w:ascii="Carlito" w:hAnsi="Carlito" w:cs="Carlito"/>
+          <w:sz w:val="32"/>
+          <w:szCs w:val="32"/>
+        </w:rPr>
+        <w:t># Do this. (This is very similar to passing anonymous</w:t>
+      </w:r>
+      <w:r>
+        <w:rPr>
+          <w:rFonts w:ascii="Carlito" w:hAnsi="Carlito" w:cs="Carlito"/>
+          <w:b/>
+          <w:bCs/>
+          <w:sz w:val="32"/>
+          <w:szCs w:val="32"/>
+        </w:rPr>
+        <w:t xml:space="preserve"> () {}</w:t>
+      </w:r>
+      <w:r>
+        <w:rPr>
+          <w:rFonts w:ascii="Carlito" w:hAnsi="Carlito" w:cs="Carlito"/>
+          <w:sz w:val="32"/>
+          <w:szCs w:val="32"/>
+        </w:rPr>
+        <w:t xml:space="preserve"> function in </w:t>
+      </w:r>
+      <w:r>
+        <w:rPr>
+          <w:rFonts w:ascii="Carlito" w:hAnsi="Carlito" w:cs="Carlito"/>
+          <w:b/>
+          <w:bCs/>
+          <w:sz w:val="32"/>
+          <w:szCs w:val="32"/>
+        </w:rPr>
+        <w:t>Dart</w:t>
+      </w:r>
+      <w:r>
+        <w:rPr>
+          <w:rFonts w:ascii="Carlito" w:hAnsi="Carlito" w:cs="Carlito"/>
           <w:sz w:val="32"/>
           <w:szCs w:val="32"/>
         </w:rPr>
@@ -2556,169 +2349,50 @@
       <w:pPr>
         <w:jc w:val="both"/>
         <w:rPr>
-          <w:sz w:val="32"/>
-          <w:szCs w:val="32"/>
-        </w:rPr>
-      </w:pPr>
-      <w:r>
-        <w:rPr>
-          <w:sz w:val="32"/>
-          <w:szCs w:val="32"/>
-        </w:rPr>
-        <w:t># Do this. (</w:t>
-      </w:r>
-      <w:r>
-        <w:rPr>
-          <w:sz w:val="32"/>
-          <w:szCs w:val="32"/>
-        </w:rPr>
-        <w:t>This is very similar to passing anonymous</w:t>
-      </w:r>
-      <w:r>
-        <w:rPr>
-          <w:b/>
-          <w:bCs/>
-          <w:sz w:val="32"/>
-          <w:szCs w:val="32"/>
-        </w:rPr>
-        <w:t xml:space="preserve"> </w:t>
-      </w:r>
-      <w:r>
-        <w:rPr>
-          <w:b/>
-          <w:bCs/>
-          <w:sz w:val="32"/>
-          <w:szCs w:val="32"/>
-        </w:rPr>
-        <w:t>() {}</w:t>
-      </w:r>
-      <w:r>
-        <w:rPr>
-          <w:sz w:val="32"/>
-          <w:szCs w:val="32"/>
-        </w:rPr>
-        <w:t xml:space="preserve"> function</w:t>
-      </w:r>
-      <w:r>
-        <w:rPr>
-          <w:sz w:val="32"/>
-          <w:szCs w:val="32"/>
-        </w:rPr>
-        <w:t xml:space="preserve"> </w:t>
-      </w:r>
-      <w:r>
-        <w:rPr>
-          <w:sz w:val="32"/>
-          <w:szCs w:val="32"/>
-        </w:rPr>
-        <w:t xml:space="preserve">in </w:t>
-      </w:r>
-      <w:r>
-        <w:rPr>
-          <w:b/>
-          <w:bCs/>
-          <w:sz w:val="32"/>
-          <w:szCs w:val="32"/>
-        </w:rPr>
-        <w:t>Dart</w:t>
-      </w:r>
-      <w:r>
-        <w:rPr>
-          <w:sz w:val="32"/>
-          <w:szCs w:val="32"/>
-        </w:rPr>
-        <w:t>)</w:t>
-      </w:r>
-    </w:p>
-    <w:p>
-      <w:pPr>
-        <w:jc w:val="both"/>
-        <w:rPr>
-          <w:b/>
-          <w:bCs/>
-          <w:color w:val="D86DCB" w:themeColor="accent5" w:themeTint="99"/>
-          <w:sz w:val="32"/>
-          <w:szCs w:val="32"/>
-        </w:rPr>
-      </w:pPr>
-      <w:proofErr w:type="gramStart"/>
-      <w:r>
-        <w:rPr>
-          <w:b/>
-          <w:bCs/>
-          <w:color w:val="D86DCB" w:themeColor="accent5" w:themeTint="99"/>
+          <w:rFonts w:ascii="Carlito" w:hAnsi="Carlito" w:cs="Carlito"/>
+          <w:b/>
+          <w:bCs/>
+          <w:color w:val="D86DCB" w:themeColor="accent5" w:themeTint="99"/>
+          <w:sz w:val="32"/>
+          <w:szCs w:val="32"/>
+        </w:rPr>
+      </w:pPr>
+      <w:r>
+        <w:rPr>
+          <w:rFonts w:ascii="Carlito" w:hAnsi="Carlito" w:cs="Carlito"/>
+          <w:b/>
+          <w:bCs/>
+          <w:color w:val="D86DCB" w:themeColor="accent5" w:themeTint="99"/>
+          <w:sz w:val="32"/>
+          <w:szCs w:val="32"/>
+        </w:rPr>
+        <w:t>greet(lambda : print("Done"))</w:t>
+      </w:r>
+    </w:p>
+    <w:p>
+      <w:pPr>
+        <w:jc w:val="both"/>
+        <w:rPr>
+          <w:rFonts w:ascii="Carlito" w:hAnsi="Carlito" w:cs="Carlito"/>
+          <w:sz w:val="32"/>
+          <w:szCs w:val="32"/>
+        </w:rPr>
+      </w:pPr>
+      <w:r>
+        <w:rPr>
+          <w:rFonts w:ascii="Carlito" w:hAnsi="Carlito" w:cs="Carlito"/>
           <w:sz w:val="32"/>
           <w:szCs w:val="32"/>
         </w:rPr>
         <w:lastRenderedPageBreak/>
-        <w:t>greet(</w:t>
-      </w:r>
-      <w:proofErr w:type="gramEnd"/>
-      <w:r>
-        <w:rPr>
-          <w:b/>
-          <w:bCs/>
-          <w:color w:val="D86DCB" w:themeColor="accent5" w:themeTint="99"/>
-          <w:sz w:val="32"/>
-          <w:szCs w:val="32"/>
-        </w:rPr>
-        <w:t>lambda</w:t>
-      </w:r>
-      <w:r>
-        <w:rPr>
-          <w:b/>
-          <w:bCs/>
-          <w:color w:val="D86DCB" w:themeColor="accent5" w:themeTint="99"/>
-          <w:sz w:val="32"/>
-          <w:szCs w:val="32"/>
-        </w:rPr>
-        <w:t xml:space="preserve"> </w:t>
-      </w:r>
-      <w:r>
-        <w:rPr>
-          <w:b/>
-          <w:bCs/>
-          <w:color w:val="D86DCB" w:themeColor="accent5" w:themeTint="99"/>
-          <w:sz w:val="32"/>
-          <w:szCs w:val="32"/>
-        </w:rPr>
-        <w:t>: print("Done"))</w:t>
-      </w:r>
-    </w:p>
-    <w:p>
-      <w:pPr>
-        <w:jc w:val="both"/>
-        <w:rPr>
-          <w:sz w:val="32"/>
-          <w:szCs w:val="32"/>
-        </w:rPr>
-      </w:pPr>
-      <w:r>
-        <w:rPr>
-          <w:sz w:val="32"/>
-          <w:szCs w:val="32"/>
-        </w:rPr>
-        <w:t xml:space="preserve"># </w:t>
-      </w:r>
-      <w:r>
-        <w:rPr>
-          <w:sz w:val="32"/>
-          <w:szCs w:val="32"/>
-        </w:rPr>
-        <w:t>Output</w:t>
-      </w:r>
-      <w:r>
-        <w:rPr>
-          <w:sz w:val="32"/>
-          <w:szCs w:val="32"/>
-        </w:rPr>
-        <w:t>:</w:t>
-      </w:r>
-    </w:p>
-    <w:p>
-      <w:pPr>
-        <w:jc w:val="both"/>
-        <w:rPr>
+        <w:t># Output:</w:t>
+      </w:r>
+    </w:p>
+    <w:p>
+      <w:pPr>
+        <w:jc w:val="both"/>
+        <w:rPr>
+          <w:rFonts w:ascii="Carlito" w:hAnsi="Carlito" w:cs="Carlito"/>
           <w:b/>
           <w:bCs/>
           <w:sz w:val="28"/>
@@ -2727,6 +2401,7 @@
       </w:pPr>
       <w:r>
         <w:rPr>
+          <w:rFonts w:ascii="Carlito" w:hAnsi="Carlito" w:cs="Carlito"/>
           <w:b/>
           <w:bCs/>
           <w:sz w:val="28"/>
@@ -2739,6 +2414,7 @@
       <w:pPr>
         <w:jc w:val="both"/>
         <w:rPr>
+          <w:rFonts w:ascii="Carlito" w:hAnsi="Carlito" w:cs="Carlito"/>
           <w:b/>
           <w:bCs/>
           <w:sz w:val="28"/>
@@ -2747,6 +2423,7 @@
       </w:pPr>
       <w:r>
         <w:rPr>
+          <w:rFonts w:ascii="Carlito" w:hAnsi="Carlito" w:cs="Carlito"/>
           <w:b/>
           <w:bCs/>
           <w:sz w:val="28"/>
@@ -2759,21 +2436,24 @@
       <w:pPr>
         <w:jc w:val="both"/>
         <w:rPr>
-          <w:sz w:val="32"/>
-          <w:szCs w:val="32"/>
-        </w:rPr>
-      </w:pPr>
-    </w:p>
-    <w:p>
-      <w:pPr>
-        <w:jc w:val="both"/>
-        <w:rPr>
-          <w:sz w:val="32"/>
-          <w:szCs w:val="32"/>
-        </w:rPr>
-      </w:pPr>
-      <w:r>
-        <w:rPr>
+          <w:rFonts w:ascii="Carlito" w:hAnsi="Carlito" w:cs="Carlito"/>
+          <w:sz w:val="32"/>
+          <w:szCs w:val="32"/>
+        </w:rPr>
+      </w:pPr>
+    </w:p>
+    <w:p>
+      <w:pPr>
+        <w:jc w:val="both"/>
+        <w:rPr>
+          <w:rFonts w:ascii="Carlito" w:hAnsi="Carlito" w:cs="Carlito"/>
+          <w:sz w:val="32"/>
+          <w:szCs w:val="32"/>
+        </w:rPr>
+      </w:pPr>
+      <w:r>
+        <w:rPr>
+          <w:rFonts w:ascii="Carlito" w:hAnsi="Carlito" w:cs="Carlito"/>
           <w:sz w:val="32"/>
           <w:szCs w:val="32"/>
         </w:rPr>
@@ -2784,12 +2464,185 @@
       <w:pPr>
         <w:jc w:val="both"/>
         <w:rPr>
-          <w:sz w:val="32"/>
-          <w:szCs w:val="32"/>
-        </w:rPr>
-      </w:pPr>
-      <w:r>
-        <w:rPr>
+          <w:rFonts w:ascii="Carlito" w:hAnsi="Carlito" w:cs="Carlito"/>
+          <w:sz w:val="32"/>
+          <w:szCs w:val="32"/>
+        </w:rPr>
+      </w:pPr>
+      <w:r>
+        <w:rPr>
+          <w:rFonts w:ascii="Carlito" w:hAnsi="Carlito" w:cs="Carlito"/>
+          <w:sz w:val="32"/>
+          <w:szCs w:val="32"/>
+        </w:rPr>
+        <w:t># Here, operation is a callback that receives two arguments or parameters</w:t>
+      </w:r>
+    </w:p>
+    <w:p>
+      <w:pPr>
+        <w:jc w:val="both"/>
+        <w:rPr>
+          <w:rFonts w:ascii="Carlito" w:hAnsi="Carlito" w:cs="Carlito"/>
+          <w:b/>
+          <w:bCs/>
+          <w:color w:val="D86DCB" w:themeColor="accent5" w:themeTint="99"/>
+          <w:sz w:val="32"/>
+          <w:szCs w:val="32"/>
+        </w:rPr>
+      </w:pPr>
+      <w:r>
+        <w:rPr>
+          <w:rFonts w:ascii="Carlito" w:hAnsi="Carlito" w:cs="Carlito"/>
+          <w:b/>
+          <w:bCs/>
+          <w:color w:val="D86DCB" w:themeColor="accent5" w:themeTint="99"/>
+          <w:sz w:val="32"/>
+          <w:szCs w:val="32"/>
+        </w:rPr>
+        <w:t>def calculate(a, b, operation):</w:t>
+      </w:r>
+    </w:p>
+    <w:p>
+      <w:pPr>
+        <w:jc w:val="both"/>
+        <w:rPr>
+          <w:rFonts w:ascii="Carlito" w:hAnsi="Carlito" w:cs="Carlito"/>
+          <w:b/>
+          <w:bCs/>
+          <w:color w:val="D86DCB" w:themeColor="accent5" w:themeTint="99"/>
+          <w:sz w:val="32"/>
+          <w:szCs w:val="32"/>
+        </w:rPr>
+      </w:pPr>
+      <w:r>
+        <w:rPr>
+          <w:rFonts w:ascii="Carlito" w:hAnsi="Carlito" w:cs="Carlito"/>
+          <w:b/>
+          <w:bCs/>
+          <w:color w:val="D86DCB" w:themeColor="accent5" w:themeTint="99"/>
+          <w:sz w:val="32"/>
+          <w:szCs w:val="32"/>
+        </w:rPr>
+        <w:t xml:space="preserve">    return operation(a, b)</w:t>
+      </w:r>
+    </w:p>
+    <w:p>
+      <w:pPr>
+        <w:jc w:val="both"/>
+        <w:rPr>
+          <w:rFonts w:ascii="Carlito" w:hAnsi="Carlito" w:cs="Carlito"/>
+          <w:b/>
+          <w:bCs/>
+          <w:color w:val="D86DCB" w:themeColor="accent5" w:themeTint="99"/>
+          <w:sz w:val="32"/>
+          <w:szCs w:val="32"/>
+        </w:rPr>
+      </w:pPr>
+      <w:r>
+        <w:rPr>
+          <w:rFonts w:ascii="Carlito" w:hAnsi="Carlito" w:cs="Carlito"/>
+          <w:b/>
+          <w:bCs/>
+          <w:color w:val="D86DCB" w:themeColor="accent5" w:themeTint="99"/>
+          <w:sz w:val="32"/>
+          <w:szCs w:val="32"/>
+        </w:rPr>
+        <w:t>result = calculate(10, 20, lambda x, y: x + y)</w:t>
+      </w:r>
+    </w:p>
+    <w:p>
+      <w:pPr>
+        <w:jc w:val="both"/>
+        <w:rPr>
+          <w:rFonts w:ascii="Carlito" w:hAnsi="Carlito" w:cs="Carlito"/>
+          <w:b/>
+          <w:bCs/>
+          <w:color w:val="D86DCB" w:themeColor="accent5" w:themeTint="99"/>
+          <w:sz w:val="32"/>
+          <w:szCs w:val="32"/>
+        </w:rPr>
+      </w:pPr>
+      <w:r>
+        <w:rPr>
+          <w:rFonts w:ascii="Carlito" w:hAnsi="Carlito" w:cs="Carlito"/>
+          <w:b/>
+          <w:bCs/>
+          <w:color w:val="D86DCB" w:themeColor="accent5" w:themeTint="99"/>
+          <w:sz w:val="32"/>
+          <w:szCs w:val="32"/>
+        </w:rPr>
+        <w:t>print(result)</w:t>
+      </w:r>
+      <w:r>
+        <w:rPr>
+          <w:rFonts w:ascii="Carlito" w:hAnsi="Carlito" w:cs="Carlito"/>
+          <w:b/>
+          <w:bCs/>
+          <w:color w:val="D86DCB" w:themeColor="accent5" w:themeTint="99"/>
+          <w:sz w:val="32"/>
+          <w:szCs w:val="32"/>
+        </w:rPr>
+        <w:t xml:space="preserve"> # 30</w:t>
+      </w:r>
+    </w:p>
+    <w:p>
+      <w:pPr>
+        <w:jc w:val="both"/>
+        <w:rPr>
+          <w:rFonts w:ascii="Carlito" w:hAnsi="Carlito" w:cs="Carlito"/>
+          <w:sz w:val="32"/>
+          <w:szCs w:val="32"/>
+        </w:rPr>
+      </w:pPr>
+    </w:p>
+    <w:p>
+      <w:pPr>
+        <w:jc w:val="both"/>
+        <w:rPr>
+          <w:rFonts w:ascii="Carlito" w:hAnsi="Carlito" w:cs="Carlito"/>
+          <w:sz w:val="32"/>
+          <w:szCs w:val="32"/>
+        </w:rPr>
+      </w:pPr>
+      <w:r>
+        <w:rPr>
+          <w:rFonts w:ascii="Carlito" w:hAnsi="Carlito" w:cs="Carlito"/>
+          <w:sz w:val="32"/>
+          <w:szCs w:val="32"/>
+        </w:rPr>
+        <w:t>Type Hinting (Optional):</w:t>
+      </w:r>
+    </w:p>
+    <w:p>
+      <w:pPr>
+        <w:jc w:val="both"/>
+        <w:rPr>
+          <w:rFonts w:ascii="Carlito" w:hAnsi="Carlito" w:cs="Carlito"/>
+          <w:sz w:val="32"/>
+          <w:szCs w:val="32"/>
+        </w:rPr>
+      </w:pPr>
+      <w:r>
+        <w:rPr>
+          <w:rFonts w:ascii="Carlito" w:hAnsi="Carlito" w:cs="Carlito"/>
+          <w:sz w:val="32"/>
+          <w:szCs w:val="32"/>
+        </w:rPr>
+        <w:t># Python doesn't require types, but we can document callbacks using the typing module.</w:t>
+      </w:r>
+    </w:p>
+    <w:p>
+      <w:pPr>
+        <w:jc w:val="both"/>
+        <w:rPr>
+          <w:rFonts w:ascii="Carlito" w:hAnsi="Carlito" w:cs="Carlito"/>
+          <w:sz w:val="32"/>
+          <w:szCs w:val="32"/>
+        </w:rPr>
+      </w:pPr>
+      <w:r>
+        <w:rPr>
+          <w:rFonts w:ascii="Carlito" w:hAnsi="Carlito" w:cs="Carlito"/>
           <w:sz w:val="32"/>
           <w:szCs w:val="32"/>
         </w:rPr>
@@ -2797,282 +2650,17 @@
       </w:r>
       <w:r>
         <w:rPr>
-          <w:sz w:val="32"/>
-          <w:szCs w:val="32"/>
-        </w:rPr>
-        <w:t>Here, operation is a callback that receives two arguments</w:t>
-      </w:r>
-      <w:r>
-        <w:rPr>
-          <w:sz w:val="32"/>
-          <w:szCs w:val="32"/>
-        </w:rPr>
-        <w:t xml:space="preserve"> or parameters</w:t>
-      </w:r>
-    </w:p>
-    <w:p>
-      <w:pPr>
-        <w:jc w:val="both"/>
-        <w:rPr>
-          <w:b/>
-          <w:bCs/>
-          <w:color w:val="D86DCB" w:themeColor="accent5" w:themeTint="99"/>
-          <w:sz w:val="32"/>
-          <w:szCs w:val="32"/>
-        </w:rPr>
-      </w:pPr>
-      <w:r>
-        <w:rPr>
-          <w:b/>
-          <w:bCs/>
-          <w:color w:val="D86DCB" w:themeColor="accent5" w:themeTint="99"/>
-          <w:sz w:val="32"/>
-          <w:szCs w:val="32"/>
-        </w:rPr>
-        <w:t xml:space="preserve">def </w:t>
-      </w:r>
-      <w:proofErr w:type="gramStart"/>
-      <w:r>
-        <w:rPr>
-          <w:b/>
-          <w:bCs/>
-          <w:color w:val="D86DCB" w:themeColor="accent5" w:themeTint="99"/>
-          <w:sz w:val="32"/>
-          <w:szCs w:val="32"/>
-        </w:rPr>
-        <w:t>calculate(</w:t>
-      </w:r>
-      <w:proofErr w:type="gramEnd"/>
-      <w:r>
-        <w:rPr>
-          <w:b/>
-          <w:bCs/>
-          <w:color w:val="D86DCB" w:themeColor="accent5" w:themeTint="99"/>
-          <w:sz w:val="32"/>
-          <w:szCs w:val="32"/>
-        </w:rPr>
-        <w:t>a, b, operation):</w:t>
-      </w:r>
-    </w:p>
-    <w:p>
-      <w:pPr>
-        <w:jc w:val="both"/>
-        <w:rPr>
-          <w:b/>
-          <w:bCs/>
-          <w:color w:val="D86DCB" w:themeColor="accent5" w:themeTint="99"/>
-          <w:sz w:val="32"/>
-          <w:szCs w:val="32"/>
-        </w:rPr>
-      </w:pPr>
-      <w:r>
-        <w:rPr>
-          <w:b/>
-          <w:bCs/>
-          <w:color w:val="D86DCB" w:themeColor="accent5" w:themeTint="99"/>
-          <w:sz w:val="32"/>
-          <w:szCs w:val="32"/>
-        </w:rPr>
-        <w:t xml:space="preserve">    return </w:t>
-      </w:r>
-      <w:proofErr w:type="gramStart"/>
-      <w:r>
-        <w:rPr>
-          <w:b/>
-          <w:bCs/>
-          <w:color w:val="D86DCB" w:themeColor="accent5" w:themeTint="99"/>
-          <w:sz w:val="32"/>
-          <w:szCs w:val="32"/>
-        </w:rPr>
-        <w:t>operation(</w:t>
-      </w:r>
-      <w:proofErr w:type="gramEnd"/>
-      <w:r>
-        <w:rPr>
-          <w:b/>
-          <w:bCs/>
-          <w:color w:val="D86DCB" w:themeColor="accent5" w:themeTint="99"/>
-          <w:sz w:val="32"/>
-          <w:szCs w:val="32"/>
-        </w:rPr>
-        <w:t>a, b)</w:t>
-      </w:r>
-    </w:p>
-    <w:p>
-      <w:pPr>
-        <w:jc w:val="both"/>
-        <w:rPr>
-          <w:b/>
-          <w:bCs/>
-          <w:color w:val="D86DCB" w:themeColor="accent5" w:themeTint="99"/>
-          <w:sz w:val="32"/>
-          <w:szCs w:val="32"/>
-        </w:rPr>
-      </w:pPr>
-      <w:r>
-        <w:rPr>
-          <w:b/>
-          <w:bCs/>
-          <w:color w:val="D86DCB" w:themeColor="accent5" w:themeTint="99"/>
-          <w:sz w:val="32"/>
-          <w:szCs w:val="32"/>
-        </w:rPr>
-        <w:t xml:space="preserve">result = </w:t>
-      </w:r>
-      <w:proofErr w:type="gramStart"/>
-      <w:r>
-        <w:rPr>
-          <w:b/>
-          <w:bCs/>
-          <w:color w:val="D86DCB" w:themeColor="accent5" w:themeTint="99"/>
-          <w:sz w:val="32"/>
-          <w:szCs w:val="32"/>
-        </w:rPr>
-        <w:t>calculate(</w:t>
-      </w:r>
-      <w:proofErr w:type="gramEnd"/>
-      <w:r>
-        <w:rPr>
-          <w:b/>
-          <w:bCs/>
-          <w:color w:val="D86DCB" w:themeColor="accent5" w:themeTint="99"/>
-          <w:sz w:val="32"/>
-          <w:szCs w:val="32"/>
-        </w:rPr>
-        <w:t>10, 20, lambda x, y: x + y)</w:t>
-      </w:r>
-    </w:p>
-    <w:p>
-      <w:pPr>
-        <w:jc w:val="both"/>
-        <w:rPr>
-          <w:b/>
-          <w:bCs/>
-          <w:color w:val="D86DCB" w:themeColor="accent5" w:themeTint="99"/>
-          <w:sz w:val="32"/>
-          <w:szCs w:val="32"/>
-        </w:rPr>
-      </w:pPr>
-      <w:r>
-        <w:rPr>
-          <w:b/>
-          <w:bCs/>
-          <w:color w:val="D86DCB" w:themeColor="accent5" w:themeTint="99"/>
-          <w:sz w:val="32"/>
-          <w:szCs w:val="32"/>
-        </w:rPr>
-        <w:t>print(result)</w:t>
-      </w:r>
-      <w:r>
-        <w:rPr>
-          <w:b/>
-          <w:bCs/>
-          <w:color w:val="D86DCB" w:themeColor="accent5" w:themeTint="99"/>
-          <w:sz w:val="32"/>
-          <w:szCs w:val="32"/>
-        </w:rPr>
-        <w:t xml:space="preserve"> # 30</w:t>
-      </w:r>
-    </w:p>
-    <w:p>
-      <w:pPr>
-        <w:jc w:val="both"/>
-        <w:rPr>
-          <w:sz w:val="32"/>
-          <w:szCs w:val="32"/>
-        </w:rPr>
-      </w:pPr>
-    </w:p>
-    <w:p>
-      <w:pPr>
-        <w:jc w:val="both"/>
-        <w:rPr>
-          <w:sz w:val="32"/>
-          <w:szCs w:val="32"/>
-        </w:rPr>
-      </w:pPr>
-      <w:r>
-        <w:rPr>
-          <w:sz w:val="32"/>
-          <w:szCs w:val="32"/>
-        </w:rPr>
-        <w:t>Type Hinting (Optional):</w:t>
-      </w:r>
-    </w:p>
-    <w:p>
-      <w:pPr>
-        <w:jc w:val="both"/>
-        <w:rPr>
-          <w:sz w:val="32"/>
-          <w:szCs w:val="32"/>
-        </w:rPr>
-      </w:pPr>
-      <w:r>
-        <w:rPr>
-          <w:sz w:val="32"/>
-          <w:szCs w:val="32"/>
-        </w:rPr>
-        <w:t xml:space="preserve"># </w:t>
-      </w:r>
-      <w:r>
-        <w:rPr>
-          <w:sz w:val="32"/>
-          <w:szCs w:val="32"/>
-        </w:rPr>
-        <w:t xml:space="preserve">Python doesn't require types, but </w:t>
-      </w:r>
-      <w:r>
-        <w:rPr>
-          <w:sz w:val="32"/>
-          <w:szCs w:val="32"/>
-        </w:rPr>
-        <w:t>we</w:t>
-      </w:r>
-      <w:r>
-        <w:rPr>
-          <w:sz w:val="32"/>
-          <w:szCs w:val="32"/>
-        </w:rPr>
-        <w:t xml:space="preserve"> can document callbacks using the typing module.</w:t>
-      </w:r>
-    </w:p>
-    <w:p>
-      <w:pPr>
-        <w:jc w:val="both"/>
-        <w:rPr>
-          <w:sz w:val="32"/>
-          <w:szCs w:val="32"/>
-        </w:rPr>
-      </w:pPr>
-      <w:r>
-        <w:rPr>
-          <w:sz w:val="32"/>
-          <w:szCs w:val="32"/>
-        </w:rPr>
-        <w:t xml:space="preserve"># </w:t>
-      </w:r>
-      <w:proofErr w:type="gramStart"/>
-      <w:r>
-        <w:rPr>
-          <w:b/>
-          <w:bCs/>
-          <w:sz w:val="32"/>
-          <w:szCs w:val="32"/>
-        </w:rPr>
-        <w:t>Callable[</w:t>
-      </w:r>
-      <w:proofErr w:type="gramEnd"/>
-      <w:r>
-        <w:rPr>
-          <w:b/>
-          <w:bCs/>
-          <w:sz w:val="32"/>
-          <w:szCs w:val="32"/>
-        </w:rPr>
-        <w:t>[], None]</w:t>
-      </w:r>
-      <w:r>
-        <w:rPr>
+          <w:rFonts w:ascii="Carlito" w:hAnsi="Carlito" w:cs="Carlito"/>
+          <w:b/>
+          <w:bCs/>
+          <w:sz w:val="32"/>
+          <w:szCs w:val="32"/>
+        </w:rPr>
+        <w:t>Callable[[], None]</w:t>
+      </w:r>
+      <w:r>
+        <w:rPr>
+          <w:rFonts w:ascii="Carlito" w:hAnsi="Carlito" w:cs="Carlito"/>
           <w:sz w:val="32"/>
           <w:szCs w:val="32"/>
         </w:rPr>
@@ -3088,12 +2676,14 @@
         </w:numPr>
         <w:jc w:val="both"/>
         <w:rPr>
-          <w:sz w:val="32"/>
-          <w:szCs w:val="32"/>
-        </w:rPr>
-      </w:pPr>
-      <w:r>
-        <w:rPr>
+          <w:rFonts w:ascii="Carlito" w:hAnsi="Carlito" w:cs="Carlito"/>
+          <w:sz w:val="32"/>
+          <w:szCs w:val="32"/>
+        </w:rPr>
+      </w:pPr>
+      <w:r>
+        <w:rPr>
+          <w:rFonts w:ascii="Carlito" w:hAnsi="Carlito" w:cs="Carlito"/>
           <w:b/>
           <w:bCs/>
           <w:sz w:val="32"/>
@@ -3103,6 +2693,7 @@
       </w:r>
       <w:r>
         <w:rPr>
+          <w:rFonts w:ascii="Carlito" w:hAnsi="Carlito" w:cs="Carlito"/>
           <w:sz w:val="32"/>
           <w:szCs w:val="32"/>
         </w:rPr>
@@ -3118,12 +2709,14 @@
         </w:numPr>
         <w:jc w:val="both"/>
         <w:rPr>
-          <w:sz w:val="32"/>
-          <w:szCs w:val="32"/>
-        </w:rPr>
-      </w:pPr>
-      <w:r>
-        <w:rPr>
+          <w:rFonts w:ascii="Carlito" w:hAnsi="Carlito" w:cs="Carlito"/>
+          <w:sz w:val="32"/>
+          <w:szCs w:val="32"/>
+        </w:rPr>
+      </w:pPr>
+      <w:r>
+        <w:rPr>
+          <w:rFonts w:ascii="Carlito" w:hAnsi="Carlito" w:cs="Carlito"/>
           <w:b/>
           <w:bCs/>
           <w:sz w:val="32"/>
@@ -3133,6 +2726,7 @@
       </w:r>
       <w:r>
         <w:rPr>
+          <w:rFonts w:ascii="Carlito" w:hAnsi="Carlito" w:cs="Carlito"/>
           <w:sz w:val="32"/>
           <w:szCs w:val="32"/>
         </w:rPr>
@@ -3143,26 +2737,22 @@
       <w:pPr>
         <w:jc w:val="both"/>
         <w:rPr>
-          <w:sz w:val="32"/>
-          <w:szCs w:val="32"/>
-        </w:rPr>
-      </w:pPr>
-      <w:r>
-        <w:rPr>
-          <w:sz w:val="32"/>
-          <w:szCs w:val="32"/>
-        </w:rPr>
-        <w:t xml:space="preserve"># </w:t>
-      </w:r>
-      <w:r>
-        <w:rPr>
-          <w:sz w:val="32"/>
-          <w:szCs w:val="32"/>
-        </w:rPr>
-        <w:t xml:space="preserve">This is the closest equivalent to </w:t>
-      </w:r>
-      <w:r>
-        <w:rPr>
+          <w:rFonts w:ascii="Carlito" w:hAnsi="Carlito" w:cs="Carlito"/>
+          <w:sz w:val="32"/>
+          <w:szCs w:val="32"/>
+        </w:rPr>
+      </w:pPr>
+      <w:r>
+        <w:rPr>
+          <w:rFonts w:ascii="Carlito" w:hAnsi="Carlito" w:cs="Carlito"/>
+          <w:sz w:val="32"/>
+          <w:szCs w:val="32"/>
+        </w:rPr>
+        <w:t xml:space="preserve"># This is the closest equivalent to </w:t>
+      </w:r>
+      <w:r>
+        <w:rPr>
+          <w:rFonts w:ascii="Carlito" w:hAnsi="Carlito" w:cs="Carlito"/>
           <w:b/>
           <w:bCs/>
           <w:sz w:val="32"/>
@@ -3172,6 +2762,7 @@
       </w:r>
       <w:r>
         <w:rPr>
+          <w:rFonts w:ascii="Carlito" w:hAnsi="Carlito" w:cs="Carlito"/>
           <w:sz w:val="32"/>
           <w:szCs w:val="32"/>
         </w:rPr>
@@ -3179,26 +2770,17 @@
       </w:r>
       <w:r>
         <w:rPr>
-          <w:b/>
-          <w:bCs/>
-          <w:sz w:val="32"/>
-          <w:szCs w:val="32"/>
-        </w:rPr>
-        <w:t xml:space="preserve"> </w:t>
-      </w:r>
-      <w:proofErr w:type="spellStart"/>
-      <w:r>
-        <w:rPr>
-          <w:b/>
-          <w:bCs/>
-          <w:sz w:val="32"/>
-          <w:szCs w:val="32"/>
-        </w:rPr>
-        <w:t>VoidCallback</w:t>
-      </w:r>
-      <w:proofErr w:type="spellEnd"/>
-      <w:r>
-        <w:rPr>
+          <w:rFonts w:ascii="Carlito" w:hAnsi="Carlito" w:cs="Carlito"/>
+          <w:b/>
+          <w:bCs/>
+          <w:sz w:val="32"/>
+          <w:szCs w:val="32"/>
+        </w:rPr>
+        <w:t xml:space="preserve"> VoidCallback</w:t>
+      </w:r>
+      <w:r>
+        <w:rPr>
+          <w:rFonts w:ascii="Carlito" w:hAnsi="Carlito" w:cs="Carlito"/>
           <w:sz w:val="32"/>
           <w:szCs w:val="32"/>
         </w:rPr>
@@ -3209,15 +2791,17 @@
       <w:pPr>
         <w:jc w:val="both"/>
         <w:rPr>
-          <w:b/>
-          <w:bCs/>
-          <w:color w:val="D86DCB" w:themeColor="accent5" w:themeTint="99"/>
-          <w:sz w:val="32"/>
-          <w:szCs w:val="32"/>
-        </w:rPr>
-      </w:pPr>
-      <w:r>
-        <w:rPr>
+          <w:rFonts w:ascii="Carlito" w:hAnsi="Carlito" w:cs="Carlito"/>
+          <w:b/>
+          <w:bCs/>
+          <w:color w:val="D86DCB" w:themeColor="accent5" w:themeTint="99"/>
+          <w:sz w:val="32"/>
+          <w:szCs w:val="32"/>
+        </w:rPr>
+      </w:pPr>
+      <w:r>
+        <w:rPr>
+          <w:rFonts w:ascii="Carlito" w:hAnsi="Carlito" w:cs="Carlito"/>
           <w:b/>
           <w:bCs/>
           <w:color w:val="D86DCB" w:themeColor="accent5" w:themeTint="99"/>
@@ -3231,59 +2815,41 @@
       <w:pPr>
         <w:jc w:val="both"/>
         <w:rPr>
-          <w:b/>
-          <w:bCs/>
-          <w:color w:val="D86DCB" w:themeColor="accent5" w:themeTint="99"/>
-          <w:sz w:val="32"/>
-          <w:szCs w:val="32"/>
-        </w:rPr>
-      </w:pPr>
-      <w:r>
-        <w:rPr>
-          <w:b/>
-          <w:bCs/>
-          <w:color w:val="D86DCB" w:themeColor="accent5" w:themeTint="99"/>
-          <w:sz w:val="32"/>
-          <w:szCs w:val="32"/>
-        </w:rPr>
-        <w:t xml:space="preserve">def </w:t>
-      </w:r>
-      <w:proofErr w:type="gramStart"/>
-      <w:r>
-        <w:rPr>
-          <w:b/>
-          <w:bCs/>
-          <w:color w:val="D86DCB" w:themeColor="accent5" w:themeTint="99"/>
-          <w:sz w:val="32"/>
-          <w:szCs w:val="32"/>
-        </w:rPr>
-        <w:t>greet(</w:t>
-      </w:r>
-      <w:proofErr w:type="gramEnd"/>
-      <w:r>
-        <w:rPr>
-          <w:b/>
-          <w:bCs/>
-          <w:color w:val="D86DCB" w:themeColor="accent5" w:themeTint="99"/>
-          <w:sz w:val="32"/>
-          <w:szCs w:val="32"/>
-        </w:rPr>
-        <w:t>callback: Callable[[], None]):</w:t>
-      </w:r>
-    </w:p>
-    <w:p>
-      <w:pPr>
-        <w:jc w:val="both"/>
-        <w:rPr>
-          <w:b/>
-          <w:bCs/>
-          <w:color w:val="D86DCB" w:themeColor="accent5" w:themeTint="99"/>
-          <w:sz w:val="32"/>
-          <w:szCs w:val="32"/>
-        </w:rPr>
-      </w:pPr>
-      <w:r>
-        <w:rPr>
+          <w:rFonts w:ascii="Carlito" w:hAnsi="Carlito" w:cs="Carlito"/>
+          <w:b/>
+          <w:bCs/>
+          <w:color w:val="D86DCB" w:themeColor="accent5" w:themeTint="99"/>
+          <w:sz w:val="32"/>
+          <w:szCs w:val="32"/>
+        </w:rPr>
+      </w:pPr>
+      <w:r>
+        <w:rPr>
+          <w:rFonts w:ascii="Carlito" w:hAnsi="Carlito" w:cs="Carlito"/>
+          <w:b/>
+          <w:bCs/>
+          <w:color w:val="D86DCB" w:themeColor="accent5" w:themeTint="99"/>
+          <w:sz w:val="32"/>
+          <w:szCs w:val="32"/>
+        </w:rPr>
+        <w:t>def greet(callback: Callable[[], None]):</w:t>
+      </w:r>
+    </w:p>
+    <w:p>
+      <w:pPr>
+        <w:jc w:val="both"/>
+        <w:rPr>
+          <w:rFonts w:ascii="Carlito" w:hAnsi="Carlito" w:cs="Carlito"/>
+          <w:b/>
+          <w:bCs/>
+          <w:color w:val="D86DCB" w:themeColor="accent5" w:themeTint="99"/>
+          <w:sz w:val="32"/>
+          <w:szCs w:val="32"/>
+        </w:rPr>
+      </w:pPr>
+      <w:r>
+        <w:rPr>
+          <w:rFonts w:ascii="Carlito" w:hAnsi="Carlito" w:cs="Carlito"/>
           <w:b/>
           <w:bCs/>
           <w:color w:val="D86DCB" w:themeColor="accent5" w:themeTint="99"/>
@@ -3297,94 +2863,66 @@
       <w:pPr>
         <w:jc w:val="both"/>
         <w:rPr>
-          <w:b/>
-          <w:bCs/>
-          <w:color w:val="D86DCB" w:themeColor="accent5" w:themeTint="99"/>
-          <w:sz w:val="32"/>
-          <w:szCs w:val="32"/>
-        </w:rPr>
-      </w:pPr>
-      <w:r>
-        <w:rPr>
-          <w:b/>
-          <w:bCs/>
-          <w:color w:val="D86DCB" w:themeColor="accent5" w:themeTint="99"/>
-          <w:sz w:val="32"/>
-          <w:szCs w:val="32"/>
-        </w:rPr>
-        <w:t xml:space="preserve">    </w:t>
-      </w:r>
-      <w:proofErr w:type="gramStart"/>
-      <w:r>
-        <w:rPr>
-          <w:b/>
-          <w:bCs/>
-          <w:color w:val="D86DCB" w:themeColor="accent5" w:themeTint="99"/>
-          <w:sz w:val="32"/>
-          <w:szCs w:val="32"/>
-        </w:rPr>
-        <w:t>callback(</w:t>
-      </w:r>
-      <w:proofErr w:type="gramEnd"/>
-      <w:r>
-        <w:rPr>
-          <w:b/>
-          <w:bCs/>
-          <w:color w:val="D86DCB" w:themeColor="accent5" w:themeTint="99"/>
-          <w:sz w:val="32"/>
-          <w:szCs w:val="32"/>
-        </w:rPr>
-        <w:t>)</w:t>
-      </w:r>
-    </w:p>
-    <w:p>
-      <w:pPr>
-        <w:jc w:val="both"/>
-        <w:rPr>
-          <w:b/>
-          <w:bCs/>
-          <w:color w:val="D86DCB" w:themeColor="accent5" w:themeTint="99"/>
-          <w:sz w:val="32"/>
-          <w:szCs w:val="32"/>
-        </w:rPr>
-      </w:pPr>
-      <w:proofErr w:type="gramStart"/>
-      <w:r>
-        <w:rPr>
-          <w:b/>
-          <w:bCs/>
-          <w:color w:val="D86DCB" w:themeColor="accent5" w:themeTint="99"/>
+          <w:rFonts w:ascii="Carlito" w:hAnsi="Carlito" w:cs="Carlito"/>
+          <w:b/>
+          <w:bCs/>
+          <w:color w:val="D86DCB" w:themeColor="accent5" w:themeTint="99"/>
+          <w:sz w:val="32"/>
+          <w:szCs w:val="32"/>
+        </w:rPr>
+      </w:pPr>
+      <w:r>
+        <w:rPr>
+          <w:rFonts w:ascii="Carlito" w:hAnsi="Carlito" w:cs="Carlito"/>
+          <w:b/>
+          <w:bCs/>
+          <w:color w:val="D86DCB" w:themeColor="accent5" w:themeTint="99"/>
+          <w:sz w:val="32"/>
+          <w:szCs w:val="32"/>
+        </w:rPr>
+        <w:t xml:space="preserve">    callback()</w:t>
+      </w:r>
+    </w:p>
+    <w:p>
+      <w:pPr>
+        <w:jc w:val="both"/>
+        <w:rPr>
+          <w:rFonts w:ascii="Carlito" w:hAnsi="Carlito" w:cs="Carlito"/>
+          <w:b/>
+          <w:bCs/>
+          <w:color w:val="D86DCB" w:themeColor="accent5" w:themeTint="99"/>
+          <w:sz w:val="32"/>
+          <w:szCs w:val="32"/>
+        </w:rPr>
+      </w:pPr>
+      <w:r>
+        <w:rPr>
+          <w:rFonts w:ascii="Carlito" w:hAnsi="Carlito" w:cs="Carlito"/>
+          <w:b/>
+          <w:bCs/>
+          <w:color w:val="D86DCB" w:themeColor="accent5" w:themeTint="99"/>
+          <w:sz w:val="32"/>
+          <w:szCs w:val="32"/>
+        </w:rPr>
+        <w:t>greet(callback=lambda : print("Done"))</w:t>
+      </w:r>
+    </w:p>
+    <w:p>
+      <w:pPr>
+        <w:jc w:val="both"/>
+        <w:rPr>
+          <w:rFonts w:ascii="Carlito" w:hAnsi="Carlito" w:cs="Carlito"/>
+          <w:sz w:val="32"/>
+          <w:szCs w:val="32"/>
+        </w:rPr>
+      </w:pPr>
+      <w:r>
+        <w:rPr>
+          <w:rFonts w:ascii="Carlito" w:hAnsi="Carlito" w:cs="Carlito"/>
           <w:sz w:val="32"/>
           <w:szCs w:val="32"/>
         </w:rPr>
         <w:lastRenderedPageBreak/>
-        <w:t>greet(</w:t>
-      </w:r>
-      <w:proofErr w:type="gramEnd"/>
-      <w:r>
-        <w:rPr>
-          <w:b/>
-          <w:bCs/>
-          <w:color w:val="D86DCB" w:themeColor="accent5" w:themeTint="99"/>
-          <w:sz w:val="32"/>
-          <w:szCs w:val="32"/>
-        </w:rPr>
-        <w:t>callback=lambda : print("Done"))</w:t>
-      </w:r>
-    </w:p>
-    <w:p>
-      <w:pPr>
-        <w:jc w:val="both"/>
-        <w:rPr>
-          <w:sz w:val="32"/>
-          <w:szCs w:val="32"/>
-        </w:rPr>
-      </w:pPr>
-      <w:r>
-        <w:rPr>
-          <w:sz w:val="32"/>
-          <w:szCs w:val="32"/>
-        </w:rPr>
         <w:t># Another Example. Here:</w:t>
       </w:r>
     </w:p>
@@ -3397,12 +2935,14 @@
         </w:numPr>
         <w:jc w:val="both"/>
         <w:rPr>
-          <w:sz w:val="32"/>
-          <w:szCs w:val="32"/>
-        </w:rPr>
-      </w:pPr>
-      <w:r>
-        <w:rPr>
+          <w:rFonts w:ascii="Carlito" w:hAnsi="Carlito" w:cs="Carlito"/>
+          <w:sz w:val="32"/>
+          <w:szCs w:val="32"/>
+        </w:rPr>
+      </w:pPr>
+      <w:r>
+        <w:rPr>
+          <w:rFonts w:ascii="Carlito" w:hAnsi="Carlito" w:cs="Carlito"/>
           <w:sz w:val="32"/>
           <w:szCs w:val="32"/>
         </w:rPr>
@@ -3410,6 +2950,7 @@
       </w:r>
       <w:r>
         <w:rPr>
+          <w:rFonts w:ascii="Carlito" w:hAnsi="Carlito" w:cs="Carlito"/>
           <w:b/>
           <w:bCs/>
           <w:sz w:val="32"/>
@@ -3419,6 +2960,7 @@
       </w:r>
       <w:r>
         <w:rPr>
+          <w:rFonts w:ascii="Carlito" w:hAnsi="Carlito" w:cs="Carlito"/>
           <w:sz w:val="32"/>
           <w:szCs w:val="32"/>
         </w:rPr>
@@ -3434,12 +2976,14 @@
         </w:numPr>
         <w:jc w:val="both"/>
         <w:rPr>
-          <w:sz w:val="32"/>
-          <w:szCs w:val="32"/>
-        </w:rPr>
-      </w:pPr>
-      <w:r>
-        <w:rPr>
+          <w:rFonts w:ascii="Carlito" w:hAnsi="Carlito" w:cs="Carlito"/>
+          <w:sz w:val="32"/>
+          <w:szCs w:val="32"/>
+        </w:rPr>
+      </w:pPr>
+      <w:r>
+        <w:rPr>
+          <w:rFonts w:ascii="Carlito" w:hAnsi="Carlito" w:cs="Carlito"/>
           <w:sz w:val="32"/>
           <w:szCs w:val="32"/>
         </w:rPr>
@@ -3447,6 +2991,7 @@
       </w:r>
       <w:r>
         <w:rPr>
+          <w:rFonts w:ascii="Carlito" w:hAnsi="Carlito" w:cs="Carlito"/>
           <w:b/>
           <w:bCs/>
           <w:sz w:val="32"/>
@@ -3459,15 +3004,17 @@
       <w:pPr>
         <w:jc w:val="both"/>
         <w:rPr>
-          <w:b/>
-          <w:bCs/>
-          <w:color w:val="D86DCB" w:themeColor="accent5" w:themeTint="99"/>
-          <w:sz w:val="32"/>
-          <w:szCs w:val="32"/>
-        </w:rPr>
-      </w:pPr>
-      <w:r>
-        <w:rPr>
+          <w:rFonts w:ascii="Carlito" w:hAnsi="Carlito" w:cs="Carlito"/>
+          <w:b/>
+          <w:bCs/>
+          <w:color w:val="D86DCB" w:themeColor="accent5" w:themeTint="99"/>
+          <w:sz w:val="32"/>
+          <w:szCs w:val="32"/>
+        </w:rPr>
+      </w:pPr>
+      <w:r>
+        <w:rPr>
+          <w:rFonts w:ascii="Carlito" w:hAnsi="Carlito" w:cs="Carlito"/>
           <w:b/>
           <w:bCs/>
           <w:color w:val="D86DCB" w:themeColor="accent5" w:themeTint="99"/>
@@ -3481,147 +3028,89 @@
       <w:pPr>
         <w:jc w:val="both"/>
         <w:rPr>
-          <w:b/>
-          <w:bCs/>
-          <w:color w:val="D86DCB" w:themeColor="accent5" w:themeTint="99"/>
-          <w:sz w:val="32"/>
-          <w:szCs w:val="32"/>
-        </w:rPr>
-      </w:pPr>
-      <w:r>
-        <w:rPr>
-          <w:b/>
-          <w:bCs/>
-          <w:color w:val="D86DCB" w:themeColor="accent5" w:themeTint="99"/>
-          <w:sz w:val="32"/>
-          <w:szCs w:val="32"/>
-        </w:rPr>
-        <w:t xml:space="preserve">def </w:t>
-      </w:r>
-      <w:proofErr w:type="gramStart"/>
-      <w:r>
-        <w:rPr>
-          <w:b/>
-          <w:bCs/>
-          <w:color w:val="D86DCB" w:themeColor="accent5" w:themeTint="99"/>
-          <w:sz w:val="32"/>
-          <w:szCs w:val="32"/>
-        </w:rPr>
-        <w:t>calculate(</w:t>
-      </w:r>
-      <w:proofErr w:type="gramEnd"/>
-      <w:r>
-        <w:rPr>
-          <w:b/>
-          <w:bCs/>
-          <w:color w:val="D86DCB" w:themeColor="accent5" w:themeTint="99"/>
-          <w:sz w:val="32"/>
-          <w:szCs w:val="32"/>
-        </w:rPr>
-        <w:t>operation: Callable[[int, int], int]):</w:t>
-      </w:r>
-    </w:p>
-    <w:p>
-      <w:pPr>
-        <w:jc w:val="both"/>
-        <w:rPr>
-          <w:b/>
-          <w:bCs/>
-          <w:color w:val="D86DCB" w:themeColor="accent5" w:themeTint="99"/>
-          <w:sz w:val="32"/>
-          <w:szCs w:val="32"/>
-        </w:rPr>
-      </w:pPr>
-      <w:r>
-        <w:rPr>
-          <w:b/>
-          <w:bCs/>
-          <w:color w:val="D86DCB" w:themeColor="accent5" w:themeTint="99"/>
-          <w:sz w:val="32"/>
-          <w:szCs w:val="32"/>
-        </w:rPr>
-        <w:t xml:space="preserve">    return </w:t>
-      </w:r>
-      <w:proofErr w:type="gramStart"/>
-      <w:r>
-        <w:rPr>
-          <w:b/>
-          <w:bCs/>
-          <w:color w:val="D86DCB" w:themeColor="accent5" w:themeTint="99"/>
-          <w:sz w:val="32"/>
-          <w:szCs w:val="32"/>
-        </w:rPr>
-        <w:t>operation(</w:t>
-      </w:r>
-      <w:proofErr w:type="gramEnd"/>
-      <w:r>
-        <w:rPr>
-          <w:b/>
-          <w:bCs/>
-          <w:color w:val="D86DCB" w:themeColor="accent5" w:themeTint="99"/>
-          <w:sz w:val="32"/>
-          <w:szCs w:val="32"/>
-        </w:rPr>
-        <w:t>10, 20)</w:t>
-      </w:r>
-    </w:p>
-    <w:p>
-      <w:pPr>
-        <w:jc w:val="both"/>
-        <w:rPr>
-          <w:b/>
-          <w:bCs/>
-          <w:color w:val="D86DCB" w:themeColor="accent5" w:themeTint="99"/>
-          <w:sz w:val="32"/>
-          <w:szCs w:val="32"/>
-        </w:rPr>
-      </w:pPr>
-      <w:r>
-        <w:rPr>
-          <w:b/>
-          <w:bCs/>
-          <w:color w:val="D86DCB" w:themeColor="accent5" w:themeTint="99"/>
-          <w:sz w:val="32"/>
-          <w:szCs w:val="32"/>
-        </w:rPr>
-        <w:t xml:space="preserve">result = </w:t>
-      </w:r>
-      <w:proofErr w:type="gramStart"/>
-      <w:r>
-        <w:rPr>
-          <w:b/>
-          <w:bCs/>
-          <w:color w:val="D86DCB" w:themeColor="accent5" w:themeTint="99"/>
-          <w:sz w:val="32"/>
-          <w:szCs w:val="32"/>
-        </w:rPr>
-        <w:t>calculate(</w:t>
-      </w:r>
-      <w:proofErr w:type="gramEnd"/>
-      <w:r>
-        <w:rPr>
-          <w:b/>
-          <w:bCs/>
-          <w:color w:val="D86DCB" w:themeColor="accent5" w:themeTint="99"/>
-          <w:sz w:val="32"/>
-          <w:szCs w:val="32"/>
-        </w:rPr>
-        <w:t>operation = lambda x, y : x + y)</w:t>
-      </w:r>
-    </w:p>
-    <w:p>
-      <w:pPr>
-        <w:jc w:val="both"/>
-        <w:rPr>
-          <w:b/>
-          <w:bCs/>
-          <w:color w:val="D86DCB" w:themeColor="accent5" w:themeTint="99"/>
-          <w:sz w:val="32"/>
-          <w:szCs w:val="32"/>
-        </w:rPr>
-      </w:pPr>
-      <w:r>
-        <w:rPr>
+          <w:rFonts w:ascii="Carlito" w:hAnsi="Carlito" w:cs="Carlito"/>
+          <w:b/>
+          <w:bCs/>
+          <w:color w:val="D86DCB" w:themeColor="accent5" w:themeTint="99"/>
+          <w:sz w:val="32"/>
+          <w:szCs w:val="32"/>
+        </w:rPr>
+      </w:pPr>
+      <w:r>
+        <w:rPr>
+          <w:rFonts w:ascii="Carlito" w:hAnsi="Carlito" w:cs="Carlito"/>
+          <w:b/>
+          <w:bCs/>
+          <w:color w:val="D86DCB" w:themeColor="accent5" w:themeTint="99"/>
+          <w:sz w:val="32"/>
+          <w:szCs w:val="32"/>
+        </w:rPr>
+        <w:t>def calculate(operation: Callable[[int, int], int]):</w:t>
+      </w:r>
+    </w:p>
+    <w:p>
+      <w:pPr>
+        <w:jc w:val="both"/>
+        <w:rPr>
+          <w:rFonts w:ascii="Carlito" w:hAnsi="Carlito" w:cs="Carlito"/>
+          <w:b/>
+          <w:bCs/>
+          <w:color w:val="D86DCB" w:themeColor="accent5" w:themeTint="99"/>
+          <w:sz w:val="32"/>
+          <w:szCs w:val="32"/>
+        </w:rPr>
+      </w:pPr>
+      <w:r>
+        <w:rPr>
+          <w:rFonts w:ascii="Carlito" w:hAnsi="Carlito" w:cs="Carlito"/>
+          <w:b/>
+          <w:bCs/>
+          <w:color w:val="D86DCB" w:themeColor="accent5" w:themeTint="99"/>
+          <w:sz w:val="32"/>
+          <w:szCs w:val="32"/>
+        </w:rPr>
+        <w:t xml:space="preserve">    return operation(10, 20)</w:t>
+      </w:r>
+    </w:p>
+    <w:p>
+      <w:pPr>
+        <w:jc w:val="both"/>
+        <w:rPr>
+          <w:rFonts w:ascii="Carlito" w:hAnsi="Carlito" w:cs="Carlito"/>
+          <w:b/>
+          <w:bCs/>
+          <w:color w:val="D86DCB" w:themeColor="accent5" w:themeTint="99"/>
+          <w:sz w:val="32"/>
+          <w:szCs w:val="32"/>
+        </w:rPr>
+      </w:pPr>
+      <w:r>
+        <w:rPr>
+          <w:rFonts w:ascii="Carlito" w:hAnsi="Carlito" w:cs="Carlito"/>
+          <w:b/>
+          <w:bCs/>
+          <w:color w:val="D86DCB" w:themeColor="accent5" w:themeTint="99"/>
+          <w:sz w:val="32"/>
+          <w:szCs w:val="32"/>
+        </w:rPr>
+        <w:t>result = calculate(operation = lambda x, y : x + y)</w:t>
+      </w:r>
+    </w:p>
+    <w:p>
+      <w:pPr>
+        <w:jc w:val="both"/>
+        <w:rPr>
+          <w:rFonts w:ascii="Carlito" w:hAnsi="Carlito" w:cs="Carlito"/>
+          <w:b/>
+          <w:bCs/>
+          <w:color w:val="D86DCB" w:themeColor="accent5" w:themeTint="99"/>
+          <w:sz w:val="32"/>
+          <w:szCs w:val="32"/>
+        </w:rPr>
+      </w:pPr>
+      <w:r>
+        <w:rPr>
+          <w:rFonts w:ascii="Carlito" w:hAnsi="Carlito" w:cs="Carlito"/>
           <w:b/>
           <w:bCs/>
           <w:color w:val="D86DCB" w:themeColor="accent5" w:themeTint="99"/>
@@ -3635,21 +3124,24 @@
       <w:pPr>
         <w:jc w:val="both"/>
         <w:rPr>
-          <w:sz w:val="32"/>
-          <w:szCs w:val="32"/>
-        </w:rPr>
-      </w:pPr>
-    </w:p>
-    <w:p>
-      <w:pPr>
-        <w:jc w:val="both"/>
-        <w:rPr>
-          <w:sz w:val="32"/>
-          <w:szCs w:val="32"/>
-        </w:rPr>
-      </w:pPr>
-      <w:r>
-        <w:rPr>
+          <w:rFonts w:ascii="Carlito" w:hAnsi="Carlito" w:cs="Carlito"/>
+          <w:sz w:val="32"/>
+          <w:szCs w:val="32"/>
+        </w:rPr>
+      </w:pPr>
+    </w:p>
+    <w:p>
+      <w:pPr>
+        <w:jc w:val="both"/>
+        <w:rPr>
+          <w:rFonts w:ascii="Carlito" w:hAnsi="Carlito" w:cs="Carlito"/>
+          <w:sz w:val="32"/>
+          <w:szCs w:val="32"/>
+        </w:rPr>
+      </w:pPr>
+      <w:r>
+        <w:rPr>
+          <w:rFonts w:ascii="Carlito" w:hAnsi="Carlito" w:cs="Carlito"/>
           <w:sz w:val="32"/>
           <w:szCs w:val="32"/>
         </w:rPr>
@@ -3663,8 +3155,8 @@
         <w:tblLook w:val="04A0" w:firstRow="1" w:lastRow="0" w:firstColumn="1" w:lastColumn="0" w:noHBand="0" w:noVBand="1"/>
       </w:tblPr>
       <w:tblGrid>
-        <w:gridCol w:w="3077"/>
-        <w:gridCol w:w="5618"/>
+        <w:gridCol w:w="2920"/>
+        <w:gridCol w:w="5203"/>
       </w:tblGrid>
       <w:tr>
         <w:trPr>
@@ -3681,12 +3173,14 @@
               <w:spacing w:after="160" w:line="278" w:lineRule="auto"/>
               <w:jc w:val="both"/>
               <w:rPr>
+                <w:rFonts w:ascii="Carlito" w:hAnsi="Carlito" w:cs="Carlito"/>
                 <w:sz w:val="32"/>
                 <w:szCs w:val="32"/>
               </w:rPr>
             </w:pPr>
             <w:r>
               <w:rPr>
+                <w:rFonts w:ascii="Carlito" w:hAnsi="Carlito" w:cs="Carlito"/>
                 <w:sz w:val="32"/>
                 <w:szCs w:val="32"/>
               </w:rPr>
@@ -3705,12 +3199,14 @@
               <w:jc w:val="both"/>
               <w:cnfStyle w:val="100000000000" w:firstRow="1" w:lastRow="0" w:firstColumn="0" w:lastColumn="0" w:oddVBand="0" w:evenVBand="0" w:oddHBand="0" w:evenHBand="0" w:firstRowFirstColumn="0" w:firstRowLastColumn="0" w:lastRowFirstColumn="0" w:lastRowLastColumn="0"/>
               <w:rPr>
+                <w:rFonts w:ascii="Carlito" w:hAnsi="Carlito" w:cs="Carlito"/>
                 <w:sz w:val="32"/>
                 <w:szCs w:val="32"/>
               </w:rPr>
             </w:pPr>
             <w:r>
               <w:rPr>
+                <w:rFonts w:ascii="Carlito" w:hAnsi="Carlito" w:cs="Carlito"/>
                 <w:sz w:val="32"/>
                 <w:szCs w:val="32"/>
               </w:rPr>
@@ -3734,19 +3230,19 @@
               <w:spacing w:after="160" w:line="278" w:lineRule="auto"/>
               <w:jc w:val="both"/>
               <w:rPr>
+                <w:rFonts w:ascii="Carlito" w:hAnsi="Carlito" w:cs="Carlito"/>
                 <w:sz w:val="32"/>
                 <w:szCs w:val="32"/>
               </w:rPr>
             </w:pPr>
-            <w:proofErr w:type="spellStart"/>
             <w:r>
               <w:rPr>
+                <w:rFonts w:ascii="Carlito" w:hAnsi="Carlito" w:cs="Carlito"/>
                 <w:sz w:val="32"/>
                 <w:szCs w:val="32"/>
               </w:rPr>
               <w:t>VoidCallback</w:t>
             </w:r>
-            <w:proofErr w:type="spellEnd"/>
           </w:p>
         </w:tc>
         <w:tc>
@@ -3760,31 +3256,22 @@
               <w:jc w:val="both"/>
               <w:cnfStyle w:val="000000100000" w:firstRow="0" w:lastRow="0" w:firstColumn="0" w:lastColumn="0" w:oddVBand="0" w:evenVBand="0" w:oddHBand="1" w:evenHBand="0" w:firstRowFirstColumn="0" w:firstRowLastColumn="0" w:lastRowFirstColumn="0" w:lastRowLastColumn="0"/>
               <w:rPr>
+                <w:rFonts w:ascii="Carlito" w:hAnsi="Carlito" w:cs="Carlito"/>
                 <w:b/>
                 <w:bCs/>
                 <w:sz w:val="32"/>
                 <w:szCs w:val="32"/>
               </w:rPr>
             </w:pPr>
-            <w:proofErr w:type="gramStart"/>
             <w:r>
               <w:rPr>
+                <w:rFonts w:ascii="Carlito" w:hAnsi="Carlito" w:cs="Carlito"/>
                 <w:b/>
                 <w:bCs/>
                 <w:sz w:val="32"/>
                 <w:szCs w:val="32"/>
               </w:rPr>
-              <w:t>Callable[</w:t>
-            </w:r>
-            <w:proofErr w:type="gramEnd"/>
-            <w:r>
-              <w:rPr>
-                <w:b/>
-                <w:bCs/>
-                <w:sz w:val="32"/>
-                <w:szCs w:val="32"/>
-              </w:rPr>
-              <w:t>[], None] (optional type hint)</w:t>
+              <w:t>Callable[[], None] (optional type hint)</w:t>
             </w:r>
           </w:p>
         </w:tc>
@@ -3801,12 +3288,14 @@
               <w:spacing w:after="160" w:line="278" w:lineRule="auto"/>
               <w:jc w:val="both"/>
               <w:rPr>
+                <w:rFonts w:ascii="Carlito" w:hAnsi="Carlito" w:cs="Carlito"/>
                 <w:sz w:val="32"/>
                 <w:szCs w:val="32"/>
               </w:rPr>
             </w:pPr>
             <w:r>
               <w:rPr>
+                <w:rFonts w:ascii="Carlito" w:hAnsi="Carlito" w:cs="Carlito"/>
                 <w:sz w:val="32"/>
                 <w:szCs w:val="32"/>
               </w:rPr>
@@ -3825,6 +3314,7 @@
               <w:jc w:val="both"/>
               <w:cnfStyle w:val="000000000000" w:firstRow="0" w:lastRow="0" w:firstColumn="0" w:lastColumn="0" w:oddVBand="0" w:evenVBand="0" w:oddHBand="0" w:evenHBand="0" w:firstRowFirstColumn="0" w:firstRowLastColumn="0" w:lastRowFirstColumn="0" w:lastRowLastColumn="0"/>
               <w:rPr>
+                <w:rFonts w:ascii="Carlito" w:hAnsi="Carlito" w:cs="Carlito"/>
                 <w:b/>
                 <w:bCs/>
                 <w:sz w:val="32"/>
@@ -3833,6 +3323,7 @@
             </w:pPr>
             <w:r>
               <w:rPr>
+                <w:rFonts w:ascii="Carlito" w:hAnsi="Carlito" w:cs="Carlito"/>
                 <w:b/>
                 <w:bCs/>
                 <w:sz w:val="32"/>
@@ -3858,25 +3349,18 @@
               <w:spacing w:after="160" w:line="278" w:lineRule="auto"/>
               <w:jc w:val="both"/>
               <w:rPr>
+                <w:rFonts w:ascii="Carlito" w:hAnsi="Carlito" w:cs="Carlito"/>
                 <w:sz w:val="32"/>
                 <w:szCs w:val="32"/>
               </w:rPr>
             </w:pPr>
-            <w:proofErr w:type="gramStart"/>
             <w:r>
               <w:rPr>
+                <w:rFonts w:ascii="Carlito" w:hAnsi="Carlito" w:cs="Carlito"/>
                 <w:sz w:val="32"/>
                 <w:szCs w:val="32"/>
               </w:rPr>
-              <w:t>Function(</w:t>
-            </w:r>
-            <w:proofErr w:type="gramEnd"/>
-            <w:r>
-              <w:rPr>
-                <w:sz w:val="32"/>
-                <w:szCs w:val="32"/>
-              </w:rPr>
-              <w:t>int, int)</w:t>
+              <w:t>Function(int, int)</w:t>
             </w:r>
           </w:p>
         </w:tc>
@@ -3891,51 +3375,22 @@
               <w:jc w:val="both"/>
               <w:cnfStyle w:val="000000100000" w:firstRow="0" w:lastRow="0" w:firstColumn="0" w:lastColumn="0" w:oddVBand="0" w:evenVBand="0" w:oddHBand="1" w:evenHBand="0" w:firstRowFirstColumn="0" w:firstRowLastColumn="0" w:lastRowFirstColumn="0" w:lastRowLastColumn="0"/>
               <w:rPr>
+                <w:rFonts w:ascii="Carlito" w:hAnsi="Carlito" w:cs="Carlito"/>
                 <w:b/>
                 <w:bCs/>
                 <w:sz w:val="32"/>
                 <w:szCs w:val="32"/>
               </w:rPr>
             </w:pPr>
-            <w:proofErr w:type="gramStart"/>
             <w:r>
               <w:rPr>
+                <w:rFonts w:ascii="Carlito" w:hAnsi="Carlito" w:cs="Carlito"/>
                 <w:b/>
                 <w:bCs/>
                 <w:sz w:val="32"/>
                 <w:szCs w:val="32"/>
               </w:rPr>
-              <w:t>Callable[</w:t>
-            </w:r>
-            <w:proofErr w:type="gramEnd"/>
-            <w:r>
-              <w:rPr>
-                <w:b/>
-                <w:bCs/>
-                <w:sz w:val="32"/>
-                <w:szCs w:val="32"/>
-              </w:rPr>
-              <w:t xml:space="preserve">[int, int], </w:t>
-            </w:r>
-            <w:proofErr w:type="spellStart"/>
-            <w:r>
-              <w:rPr>
-                <w:b/>
-                <w:bCs/>
-                <w:sz w:val="32"/>
-                <w:szCs w:val="32"/>
-              </w:rPr>
-              <w:t>ReturnType</w:t>
-            </w:r>
-            <w:proofErr w:type="spellEnd"/>
-            <w:r>
-              <w:rPr>
-                <w:b/>
-                <w:bCs/>
-                <w:sz w:val="32"/>
-                <w:szCs w:val="32"/>
-              </w:rPr>
-              <w:t>]</w:t>
+              <w:t>Callable[[int, int], ReturnType]</w:t>
             </w:r>
           </w:p>
         </w:tc>
@@ -3952,6 +3407,7 @@
               <w:spacing w:after="160" w:line="278" w:lineRule="auto"/>
               <w:jc w:val="both"/>
               <w:rPr>
+                <w:rFonts w:ascii="Carlito" w:hAnsi="Carlito" w:cs="Carlito"/>
                 <w:b w:val="0"/>
                 <w:bCs w:val="0"/>
                 <w:sz w:val="32"/>
@@ -3960,6 +3416,7 @@
             </w:pPr>
             <w:r>
               <w:rPr>
+                <w:rFonts w:ascii="Carlito" w:hAnsi="Carlito" w:cs="Carlito"/>
                 <w:b w:val="0"/>
                 <w:bCs w:val="0"/>
                 <w:sz w:val="32"/>
@@ -3980,12 +3437,14 @@
               <w:jc w:val="both"/>
               <w:cnfStyle w:val="000000000000" w:firstRow="0" w:lastRow="0" w:firstColumn="0" w:lastColumn="0" w:oddVBand="0" w:evenVBand="0" w:oddHBand="0" w:evenHBand="0" w:firstRowFirstColumn="0" w:firstRowLastColumn="0" w:lastRowFirstColumn="0" w:lastRowLastColumn="0"/>
               <w:rPr>
+                <w:rFonts w:ascii="Carlito" w:hAnsi="Carlito" w:cs="Carlito"/>
                 <w:sz w:val="32"/>
                 <w:szCs w:val="32"/>
               </w:rPr>
             </w:pPr>
             <w:r>
               <w:rPr>
+                <w:rFonts w:ascii="Carlito" w:hAnsi="Carlito" w:cs="Carlito"/>
                 <w:sz w:val="32"/>
                 <w:szCs w:val="32"/>
               </w:rPr>
@@ -3999,15 +3458,17 @@
       <w:pPr>
         <w:jc w:val="both"/>
         <w:rPr>
-          <w:sz w:val="32"/>
-          <w:szCs w:val="32"/>
-        </w:rPr>
-      </w:pPr>
-    </w:p>
-    <w:p>
-      <w:pPr>
-        <w:jc w:val="both"/>
-        <w:rPr>
+          <w:rFonts w:ascii="Carlito" w:hAnsi="Carlito" w:cs="Carlito"/>
+          <w:sz w:val="32"/>
+          <w:szCs w:val="32"/>
+        </w:rPr>
+      </w:pPr>
+    </w:p>
+    <w:p>
+      <w:pPr>
+        <w:jc w:val="both"/>
+        <w:rPr>
+          <w:rFonts w:ascii="Carlito" w:hAnsi="Carlito" w:cs="Carlito"/>
           <w:sz w:val="32"/>
           <w:szCs w:val="32"/>
         </w:rPr>
@@ -4017,12 +3478,14 @@
       <w:pPr>
         <w:jc w:val="center"/>
         <w:rPr>
-          <w:sz w:val="32"/>
-          <w:szCs w:val="32"/>
-        </w:rPr>
-      </w:pPr>
-      <w:r>
-        <w:rPr>
+          <w:rFonts w:ascii="Carlito" w:hAnsi="Carlito" w:cs="Carlito"/>
+          <w:sz w:val="32"/>
+          <w:szCs w:val="32"/>
+        </w:rPr>
+      </w:pPr>
+      <w:r>
+        <w:rPr>
+          <w:rFonts w:ascii="Carlito" w:hAnsi="Carlito" w:cs="Carlito"/>
           <w:sz w:val="32"/>
           <w:szCs w:val="32"/>
         </w:rPr>
@@ -4033,60 +3496,67 @@
       <w:pPr>
         <w:jc w:val="both"/>
         <w:rPr>
-          <w:sz w:val="32"/>
-          <w:szCs w:val="32"/>
-        </w:rPr>
-      </w:pPr>
-    </w:p>
-    <w:p>
-      <w:pPr>
-        <w:jc w:val="both"/>
-        <w:rPr>
-          <w:sz w:val="32"/>
-          <w:szCs w:val="32"/>
-        </w:rPr>
-      </w:pPr>
-    </w:p>
-    <w:p>
-      <w:pPr>
-        <w:jc w:val="both"/>
-        <w:rPr>
-          <w:sz w:val="32"/>
-          <w:szCs w:val="32"/>
-        </w:rPr>
-      </w:pPr>
-    </w:p>
-    <w:p>
-      <w:pPr>
-        <w:jc w:val="both"/>
-        <w:rPr>
-          <w:sz w:val="32"/>
-          <w:szCs w:val="32"/>
-        </w:rPr>
-      </w:pPr>
-    </w:p>
-    <w:p>
-      <w:pPr>
-        <w:jc w:val="both"/>
-        <w:rPr>
-          <w:sz w:val="32"/>
-          <w:szCs w:val="32"/>
-        </w:rPr>
-      </w:pPr>
-    </w:p>
-    <w:p>
-      <w:pPr>
-        <w:jc w:val="both"/>
-        <w:rPr>
-          <w:sz w:val="32"/>
-          <w:szCs w:val="32"/>
-        </w:rPr>
-      </w:pPr>
-    </w:p>
-    <w:p>
-      <w:pPr>
-        <w:jc w:val="both"/>
-        <w:rPr>
+          <w:rFonts w:ascii="Carlito" w:hAnsi="Carlito" w:cs="Carlito"/>
+          <w:sz w:val="32"/>
+          <w:szCs w:val="32"/>
+        </w:rPr>
+      </w:pPr>
+    </w:p>
+    <w:p>
+      <w:pPr>
+        <w:jc w:val="both"/>
+        <w:rPr>
+          <w:rFonts w:ascii="Carlito" w:hAnsi="Carlito" w:cs="Carlito"/>
+          <w:sz w:val="32"/>
+          <w:szCs w:val="32"/>
+        </w:rPr>
+      </w:pPr>
+    </w:p>
+    <w:p>
+      <w:pPr>
+        <w:jc w:val="both"/>
+        <w:rPr>
+          <w:rFonts w:ascii="Carlito" w:hAnsi="Carlito" w:cs="Carlito"/>
+          <w:sz w:val="32"/>
+          <w:szCs w:val="32"/>
+        </w:rPr>
+      </w:pPr>
+    </w:p>
+    <w:p>
+      <w:pPr>
+        <w:jc w:val="both"/>
+        <w:rPr>
+          <w:rFonts w:ascii="Carlito" w:hAnsi="Carlito" w:cs="Carlito"/>
+          <w:sz w:val="32"/>
+          <w:szCs w:val="32"/>
+        </w:rPr>
+      </w:pPr>
+    </w:p>
+    <w:p>
+      <w:pPr>
+        <w:jc w:val="both"/>
+        <w:rPr>
+          <w:rFonts w:ascii="Carlito" w:hAnsi="Carlito" w:cs="Carlito"/>
+          <w:sz w:val="32"/>
+          <w:szCs w:val="32"/>
+        </w:rPr>
+      </w:pPr>
+    </w:p>
+    <w:p>
+      <w:pPr>
+        <w:jc w:val="both"/>
+        <w:rPr>
+          <w:rFonts w:ascii="Carlito" w:hAnsi="Carlito" w:cs="Carlito"/>
+          <w:sz w:val="32"/>
+          <w:szCs w:val="32"/>
+        </w:rPr>
+      </w:pPr>
+    </w:p>
+    <w:p>
+      <w:pPr>
+        <w:jc w:val="both"/>
+        <w:rPr>
+          <w:rFonts w:ascii="Carlito" w:hAnsi="Carlito" w:cs="Carlito"/>
           <w:sz w:val="32"/>
           <w:szCs w:val="32"/>
         </w:rPr>
@@ -5488,6 +4958,7 @@
   <w:style w:type="character" w:default="1" w:styleId="DefaultParagraphFont">
     <w:name w:val="Default Paragraph Font"/>
     <w:uiPriority w:val="1"/>
+    <w:semiHidden/>
     <w:unhideWhenUsed/>
   </w:style>
   <w:style w:type="table" w:default="1" w:styleId="TableNormal">

--- a/python/p6_python_lambda_and_void_callback_methods_and_more.docx
+++ b/python/p6_python_lambda_and_void_callback_methods_and_more.docx
@@ -6,18 +6,18 @@
       <w:pPr>
         <w:jc w:val="center"/>
         <w:rPr>
-          <w:rFonts w:ascii="Carlito" w:hAnsi="Carlito" w:cs="Carlito"/>
-          <w:sz w:val="32"/>
-          <w:szCs w:val="32"/>
-        </w:rPr>
-      </w:pPr>
-      <w:r>
-        <w:rPr>
-          <w:rFonts w:ascii="Carlito" w:hAnsi="Carlito" w:cs="Carlito"/>
-          <w:b/>
-          <w:bCs/>
-          <w:sz w:val="40"/>
-          <w:szCs w:val="40"/>
+          <w:rFonts w:ascii="Calibri" w:hAnsi="Calibri" w:cs="Calibri"/>
+          <w:sz w:val="36"/>
+          <w:szCs w:val="36"/>
+        </w:rPr>
+      </w:pPr>
+      <w:r>
+        <w:rPr>
+          <w:rFonts w:ascii="Calibri" w:hAnsi="Calibri" w:cs="Calibri"/>
+          <w:b/>
+          <w:bCs/>
+          <w:sz w:val="44"/>
+          <w:szCs w:val="44"/>
         </w:rPr>
         <w:t>INDEX</w:t>
       </w:r>
@@ -31,18 +31,34 @@
         </w:numPr>
         <w:jc w:val="both"/>
         <w:rPr>
-          <w:rFonts w:ascii="Carlito" w:hAnsi="Carlito" w:cs="Carlito"/>
+          <w:rFonts w:ascii="Calibri" w:hAnsi="Calibri" w:cs="Calibri"/>
           <w:sz w:val="32"/>
           <w:szCs w:val="32"/>
         </w:rPr>
       </w:pPr>
       <w:r>
         <w:rPr>
-          <w:rFonts w:ascii="Carlito" w:hAnsi="Carlito" w:cs="Carlito"/>
+          <w:rFonts w:ascii="Calibri" w:hAnsi="Calibri" w:cs="Calibri"/>
           <w:sz w:val="32"/>
           <w:szCs w:val="32"/>
         </w:rPr>
-        <w:t>Lambda or Anonymous Function……………………………………….2</w:t>
+        <w:t>Lambda or Anonymous Function………………………………………</w:t>
+      </w:r>
+      <w:r>
+        <w:rPr>
+          <w:rFonts w:ascii="Calibri" w:hAnsi="Calibri" w:cs="Calibri"/>
+          <w:sz w:val="32"/>
+          <w:szCs w:val="32"/>
+        </w:rPr>
+        <w:t>…………</w:t>
+      </w:r>
+      <w:r>
+        <w:rPr>
+          <w:rFonts w:ascii="Calibri" w:hAnsi="Calibri" w:cs="Calibri"/>
+          <w:sz w:val="32"/>
+          <w:szCs w:val="32"/>
+        </w:rPr>
+        <w:t>.2</w:t>
       </w:r>
     </w:p>
     <w:p>
@@ -54,55 +70,63 @@
         </w:numPr>
         <w:jc w:val="both"/>
         <w:rPr>
-          <w:rFonts w:ascii="Carlito" w:hAnsi="Carlito" w:cs="Carlito"/>
+          <w:rFonts w:ascii="Calibri" w:hAnsi="Calibri" w:cs="Calibri"/>
           <w:sz w:val="32"/>
           <w:szCs w:val="32"/>
         </w:rPr>
       </w:pPr>
       <w:r>
         <w:rPr>
-          <w:rFonts w:ascii="Carlito" w:hAnsi="Carlito" w:cs="Carlito"/>
+          <w:rFonts w:ascii="Calibri" w:hAnsi="Calibri" w:cs="Calibri"/>
           <w:sz w:val="32"/>
           <w:szCs w:val="32"/>
         </w:rPr>
-        <w:t>Callback methods in Python……………………………………………..4</w:t>
-      </w:r>
-    </w:p>
-    <w:p>
-      <w:pPr>
-        <w:rPr>
-          <w:rFonts w:ascii="Carlito" w:hAnsi="Carlito" w:cs="Carlito"/>
+        <w:t>Callback methods in Python……………………………………………</w:t>
+      </w:r>
+      <w:r>
+        <w:rPr>
+          <w:rFonts w:ascii="Calibri" w:hAnsi="Calibri" w:cs="Calibri"/>
           <w:sz w:val="32"/>
           <w:szCs w:val="32"/>
         </w:rPr>
-      </w:pPr>
-      <w:r>
-        <w:rPr>
-          <w:rFonts w:ascii="Carlito" w:hAnsi="Carlito" w:cs="Carlito"/>
+        <w:t>…………….5</w:t>
+      </w:r>
+    </w:p>
+    <w:p>
+      <w:pPr>
+        <w:rPr>
+          <w:rFonts w:ascii="Calibri" w:hAnsi="Calibri" w:cs="Calibri"/>
           <w:sz w:val="32"/>
           <w:szCs w:val="32"/>
         </w:rPr>
-        <w:br w:type="page"/>
-      </w:r>
-    </w:p>
-    <w:p>
-      <w:pPr>
-        <w:jc w:val="both"/>
-        <w:rPr>
-          <w:rFonts w:ascii="Carlito" w:hAnsi="Carlito" w:cs="Carlito"/>
-          <w:b/>
-          <w:bCs/>
+      </w:pPr>
+      <w:r>
+        <w:rPr>
+          <w:rFonts w:ascii="Calibri" w:hAnsi="Calibri" w:cs="Calibri"/>
           <w:sz w:val="32"/>
           <w:szCs w:val="32"/>
         </w:rPr>
-      </w:pPr>
-      <w:r>
-        <w:rPr>
-          <w:rFonts w:ascii="Carlito" w:hAnsi="Carlito" w:cs="Carlito"/>
-          <w:b/>
-          <w:bCs/>
-          <w:sz w:val="32"/>
-          <w:szCs w:val="32"/>
+        <w:br w:type="page"/>
+      </w:r>
+    </w:p>
+    <w:p>
+      <w:pPr>
+        <w:jc w:val="both"/>
+        <w:rPr>
+          <w:rFonts w:ascii="Calibri" w:hAnsi="Calibri" w:cs="Calibri"/>
+          <w:b/>
+          <w:bCs/>
+          <w:sz w:val="36"/>
+          <w:szCs w:val="36"/>
+        </w:rPr>
+      </w:pPr>
+      <w:r>
+        <w:rPr>
+          <w:rFonts w:ascii="Calibri" w:hAnsi="Calibri" w:cs="Calibri"/>
+          <w:b/>
+          <w:bCs/>
+          <w:sz w:val="36"/>
+          <w:szCs w:val="36"/>
         </w:rPr>
         <w:lastRenderedPageBreak/>
         <w:t>Lambda or Anonymous Function:</w:t>
@@ -112,16 +136,16 @@
       <w:pPr>
         <w:jc w:val="both"/>
         <w:rPr>
-          <w:rFonts w:ascii="Carlito" w:hAnsi="Carlito" w:cs="Carlito"/>
-          <w:sz w:val="32"/>
-          <w:szCs w:val="32"/>
-        </w:rPr>
-      </w:pPr>
-      <w:r>
-        <w:rPr>
-          <w:rFonts w:ascii="Carlito" w:hAnsi="Carlito" w:cs="Carlito"/>
-          <w:sz w:val="32"/>
-          <w:szCs w:val="32"/>
+          <w:rFonts w:ascii="Calibri" w:hAnsi="Calibri" w:cs="Calibri"/>
+          <w:sz w:val="36"/>
+          <w:szCs w:val="36"/>
+        </w:rPr>
+      </w:pPr>
+      <w:r>
+        <w:rPr>
+          <w:rFonts w:ascii="Calibri" w:hAnsi="Calibri" w:cs="Calibri"/>
+          <w:sz w:val="36"/>
+          <w:szCs w:val="36"/>
         </w:rPr>
         <w:t># A lambda function is a small, anonymous (unnamed) function that can have any number of parameters but only one expression.</w:t>
       </w:r>
@@ -135,40 +159,42 @@
         </w:numPr>
         <w:jc w:val="both"/>
         <w:rPr>
-          <w:rFonts w:ascii="Carlito" w:hAnsi="Carlito" w:cs="Carlito"/>
-          <w:sz w:val="32"/>
-          <w:szCs w:val="32"/>
-        </w:rPr>
-      </w:pPr>
-      <w:r>
-        <w:rPr>
-          <w:rFonts w:ascii="Carlito" w:hAnsi="Carlito" w:cs="Carlito"/>
-          <w:b/>
-          <w:bCs/>
-          <w:sz w:val="32"/>
-          <w:szCs w:val="32"/>
+          <w:rFonts w:ascii="Calibri" w:hAnsi="Calibri" w:cs="Calibri"/>
+          <w:sz w:val="36"/>
+          <w:szCs w:val="36"/>
+        </w:rPr>
+      </w:pPr>
+      <w:r>
+        <w:rPr>
+          <w:rFonts w:ascii="Calibri" w:hAnsi="Calibri" w:cs="Calibri"/>
+          <w:b/>
+          <w:bCs/>
+          <w:sz w:val="36"/>
+          <w:szCs w:val="36"/>
         </w:rPr>
         <w:t>lambda</w:t>
       </w:r>
       <w:r>
         <w:rPr>
-          <w:rFonts w:ascii="Carlito" w:hAnsi="Carlito" w:cs="Carlito"/>
-          <w:sz w:val="32"/>
-          <w:szCs w:val="32"/>
+          <w:rFonts w:ascii="Calibri" w:hAnsi="Calibri" w:cs="Calibri"/>
+          <w:sz w:val="36"/>
+          <w:szCs w:val="36"/>
         </w:rPr>
         <w:t xml:space="preserve"> </w:t>
       </w:r>
       <w:r>
         <w:rPr>
-          <w:rFonts w:ascii="Carlito" w:hAnsi="Carlito" w:cs="Carlito"/>
+          <w:rFonts w:ascii="Calibri" w:hAnsi="Calibri" w:cs="Calibri"/>
+          <w:sz w:val="28"/>
+          <w:szCs w:val="28"/>
         </w:rPr>
         <w:sym w:font="Wingdings" w:char="F0E0"/>
       </w:r>
       <w:r>
         <w:rPr>
-          <w:rFonts w:ascii="Carlito" w:hAnsi="Carlito" w:cs="Carlito"/>
-          <w:sz w:val="32"/>
-          <w:szCs w:val="32"/>
+          <w:rFonts w:ascii="Calibri" w:hAnsi="Calibri" w:cs="Calibri"/>
+          <w:sz w:val="36"/>
+          <w:szCs w:val="36"/>
         </w:rPr>
         <w:t xml:space="preserve"> Keyword to create the anonymous function</w:t>
       </w:r>
@@ -182,40 +208,42 @@
         </w:numPr>
         <w:jc w:val="both"/>
         <w:rPr>
-          <w:rFonts w:ascii="Carlito" w:hAnsi="Carlito" w:cs="Carlito"/>
-          <w:sz w:val="32"/>
-          <w:szCs w:val="32"/>
-        </w:rPr>
-      </w:pPr>
-      <w:r>
-        <w:rPr>
-          <w:rFonts w:ascii="Carlito" w:hAnsi="Carlito" w:cs="Carlito"/>
-          <w:b/>
-          <w:bCs/>
-          <w:sz w:val="32"/>
-          <w:szCs w:val="32"/>
+          <w:rFonts w:ascii="Calibri" w:hAnsi="Calibri" w:cs="Calibri"/>
+          <w:sz w:val="36"/>
+          <w:szCs w:val="36"/>
+        </w:rPr>
+      </w:pPr>
+      <w:r>
+        <w:rPr>
+          <w:rFonts w:ascii="Calibri" w:hAnsi="Calibri" w:cs="Calibri"/>
+          <w:b/>
+          <w:bCs/>
+          <w:sz w:val="36"/>
+          <w:szCs w:val="36"/>
         </w:rPr>
         <w:t>parameters</w:t>
       </w:r>
       <w:r>
         <w:rPr>
-          <w:rFonts w:ascii="Carlito" w:hAnsi="Carlito" w:cs="Carlito"/>
-          <w:sz w:val="32"/>
-          <w:szCs w:val="32"/>
+          <w:rFonts w:ascii="Calibri" w:hAnsi="Calibri" w:cs="Calibri"/>
+          <w:sz w:val="36"/>
+          <w:szCs w:val="36"/>
         </w:rPr>
         <w:t xml:space="preserve"> </w:t>
       </w:r>
       <w:r>
         <w:rPr>
-          <w:rFonts w:ascii="Carlito" w:hAnsi="Carlito" w:cs="Carlito"/>
+          <w:rFonts w:ascii="Calibri" w:hAnsi="Calibri" w:cs="Calibri"/>
+          <w:sz w:val="28"/>
+          <w:szCs w:val="28"/>
         </w:rPr>
         <w:sym w:font="Wingdings" w:char="F0E0"/>
       </w:r>
       <w:r>
         <w:rPr>
-          <w:rFonts w:ascii="Carlito" w:hAnsi="Carlito" w:cs="Carlito"/>
-          <w:sz w:val="32"/>
-          <w:szCs w:val="32"/>
+          <w:rFonts w:ascii="Calibri" w:hAnsi="Calibri" w:cs="Calibri"/>
+          <w:sz w:val="36"/>
+          <w:szCs w:val="36"/>
         </w:rPr>
         <w:t xml:space="preserve"> Inputs to the function</w:t>
       </w:r>
@@ -229,50 +257,52 @@
         </w:numPr>
         <w:jc w:val="both"/>
         <w:rPr>
-          <w:rFonts w:ascii="Carlito" w:hAnsi="Carlito" w:cs="Carlito"/>
-          <w:sz w:val="32"/>
-          <w:szCs w:val="32"/>
-        </w:rPr>
-      </w:pPr>
-      <w:r>
-        <w:rPr>
-          <w:rFonts w:ascii="Carlito" w:hAnsi="Carlito" w:cs="Carlito"/>
-          <w:b/>
-          <w:bCs/>
-          <w:sz w:val="32"/>
-          <w:szCs w:val="32"/>
+          <w:rFonts w:ascii="Calibri" w:hAnsi="Calibri" w:cs="Calibri"/>
+          <w:sz w:val="36"/>
+          <w:szCs w:val="36"/>
+        </w:rPr>
+      </w:pPr>
+      <w:r>
+        <w:rPr>
+          <w:rFonts w:ascii="Calibri" w:hAnsi="Calibri" w:cs="Calibri"/>
+          <w:b/>
+          <w:bCs/>
+          <w:sz w:val="36"/>
+          <w:szCs w:val="36"/>
         </w:rPr>
         <w:t>expression</w:t>
       </w:r>
       <w:r>
         <w:rPr>
-          <w:rFonts w:ascii="Carlito" w:hAnsi="Carlito" w:cs="Carlito"/>
-          <w:sz w:val="32"/>
-          <w:szCs w:val="32"/>
+          <w:rFonts w:ascii="Calibri" w:hAnsi="Calibri" w:cs="Calibri"/>
+          <w:sz w:val="36"/>
+          <w:szCs w:val="36"/>
         </w:rPr>
         <w:t xml:space="preserve"> </w:t>
       </w:r>
       <w:r>
         <w:rPr>
-          <w:rFonts w:ascii="Carlito" w:hAnsi="Carlito" w:cs="Carlito"/>
+          <w:rFonts w:ascii="Calibri" w:hAnsi="Calibri" w:cs="Calibri"/>
+          <w:sz w:val="28"/>
+          <w:szCs w:val="28"/>
         </w:rPr>
         <w:sym w:font="Wingdings" w:char="F0E0"/>
       </w:r>
       <w:r>
         <w:rPr>
-          <w:rFonts w:ascii="Carlito" w:hAnsi="Carlito" w:cs="Carlito"/>
-          <w:sz w:val="32"/>
-          <w:szCs w:val="32"/>
+          <w:rFonts w:ascii="Calibri" w:hAnsi="Calibri" w:cs="Calibri"/>
+          <w:sz w:val="36"/>
+          <w:szCs w:val="36"/>
         </w:rPr>
         <w:t xml:space="preserve"> The value that is automatically</w:t>
       </w:r>
       <w:r>
         <w:rPr>
-          <w:rFonts w:ascii="Carlito" w:hAnsi="Carlito" w:cs="Carlito"/>
-          <w:b/>
-          <w:bCs/>
-          <w:sz w:val="32"/>
-          <w:szCs w:val="32"/>
+          <w:rFonts w:ascii="Calibri" w:hAnsi="Calibri" w:cs="Calibri"/>
+          <w:b/>
+          <w:bCs/>
+          <w:sz w:val="36"/>
+          <w:szCs w:val="36"/>
         </w:rPr>
         <w:t xml:space="preserve"> returned</w:t>
       </w:r>
@@ -281,16 +311,16 @@
       <w:pPr>
         <w:jc w:val="both"/>
         <w:rPr>
-          <w:rFonts w:ascii="Carlito" w:hAnsi="Carlito" w:cs="Carlito"/>
-          <w:sz w:val="32"/>
-          <w:szCs w:val="32"/>
-        </w:rPr>
-      </w:pPr>
-      <w:r>
-        <w:rPr>
-          <w:rFonts w:ascii="Carlito" w:hAnsi="Carlito" w:cs="Carlito"/>
-          <w:sz w:val="32"/>
-          <w:szCs w:val="32"/>
+          <w:rFonts w:ascii="Calibri" w:hAnsi="Calibri" w:cs="Calibri"/>
+          <w:sz w:val="36"/>
+          <w:szCs w:val="36"/>
+        </w:rPr>
+      </w:pPr>
+      <w:r>
+        <w:rPr>
+          <w:rFonts w:ascii="Calibri" w:hAnsi="Calibri" w:cs="Calibri"/>
+          <w:sz w:val="36"/>
+          <w:szCs w:val="36"/>
         </w:rPr>
         <w:t># Syntax:</w:t>
       </w:r>
@@ -299,20 +329,20 @@
       <w:pPr>
         <w:jc w:val="both"/>
         <w:rPr>
-          <w:rFonts w:ascii="Carlito" w:hAnsi="Carlito" w:cs="Carlito"/>
-          <w:b/>
-          <w:bCs/>
-          <w:sz w:val="32"/>
-          <w:szCs w:val="32"/>
-        </w:rPr>
-      </w:pPr>
-      <w:r>
-        <w:rPr>
-          <w:rFonts w:ascii="Carlito" w:hAnsi="Carlito" w:cs="Carlito"/>
-          <w:b/>
-          <w:bCs/>
-          <w:sz w:val="32"/>
-          <w:szCs w:val="32"/>
+          <w:rFonts w:ascii="Calibri" w:hAnsi="Calibri" w:cs="Calibri"/>
+          <w:b/>
+          <w:bCs/>
+          <w:sz w:val="36"/>
+          <w:szCs w:val="36"/>
+        </w:rPr>
+      </w:pPr>
+      <w:r>
+        <w:rPr>
+          <w:rFonts w:ascii="Calibri" w:hAnsi="Calibri" w:cs="Calibri"/>
+          <w:b/>
+          <w:bCs/>
+          <w:sz w:val="36"/>
+          <w:szCs w:val="36"/>
         </w:rPr>
         <w:t>lambda parameters : expression</w:t>
       </w:r>
@@ -321,26 +351,26 @@
       <w:pPr>
         <w:jc w:val="both"/>
         <w:rPr>
-          <w:rFonts w:ascii="Carlito" w:hAnsi="Carlito" w:cs="Carlito"/>
-          <w:sz w:val="32"/>
-          <w:szCs w:val="32"/>
-        </w:rPr>
-      </w:pPr>
-    </w:p>
-    <w:p>
-      <w:pPr>
-        <w:jc w:val="both"/>
-        <w:rPr>
-          <w:rFonts w:ascii="Carlito" w:hAnsi="Carlito" w:cs="Carlito"/>
-          <w:sz w:val="32"/>
-          <w:szCs w:val="32"/>
-        </w:rPr>
-      </w:pPr>
-      <w:r>
-        <w:rPr>
-          <w:rFonts w:ascii="Carlito" w:hAnsi="Carlito" w:cs="Carlito"/>
-          <w:sz w:val="32"/>
-          <w:szCs w:val="32"/>
+          <w:rFonts w:ascii="Calibri" w:hAnsi="Calibri" w:cs="Calibri"/>
+          <w:sz w:val="36"/>
+          <w:szCs w:val="36"/>
+        </w:rPr>
+      </w:pPr>
+    </w:p>
+    <w:p>
+      <w:pPr>
+        <w:jc w:val="both"/>
+        <w:rPr>
+          <w:rFonts w:ascii="Calibri" w:hAnsi="Calibri" w:cs="Calibri"/>
+          <w:sz w:val="36"/>
+          <w:szCs w:val="36"/>
+        </w:rPr>
+      </w:pPr>
+      <w:r>
+        <w:rPr>
+          <w:rFonts w:ascii="Calibri" w:hAnsi="Calibri" w:cs="Calibri"/>
+          <w:sz w:val="36"/>
+          <w:szCs w:val="36"/>
         </w:rPr>
         <w:t>Basic Usage:</w:t>
       </w:r>
@@ -349,16 +379,16 @@
       <w:pPr>
         <w:jc w:val="both"/>
         <w:rPr>
-          <w:rFonts w:ascii="Carlito" w:hAnsi="Carlito" w:cs="Carlito"/>
-          <w:sz w:val="32"/>
-          <w:szCs w:val="32"/>
-        </w:rPr>
-      </w:pPr>
-      <w:r>
-        <w:rPr>
-          <w:rFonts w:ascii="Carlito" w:hAnsi="Carlito" w:cs="Carlito"/>
-          <w:sz w:val="32"/>
-          <w:szCs w:val="32"/>
+          <w:rFonts w:ascii="Calibri" w:hAnsi="Calibri" w:cs="Calibri"/>
+          <w:sz w:val="36"/>
+          <w:szCs w:val="36"/>
+        </w:rPr>
+      </w:pPr>
+      <w:r>
+        <w:rPr>
+          <w:rFonts w:ascii="Calibri" w:hAnsi="Calibri" w:cs="Calibri"/>
+          <w:sz w:val="36"/>
+          <w:szCs w:val="36"/>
         </w:rPr>
         <w:t># Normal function:</w:t>
       </w:r>
@@ -367,22 +397,22 @@
       <w:pPr>
         <w:jc w:val="both"/>
         <w:rPr>
-          <w:rFonts w:ascii="Carlito" w:hAnsi="Carlito" w:cs="Carlito"/>
-          <w:b/>
-          <w:bCs/>
-          <w:color w:val="D86DCB" w:themeColor="accent5" w:themeTint="99"/>
-          <w:sz w:val="32"/>
-          <w:szCs w:val="32"/>
-        </w:rPr>
-      </w:pPr>
-      <w:r>
-        <w:rPr>
-          <w:rFonts w:ascii="Carlito" w:hAnsi="Carlito" w:cs="Carlito"/>
-          <w:b/>
-          <w:bCs/>
-          <w:color w:val="D86DCB" w:themeColor="accent5" w:themeTint="99"/>
-          <w:sz w:val="32"/>
-          <w:szCs w:val="32"/>
+          <w:rFonts w:ascii="Calibri" w:hAnsi="Calibri" w:cs="Calibri"/>
+          <w:b/>
+          <w:bCs/>
+          <w:color w:val="D86DCB" w:themeColor="accent5" w:themeTint="99"/>
+          <w:sz w:val="36"/>
+          <w:szCs w:val="36"/>
+        </w:rPr>
+      </w:pPr>
+      <w:r>
+        <w:rPr>
+          <w:rFonts w:ascii="Calibri" w:hAnsi="Calibri" w:cs="Calibri"/>
+          <w:b/>
+          <w:bCs/>
+          <w:color w:val="D86DCB" w:themeColor="accent5" w:themeTint="99"/>
+          <w:sz w:val="36"/>
+          <w:szCs w:val="36"/>
         </w:rPr>
         <w:t>def square(x):</w:t>
       </w:r>
@@ -391,22 +421,22 @@
       <w:pPr>
         <w:jc w:val="both"/>
         <w:rPr>
-          <w:rFonts w:ascii="Carlito" w:hAnsi="Carlito" w:cs="Carlito"/>
-          <w:b/>
-          <w:bCs/>
-          <w:color w:val="D86DCB" w:themeColor="accent5" w:themeTint="99"/>
-          <w:sz w:val="32"/>
-          <w:szCs w:val="32"/>
-        </w:rPr>
-      </w:pPr>
-      <w:r>
-        <w:rPr>
-          <w:rFonts w:ascii="Carlito" w:hAnsi="Carlito" w:cs="Carlito"/>
-          <w:b/>
-          <w:bCs/>
-          <w:color w:val="D86DCB" w:themeColor="accent5" w:themeTint="99"/>
-          <w:sz w:val="32"/>
-          <w:szCs w:val="32"/>
+          <w:rFonts w:ascii="Calibri" w:hAnsi="Calibri" w:cs="Calibri"/>
+          <w:b/>
+          <w:bCs/>
+          <w:color w:val="D86DCB" w:themeColor="accent5" w:themeTint="99"/>
+          <w:sz w:val="36"/>
+          <w:szCs w:val="36"/>
+        </w:rPr>
+      </w:pPr>
+      <w:r>
+        <w:rPr>
+          <w:rFonts w:ascii="Calibri" w:hAnsi="Calibri" w:cs="Calibri"/>
+          <w:b/>
+          <w:bCs/>
+          <w:color w:val="D86DCB" w:themeColor="accent5" w:themeTint="99"/>
+          <w:sz w:val="36"/>
+          <w:szCs w:val="36"/>
         </w:rPr>
         <w:t xml:space="preserve">    return x * x</w:t>
       </w:r>
@@ -415,22 +445,22 @@
       <w:pPr>
         <w:jc w:val="both"/>
         <w:rPr>
-          <w:rFonts w:ascii="Carlito" w:hAnsi="Carlito" w:cs="Carlito"/>
-          <w:b/>
-          <w:bCs/>
-          <w:color w:val="D86DCB" w:themeColor="accent5" w:themeTint="99"/>
-          <w:sz w:val="32"/>
-          <w:szCs w:val="32"/>
-        </w:rPr>
-      </w:pPr>
-      <w:r>
-        <w:rPr>
-          <w:rFonts w:ascii="Carlito" w:hAnsi="Carlito" w:cs="Carlito"/>
-          <w:b/>
-          <w:bCs/>
-          <w:color w:val="D86DCB" w:themeColor="accent5" w:themeTint="99"/>
-          <w:sz w:val="32"/>
-          <w:szCs w:val="32"/>
+          <w:rFonts w:ascii="Calibri" w:hAnsi="Calibri" w:cs="Calibri"/>
+          <w:b/>
+          <w:bCs/>
+          <w:color w:val="D86DCB" w:themeColor="accent5" w:themeTint="99"/>
+          <w:sz w:val="36"/>
+          <w:szCs w:val="36"/>
+        </w:rPr>
+      </w:pPr>
+      <w:r>
+        <w:rPr>
+          <w:rFonts w:ascii="Calibri" w:hAnsi="Calibri" w:cs="Calibri"/>
+          <w:b/>
+          <w:bCs/>
+          <w:color w:val="D86DCB" w:themeColor="accent5" w:themeTint="99"/>
+          <w:sz w:val="36"/>
+          <w:szCs w:val="36"/>
         </w:rPr>
         <w:t>print(square(5)) # 25</w:t>
       </w:r>
@@ -439,16 +469,16 @@
       <w:pPr>
         <w:jc w:val="both"/>
         <w:rPr>
-          <w:rFonts w:ascii="Carlito" w:hAnsi="Carlito" w:cs="Carlito"/>
-          <w:sz w:val="32"/>
-          <w:szCs w:val="32"/>
-        </w:rPr>
-      </w:pPr>
-      <w:r>
-        <w:rPr>
-          <w:rFonts w:ascii="Carlito" w:hAnsi="Carlito" w:cs="Carlito"/>
-          <w:sz w:val="32"/>
-          <w:szCs w:val="32"/>
+          <w:rFonts w:ascii="Calibri" w:hAnsi="Calibri" w:cs="Calibri"/>
+          <w:sz w:val="36"/>
+          <w:szCs w:val="36"/>
+        </w:rPr>
+      </w:pPr>
+      <w:r>
+        <w:rPr>
+          <w:rFonts w:ascii="Calibri" w:hAnsi="Calibri" w:cs="Calibri"/>
+          <w:sz w:val="36"/>
+          <w:szCs w:val="36"/>
         </w:rPr>
         <w:t># Lambda function, both do the same thing</w:t>
       </w:r>
@@ -457,22 +487,22 @@
       <w:pPr>
         <w:jc w:val="both"/>
         <w:rPr>
-          <w:rFonts w:ascii="Carlito" w:hAnsi="Carlito" w:cs="Carlito"/>
-          <w:b/>
-          <w:bCs/>
-          <w:color w:val="D86DCB" w:themeColor="accent5" w:themeTint="99"/>
-          <w:sz w:val="32"/>
-          <w:szCs w:val="32"/>
-        </w:rPr>
-      </w:pPr>
-      <w:r>
-        <w:rPr>
-          <w:rFonts w:ascii="Carlito" w:hAnsi="Carlito" w:cs="Carlito"/>
-          <w:b/>
-          <w:bCs/>
-          <w:color w:val="D86DCB" w:themeColor="accent5" w:themeTint="99"/>
-          <w:sz w:val="32"/>
-          <w:szCs w:val="32"/>
+          <w:rFonts w:ascii="Calibri" w:hAnsi="Calibri" w:cs="Calibri"/>
+          <w:b/>
+          <w:bCs/>
+          <w:color w:val="D86DCB" w:themeColor="accent5" w:themeTint="99"/>
+          <w:sz w:val="36"/>
+          <w:szCs w:val="36"/>
+        </w:rPr>
+      </w:pPr>
+      <w:r>
+        <w:rPr>
+          <w:rFonts w:ascii="Calibri" w:hAnsi="Calibri" w:cs="Calibri"/>
+          <w:b/>
+          <w:bCs/>
+          <w:color w:val="D86DCB" w:themeColor="accent5" w:themeTint="99"/>
+          <w:sz w:val="36"/>
+          <w:szCs w:val="36"/>
         </w:rPr>
         <w:t>square = lambda x : x * x</w:t>
       </w:r>
@@ -481,22 +511,22 @@
       <w:pPr>
         <w:jc w:val="both"/>
         <w:rPr>
-          <w:rFonts w:ascii="Carlito" w:hAnsi="Carlito" w:cs="Carlito"/>
-          <w:b/>
-          <w:bCs/>
-          <w:color w:val="D86DCB" w:themeColor="accent5" w:themeTint="99"/>
-          <w:sz w:val="32"/>
-          <w:szCs w:val="32"/>
-        </w:rPr>
-      </w:pPr>
-      <w:r>
-        <w:rPr>
-          <w:rFonts w:ascii="Carlito" w:hAnsi="Carlito" w:cs="Carlito"/>
-          <w:b/>
-          <w:bCs/>
-          <w:color w:val="D86DCB" w:themeColor="accent5" w:themeTint="99"/>
-          <w:sz w:val="32"/>
-          <w:szCs w:val="32"/>
+          <w:rFonts w:ascii="Calibri" w:hAnsi="Calibri" w:cs="Calibri"/>
+          <w:b/>
+          <w:bCs/>
+          <w:color w:val="D86DCB" w:themeColor="accent5" w:themeTint="99"/>
+          <w:sz w:val="36"/>
+          <w:szCs w:val="36"/>
+        </w:rPr>
+      </w:pPr>
+      <w:r>
+        <w:rPr>
+          <w:rFonts w:ascii="Calibri" w:hAnsi="Calibri" w:cs="Calibri"/>
+          <w:b/>
+          <w:bCs/>
+          <w:color w:val="D86DCB" w:themeColor="accent5" w:themeTint="99"/>
+          <w:sz w:val="36"/>
+          <w:szCs w:val="36"/>
         </w:rPr>
         <w:t>print(square(5)) # 25</w:t>
       </w:r>
@@ -505,26 +535,26 @@
       <w:pPr>
         <w:jc w:val="both"/>
         <w:rPr>
-          <w:rFonts w:ascii="Carlito" w:hAnsi="Carlito" w:cs="Carlito"/>
-          <w:sz w:val="32"/>
-          <w:szCs w:val="32"/>
-        </w:rPr>
-      </w:pPr>
-    </w:p>
-    <w:p>
-      <w:pPr>
-        <w:jc w:val="both"/>
-        <w:rPr>
-          <w:rFonts w:ascii="Carlito" w:hAnsi="Carlito" w:cs="Carlito"/>
-          <w:sz w:val="32"/>
-          <w:szCs w:val="32"/>
-        </w:rPr>
-      </w:pPr>
-      <w:r>
-        <w:rPr>
-          <w:rFonts w:ascii="Carlito" w:hAnsi="Carlito" w:cs="Carlito"/>
-          <w:sz w:val="32"/>
-          <w:szCs w:val="32"/>
+          <w:rFonts w:ascii="Calibri" w:hAnsi="Calibri" w:cs="Calibri"/>
+          <w:sz w:val="36"/>
+          <w:szCs w:val="36"/>
+        </w:rPr>
+      </w:pPr>
+    </w:p>
+    <w:p>
+      <w:pPr>
+        <w:jc w:val="both"/>
+        <w:rPr>
+          <w:rFonts w:ascii="Calibri" w:hAnsi="Calibri" w:cs="Calibri"/>
+          <w:sz w:val="36"/>
+          <w:szCs w:val="36"/>
+        </w:rPr>
+      </w:pPr>
+      <w:r>
+        <w:rPr>
+          <w:rFonts w:ascii="Calibri" w:hAnsi="Calibri" w:cs="Calibri"/>
+          <w:sz w:val="36"/>
+          <w:szCs w:val="36"/>
         </w:rPr>
         <w:t>Multiple Parameters with Lambda Function:</w:t>
       </w:r>
@@ -533,16 +563,16 @@
       <w:pPr>
         <w:jc w:val="both"/>
         <w:rPr>
-          <w:rFonts w:ascii="Carlito" w:hAnsi="Carlito" w:cs="Carlito"/>
-          <w:sz w:val="32"/>
-          <w:szCs w:val="32"/>
-        </w:rPr>
-      </w:pPr>
-      <w:r>
-        <w:rPr>
-          <w:rFonts w:ascii="Carlito" w:hAnsi="Carlito" w:cs="Carlito"/>
-          <w:sz w:val="32"/>
-          <w:szCs w:val="32"/>
+          <w:rFonts w:ascii="Calibri" w:hAnsi="Calibri" w:cs="Calibri"/>
+          <w:sz w:val="36"/>
+          <w:szCs w:val="36"/>
+        </w:rPr>
+      </w:pPr>
+      <w:r>
+        <w:rPr>
+          <w:rFonts w:ascii="Calibri" w:hAnsi="Calibri" w:cs="Calibri"/>
+          <w:sz w:val="36"/>
+          <w:szCs w:val="36"/>
         </w:rPr>
         <w:t># Just using coma, we can pass multiple parameters in the lambda function</w:t>
       </w:r>
@@ -551,23 +581,24 @@
       <w:pPr>
         <w:jc w:val="both"/>
         <w:rPr>
-          <w:rFonts w:ascii="Carlito" w:hAnsi="Carlito" w:cs="Carlito"/>
-          <w:b/>
-          <w:bCs/>
-          <w:color w:val="D86DCB" w:themeColor="accent5" w:themeTint="99"/>
-          <w:sz w:val="32"/>
-          <w:szCs w:val="32"/>
-        </w:rPr>
-      </w:pPr>
-      <w:r>
-        <w:rPr>
-          <w:rFonts w:ascii="Carlito" w:hAnsi="Carlito" w:cs="Carlito"/>
-          <w:b/>
-          <w:bCs/>
-          <w:color w:val="D86DCB" w:themeColor="accent5" w:themeTint="99"/>
-          <w:sz w:val="32"/>
-          <w:szCs w:val="32"/>
-        </w:rPr>
+          <w:rFonts w:ascii="Calibri" w:hAnsi="Calibri" w:cs="Calibri"/>
+          <w:b/>
+          <w:bCs/>
+          <w:color w:val="D86DCB" w:themeColor="accent5" w:themeTint="99"/>
+          <w:sz w:val="36"/>
+          <w:szCs w:val="36"/>
+        </w:rPr>
+      </w:pPr>
+      <w:r>
+        <w:rPr>
+          <w:rFonts w:ascii="Calibri" w:hAnsi="Calibri" w:cs="Calibri"/>
+          <w:b/>
+          <w:bCs/>
+          <w:color w:val="D86DCB" w:themeColor="accent5" w:themeTint="99"/>
+          <w:sz w:val="36"/>
+          <w:szCs w:val="36"/>
+        </w:rPr>
+        <w:lastRenderedPageBreak/>
         <w:t>add = lambda a, b : a + b</w:t>
       </w:r>
     </w:p>
@@ -575,22 +606,22 @@
       <w:pPr>
         <w:jc w:val="both"/>
         <w:rPr>
-          <w:rFonts w:ascii="Carlito" w:hAnsi="Carlito" w:cs="Carlito"/>
-          <w:b/>
-          <w:bCs/>
-          <w:color w:val="D86DCB" w:themeColor="accent5" w:themeTint="99"/>
-          <w:sz w:val="32"/>
-          <w:szCs w:val="32"/>
-        </w:rPr>
-      </w:pPr>
-      <w:r>
-        <w:rPr>
-          <w:rFonts w:ascii="Carlito" w:hAnsi="Carlito" w:cs="Carlito"/>
-          <w:b/>
-          <w:bCs/>
-          <w:color w:val="D86DCB" w:themeColor="accent5" w:themeTint="99"/>
-          <w:sz w:val="32"/>
-          <w:szCs w:val="32"/>
+          <w:rFonts w:ascii="Calibri" w:hAnsi="Calibri" w:cs="Calibri"/>
+          <w:b/>
+          <w:bCs/>
+          <w:color w:val="D86DCB" w:themeColor="accent5" w:themeTint="99"/>
+          <w:sz w:val="36"/>
+          <w:szCs w:val="36"/>
+        </w:rPr>
+      </w:pPr>
+      <w:r>
+        <w:rPr>
+          <w:rFonts w:ascii="Calibri" w:hAnsi="Calibri" w:cs="Calibri"/>
+          <w:b/>
+          <w:bCs/>
+          <w:color w:val="D86DCB" w:themeColor="accent5" w:themeTint="99"/>
+          <w:sz w:val="36"/>
+          <w:szCs w:val="36"/>
         </w:rPr>
         <w:t>print(add(10 ,20)) # 30</w:t>
       </w:r>
@@ -599,432 +630,432 @@
       <w:pPr>
         <w:jc w:val="both"/>
         <w:rPr>
-          <w:rFonts w:ascii="Carlito" w:hAnsi="Carlito" w:cs="Carlito"/>
-          <w:sz w:val="32"/>
-          <w:szCs w:val="32"/>
-        </w:rPr>
-      </w:pPr>
-    </w:p>
-    <w:p>
-      <w:pPr>
-        <w:jc w:val="both"/>
-        <w:rPr>
-          <w:rFonts w:ascii="Carlito" w:hAnsi="Carlito" w:cs="Carlito"/>
-          <w:sz w:val="32"/>
-          <w:szCs w:val="32"/>
-        </w:rPr>
-      </w:pPr>
-      <w:r>
-        <w:rPr>
-          <w:rFonts w:ascii="Carlito" w:hAnsi="Carlito" w:cs="Carlito"/>
-          <w:sz w:val="32"/>
-          <w:szCs w:val="32"/>
+          <w:rFonts w:ascii="Calibri" w:hAnsi="Calibri" w:cs="Calibri"/>
+          <w:sz w:val="36"/>
+          <w:szCs w:val="36"/>
+        </w:rPr>
+      </w:pPr>
+    </w:p>
+    <w:p>
+      <w:pPr>
+        <w:jc w:val="both"/>
+        <w:rPr>
+          <w:rFonts w:ascii="Calibri" w:hAnsi="Calibri" w:cs="Calibri"/>
+          <w:sz w:val="36"/>
+          <w:szCs w:val="36"/>
+        </w:rPr>
+      </w:pPr>
+      <w:r>
+        <w:rPr>
+          <w:rFonts w:ascii="Calibri" w:hAnsi="Calibri" w:cs="Calibri"/>
+          <w:sz w:val="36"/>
+          <w:szCs w:val="36"/>
+        </w:rPr>
+        <w:t>Using Lambda with map() Function:</w:t>
+      </w:r>
+    </w:p>
+    <w:p>
+      <w:pPr>
+        <w:jc w:val="both"/>
+        <w:rPr>
+          <w:rFonts w:ascii="Calibri" w:hAnsi="Calibri" w:cs="Calibri"/>
+          <w:sz w:val="36"/>
+          <w:szCs w:val="36"/>
+        </w:rPr>
+      </w:pPr>
+      <w:r>
+        <w:rPr>
+          <w:rFonts w:ascii="Calibri" w:hAnsi="Calibri" w:cs="Calibri"/>
+          <w:sz w:val="36"/>
+          <w:szCs w:val="36"/>
+        </w:rPr>
+        <w:t># This is where lambda is used most often. Instead of writing:</w:t>
+      </w:r>
+    </w:p>
+    <w:p>
+      <w:pPr>
+        <w:jc w:val="both"/>
+        <w:rPr>
+          <w:rFonts w:ascii="Calibri" w:hAnsi="Calibri" w:cs="Calibri"/>
+          <w:b/>
+          <w:bCs/>
+          <w:color w:val="D86DCB" w:themeColor="accent5" w:themeTint="99"/>
+          <w:sz w:val="36"/>
+          <w:szCs w:val="36"/>
+        </w:rPr>
+      </w:pPr>
+      <w:r>
+        <w:rPr>
+          <w:rFonts w:ascii="Calibri" w:hAnsi="Calibri" w:cs="Calibri"/>
+          <w:b/>
+          <w:bCs/>
+          <w:color w:val="D86DCB" w:themeColor="accent5" w:themeTint="99"/>
+          <w:sz w:val="36"/>
+          <w:szCs w:val="36"/>
+        </w:rPr>
+        <w:t>def double(x):</w:t>
+      </w:r>
+    </w:p>
+    <w:p>
+      <w:pPr>
+        <w:jc w:val="both"/>
+        <w:rPr>
+          <w:rFonts w:ascii="Calibri" w:hAnsi="Calibri" w:cs="Calibri"/>
+          <w:b/>
+          <w:bCs/>
+          <w:color w:val="D86DCB" w:themeColor="accent5" w:themeTint="99"/>
+          <w:sz w:val="36"/>
+          <w:szCs w:val="36"/>
+        </w:rPr>
+      </w:pPr>
+      <w:r>
+        <w:rPr>
+          <w:rFonts w:ascii="Calibri" w:hAnsi="Calibri" w:cs="Calibri"/>
+          <w:b/>
+          <w:bCs/>
+          <w:color w:val="D86DCB" w:themeColor="accent5" w:themeTint="99"/>
+          <w:sz w:val="36"/>
+          <w:szCs w:val="36"/>
+        </w:rPr>
+        <w:t xml:space="preserve">    return x * 2</w:t>
+      </w:r>
+    </w:p>
+    <w:p>
+      <w:pPr>
+        <w:jc w:val="both"/>
+        <w:rPr>
+          <w:rFonts w:ascii="Calibri" w:hAnsi="Calibri" w:cs="Calibri"/>
+          <w:b/>
+          <w:bCs/>
+          <w:color w:val="D86DCB" w:themeColor="accent5" w:themeTint="99"/>
+          <w:sz w:val="36"/>
+          <w:szCs w:val="36"/>
+        </w:rPr>
+      </w:pPr>
+      <w:r>
+        <w:rPr>
+          <w:rFonts w:ascii="Calibri" w:hAnsi="Calibri" w:cs="Calibri"/>
+          <w:b/>
+          <w:bCs/>
+          <w:color w:val="D86DCB" w:themeColor="accent5" w:themeTint="99"/>
+          <w:sz w:val="36"/>
+          <w:szCs w:val="36"/>
+        </w:rPr>
+        <w:t>numbers = [1, 2, 3, 4]</w:t>
+      </w:r>
+    </w:p>
+    <w:p>
+      <w:pPr>
+        <w:jc w:val="both"/>
+        <w:rPr>
+          <w:rFonts w:ascii="Calibri" w:hAnsi="Calibri" w:cs="Calibri"/>
+          <w:b/>
+          <w:bCs/>
+          <w:color w:val="D86DCB" w:themeColor="accent5" w:themeTint="99"/>
+          <w:sz w:val="36"/>
+          <w:szCs w:val="36"/>
+        </w:rPr>
+      </w:pPr>
+      <w:r>
+        <w:rPr>
+          <w:rFonts w:ascii="Calibri" w:hAnsi="Calibri" w:cs="Calibri"/>
+          <w:b/>
+          <w:bCs/>
+          <w:color w:val="D86DCB" w:themeColor="accent5" w:themeTint="99"/>
+          <w:sz w:val="36"/>
+          <w:szCs w:val="36"/>
+        </w:rPr>
+        <w:t>result = list(map(double, numbers))</w:t>
+      </w:r>
+    </w:p>
+    <w:p>
+      <w:pPr>
+        <w:jc w:val="both"/>
+        <w:rPr>
+          <w:rFonts w:ascii="Calibri" w:hAnsi="Calibri" w:cs="Calibri"/>
+          <w:b/>
+          <w:bCs/>
+          <w:color w:val="D86DCB" w:themeColor="accent5" w:themeTint="99"/>
+          <w:sz w:val="36"/>
+          <w:szCs w:val="36"/>
+        </w:rPr>
+      </w:pPr>
+      <w:r>
+        <w:rPr>
+          <w:rFonts w:ascii="Calibri" w:hAnsi="Calibri" w:cs="Calibri"/>
+          <w:b/>
+          <w:bCs/>
+          <w:color w:val="D86DCB" w:themeColor="accent5" w:themeTint="99"/>
+          <w:sz w:val="36"/>
+          <w:szCs w:val="36"/>
+        </w:rPr>
+        <w:t>print(result) # [2, 4, 6, 8]</w:t>
+      </w:r>
+    </w:p>
+    <w:p>
+      <w:pPr>
+        <w:jc w:val="both"/>
+        <w:rPr>
+          <w:rFonts w:ascii="Calibri" w:hAnsi="Calibri" w:cs="Calibri"/>
+          <w:sz w:val="36"/>
+          <w:szCs w:val="36"/>
+        </w:rPr>
+      </w:pPr>
+      <w:r>
+        <w:rPr>
+          <w:rFonts w:ascii="Calibri" w:hAnsi="Calibri" w:cs="Calibri"/>
+          <w:sz w:val="36"/>
+          <w:szCs w:val="36"/>
+        </w:rPr>
+        <w:t xml:space="preserve"># We can write it in one line using </w:t>
+      </w:r>
+      <w:r>
+        <w:rPr>
+          <w:rFonts w:ascii="Calibri" w:hAnsi="Calibri" w:cs="Calibri"/>
+          <w:b/>
+          <w:bCs/>
+          <w:sz w:val="36"/>
+          <w:szCs w:val="36"/>
+        </w:rPr>
+        <w:t>lambda</w:t>
+      </w:r>
+    </w:p>
+    <w:p>
+      <w:pPr>
+        <w:jc w:val="both"/>
+        <w:rPr>
+          <w:rFonts w:ascii="Calibri" w:hAnsi="Calibri" w:cs="Calibri"/>
+          <w:b/>
+          <w:bCs/>
+          <w:color w:val="D86DCB" w:themeColor="accent5" w:themeTint="99"/>
+          <w:sz w:val="36"/>
+          <w:szCs w:val="36"/>
+        </w:rPr>
+      </w:pPr>
+      <w:r>
+        <w:rPr>
+          <w:rFonts w:ascii="Calibri" w:hAnsi="Calibri" w:cs="Calibri"/>
+          <w:b/>
+          <w:bCs/>
+          <w:color w:val="D86DCB" w:themeColor="accent5" w:themeTint="99"/>
+          <w:sz w:val="36"/>
+          <w:szCs w:val="36"/>
+        </w:rPr>
+        <w:t>numbers = [1, 2, 3, 4]</w:t>
+      </w:r>
+    </w:p>
+    <w:p>
+      <w:pPr>
+        <w:jc w:val="both"/>
+        <w:rPr>
+          <w:rFonts w:ascii="Calibri" w:hAnsi="Calibri" w:cs="Calibri"/>
+          <w:b/>
+          <w:bCs/>
+          <w:color w:val="D86DCB" w:themeColor="accent5" w:themeTint="99"/>
+          <w:sz w:val="36"/>
+          <w:szCs w:val="36"/>
+        </w:rPr>
+      </w:pPr>
+      <w:r>
+        <w:rPr>
+          <w:rFonts w:ascii="Calibri" w:hAnsi="Calibri" w:cs="Calibri"/>
+          <w:b/>
+          <w:bCs/>
+          <w:color w:val="D86DCB" w:themeColor="accent5" w:themeTint="99"/>
+          <w:sz w:val="36"/>
+          <w:szCs w:val="36"/>
+        </w:rPr>
+        <w:t>result = list(map(lambda x: x * 2, numbers))</w:t>
+      </w:r>
+    </w:p>
+    <w:p>
+      <w:pPr>
+        <w:jc w:val="both"/>
+        <w:rPr>
+          <w:rFonts w:ascii="Calibri" w:hAnsi="Calibri" w:cs="Calibri"/>
+          <w:b/>
+          <w:bCs/>
+          <w:color w:val="D86DCB" w:themeColor="accent5" w:themeTint="99"/>
+          <w:sz w:val="36"/>
+          <w:szCs w:val="36"/>
+        </w:rPr>
+      </w:pPr>
+      <w:r>
+        <w:rPr>
+          <w:rFonts w:ascii="Calibri" w:hAnsi="Calibri" w:cs="Calibri"/>
+          <w:b/>
+          <w:bCs/>
+          <w:color w:val="D86DCB" w:themeColor="accent5" w:themeTint="99"/>
+          <w:sz w:val="36"/>
+          <w:szCs w:val="36"/>
+        </w:rPr>
+        <w:t>print(result) # [2, 4, 6, 8]</w:t>
+      </w:r>
+    </w:p>
+    <w:p>
+      <w:pPr>
+        <w:jc w:val="both"/>
+        <w:rPr>
+          <w:rFonts w:ascii="Calibri" w:hAnsi="Calibri" w:cs="Calibri"/>
+          <w:sz w:val="36"/>
+          <w:szCs w:val="36"/>
+        </w:rPr>
+      </w:pPr>
+    </w:p>
+    <w:p>
+      <w:pPr>
+        <w:jc w:val="both"/>
+        <w:rPr>
+          <w:rFonts w:ascii="Calibri" w:hAnsi="Calibri" w:cs="Calibri"/>
+          <w:sz w:val="36"/>
+          <w:szCs w:val="36"/>
+        </w:rPr>
+      </w:pPr>
+      <w:r>
+        <w:rPr>
+          <w:rFonts w:ascii="Calibri" w:hAnsi="Calibri" w:cs="Calibri"/>
+          <w:sz w:val="36"/>
+          <w:szCs w:val="36"/>
+        </w:rPr>
+        <w:t>Using Lambda with sorted():</w:t>
+      </w:r>
+    </w:p>
+    <w:p>
+      <w:pPr>
+        <w:jc w:val="both"/>
+        <w:rPr>
+          <w:rFonts w:ascii="Calibri" w:hAnsi="Calibri" w:cs="Calibri"/>
+          <w:sz w:val="36"/>
+          <w:szCs w:val="36"/>
+        </w:rPr>
+      </w:pPr>
+      <w:r>
+        <w:rPr>
+          <w:rFonts w:ascii="Calibri" w:hAnsi="Calibri" w:cs="Calibri"/>
+          <w:sz w:val="36"/>
+          <w:szCs w:val="36"/>
+        </w:rPr>
+        <w:t># Suppose we have a list of tuples</w:t>
+      </w:r>
+    </w:p>
+    <w:p>
+      <w:pPr>
+        <w:jc w:val="both"/>
+        <w:rPr>
+          <w:rFonts w:ascii="Calibri" w:hAnsi="Calibri" w:cs="Calibri"/>
+          <w:b/>
+          <w:bCs/>
+          <w:color w:val="D86DCB" w:themeColor="accent5" w:themeTint="99"/>
+          <w:sz w:val="36"/>
+          <w:szCs w:val="36"/>
+        </w:rPr>
+      </w:pPr>
+      <w:r>
+        <w:rPr>
+          <w:rFonts w:ascii="Calibri" w:hAnsi="Calibri" w:cs="Calibri"/>
+          <w:b/>
+          <w:bCs/>
+          <w:color w:val="D86DCB" w:themeColor="accent5" w:themeTint="99"/>
+          <w:sz w:val="36"/>
+          <w:szCs w:val="36"/>
+        </w:rPr>
+        <w:t>students = [</w:t>
+      </w:r>
+    </w:p>
+    <w:p>
+      <w:pPr>
+        <w:jc w:val="both"/>
+        <w:rPr>
+          <w:rFonts w:ascii="Calibri" w:hAnsi="Calibri" w:cs="Calibri"/>
+          <w:b/>
+          <w:bCs/>
+          <w:color w:val="D86DCB" w:themeColor="accent5" w:themeTint="99"/>
+          <w:sz w:val="36"/>
+          <w:szCs w:val="36"/>
+        </w:rPr>
+      </w:pPr>
+      <w:r>
+        <w:rPr>
+          <w:rFonts w:ascii="Calibri" w:hAnsi="Calibri" w:cs="Calibri"/>
+          <w:b/>
+          <w:bCs/>
+          <w:color w:val="D86DCB" w:themeColor="accent5" w:themeTint="99"/>
+          <w:sz w:val="36"/>
+          <w:szCs w:val="36"/>
+        </w:rPr>
+        <w:t xml:space="preserve">    ("Alice", 90),</w:t>
+      </w:r>
+    </w:p>
+    <w:p>
+      <w:pPr>
+        <w:jc w:val="both"/>
+        <w:rPr>
+          <w:rFonts w:ascii="Calibri" w:hAnsi="Calibri" w:cs="Calibri"/>
+          <w:b/>
+          <w:bCs/>
+          <w:color w:val="D86DCB" w:themeColor="accent5" w:themeTint="99"/>
+          <w:sz w:val="36"/>
+          <w:szCs w:val="36"/>
+        </w:rPr>
+      </w:pPr>
+      <w:r>
+        <w:rPr>
+          <w:rFonts w:ascii="Calibri" w:hAnsi="Calibri" w:cs="Calibri"/>
+          <w:b/>
+          <w:bCs/>
+          <w:color w:val="D86DCB" w:themeColor="accent5" w:themeTint="99"/>
+          <w:sz w:val="36"/>
+          <w:szCs w:val="36"/>
+        </w:rPr>
+        <w:t xml:space="preserve">    ("Bob", 75),</w:t>
+      </w:r>
+    </w:p>
+    <w:p>
+      <w:pPr>
+        <w:jc w:val="both"/>
+        <w:rPr>
+          <w:rFonts w:ascii="Calibri" w:hAnsi="Calibri" w:cs="Calibri"/>
+          <w:b/>
+          <w:bCs/>
+          <w:color w:val="D86DCB" w:themeColor="accent5" w:themeTint="99"/>
+          <w:sz w:val="36"/>
+          <w:szCs w:val="36"/>
+        </w:rPr>
+      </w:pPr>
+      <w:r>
+        <w:rPr>
+          <w:rFonts w:ascii="Calibri" w:hAnsi="Calibri" w:cs="Calibri"/>
+          <w:b/>
+          <w:bCs/>
+          <w:color w:val="D86DCB" w:themeColor="accent5" w:themeTint="99"/>
+          <w:sz w:val="36"/>
+          <w:szCs w:val="36"/>
+        </w:rPr>
+        <w:t xml:space="preserve">    ("Charlie", 85)</w:t>
+      </w:r>
+    </w:p>
+    <w:p>
+      <w:pPr>
+        <w:jc w:val="both"/>
+        <w:rPr>
+          <w:rFonts w:ascii="Calibri" w:hAnsi="Calibri" w:cs="Calibri"/>
+          <w:b/>
+          <w:bCs/>
+          <w:color w:val="D86DCB" w:themeColor="accent5" w:themeTint="99"/>
+          <w:sz w:val="36"/>
+          <w:szCs w:val="36"/>
+        </w:rPr>
+      </w:pPr>
+      <w:r>
+        <w:rPr>
+          <w:rFonts w:ascii="Calibri" w:hAnsi="Calibri" w:cs="Calibri"/>
+          <w:b/>
+          <w:bCs/>
+          <w:color w:val="D86DCB" w:themeColor="accent5" w:themeTint="99"/>
+          <w:sz w:val="36"/>
+          <w:szCs w:val="36"/>
         </w:rPr>
         <w:lastRenderedPageBreak/>
-        <w:t>Using Lambda with map() Function:</w:t>
-      </w:r>
-    </w:p>
-    <w:p>
-      <w:pPr>
-        <w:jc w:val="both"/>
-        <w:rPr>
-          <w:rFonts w:ascii="Carlito" w:hAnsi="Carlito" w:cs="Carlito"/>
-          <w:sz w:val="32"/>
-          <w:szCs w:val="32"/>
-        </w:rPr>
-      </w:pPr>
-      <w:r>
-        <w:rPr>
-          <w:rFonts w:ascii="Carlito" w:hAnsi="Carlito" w:cs="Carlito"/>
-          <w:sz w:val="32"/>
-          <w:szCs w:val="32"/>
-        </w:rPr>
-        <w:t># This is where lambda is used most often. Instead of writing:</w:t>
-      </w:r>
-    </w:p>
-    <w:p>
-      <w:pPr>
-        <w:jc w:val="both"/>
-        <w:rPr>
-          <w:rFonts w:ascii="Carlito" w:hAnsi="Carlito" w:cs="Carlito"/>
-          <w:b/>
-          <w:bCs/>
-          <w:color w:val="D86DCB" w:themeColor="accent5" w:themeTint="99"/>
-          <w:sz w:val="32"/>
-          <w:szCs w:val="32"/>
-        </w:rPr>
-      </w:pPr>
-      <w:r>
-        <w:rPr>
-          <w:rFonts w:ascii="Carlito" w:hAnsi="Carlito" w:cs="Carlito"/>
-          <w:b/>
-          <w:bCs/>
-          <w:color w:val="D86DCB" w:themeColor="accent5" w:themeTint="99"/>
-          <w:sz w:val="32"/>
-          <w:szCs w:val="32"/>
-        </w:rPr>
-        <w:t>def double(x):</w:t>
-      </w:r>
-    </w:p>
-    <w:p>
-      <w:pPr>
-        <w:jc w:val="both"/>
-        <w:rPr>
-          <w:rFonts w:ascii="Carlito" w:hAnsi="Carlito" w:cs="Carlito"/>
-          <w:b/>
-          <w:bCs/>
-          <w:color w:val="D86DCB" w:themeColor="accent5" w:themeTint="99"/>
-          <w:sz w:val="32"/>
-          <w:szCs w:val="32"/>
-        </w:rPr>
-      </w:pPr>
-      <w:r>
-        <w:rPr>
-          <w:rFonts w:ascii="Carlito" w:hAnsi="Carlito" w:cs="Carlito"/>
-          <w:b/>
-          <w:bCs/>
-          <w:color w:val="D86DCB" w:themeColor="accent5" w:themeTint="99"/>
-          <w:sz w:val="32"/>
-          <w:szCs w:val="32"/>
-        </w:rPr>
-        <w:t xml:space="preserve">    return x * 2</w:t>
-      </w:r>
-    </w:p>
-    <w:p>
-      <w:pPr>
-        <w:jc w:val="both"/>
-        <w:rPr>
-          <w:rFonts w:ascii="Carlito" w:hAnsi="Carlito" w:cs="Carlito"/>
-          <w:b/>
-          <w:bCs/>
-          <w:color w:val="D86DCB" w:themeColor="accent5" w:themeTint="99"/>
-          <w:sz w:val="32"/>
-          <w:szCs w:val="32"/>
-        </w:rPr>
-      </w:pPr>
-      <w:r>
-        <w:rPr>
-          <w:rFonts w:ascii="Carlito" w:hAnsi="Carlito" w:cs="Carlito"/>
-          <w:b/>
-          <w:bCs/>
-          <w:color w:val="D86DCB" w:themeColor="accent5" w:themeTint="99"/>
-          <w:sz w:val="32"/>
-          <w:szCs w:val="32"/>
-        </w:rPr>
-        <w:t>numbers = [1, 2, 3, 4]</w:t>
-      </w:r>
-    </w:p>
-    <w:p>
-      <w:pPr>
-        <w:jc w:val="both"/>
-        <w:rPr>
-          <w:rFonts w:ascii="Carlito" w:hAnsi="Carlito" w:cs="Carlito"/>
-          <w:b/>
-          <w:bCs/>
-          <w:color w:val="D86DCB" w:themeColor="accent5" w:themeTint="99"/>
-          <w:sz w:val="32"/>
-          <w:szCs w:val="32"/>
-        </w:rPr>
-      </w:pPr>
-      <w:r>
-        <w:rPr>
-          <w:rFonts w:ascii="Carlito" w:hAnsi="Carlito" w:cs="Carlito"/>
-          <w:b/>
-          <w:bCs/>
-          <w:color w:val="D86DCB" w:themeColor="accent5" w:themeTint="99"/>
-          <w:sz w:val="32"/>
-          <w:szCs w:val="32"/>
-        </w:rPr>
-        <w:t>result = list(map(double, numbers))</w:t>
-      </w:r>
-    </w:p>
-    <w:p>
-      <w:pPr>
-        <w:jc w:val="both"/>
-        <w:rPr>
-          <w:rFonts w:ascii="Carlito" w:hAnsi="Carlito" w:cs="Carlito"/>
-          <w:b/>
-          <w:bCs/>
-          <w:color w:val="D86DCB" w:themeColor="accent5" w:themeTint="99"/>
-          <w:sz w:val="32"/>
-          <w:szCs w:val="32"/>
-        </w:rPr>
-      </w:pPr>
-      <w:r>
-        <w:rPr>
-          <w:rFonts w:ascii="Carlito" w:hAnsi="Carlito" w:cs="Carlito"/>
-          <w:b/>
-          <w:bCs/>
-          <w:color w:val="D86DCB" w:themeColor="accent5" w:themeTint="99"/>
-          <w:sz w:val="32"/>
-          <w:szCs w:val="32"/>
-        </w:rPr>
-        <w:t>print(result) # [2, 4, 6, 8]</w:t>
-      </w:r>
-    </w:p>
-    <w:p>
-      <w:pPr>
-        <w:jc w:val="both"/>
-        <w:rPr>
-          <w:rFonts w:ascii="Carlito" w:hAnsi="Carlito" w:cs="Carlito"/>
-          <w:sz w:val="32"/>
-          <w:szCs w:val="32"/>
-        </w:rPr>
-      </w:pPr>
-      <w:r>
-        <w:rPr>
-          <w:rFonts w:ascii="Carlito" w:hAnsi="Carlito" w:cs="Carlito"/>
-          <w:sz w:val="32"/>
-          <w:szCs w:val="32"/>
-        </w:rPr>
-        <w:t xml:space="preserve"># We can write it in one line using </w:t>
-      </w:r>
-      <w:r>
-        <w:rPr>
-          <w:rFonts w:ascii="Carlito" w:hAnsi="Carlito" w:cs="Carlito"/>
-          <w:b/>
-          <w:bCs/>
-          <w:sz w:val="32"/>
-          <w:szCs w:val="32"/>
-        </w:rPr>
-        <w:t>lambda</w:t>
-      </w:r>
-    </w:p>
-    <w:p>
-      <w:pPr>
-        <w:jc w:val="both"/>
-        <w:rPr>
-          <w:rFonts w:ascii="Carlito" w:hAnsi="Carlito" w:cs="Carlito"/>
-          <w:b/>
-          <w:bCs/>
-          <w:color w:val="D86DCB" w:themeColor="accent5" w:themeTint="99"/>
-          <w:sz w:val="32"/>
-          <w:szCs w:val="32"/>
-        </w:rPr>
-      </w:pPr>
-      <w:r>
-        <w:rPr>
-          <w:rFonts w:ascii="Carlito" w:hAnsi="Carlito" w:cs="Carlito"/>
-          <w:b/>
-          <w:bCs/>
-          <w:color w:val="D86DCB" w:themeColor="accent5" w:themeTint="99"/>
-          <w:sz w:val="32"/>
-          <w:szCs w:val="32"/>
-        </w:rPr>
-        <w:t>numbers = [1, 2, 3, 4]</w:t>
-      </w:r>
-    </w:p>
-    <w:p>
-      <w:pPr>
-        <w:jc w:val="both"/>
-        <w:rPr>
-          <w:rFonts w:ascii="Carlito" w:hAnsi="Carlito" w:cs="Carlito"/>
-          <w:b/>
-          <w:bCs/>
-          <w:color w:val="D86DCB" w:themeColor="accent5" w:themeTint="99"/>
-          <w:sz w:val="32"/>
-          <w:szCs w:val="32"/>
-        </w:rPr>
-      </w:pPr>
-      <w:r>
-        <w:rPr>
-          <w:rFonts w:ascii="Carlito" w:hAnsi="Carlito" w:cs="Carlito"/>
-          <w:b/>
-          <w:bCs/>
-          <w:color w:val="D86DCB" w:themeColor="accent5" w:themeTint="99"/>
-          <w:sz w:val="32"/>
-          <w:szCs w:val="32"/>
-        </w:rPr>
-        <w:t>result = list(map(lambda x: x * 2, numbers))</w:t>
-      </w:r>
-    </w:p>
-    <w:p>
-      <w:pPr>
-        <w:jc w:val="both"/>
-        <w:rPr>
-          <w:rFonts w:ascii="Carlito" w:hAnsi="Carlito" w:cs="Carlito"/>
-          <w:b/>
-          <w:bCs/>
-          <w:color w:val="D86DCB" w:themeColor="accent5" w:themeTint="99"/>
-          <w:sz w:val="32"/>
-          <w:szCs w:val="32"/>
-        </w:rPr>
-      </w:pPr>
-      <w:r>
-        <w:rPr>
-          <w:rFonts w:ascii="Carlito" w:hAnsi="Carlito" w:cs="Carlito"/>
-          <w:b/>
-          <w:bCs/>
-          <w:color w:val="D86DCB" w:themeColor="accent5" w:themeTint="99"/>
-          <w:sz w:val="32"/>
-          <w:szCs w:val="32"/>
-        </w:rPr>
-        <w:t>print(result) # [2, 4, 6, 8]</w:t>
-      </w:r>
-    </w:p>
-    <w:p>
-      <w:pPr>
-        <w:jc w:val="both"/>
-        <w:rPr>
-          <w:rFonts w:ascii="Carlito" w:hAnsi="Carlito" w:cs="Carlito"/>
-          <w:sz w:val="32"/>
-          <w:szCs w:val="32"/>
-        </w:rPr>
-      </w:pPr>
-    </w:p>
-    <w:p>
-      <w:pPr>
-        <w:jc w:val="both"/>
-        <w:rPr>
-          <w:rFonts w:ascii="Carlito" w:hAnsi="Carlito" w:cs="Carlito"/>
-          <w:sz w:val="32"/>
-          <w:szCs w:val="32"/>
-        </w:rPr>
-      </w:pPr>
-      <w:r>
-        <w:rPr>
-          <w:rFonts w:ascii="Carlito" w:hAnsi="Carlito" w:cs="Carlito"/>
-          <w:sz w:val="32"/>
-          <w:szCs w:val="32"/>
-        </w:rPr>
-        <w:t>Using Lambda with sorted():</w:t>
-      </w:r>
-    </w:p>
-    <w:p>
-      <w:pPr>
-        <w:jc w:val="both"/>
-        <w:rPr>
-          <w:rFonts w:ascii="Carlito" w:hAnsi="Carlito" w:cs="Carlito"/>
-          <w:sz w:val="32"/>
-          <w:szCs w:val="32"/>
-        </w:rPr>
-      </w:pPr>
-      <w:r>
-        <w:rPr>
-          <w:rFonts w:ascii="Carlito" w:hAnsi="Carlito" w:cs="Carlito"/>
-          <w:sz w:val="32"/>
-          <w:szCs w:val="32"/>
-        </w:rPr>
-        <w:t># Suppose we have a list of tuples</w:t>
-      </w:r>
-    </w:p>
-    <w:p>
-      <w:pPr>
-        <w:jc w:val="both"/>
-        <w:rPr>
-          <w:rFonts w:ascii="Carlito" w:hAnsi="Carlito" w:cs="Carlito"/>
-          <w:b/>
-          <w:bCs/>
-          <w:color w:val="D86DCB" w:themeColor="accent5" w:themeTint="99"/>
-          <w:sz w:val="32"/>
-          <w:szCs w:val="32"/>
-        </w:rPr>
-      </w:pPr>
-      <w:r>
-        <w:rPr>
-          <w:rFonts w:ascii="Carlito" w:hAnsi="Carlito" w:cs="Carlito"/>
-          <w:b/>
-          <w:bCs/>
-          <w:color w:val="D86DCB" w:themeColor="accent5" w:themeTint="99"/>
-          <w:sz w:val="32"/>
-          <w:szCs w:val="32"/>
-        </w:rPr>
-        <w:t>students = [</w:t>
-      </w:r>
-    </w:p>
-    <w:p>
-      <w:pPr>
-        <w:jc w:val="both"/>
-        <w:rPr>
-          <w:rFonts w:ascii="Carlito" w:hAnsi="Carlito" w:cs="Carlito"/>
-          <w:b/>
-          <w:bCs/>
-          <w:color w:val="D86DCB" w:themeColor="accent5" w:themeTint="99"/>
-          <w:sz w:val="32"/>
-          <w:szCs w:val="32"/>
-        </w:rPr>
-      </w:pPr>
-      <w:r>
-        <w:rPr>
-          <w:rFonts w:ascii="Carlito" w:hAnsi="Carlito" w:cs="Carlito"/>
-          <w:b/>
-          <w:bCs/>
-          <w:color w:val="D86DCB" w:themeColor="accent5" w:themeTint="99"/>
-          <w:sz w:val="32"/>
-          <w:szCs w:val="32"/>
-        </w:rPr>
-        <w:t xml:space="preserve">    ("Alice", 90),</w:t>
-      </w:r>
-    </w:p>
-    <w:p>
-      <w:pPr>
-        <w:jc w:val="both"/>
-        <w:rPr>
-          <w:rFonts w:ascii="Carlito" w:hAnsi="Carlito" w:cs="Carlito"/>
-          <w:b/>
-          <w:bCs/>
-          <w:color w:val="D86DCB" w:themeColor="accent5" w:themeTint="99"/>
-          <w:sz w:val="32"/>
-          <w:szCs w:val="32"/>
-        </w:rPr>
-      </w:pPr>
-      <w:r>
-        <w:rPr>
-          <w:rFonts w:ascii="Carlito" w:hAnsi="Carlito" w:cs="Carlito"/>
-          <w:b/>
-          <w:bCs/>
-          <w:color w:val="D86DCB" w:themeColor="accent5" w:themeTint="99"/>
-          <w:sz w:val="32"/>
-          <w:szCs w:val="32"/>
-        </w:rPr>
-        <w:t xml:space="preserve">    ("Bob", 75),</w:t>
-      </w:r>
-    </w:p>
-    <w:p>
-      <w:pPr>
-        <w:jc w:val="both"/>
-        <w:rPr>
-          <w:rFonts w:ascii="Carlito" w:hAnsi="Carlito" w:cs="Carlito"/>
-          <w:b/>
-          <w:bCs/>
-          <w:color w:val="D86DCB" w:themeColor="accent5" w:themeTint="99"/>
-          <w:sz w:val="32"/>
-          <w:szCs w:val="32"/>
-        </w:rPr>
-      </w:pPr>
-      <w:r>
-        <w:rPr>
-          <w:rFonts w:ascii="Carlito" w:hAnsi="Carlito" w:cs="Carlito"/>
-          <w:b/>
-          <w:bCs/>
-          <w:color w:val="D86DCB" w:themeColor="accent5" w:themeTint="99"/>
-          <w:sz w:val="32"/>
-          <w:szCs w:val="32"/>
-        </w:rPr>
-        <w:t xml:space="preserve">    ("Charlie", 85)</w:t>
-      </w:r>
-    </w:p>
-    <w:p>
-      <w:pPr>
-        <w:jc w:val="both"/>
-        <w:rPr>
-          <w:rFonts w:ascii="Carlito" w:hAnsi="Carlito" w:cs="Carlito"/>
-          <w:b/>
-          <w:bCs/>
-          <w:color w:val="D86DCB" w:themeColor="accent5" w:themeTint="99"/>
-          <w:sz w:val="32"/>
-          <w:szCs w:val="32"/>
-        </w:rPr>
-      </w:pPr>
-      <w:r>
-        <w:rPr>
-          <w:rFonts w:ascii="Carlito" w:hAnsi="Carlito" w:cs="Carlito"/>
-          <w:b/>
-          <w:bCs/>
-          <w:color w:val="D86DCB" w:themeColor="accent5" w:themeTint="99"/>
-          <w:sz w:val="32"/>
-          <w:szCs w:val="32"/>
-        </w:rPr>
         <w:t>]</w:t>
       </w:r>
     </w:p>
@@ -1032,34 +1063,34 @@
       <w:pPr>
         <w:jc w:val="both"/>
         <w:rPr>
-          <w:rFonts w:ascii="Carlito" w:hAnsi="Carlito" w:cs="Carlito"/>
-          <w:sz w:val="32"/>
-          <w:szCs w:val="32"/>
-        </w:rPr>
-      </w:pPr>
-      <w:r>
-        <w:rPr>
-          <w:rFonts w:ascii="Carlito" w:hAnsi="Carlito" w:cs="Carlito"/>
-          <w:sz w:val="32"/>
-          <w:szCs w:val="32"/>
+          <w:rFonts w:ascii="Calibri" w:hAnsi="Calibri" w:cs="Calibri"/>
+          <w:sz w:val="36"/>
+          <w:szCs w:val="36"/>
+        </w:rPr>
+      </w:pPr>
+      <w:r>
+        <w:rPr>
+          <w:rFonts w:ascii="Calibri" w:hAnsi="Calibri" w:cs="Calibri"/>
+          <w:sz w:val="36"/>
+          <w:szCs w:val="36"/>
         </w:rPr>
         <w:t xml:space="preserve"># Sort by marks. Here, </w:t>
       </w:r>
       <w:r>
         <w:rPr>
-          <w:rFonts w:ascii="Carlito" w:hAnsi="Carlito" w:cs="Carlito"/>
-          <w:b/>
-          <w:bCs/>
-          <w:sz w:val="32"/>
-          <w:szCs w:val="32"/>
+          <w:rFonts w:ascii="Calibri" w:hAnsi="Calibri" w:cs="Calibri"/>
+          <w:b/>
+          <w:bCs/>
+          <w:sz w:val="36"/>
+          <w:szCs w:val="36"/>
         </w:rPr>
         <w:t>lambda student: student[1]</w:t>
       </w:r>
       <w:r>
         <w:rPr>
-          <w:rFonts w:ascii="Carlito" w:hAnsi="Carlito" w:cs="Carlito"/>
-          <w:sz w:val="32"/>
-          <w:szCs w:val="32"/>
+          <w:rFonts w:ascii="Calibri" w:hAnsi="Calibri" w:cs="Calibri"/>
+          <w:sz w:val="36"/>
+          <w:szCs w:val="36"/>
         </w:rPr>
         <w:t xml:space="preserve"> means “Use the second element (marks) as the sorting key”</w:t>
       </w:r>
@@ -1068,22 +1099,22 @@
       <w:pPr>
         <w:jc w:val="both"/>
         <w:rPr>
-          <w:rFonts w:ascii="Carlito" w:hAnsi="Carlito" w:cs="Carlito"/>
-          <w:b/>
-          <w:bCs/>
-          <w:color w:val="D86DCB" w:themeColor="accent5" w:themeTint="99"/>
-          <w:sz w:val="32"/>
-          <w:szCs w:val="32"/>
-        </w:rPr>
-      </w:pPr>
-      <w:r>
-        <w:rPr>
-          <w:rFonts w:ascii="Carlito" w:hAnsi="Carlito" w:cs="Carlito"/>
-          <w:b/>
-          <w:bCs/>
-          <w:color w:val="D86DCB" w:themeColor="accent5" w:themeTint="99"/>
-          <w:sz w:val="32"/>
-          <w:szCs w:val="32"/>
+          <w:rFonts w:ascii="Calibri" w:hAnsi="Calibri" w:cs="Calibri"/>
+          <w:b/>
+          <w:bCs/>
+          <w:color w:val="D86DCB" w:themeColor="accent5" w:themeTint="99"/>
+          <w:sz w:val="36"/>
+          <w:szCs w:val="36"/>
+        </w:rPr>
+      </w:pPr>
+      <w:r>
+        <w:rPr>
+          <w:rFonts w:ascii="Calibri" w:hAnsi="Calibri" w:cs="Calibri"/>
+          <w:b/>
+          <w:bCs/>
+          <w:color w:val="D86DCB" w:themeColor="accent5" w:themeTint="99"/>
+          <w:sz w:val="36"/>
+          <w:szCs w:val="36"/>
         </w:rPr>
         <w:t>students = sorted(students, key=lambda student: student[1])</w:t>
       </w:r>
@@ -1092,22 +1123,22 @@
       <w:pPr>
         <w:jc w:val="both"/>
         <w:rPr>
-          <w:rFonts w:ascii="Carlito" w:hAnsi="Carlito" w:cs="Carlito"/>
-          <w:b/>
-          <w:bCs/>
-          <w:color w:val="D86DCB" w:themeColor="accent5" w:themeTint="99"/>
-          <w:sz w:val="32"/>
-          <w:szCs w:val="32"/>
-        </w:rPr>
-      </w:pPr>
-      <w:r>
-        <w:rPr>
-          <w:rFonts w:ascii="Carlito" w:hAnsi="Carlito" w:cs="Carlito"/>
-          <w:b/>
-          <w:bCs/>
-          <w:color w:val="D86DCB" w:themeColor="accent5" w:themeTint="99"/>
-          <w:sz w:val="32"/>
-          <w:szCs w:val="32"/>
+          <w:rFonts w:ascii="Calibri" w:hAnsi="Calibri" w:cs="Calibri"/>
+          <w:b/>
+          <w:bCs/>
+          <w:color w:val="D86DCB" w:themeColor="accent5" w:themeTint="99"/>
+          <w:sz w:val="36"/>
+          <w:szCs w:val="36"/>
+        </w:rPr>
+      </w:pPr>
+      <w:r>
+        <w:rPr>
+          <w:rFonts w:ascii="Calibri" w:hAnsi="Calibri" w:cs="Calibri"/>
+          <w:b/>
+          <w:bCs/>
+          <w:color w:val="D86DCB" w:themeColor="accent5" w:themeTint="99"/>
+          <w:sz w:val="36"/>
+          <w:szCs w:val="36"/>
         </w:rPr>
         <w:t>print(students) # [('Bob', 75), ('Charlie', 85), ('Alice', 90)]</w:t>
       </w:r>
@@ -1116,26 +1147,26 @@
       <w:pPr>
         <w:jc w:val="both"/>
         <w:rPr>
-          <w:rFonts w:ascii="Carlito" w:hAnsi="Carlito" w:cs="Carlito"/>
-          <w:sz w:val="32"/>
-          <w:szCs w:val="32"/>
-        </w:rPr>
-      </w:pPr>
-    </w:p>
-    <w:p>
-      <w:pPr>
-        <w:jc w:val="both"/>
-        <w:rPr>
-          <w:rFonts w:ascii="Carlito" w:hAnsi="Carlito" w:cs="Carlito"/>
-          <w:sz w:val="32"/>
-          <w:szCs w:val="32"/>
-        </w:rPr>
-      </w:pPr>
-      <w:r>
-        <w:rPr>
-          <w:rFonts w:ascii="Carlito" w:hAnsi="Carlito" w:cs="Carlito"/>
-          <w:sz w:val="32"/>
-          <w:szCs w:val="32"/>
+          <w:rFonts w:ascii="Calibri" w:hAnsi="Calibri" w:cs="Calibri"/>
+          <w:sz w:val="36"/>
+          <w:szCs w:val="36"/>
+        </w:rPr>
+      </w:pPr>
+    </w:p>
+    <w:p>
+      <w:pPr>
+        <w:jc w:val="both"/>
+        <w:rPr>
+          <w:rFonts w:ascii="Calibri" w:hAnsi="Calibri" w:cs="Calibri"/>
+          <w:sz w:val="36"/>
+          <w:szCs w:val="36"/>
+        </w:rPr>
+      </w:pPr>
+      <w:r>
+        <w:rPr>
+          <w:rFonts w:ascii="Calibri" w:hAnsi="Calibri" w:cs="Calibri"/>
+          <w:sz w:val="36"/>
+          <w:szCs w:val="36"/>
         </w:rPr>
         <w:t>Use Cases:</w:t>
       </w:r>
@@ -1144,16 +1175,16 @@
       <w:pPr>
         <w:jc w:val="both"/>
         <w:rPr>
-          <w:rFonts w:ascii="Carlito" w:hAnsi="Carlito" w:cs="Carlito"/>
-          <w:sz w:val="32"/>
-          <w:szCs w:val="32"/>
-        </w:rPr>
-      </w:pPr>
-      <w:r>
-        <w:rPr>
-          <w:rFonts w:ascii="Carlito" w:hAnsi="Carlito" w:cs="Carlito"/>
-          <w:sz w:val="32"/>
-          <w:szCs w:val="32"/>
+          <w:rFonts w:ascii="Calibri" w:hAnsi="Calibri" w:cs="Calibri"/>
+          <w:sz w:val="36"/>
+          <w:szCs w:val="36"/>
+        </w:rPr>
+      </w:pPr>
+      <w:r>
+        <w:rPr>
+          <w:rFonts w:ascii="Calibri" w:hAnsi="Calibri" w:cs="Calibri"/>
+          <w:sz w:val="36"/>
+          <w:szCs w:val="36"/>
         </w:rPr>
         <w:t># Use a lambda when:</w:t>
       </w:r>
@@ -1167,16 +1198,16 @@
         </w:numPr>
         <w:jc w:val="both"/>
         <w:rPr>
-          <w:rFonts w:ascii="Carlito" w:hAnsi="Carlito" w:cs="Carlito"/>
-          <w:sz w:val="32"/>
-          <w:szCs w:val="32"/>
-        </w:rPr>
-      </w:pPr>
-      <w:r>
-        <w:rPr>
-          <w:rFonts w:ascii="Carlito" w:hAnsi="Carlito" w:cs="Carlito"/>
-          <w:sz w:val="32"/>
-          <w:szCs w:val="32"/>
+          <w:rFonts w:ascii="Calibri" w:hAnsi="Calibri" w:cs="Calibri"/>
+          <w:sz w:val="36"/>
+          <w:szCs w:val="36"/>
+        </w:rPr>
+      </w:pPr>
+      <w:r>
+        <w:rPr>
+          <w:rFonts w:ascii="Calibri" w:hAnsi="Calibri" w:cs="Calibri"/>
+          <w:sz w:val="36"/>
+          <w:szCs w:val="36"/>
         </w:rPr>
         <w:t>The function is short and simple.</w:t>
       </w:r>
@@ -1190,16 +1221,16 @@
         </w:numPr>
         <w:jc w:val="both"/>
         <w:rPr>
-          <w:rFonts w:ascii="Carlito" w:hAnsi="Carlito" w:cs="Carlito"/>
-          <w:sz w:val="32"/>
-          <w:szCs w:val="32"/>
-        </w:rPr>
-      </w:pPr>
-      <w:r>
-        <w:rPr>
-          <w:rFonts w:ascii="Carlito" w:hAnsi="Carlito" w:cs="Carlito"/>
-          <w:sz w:val="32"/>
-          <w:szCs w:val="32"/>
+          <w:rFonts w:ascii="Calibri" w:hAnsi="Calibri" w:cs="Calibri"/>
+          <w:sz w:val="36"/>
+          <w:szCs w:val="36"/>
+        </w:rPr>
+      </w:pPr>
+      <w:r>
+        <w:rPr>
+          <w:rFonts w:ascii="Calibri" w:hAnsi="Calibri" w:cs="Calibri"/>
+          <w:sz w:val="36"/>
+          <w:szCs w:val="36"/>
         </w:rPr>
         <w:t>We only need it once.</w:t>
       </w:r>
@@ -1213,62 +1244,62 @@
         </w:numPr>
         <w:jc w:val="both"/>
         <w:rPr>
-          <w:rFonts w:ascii="Carlito" w:hAnsi="Carlito" w:cs="Carlito"/>
-          <w:sz w:val="32"/>
-          <w:szCs w:val="32"/>
-        </w:rPr>
-      </w:pPr>
-      <w:r>
-        <w:rPr>
-          <w:rFonts w:ascii="Carlito" w:hAnsi="Carlito" w:cs="Carlito"/>
-          <w:sz w:val="32"/>
-          <w:szCs w:val="32"/>
+          <w:rFonts w:ascii="Calibri" w:hAnsi="Calibri" w:cs="Calibri"/>
+          <w:sz w:val="36"/>
+          <w:szCs w:val="36"/>
+        </w:rPr>
+      </w:pPr>
+      <w:r>
+        <w:rPr>
+          <w:rFonts w:ascii="Calibri" w:hAnsi="Calibri" w:cs="Calibri"/>
+          <w:sz w:val="36"/>
+          <w:szCs w:val="36"/>
         </w:rPr>
         <w:t xml:space="preserve">We're passing a function to another function like </w:t>
       </w:r>
       <w:r>
         <w:rPr>
-          <w:rFonts w:ascii="Carlito" w:hAnsi="Carlito" w:cs="Carlito"/>
-          <w:b/>
-          <w:bCs/>
-          <w:sz w:val="32"/>
-          <w:szCs w:val="32"/>
+          <w:rFonts w:ascii="Calibri" w:hAnsi="Calibri" w:cs="Calibri"/>
+          <w:b/>
+          <w:bCs/>
+          <w:sz w:val="36"/>
+          <w:szCs w:val="36"/>
         </w:rPr>
         <w:t>map()</w:t>
       </w:r>
       <w:r>
         <w:rPr>
-          <w:rFonts w:ascii="Carlito" w:hAnsi="Carlito" w:cs="Carlito"/>
-          <w:sz w:val="32"/>
-          <w:szCs w:val="32"/>
+          <w:rFonts w:ascii="Calibri" w:hAnsi="Calibri" w:cs="Calibri"/>
+          <w:sz w:val="36"/>
+          <w:szCs w:val="36"/>
         </w:rPr>
         <w:t xml:space="preserve">, </w:t>
       </w:r>
       <w:r>
         <w:rPr>
-          <w:rFonts w:ascii="Carlito" w:hAnsi="Carlito" w:cs="Carlito"/>
-          <w:b/>
-          <w:bCs/>
-          <w:sz w:val="32"/>
-          <w:szCs w:val="32"/>
+          <w:rFonts w:ascii="Calibri" w:hAnsi="Calibri" w:cs="Calibri"/>
+          <w:b/>
+          <w:bCs/>
+          <w:sz w:val="36"/>
+          <w:szCs w:val="36"/>
         </w:rPr>
         <w:t>filter()</w:t>
       </w:r>
       <w:r>
         <w:rPr>
-          <w:rFonts w:ascii="Carlito" w:hAnsi="Carlito" w:cs="Carlito"/>
-          <w:sz w:val="32"/>
-          <w:szCs w:val="32"/>
+          <w:rFonts w:ascii="Calibri" w:hAnsi="Calibri" w:cs="Calibri"/>
+          <w:sz w:val="36"/>
+          <w:szCs w:val="36"/>
         </w:rPr>
         <w:t xml:space="preserve">, or </w:t>
       </w:r>
       <w:r>
         <w:rPr>
-          <w:rFonts w:ascii="Carlito" w:hAnsi="Carlito" w:cs="Carlito"/>
-          <w:b/>
-          <w:bCs/>
-          <w:sz w:val="32"/>
-          <w:szCs w:val="32"/>
+          <w:rFonts w:ascii="Calibri" w:hAnsi="Calibri" w:cs="Calibri"/>
+          <w:b/>
+          <w:bCs/>
+          <w:sz w:val="36"/>
+          <w:szCs w:val="36"/>
         </w:rPr>
         <w:t>sorted()</w:t>
       </w:r>
@@ -1277,26 +1308,26 @@
       <w:pPr>
         <w:jc w:val="both"/>
         <w:rPr>
-          <w:rFonts w:ascii="Carlito" w:hAnsi="Carlito" w:cs="Carlito"/>
-          <w:sz w:val="32"/>
-          <w:szCs w:val="32"/>
-        </w:rPr>
-      </w:pPr>
-    </w:p>
-    <w:p>
-      <w:pPr>
-        <w:jc w:val="both"/>
-        <w:rPr>
-          <w:rFonts w:ascii="Carlito" w:hAnsi="Carlito" w:cs="Carlito"/>
-          <w:sz w:val="32"/>
-          <w:szCs w:val="32"/>
-        </w:rPr>
-      </w:pPr>
-      <w:r>
-        <w:rPr>
-          <w:rFonts w:ascii="Carlito" w:hAnsi="Carlito" w:cs="Carlito"/>
-          <w:sz w:val="32"/>
-          <w:szCs w:val="32"/>
+          <w:rFonts w:ascii="Calibri" w:hAnsi="Calibri" w:cs="Calibri"/>
+          <w:sz w:val="36"/>
+          <w:szCs w:val="36"/>
+        </w:rPr>
+      </w:pPr>
+    </w:p>
+    <w:p>
+      <w:pPr>
+        <w:jc w:val="both"/>
+        <w:rPr>
+          <w:rFonts w:ascii="Calibri" w:hAnsi="Calibri" w:cs="Calibri"/>
+          <w:sz w:val="36"/>
+          <w:szCs w:val="36"/>
+        </w:rPr>
+      </w:pPr>
+      <w:r>
+        <w:rPr>
+          <w:rFonts w:ascii="Calibri" w:hAnsi="Calibri" w:cs="Calibri"/>
+          <w:sz w:val="36"/>
+          <w:szCs w:val="36"/>
         </w:rPr>
         <w:t>Summary:</w:t>
       </w:r>
@@ -1308,8 +1339,8 @@
         <w:tblLook w:val="04A0" w:firstRow="1" w:lastRow="0" w:firstColumn="1" w:lastColumn="0" w:noHBand="0" w:noVBand="1"/>
       </w:tblPr>
       <w:tblGrid>
-        <w:gridCol w:w="4417"/>
-        <w:gridCol w:w="4596"/>
+        <w:gridCol w:w="4394"/>
+        <w:gridCol w:w="4622"/>
       </w:tblGrid>
       <w:tr>
         <w:trPr>
@@ -1326,16 +1357,16 @@
               <w:spacing w:after="160" w:line="278" w:lineRule="auto"/>
               <w:jc w:val="both"/>
               <w:rPr>
-                <w:rFonts w:ascii="Carlito" w:hAnsi="Carlito" w:cs="Carlito"/>
-                <w:sz w:val="32"/>
-                <w:szCs w:val="32"/>
+                <w:rFonts w:ascii="Calibri" w:hAnsi="Calibri" w:cs="Calibri"/>
+                <w:sz w:val="36"/>
+                <w:szCs w:val="36"/>
               </w:rPr>
             </w:pPr>
             <w:r>
               <w:rPr>
-                <w:rFonts w:ascii="Carlito" w:hAnsi="Carlito" w:cs="Carlito"/>
-                <w:sz w:val="32"/>
-                <w:szCs w:val="32"/>
+                <w:rFonts w:ascii="Calibri" w:hAnsi="Calibri" w:cs="Calibri"/>
+                <w:sz w:val="36"/>
+                <w:szCs w:val="36"/>
               </w:rPr>
               <w:t>Normal Function</w:t>
             </w:r>
@@ -1352,16 +1383,16 @@
               <w:jc w:val="both"/>
               <w:cnfStyle w:val="100000000000" w:firstRow="1" w:lastRow="0" w:firstColumn="0" w:lastColumn="0" w:oddVBand="0" w:evenVBand="0" w:oddHBand="0" w:evenHBand="0" w:firstRowFirstColumn="0" w:firstRowLastColumn="0" w:lastRowFirstColumn="0" w:lastRowLastColumn="0"/>
               <w:rPr>
-                <w:rFonts w:ascii="Carlito" w:hAnsi="Carlito" w:cs="Carlito"/>
-                <w:sz w:val="32"/>
-                <w:szCs w:val="32"/>
+                <w:rFonts w:ascii="Calibri" w:hAnsi="Calibri" w:cs="Calibri"/>
+                <w:sz w:val="36"/>
+                <w:szCs w:val="36"/>
               </w:rPr>
             </w:pPr>
             <w:r>
               <w:rPr>
-                <w:rFonts w:ascii="Carlito" w:hAnsi="Carlito" w:cs="Carlito"/>
-                <w:sz w:val="32"/>
-                <w:szCs w:val="32"/>
+                <w:rFonts w:ascii="Calibri" w:hAnsi="Calibri" w:cs="Calibri"/>
+                <w:sz w:val="36"/>
+                <w:szCs w:val="36"/>
               </w:rPr>
               <w:t>Lambda Function</w:t>
             </w:r>
@@ -1383,38 +1414,38 @@
               <w:spacing w:after="160" w:line="278" w:lineRule="auto"/>
               <w:jc w:val="both"/>
               <w:rPr>
-                <w:rFonts w:ascii="Carlito" w:hAnsi="Carlito" w:cs="Carlito"/>
+                <w:rFonts w:ascii="Calibri" w:hAnsi="Calibri" w:cs="Calibri"/>
                 <w:b w:val="0"/>
                 <w:bCs w:val="0"/>
-                <w:sz w:val="32"/>
-                <w:szCs w:val="32"/>
+                <w:sz w:val="36"/>
+                <w:szCs w:val="36"/>
               </w:rPr>
             </w:pPr>
             <w:r>
               <w:rPr>
-                <w:rFonts w:ascii="Carlito" w:hAnsi="Carlito" w:cs="Carlito"/>
+                <w:rFonts w:ascii="Calibri" w:hAnsi="Calibri" w:cs="Calibri"/>
                 <w:b w:val="0"/>
                 <w:bCs w:val="0"/>
-                <w:sz w:val="32"/>
-                <w:szCs w:val="32"/>
+                <w:sz w:val="36"/>
+                <w:szCs w:val="36"/>
               </w:rPr>
               <w:t>Has a name (</w:t>
             </w:r>
             <w:r>
               <w:rPr>
-                <w:rFonts w:ascii="Carlito" w:hAnsi="Carlito" w:cs="Carlito"/>
-                <w:sz w:val="32"/>
-                <w:szCs w:val="32"/>
+                <w:rFonts w:ascii="Calibri" w:hAnsi="Calibri" w:cs="Calibri"/>
+                <w:sz w:val="36"/>
+                <w:szCs w:val="36"/>
               </w:rPr>
               <w:t>def</w:t>
             </w:r>
             <w:r>
               <w:rPr>
-                <w:rFonts w:ascii="Carlito" w:hAnsi="Carlito" w:cs="Carlito"/>
+                <w:rFonts w:ascii="Calibri" w:hAnsi="Calibri" w:cs="Calibri"/>
                 <w:b w:val="0"/>
                 <w:bCs w:val="0"/>
-                <w:sz w:val="32"/>
-                <w:szCs w:val="32"/>
+                <w:sz w:val="36"/>
+                <w:szCs w:val="36"/>
               </w:rPr>
               <w:t>)</w:t>
             </w:r>
@@ -1431,16 +1462,16 @@
               <w:jc w:val="both"/>
               <w:cnfStyle w:val="000000100000" w:firstRow="0" w:lastRow="0" w:firstColumn="0" w:lastColumn="0" w:oddVBand="0" w:evenVBand="0" w:oddHBand="1" w:evenHBand="0" w:firstRowFirstColumn="0" w:firstRowLastColumn="0" w:lastRowFirstColumn="0" w:lastRowLastColumn="0"/>
               <w:rPr>
-                <w:rFonts w:ascii="Carlito" w:hAnsi="Carlito" w:cs="Carlito"/>
-                <w:sz w:val="32"/>
-                <w:szCs w:val="32"/>
+                <w:rFonts w:ascii="Calibri" w:hAnsi="Calibri" w:cs="Calibri"/>
+                <w:sz w:val="36"/>
+                <w:szCs w:val="36"/>
               </w:rPr>
             </w:pPr>
             <w:r>
               <w:rPr>
-                <w:rFonts w:ascii="Carlito" w:hAnsi="Carlito" w:cs="Carlito"/>
-                <w:sz w:val="32"/>
-                <w:szCs w:val="32"/>
+                <w:rFonts w:ascii="Calibri" w:hAnsi="Calibri" w:cs="Calibri"/>
+                <w:sz w:val="36"/>
+                <w:szCs w:val="36"/>
               </w:rPr>
               <w:t>Anonymous (lambda)</w:t>
             </w:r>
@@ -1459,20 +1490,20 @@
               <w:spacing w:after="160" w:line="278" w:lineRule="auto"/>
               <w:jc w:val="both"/>
               <w:rPr>
-                <w:rFonts w:ascii="Carlito" w:hAnsi="Carlito" w:cs="Carlito"/>
+                <w:rFonts w:ascii="Calibri" w:hAnsi="Calibri" w:cs="Calibri"/>
                 <w:b w:val="0"/>
                 <w:bCs w:val="0"/>
-                <w:sz w:val="32"/>
-                <w:szCs w:val="32"/>
+                <w:sz w:val="36"/>
+                <w:szCs w:val="36"/>
               </w:rPr>
             </w:pPr>
             <w:r>
               <w:rPr>
-                <w:rFonts w:ascii="Carlito" w:hAnsi="Carlito" w:cs="Carlito"/>
+                <w:rFonts w:ascii="Calibri" w:hAnsi="Calibri" w:cs="Calibri"/>
                 <w:b w:val="0"/>
                 <w:bCs w:val="0"/>
-                <w:sz w:val="32"/>
-                <w:szCs w:val="32"/>
+                <w:sz w:val="36"/>
+                <w:szCs w:val="36"/>
               </w:rPr>
               <w:t>Can contain multiple statements</w:t>
             </w:r>
@@ -1489,16 +1520,16 @@
               <w:jc w:val="both"/>
               <w:cnfStyle w:val="000000000000" w:firstRow="0" w:lastRow="0" w:firstColumn="0" w:lastColumn="0" w:oddVBand="0" w:evenVBand="0" w:oddHBand="0" w:evenHBand="0" w:firstRowFirstColumn="0" w:firstRowLastColumn="0" w:lastRowFirstColumn="0" w:lastRowLastColumn="0"/>
               <w:rPr>
-                <w:rFonts w:ascii="Carlito" w:hAnsi="Carlito" w:cs="Carlito"/>
-                <w:sz w:val="32"/>
-                <w:szCs w:val="32"/>
+                <w:rFonts w:ascii="Calibri" w:hAnsi="Calibri" w:cs="Calibri"/>
+                <w:sz w:val="36"/>
+                <w:szCs w:val="36"/>
               </w:rPr>
             </w:pPr>
             <w:r>
               <w:rPr>
-                <w:rFonts w:ascii="Carlito" w:hAnsi="Carlito" w:cs="Carlito"/>
-                <w:sz w:val="32"/>
-                <w:szCs w:val="32"/>
+                <w:rFonts w:ascii="Calibri" w:hAnsi="Calibri" w:cs="Calibri"/>
+                <w:sz w:val="36"/>
+                <w:szCs w:val="36"/>
               </w:rPr>
               <w:t>Only one expression</w:t>
             </w:r>
@@ -1520,28 +1551,28 @@
               <w:spacing w:after="160" w:line="278" w:lineRule="auto"/>
               <w:jc w:val="both"/>
               <w:rPr>
-                <w:rFonts w:ascii="Carlito" w:hAnsi="Carlito" w:cs="Carlito"/>
+                <w:rFonts w:ascii="Calibri" w:hAnsi="Calibri" w:cs="Calibri"/>
                 <w:b w:val="0"/>
                 <w:bCs w:val="0"/>
-                <w:sz w:val="32"/>
-                <w:szCs w:val="32"/>
+                <w:sz w:val="36"/>
+                <w:szCs w:val="36"/>
               </w:rPr>
             </w:pPr>
             <w:r>
               <w:rPr>
-                <w:rFonts w:ascii="Carlito" w:hAnsi="Carlito" w:cs="Carlito"/>
+                <w:rFonts w:ascii="Calibri" w:hAnsi="Calibri" w:cs="Calibri"/>
                 <w:b w:val="0"/>
                 <w:bCs w:val="0"/>
-                <w:sz w:val="32"/>
-                <w:szCs w:val="32"/>
+                <w:sz w:val="36"/>
+                <w:szCs w:val="36"/>
               </w:rPr>
               <w:t xml:space="preserve">Uses </w:t>
             </w:r>
             <w:r>
               <w:rPr>
-                <w:rFonts w:ascii="Carlito" w:hAnsi="Carlito" w:cs="Carlito"/>
-                <w:sz w:val="32"/>
-                <w:szCs w:val="32"/>
+                <w:rFonts w:ascii="Calibri" w:hAnsi="Calibri" w:cs="Calibri"/>
+                <w:sz w:val="36"/>
+                <w:szCs w:val="36"/>
               </w:rPr>
               <w:t>return</w:t>
             </w:r>
@@ -1558,16 +1589,16 @@
               <w:jc w:val="both"/>
               <w:cnfStyle w:val="000000100000" w:firstRow="0" w:lastRow="0" w:firstColumn="0" w:lastColumn="0" w:oddVBand="0" w:evenVBand="0" w:oddHBand="1" w:evenHBand="0" w:firstRowFirstColumn="0" w:firstRowLastColumn="0" w:lastRowFirstColumn="0" w:lastRowLastColumn="0"/>
               <w:rPr>
-                <w:rFonts w:ascii="Carlito" w:hAnsi="Carlito" w:cs="Carlito"/>
-                <w:sz w:val="32"/>
-                <w:szCs w:val="32"/>
+                <w:rFonts w:ascii="Calibri" w:hAnsi="Calibri" w:cs="Calibri"/>
+                <w:sz w:val="36"/>
+                <w:szCs w:val="36"/>
               </w:rPr>
             </w:pPr>
             <w:r>
               <w:rPr>
-                <w:rFonts w:ascii="Carlito" w:hAnsi="Carlito" w:cs="Carlito"/>
-                <w:sz w:val="32"/>
-                <w:szCs w:val="32"/>
+                <w:rFonts w:ascii="Calibri" w:hAnsi="Calibri" w:cs="Calibri"/>
+                <w:sz w:val="36"/>
+                <w:szCs w:val="36"/>
               </w:rPr>
               <w:t>Returns automatically</w:t>
             </w:r>
@@ -1586,20 +1617,20 @@
               <w:spacing w:after="160" w:line="278" w:lineRule="auto"/>
               <w:jc w:val="both"/>
               <w:rPr>
-                <w:rFonts w:ascii="Carlito" w:hAnsi="Carlito" w:cs="Carlito"/>
+                <w:rFonts w:ascii="Calibri" w:hAnsi="Calibri" w:cs="Calibri"/>
                 <w:b w:val="0"/>
                 <w:bCs w:val="0"/>
-                <w:sz w:val="32"/>
-                <w:szCs w:val="32"/>
+                <w:sz w:val="36"/>
+                <w:szCs w:val="36"/>
               </w:rPr>
             </w:pPr>
             <w:r>
               <w:rPr>
-                <w:rFonts w:ascii="Carlito" w:hAnsi="Carlito" w:cs="Carlito"/>
+                <w:rFonts w:ascii="Calibri" w:hAnsi="Calibri" w:cs="Calibri"/>
                 <w:b w:val="0"/>
                 <w:bCs w:val="0"/>
-                <w:sz w:val="32"/>
-                <w:szCs w:val="32"/>
+                <w:sz w:val="36"/>
+                <w:szCs w:val="36"/>
               </w:rPr>
               <w:t>Better for complex logic</w:t>
             </w:r>
@@ -1616,16 +1647,16 @@
               <w:jc w:val="both"/>
               <w:cnfStyle w:val="000000000000" w:firstRow="0" w:lastRow="0" w:firstColumn="0" w:lastColumn="0" w:oddVBand="0" w:evenVBand="0" w:oddHBand="0" w:evenHBand="0" w:firstRowFirstColumn="0" w:firstRowLastColumn="0" w:lastRowFirstColumn="0" w:lastRowLastColumn="0"/>
               <w:rPr>
-                <w:rFonts w:ascii="Carlito" w:hAnsi="Carlito" w:cs="Carlito"/>
-                <w:sz w:val="32"/>
-                <w:szCs w:val="32"/>
+                <w:rFonts w:ascii="Calibri" w:hAnsi="Calibri" w:cs="Calibri"/>
+                <w:sz w:val="36"/>
+                <w:szCs w:val="36"/>
               </w:rPr>
             </w:pPr>
             <w:r>
               <w:rPr>
-                <w:rFonts w:ascii="Carlito" w:hAnsi="Carlito" w:cs="Carlito"/>
-                <w:sz w:val="32"/>
-                <w:szCs w:val="32"/>
+                <w:rFonts w:ascii="Calibri" w:hAnsi="Calibri" w:cs="Calibri"/>
+                <w:sz w:val="36"/>
+                <w:szCs w:val="36"/>
               </w:rPr>
               <w:t>Best for short, one-time functions</w:t>
             </w:r>
@@ -1637,19 +1668,19 @@
       <w:pPr>
         <w:jc w:val="both"/>
         <w:rPr>
-          <w:rFonts w:ascii="Carlito" w:hAnsi="Carlito" w:cs="Carlito"/>
-          <w:sz w:val="32"/>
-          <w:szCs w:val="32"/>
-        </w:rPr>
-      </w:pPr>
-    </w:p>
-    <w:p>
-      <w:pPr>
-        <w:jc w:val="both"/>
-        <w:rPr>
-          <w:rFonts w:ascii="Carlito" w:hAnsi="Carlito" w:cs="Carlito"/>
-          <w:sz w:val="32"/>
-          <w:szCs w:val="32"/>
+          <w:rFonts w:ascii="Calibri" w:hAnsi="Calibri" w:cs="Calibri"/>
+          <w:sz w:val="36"/>
+          <w:szCs w:val="36"/>
+        </w:rPr>
+      </w:pPr>
+    </w:p>
+    <w:p>
+      <w:pPr>
+        <w:jc w:val="both"/>
+        <w:rPr>
+          <w:rFonts w:ascii="Calibri" w:hAnsi="Calibri" w:cs="Calibri"/>
+          <w:sz w:val="36"/>
+          <w:szCs w:val="36"/>
         </w:rPr>
       </w:pPr>
     </w:p>
@@ -1657,16 +1688,16 @@
       <w:pPr>
         <w:jc w:val="center"/>
         <w:rPr>
-          <w:rFonts w:ascii="Carlito" w:hAnsi="Carlito" w:cs="Carlito"/>
-          <w:sz w:val="32"/>
-          <w:szCs w:val="32"/>
-        </w:rPr>
-      </w:pPr>
-      <w:r>
-        <w:rPr>
-          <w:rFonts w:ascii="Carlito" w:hAnsi="Carlito" w:cs="Carlito"/>
-          <w:sz w:val="32"/>
-          <w:szCs w:val="32"/>
+          <w:rFonts w:ascii="Calibri" w:hAnsi="Calibri" w:cs="Calibri"/>
+          <w:sz w:val="36"/>
+          <w:szCs w:val="36"/>
+        </w:rPr>
+      </w:pPr>
+      <w:r>
+        <w:rPr>
+          <w:rFonts w:ascii="Calibri" w:hAnsi="Calibri" w:cs="Calibri"/>
+          <w:sz w:val="36"/>
+          <w:szCs w:val="36"/>
         </w:rPr>
         <w:t>Break</w:t>
       </w:r>
@@ -1675,30 +1706,30 @@
       <w:pPr>
         <w:jc w:val="both"/>
         <w:rPr>
-          <w:rFonts w:ascii="Carlito" w:hAnsi="Carlito" w:cs="Carlito"/>
-          <w:sz w:val="32"/>
-          <w:szCs w:val="32"/>
-        </w:rPr>
-      </w:pPr>
-    </w:p>
-    <w:p>
-      <w:pPr>
-        <w:jc w:val="both"/>
-        <w:rPr>
-          <w:rFonts w:ascii="Carlito" w:hAnsi="Carlito" w:cs="Carlito"/>
-          <w:b/>
-          <w:bCs/>
-          <w:sz w:val="32"/>
-          <w:szCs w:val="32"/>
-        </w:rPr>
-      </w:pPr>
-      <w:r>
-        <w:rPr>
-          <w:rFonts w:ascii="Carlito" w:hAnsi="Carlito" w:cs="Carlito"/>
-          <w:b/>
-          <w:bCs/>
-          <w:sz w:val="32"/>
-          <w:szCs w:val="32"/>
+          <w:rFonts w:ascii="Calibri" w:hAnsi="Calibri" w:cs="Calibri"/>
+          <w:sz w:val="36"/>
+          <w:szCs w:val="36"/>
+        </w:rPr>
+      </w:pPr>
+    </w:p>
+    <w:p>
+      <w:pPr>
+        <w:jc w:val="both"/>
+        <w:rPr>
+          <w:rFonts w:ascii="Calibri" w:hAnsi="Calibri" w:cs="Calibri"/>
+          <w:b/>
+          <w:bCs/>
+          <w:sz w:val="36"/>
+          <w:szCs w:val="36"/>
+        </w:rPr>
+      </w:pPr>
+      <w:r>
+        <w:rPr>
+          <w:rFonts w:ascii="Calibri" w:hAnsi="Calibri" w:cs="Calibri"/>
+          <w:b/>
+          <w:bCs/>
+          <w:sz w:val="36"/>
+          <w:szCs w:val="36"/>
         </w:rPr>
         <w:t>Callback Methods in Python:</w:t>
       </w:r>
@@ -1707,52 +1738,52 @@
       <w:pPr>
         <w:jc w:val="both"/>
         <w:rPr>
-          <w:rFonts w:ascii="Carlito" w:hAnsi="Carlito" w:cs="Carlito"/>
-          <w:sz w:val="32"/>
-          <w:szCs w:val="32"/>
-        </w:rPr>
-      </w:pPr>
-      <w:r>
-        <w:rPr>
-          <w:rFonts w:ascii="Carlito" w:hAnsi="Carlito" w:cs="Carlito"/>
-          <w:sz w:val="32"/>
-          <w:szCs w:val="32"/>
+          <w:rFonts w:ascii="Calibri" w:hAnsi="Calibri" w:cs="Calibri"/>
+          <w:sz w:val="36"/>
+          <w:szCs w:val="36"/>
+        </w:rPr>
+      </w:pPr>
+      <w:r>
+        <w:rPr>
+          <w:rFonts w:ascii="Calibri" w:hAnsi="Calibri" w:cs="Calibri"/>
+          <w:sz w:val="36"/>
+          <w:szCs w:val="36"/>
         </w:rPr>
         <w:t># Functions are first-class objects in Python (No need for special type like</w:t>
       </w:r>
       <w:r>
         <w:rPr>
-          <w:rFonts w:ascii="Carlito" w:hAnsi="Carlito" w:cs="Carlito"/>
-          <w:b/>
-          <w:bCs/>
-          <w:sz w:val="32"/>
-          <w:szCs w:val="32"/>
+          <w:rFonts w:ascii="Calibri" w:hAnsi="Calibri" w:cs="Calibri"/>
+          <w:b/>
+          <w:bCs/>
+          <w:sz w:val="36"/>
+          <w:szCs w:val="36"/>
         </w:rPr>
         <w:t xml:space="preserve"> Dart</w:t>
       </w:r>
       <w:r>
         <w:rPr>
-          <w:rFonts w:ascii="Carlito" w:hAnsi="Carlito" w:cs="Carlito"/>
-          <w:sz w:val="32"/>
-          <w:szCs w:val="32"/>
+          <w:rFonts w:ascii="Calibri" w:hAnsi="Calibri" w:cs="Calibri"/>
+          <w:sz w:val="36"/>
+          <w:szCs w:val="36"/>
         </w:rPr>
         <w:t>’s</w:t>
       </w:r>
       <w:r>
         <w:rPr>
-          <w:rFonts w:ascii="Carlito" w:hAnsi="Carlito" w:cs="Carlito"/>
-          <w:b/>
-          <w:bCs/>
-          <w:sz w:val="32"/>
-          <w:szCs w:val="32"/>
+          <w:rFonts w:ascii="Calibri" w:hAnsi="Calibri" w:cs="Calibri"/>
+          <w:b/>
+          <w:bCs/>
+          <w:sz w:val="36"/>
+          <w:szCs w:val="36"/>
         </w:rPr>
         <w:t xml:space="preserve"> VoidCallback</w:t>
       </w:r>
       <w:r>
         <w:rPr>
-          <w:rFonts w:ascii="Carlito" w:hAnsi="Carlito" w:cs="Carlito"/>
-          <w:sz w:val="32"/>
-          <w:szCs w:val="32"/>
+          <w:rFonts w:ascii="Calibri" w:hAnsi="Calibri" w:cs="Calibri"/>
+          <w:sz w:val="36"/>
+          <w:szCs w:val="36"/>
         </w:rPr>
         <w:t>)</w:t>
       </w:r>
@@ -1761,16 +1792,16 @@
       <w:pPr>
         <w:jc w:val="both"/>
         <w:rPr>
-          <w:rFonts w:ascii="Carlito" w:hAnsi="Carlito" w:cs="Carlito"/>
-          <w:sz w:val="32"/>
-          <w:szCs w:val="32"/>
-        </w:rPr>
-      </w:pPr>
-      <w:r>
-        <w:rPr>
-          <w:rFonts w:ascii="Carlito" w:hAnsi="Carlito" w:cs="Carlito"/>
-          <w:sz w:val="32"/>
-          <w:szCs w:val="32"/>
+          <w:rFonts w:ascii="Calibri" w:hAnsi="Calibri" w:cs="Calibri"/>
+          <w:sz w:val="36"/>
+          <w:szCs w:val="36"/>
+        </w:rPr>
+      </w:pPr>
+      <w:r>
+        <w:rPr>
+          <w:rFonts w:ascii="Calibri" w:hAnsi="Calibri" w:cs="Calibri"/>
+          <w:sz w:val="36"/>
+          <w:szCs w:val="36"/>
         </w:rPr>
         <w:t># This means we can:</w:t>
       </w:r>
@@ -1784,16 +1815,16 @@
         </w:numPr>
         <w:jc w:val="both"/>
         <w:rPr>
-          <w:rFonts w:ascii="Carlito" w:hAnsi="Carlito" w:cs="Carlito"/>
-          <w:sz w:val="32"/>
-          <w:szCs w:val="32"/>
-        </w:rPr>
-      </w:pPr>
-      <w:r>
-        <w:rPr>
-          <w:rFonts w:ascii="Carlito" w:hAnsi="Carlito" w:cs="Carlito"/>
-          <w:sz w:val="32"/>
-          <w:szCs w:val="32"/>
+          <w:rFonts w:ascii="Calibri" w:hAnsi="Calibri" w:cs="Calibri"/>
+          <w:sz w:val="36"/>
+          <w:szCs w:val="36"/>
+        </w:rPr>
+      </w:pPr>
+      <w:r>
+        <w:rPr>
+          <w:rFonts w:ascii="Calibri" w:hAnsi="Calibri" w:cs="Calibri"/>
+          <w:sz w:val="36"/>
+          <w:szCs w:val="36"/>
         </w:rPr>
         <w:t>Store a function in a variable</w:t>
       </w:r>
@@ -1807,16 +1838,16 @@
         </w:numPr>
         <w:jc w:val="both"/>
         <w:rPr>
-          <w:rFonts w:ascii="Carlito" w:hAnsi="Carlito" w:cs="Carlito"/>
-          <w:sz w:val="32"/>
-          <w:szCs w:val="32"/>
-        </w:rPr>
-      </w:pPr>
-      <w:r>
-        <w:rPr>
-          <w:rFonts w:ascii="Carlito" w:hAnsi="Carlito" w:cs="Carlito"/>
-          <w:sz w:val="32"/>
-          <w:szCs w:val="32"/>
+          <w:rFonts w:ascii="Calibri" w:hAnsi="Calibri" w:cs="Calibri"/>
+          <w:sz w:val="36"/>
+          <w:szCs w:val="36"/>
+        </w:rPr>
+      </w:pPr>
+      <w:r>
+        <w:rPr>
+          <w:rFonts w:ascii="Calibri" w:hAnsi="Calibri" w:cs="Calibri"/>
+          <w:sz w:val="36"/>
+          <w:szCs w:val="36"/>
         </w:rPr>
         <w:t>Pass a function as an argument</w:t>
       </w:r>
@@ -1830,346 +1861,604 @@
         </w:numPr>
         <w:jc w:val="both"/>
         <w:rPr>
-          <w:rFonts w:ascii="Carlito" w:hAnsi="Carlito" w:cs="Carlito"/>
+          <w:rFonts w:ascii="Calibri" w:hAnsi="Calibri" w:cs="Calibri"/>
+          <w:sz w:val="36"/>
+          <w:szCs w:val="36"/>
+        </w:rPr>
+      </w:pPr>
+      <w:r>
+        <w:rPr>
+          <w:rFonts w:ascii="Calibri" w:hAnsi="Calibri" w:cs="Calibri"/>
+          <w:sz w:val="36"/>
+          <w:szCs w:val="36"/>
+        </w:rPr>
+        <w:t>Return a function from another function</w:t>
+      </w:r>
+    </w:p>
+    <w:p>
+      <w:pPr>
+        <w:jc w:val="both"/>
+        <w:rPr>
+          <w:rFonts w:ascii="Calibri" w:hAnsi="Calibri" w:cs="Calibri"/>
+          <w:sz w:val="36"/>
+          <w:szCs w:val="36"/>
+        </w:rPr>
+      </w:pPr>
+    </w:p>
+    <w:p>
+      <w:pPr>
+        <w:jc w:val="both"/>
+        <w:rPr>
+          <w:rFonts w:ascii="Calibri" w:hAnsi="Calibri" w:cs="Calibri"/>
+          <w:sz w:val="36"/>
+          <w:szCs w:val="36"/>
+        </w:rPr>
+      </w:pPr>
+      <w:r>
+        <w:rPr>
+          <w:rFonts w:ascii="Calibri" w:hAnsi="Calibri" w:cs="Calibri"/>
+          <w:sz w:val="36"/>
+          <w:szCs w:val="36"/>
+        </w:rPr>
+        <w:t>Python Callback:</w:t>
+      </w:r>
+    </w:p>
+    <w:p>
+      <w:pPr>
+        <w:jc w:val="both"/>
+        <w:rPr>
+          <w:rFonts w:ascii="Calibri" w:hAnsi="Calibri" w:cs="Calibri"/>
+          <w:sz w:val="36"/>
+          <w:szCs w:val="36"/>
+        </w:rPr>
+      </w:pPr>
+      <w:r>
+        <w:rPr>
+          <w:rFonts w:ascii="Calibri" w:hAnsi="Calibri" w:cs="Calibri"/>
+          <w:sz w:val="36"/>
+          <w:szCs w:val="36"/>
+        </w:rPr>
+        <w:t xml:space="preserve"># Here </w:t>
+      </w:r>
+      <w:r>
+        <w:rPr>
+          <w:rFonts w:ascii="Calibri" w:hAnsi="Calibri" w:cs="Calibri"/>
+          <w:b/>
+          <w:bCs/>
+          <w:sz w:val="36"/>
+          <w:szCs w:val="36"/>
+        </w:rPr>
+        <w:t>greet()</w:t>
+      </w:r>
+      <w:r>
+        <w:rPr>
+          <w:rFonts w:ascii="Calibri" w:hAnsi="Calibri" w:cs="Calibri"/>
+          <w:sz w:val="36"/>
+          <w:szCs w:val="36"/>
+        </w:rPr>
+        <w:t xml:space="preserve"> function takes the </w:t>
+      </w:r>
+      <w:r>
+        <w:rPr>
+          <w:rFonts w:ascii="Calibri" w:hAnsi="Calibri" w:cs="Calibri"/>
+          <w:b/>
+          <w:bCs/>
+          <w:sz w:val="36"/>
+          <w:szCs w:val="36"/>
+        </w:rPr>
+        <w:t>done</w:t>
+      </w:r>
+      <w:r>
+        <w:rPr>
+          <w:rFonts w:ascii="Calibri" w:hAnsi="Calibri" w:cs="Calibri"/>
+          <w:sz w:val="36"/>
+          <w:szCs w:val="36"/>
+        </w:rPr>
+        <w:t xml:space="preserve"> function itself as a parameter and can be called in the </w:t>
+      </w:r>
+      <w:r>
+        <w:rPr>
+          <w:rFonts w:ascii="Calibri" w:hAnsi="Calibri" w:cs="Calibri"/>
+          <w:b/>
+          <w:bCs/>
+          <w:sz w:val="36"/>
+          <w:szCs w:val="36"/>
+        </w:rPr>
+        <w:t>greet()</w:t>
+      </w:r>
+      <w:r>
+        <w:rPr>
+          <w:rFonts w:ascii="Calibri" w:hAnsi="Calibri" w:cs="Calibri"/>
+          <w:sz w:val="36"/>
+          <w:szCs w:val="36"/>
+        </w:rPr>
+        <w:t xml:space="preserve"> function</w:t>
+      </w:r>
+    </w:p>
+    <w:p>
+      <w:pPr>
+        <w:jc w:val="both"/>
+        <w:rPr>
+          <w:rFonts w:ascii="Calibri" w:hAnsi="Calibri" w:cs="Calibri"/>
+          <w:b/>
+          <w:bCs/>
+          <w:color w:val="D86DCB" w:themeColor="accent5" w:themeTint="99"/>
+          <w:sz w:val="36"/>
+          <w:szCs w:val="36"/>
+        </w:rPr>
+      </w:pPr>
+      <w:r>
+        <w:rPr>
+          <w:rFonts w:ascii="Calibri" w:hAnsi="Calibri" w:cs="Calibri"/>
+          <w:b/>
+          <w:bCs/>
+          <w:color w:val="D86DCB" w:themeColor="accent5" w:themeTint="99"/>
+          <w:sz w:val="36"/>
+          <w:szCs w:val="36"/>
+        </w:rPr>
+        <w:t>def greet(callback):</w:t>
+      </w:r>
+    </w:p>
+    <w:p>
+      <w:pPr>
+        <w:jc w:val="both"/>
+        <w:rPr>
+          <w:rFonts w:ascii="Calibri" w:hAnsi="Calibri" w:cs="Calibri"/>
+          <w:b/>
+          <w:bCs/>
+          <w:color w:val="D86DCB" w:themeColor="accent5" w:themeTint="99"/>
+          <w:sz w:val="36"/>
+          <w:szCs w:val="36"/>
+        </w:rPr>
+      </w:pPr>
+      <w:r>
+        <w:rPr>
+          <w:rFonts w:ascii="Calibri" w:hAnsi="Calibri" w:cs="Calibri"/>
+          <w:b/>
+          <w:bCs/>
+          <w:color w:val="D86DCB" w:themeColor="accent5" w:themeTint="99"/>
+          <w:sz w:val="36"/>
+          <w:szCs w:val="36"/>
+        </w:rPr>
+        <w:t xml:space="preserve">    print("Hello")</w:t>
+      </w:r>
+    </w:p>
+    <w:p>
+      <w:pPr>
+        <w:jc w:val="both"/>
+        <w:rPr>
+          <w:rFonts w:ascii="Calibri" w:hAnsi="Calibri" w:cs="Calibri"/>
+          <w:b/>
+          <w:bCs/>
+          <w:color w:val="D86DCB" w:themeColor="accent5" w:themeTint="99"/>
+          <w:sz w:val="36"/>
+          <w:szCs w:val="36"/>
+        </w:rPr>
+      </w:pPr>
+      <w:r>
+        <w:rPr>
+          <w:rFonts w:ascii="Calibri" w:hAnsi="Calibri" w:cs="Calibri"/>
+          <w:b/>
+          <w:bCs/>
+          <w:color w:val="D86DCB" w:themeColor="accent5" w:themeTint="99"/>
+          <w:sz w:val="36"/>
+          <w:szCs w:val="36"/>
+        </w:rPr>
+        <w:t xml:space="preserve">    callback()</w:t>
+      </w:r>
+    </w:p>
+    <w:p>
+      <w:pPr>
+        <w:jc w:val="both"/>
+        <w:rPr>
+          <w:rFonts w:ascii="Calibri" w:hAnsi="Calibri" w:cs="Calibri"/>
+          <w:b/>
+          <w:bCs/>
+          <w:color w:val="D86DCB" w:themeColor="accent5" w:themeTint="99"/>
+          <w:sz w:val="36"/>
+          <w:szCs w:val="36"/>
+        </w:rPr>
+      </w:pPr>
+      <w:r>
+        <w:rPr>
+          <w:rFonts w:ascii="Calibri" w:hAnsi="Calibri" w:cs="Calibri"/>
+          <w:b/>
+          <w:bCs/>
+          <w:color w:val="D86DCB" w:themeColor="accent5" w:themeTint="99"/>
+          <w:sz w:val="36"/>
+          <w:szCs w:val="36"/>
+        </w:rPr>
+        <w:t>def done():</w:t>
+      </w:r>
+    </w:p>
+    <w:p>
+      <w:pPr>
+        <w:jc w:val="both"/>
+        <w:rPr>
+          <w:rFonts w:ascii="Calibri" w:hAnsi="Calibri" w:cs="Calibri"/>
+          <w:b/>
+          <w:bCs/>
+          <w:color w:val="D86DCB" w:themeColor="accent5" w:themeTint="99"/>
+          <w:sz w:val="36"/>
+          <w:szCs w:val="36"/>
+        </w:rPr>
+      </w:pPr>
+      <w:r>
+        <w:rPr>
+          <w:rFonts w:ascii="Calibri" w:hAnsi="Calibri" w:cs="Calibri"/>
+          <w:b/>
+          <w:bCs/>
+          <w:color w:val="D86DCB" w:themeColor="accent5" w:themeTint="99"/>
+          <w:sz w:val="36"/>
+          <w:szCs w:val="36"/>
+        </w:rPr>
+        <w:t xml:space="preserve">    print("Done")</w:t>
+      </w:r>
+    </w:p>
+    <w:p>
+      <w:pPr>
+        <w:jc w:val="both"/>
+        <w:rPr>
+          <w:rFonts w:ascii="Calibri" w:hAnsi="Calibri" w:cs="Calibri"/>
+          <w:b/>
+          <w:bCs/>
+          <w:color w:val="D86DCB" w:themeColor="accent5" w:themeTint="99"/>
+          <w:sz w:val="36"/>
+          <w:szCs w:val="36"/>
+        </w:rPr>
+      </w:pPr>
+      <w:r>
+        <w:rPr>
+          <w:rFonts w:ascii="Calibri" w:hAnsi="Calibri" w:cs="Calibri"/>
+          <w:b/>
+          <w:bCs/>
+          <w:color w:val="D86DCB" w:themeColor="accent5" w:themeTint="99"/>
+          <w:sz w:val="36"/>
+          <w:szCs w:val="36"/>
+        </w:rPr>
+        <w:t>greet(</w:t>
+      </w:r>
+      <w:r>
+        <w:rPr>
+          <w:rFonts w:ascii="Calibri" w:hAnsi="Calibri" w:cs="Calibri"/>
+          <w:b/>
+          <w:bCs/>
+          <w:color w:val="D86DCB" w:themeColor="accent5" w:themeTint="99"/>
+          <w:sz w:val="36"/>
+          <w:szCs w:val="36"/>
+        </w:rPr>
+        <w:t>callback=</w:t>
+      </w:r>
+      <w:r>
+        <w:rPr>
+          <w:rFonts w:ascii="Calibri" w:hAnsi="Calibri" w:cs="Calibri"/>
+          <w:b/>
+          <w:bCs/>
+          <w:color w:val="D86DCB" w:themeColor="accent5" w:themeTint="99"/>
+          <w:sz w:val="36"/>
+          <w:szCs w:val="36"/>
+        </w:rPr>
+        <w:t>done) # passed as a callback</w:t>
+      </w:r>
+    </w:p>
+    <w:p>
+      <w:pPr>
+        <w:jc w:val="both"/>
+        <w:rPr>
+          <w:rFonts w:ascii="Calibri" w:hAnsi="Calibri" w:cs="Calibri"/>
+          <w:sz w:val="36"/>
+          <w:szCs w:val="36"/>
+        </w:rPr>
+      </w:pPr>
+      <w:r>
+        <w:rPr>
+          <w:rFonts w:ascii="Calibri" w:hAnsi="Calibri" w:cs="Calibri"/>
+          <w:sz w:val="36"/>
+          <w:szCs w:val="36"/>
+        </w:rPr>
+        <w:t># Output:</w:t>
+      </w:r>
+    </w:p>
+    <w:p>
+      <w:pPr>
+        <w:jc w:val="both"/>
+        <w:rPr>
+          <w:rFonts w:ascii="Calibri" w:hAnsi="Calibri" w:cs="Calibri"/>
+          <w:b/>
+          <w:bCs/>
           <w:sz w:val="32"/>
           <w:szCs w:val="32"/>
         </w:rPr>
       </w:pPr>
       <w:r>
         <w:rPr>
-          <w:rFonts w:ascii="Carlito" w:hAnsi="Carlito" w:cs="Carlito"/>
+          <w:rFonts w:ascii="Calibri" w:hAnsi="Calibri" w:cs="Calibri"/>
+          <w:b/>
+          <w:bCs/>
           <w:sz w:val="32"/>
           <w:szCs w:val="32"/>
         </w:rPr>
-        <w:lastRenderedPageBreak/>
-        <w:t>Return a function from another function</w:t>
-      </w:r>
-    </w:p>
-    <w:p>
-      <w:pPr>
-        <w:jc w:val="both"/>
-        <w:rPr>
-          <w:rFonts w:ascii="Carlito" w:hAnsi="Carlito" w:cs="Carlito"/>
+        <w:t>Hello</w:t>
+      </w:r>
+    </w:p>
+    <w:p>
+      <w:pPr>
+        <w:jc w:val="both"/>
+        <w:rPr>
+          <w:rFonts w:ascii="Calibri" w:hAnsi="Calibri" w:cs="Calibri"/>
+          <w:b/>
+          <w:bCs/>
           <w:sz w:val="32"/>
           <w:szCs w:val="32"/>
         </w:rPr>
       </w:pPr>
-    </w:p>
-    <w:p>
-      <w:pPr>
-        <w:jc w:val="both"/>
-        <w:rPr>
-          <w:rFonts w:ascii="Carlito" w:hAnsi="Carlito" w:cs="Carlito"/>
+      <w:r>
+        <w:rPr>
+          <w:rFonts w:ascii="Calibri" w:hAnsi="Calibri" w:cs="Calibri"/>
+          <w:b/>
+          <w:bCs/>
           <w:sz w:val="32"/>
           <w:szCs w:val="32"/>
         </w:rPr>
-      </w:pPr>
-      <w:r>
-        <w:rPr>
-          <w:rFonts w:ascii="Carlito" w:hAnsi="Carlito" w:cs="Carlito"/>
+        <w:lastRenderedPageBreak/>
+        <w:t>Done</w:t>
+      </w:r>
+    </w:p>
+    <w:p>
+      <w:pPr>
+        <w:jc w:val="both"/>
+        <w:rPr>
+          <w:rFonts w:ascii="Calibri" w:hAnsi="Calibri" w:cs="Calibri"/>
+          <w:sz w:val="36"/>
+          <w:szCs w:val="36"/>
+        </w:rPr>
+      </w:pPr>
+    </w:p>
+    <w:p>
+      <w:pPr>
+        <w:jc w:val="both"/>
+        <w:rPr>
+          <w:rFonts w:ascii="Calibri" w:hAnsi="Calibri" w:cs="Calibri"/>
+          <w:sz w:val="36"/>
+          <w:szCs w:val="36"/>
+        </w:rPr>
+      </w:pPr>
+      <w:r>
+        <w:rPr>
+          <w:rFonts w:ascii="Calibri" w:hAnsi="Calibri" w:cs="Calibri"/>
+          <w:sz w:val="36"/>
+          <w:szCs w:val="36"/>
+        </w:rPr>
+        <w:t>Using Lambda as a Callback:</w:t>
+      </w:r>
+    </w:p>
+    <w:p>
+      <w:pPr>
+        <w:jc w:val="both"/>
+        <w:rPr>
+          <w:rFonts w:ascii="Calibri" w:hAnsi="Calibri" w:cs="Calibri"/>
+          <w:sz w:val="36"/>
+          <w:szCs w:val="36"/>
+        </w:rPr>
+      </w:pPr>
+      <w:r>
+        <w:rPr>
+          <w:rFonts w:ascii="Calibri" w:hAnsi="Calibri" w:cs="Calibri"/>
+          <w:sz w:val="36"/>
+          <w:szCs w:val="36"/>
+        </w:rPr>
+        <w:t># Instead of defining a separate function:</w:t>
+      </w:r>
+    </w:p>
+    <w:p>
+      <w:pPr>
+        <w:jc w:val="both"/>
+        <w:rPr>
+          <w:rFonts w:ascii="Calibri" w:hAnsi="Calibri" w:cs="Calibri"/>
+          <w:b/>
+          <w:bCs/>
+          <w:color w:val="D86DCB" w:themeColor="accent5" w:themeTint="99"/>
+          <w:sz w:val="36"/>
+          <w:szCs w:val="36"/>
+        </w:rPr>
+      </w:pPr>
+      <w:r>
+        <w:rPr>
+          <w:rFonts w:ascii="Calibri" w:hAnsi="Calibri" w:cs="Calibri"/>
+          <w:b/>
+          <w:bCs/>
+          <w:color w:val="D86DCB" w:themeColor="accent5" w:themeTint="99"/>
+          <w:sz w:val="36"/>
+          <w:szCs w:val="36"/>
+        </w:rPr>
+        <w:t>def greet(callback):</w:t>
+      </w:r>
+    </w:p>
+    <w:p>
+      <w:pPr>
+        <w:jc w:val="both"/>
+        <w:rPr>
+          <w:rFonts w:ascii="Calibri" w:hAnsi="Calibri" w:cs="Calibri"/>
+          <w:b/>
+          <w:bCs/>
+          <w:color w:val="D86DCB" w:themeColor="accent5" w:themeTint="99"/>
+          <w:sz w:val="36"/>
+          <w:szCs w:val="36"/>
+        </w:rPr>
+      </w:pPr>
+      <w:r>
+        <w:rPr>
+          <w:rFonts w:ascii="Calibri" w:hAnsi="Calibri" w:cs="Calibri"/>
+          <w:b/>
+          <w:bCs/>
+          <w:color w:val="D86DCB" w:themeColor="accent5" w:themeTint="99"/>
+          <w:sz w:val="36"/>
+          <w:szCs w:val="36"/>
+        </w:rPr>
+        <w:t xml:space="preserve">    print("Hello")</w:t>
+      </w:r>
+    </w:p>
+    <w:p>
+      <w:pPr>
+        <w:jc w:val="both"/>
+        <w:rPr>
+          <w:rFonts w:ascii="Calibri" w:hAnsi="Calibri" w:cs="Calibri"/>
+          <w:b/>
+          <w:bCs/>
+          <w:color w:val="D86DCB" w:themeColor="accent5" w:themeTint="99"/>
+          <w:sz w:val="36"/>
+          <w:szCs w:val="36"/>
+        </w:rPr>
+      </w:pPr>
+      <w:r>
+        <w:rPr>
+          <w:rFonts w:ascii="Calibri" w:hAnsi="Calibri" w:cs="Calibri"/>
+          <w:b/>
+          <w:bCs/>
+          <w:color w:val="D86DCB" w:themeColor="accent5" w:themeTint="99"/>
+          <w:sz w:val="36"/>
+          <w:szCs w:val="36"/>
+        </w:rPr>
+        <w:t xml:space="preserve">    callback()</w:t>
+      </w:r>
+    </w:p>
+    <w:p>
+      <w:pPr>
+        <w:jc w:val="both"/>
+        <w:rPr>
+          <w:rFonts w:ascii="Calibri" w:hAnsi="Calibri" w:cs="Calibri"/>
+          <w:sz w:val="36"/>
+          <w:szCs w:val="36"/>
+        </w:rPr>
+      </w:pPr>
+      <w:r>
+        <w:rPr>
+          <w:rFonts w:ascii="Calibri" w:hAnsi="Calibri" w:cs="Calibri"/>
+          <w:sz w:val="36"/>
+          <w:szCs w:val="36"/>
+        </w:rPr>
+        <w:t># Do this. (This is very similar to passing anonymous</w:t>
+      </w:r>
+      <w:r>
+        <w:rPr>
+          <w:rFonts w:ascii="Calibri" w:hAnsi="Calibri" w:cs="Calibri"/>
+          <w:b/>
+          <w:bCs/>
+          <w:sz w:val="36"/>
+          <w:szCs w:val="36"/>
+        </w:rPr>
+        <w:t xml:space="preserve"> () {}</w:t>
+      </w:r>
+      <w:r>
+        <w:rPr>
+          <w:rFonts w:ascii="Calibri" w:hAnsi="Calibri" w:cs="Calibri"/>
+          <w:sz w:val="36"/>
+          <w:szCs w:val="36"/>
+        </w:rPr>
+        <w:t xml:space="preserve"> function in </w:t>
+      </w:r>
+      <w:r>
+        <w:rPr>
+          <w:rFonts w:ascii="Calibri" w:hAnsi="Calibri" w:cs="Calibri"/>
+          <w:b/>
+          <w:bCs/>
+          <w:sz w:val="36"/>
+          <w:szCs w:val="36"/>
+        </w:rPr>
+        <w:t>Dart</w:t>
+      </w:r>
+      <w:r>
+        <w:rPr>
+          <w:rFonts w:ascii="Calibri" w:hAnsi="Calibri" w:cs="Calibri"/>
+          <w:sz w:val="36"/>
+          <w:szCs w:val="36"/>
+        </w:rPr>
+        <w:t>)</w:t>
+      </w:r>
+    </w:p>
+    <w:p>
+      <w:pPr>
+        <w:jc w:val="both"/>
+        <w:rPr>
+          <w:rFonts w:ascii="Calibri" w:hAnsi="Calibri" w:cs="Calibri"/>
+          <w:b/>
+          <w:bCs/>
+          <w:color w:val="D86DCB" w:themeColor="accent5" w:themeTint="99"/>
+          <w:sz w:val="36"/>
+          <w:szCs w:val="36"/>
+        </w:rPr>
+      </w:pPr>
+      <w:r>
+        <w:rPr>
+          <w:rFonts w:ascii="Calibri" w:hAnsi="Calibri" w:cs="Calibri"/>
+          <w:b/>
+          <w:bCs/>
+          <w:color w:val="D86DCB" w:themeColor="accent5" w:themeTint="99"/>
+          <w:sz w:val="36"/>
+          <w:szCs w:val="36"/>
+        </w:rPr>
+        <w:t>greet(lambda : print("Done"))</w:t>
+      </w:r>
+    </w:p>
+    <w:p>
+      <w:pPr>
+        <w:jc w:val="both"/>
+        <w:rPr>
+          <w:rFonts w:ascii="Calibri" w:hAnsi="Calibri" w:cs="Calibri"/>
+          <w:sz w:val="36"/>
+          <w:szCs w:val="36"/>
+        </w:rPr>
+      </w:pPr>
+      <w:r>
+        <w:rPr>
+          <w:rFonts w:ascii="Calibri" w:hAnsi="Calibri" w:cs="Calibri"/>
+          <w:sz w:val="36"/>
+          <w:szCs w:val="36"/>
+        </w:rPr>
+        <w:t># Output:</w:t>
+      </w:r>
+    </w:p>
+    <w:p>
+      <w:pPr>
+        <w:jc w:val="both"/>
+        <w:rPr>
+          <w:rFonts w:ascii="Calibri" w:hAnsi="Calibri" w:cs="Calibri"/>
+          <w:b/>
+          <w:bCs/>
           <w:sz w:val="32"/>
           <w:szCs w:val="32"/>
         </w:rPr>
-        <w:t>Python Callback:</w:t>
-      </w:r>
-    </w:p>
-    <w:p>
-      <w:pPr>
-        <w:jc w:val="both"/>
-        <w:rPr>
-          <w:rFonts w:ascii="Carlito" w:hAnsi="Carlito" w:cs="Carlito"/>
+      </w:pPr>
+      <w:r>
+        <w:rPr>
+          <w:rFonts w:ascii="Calibri" w:hAnsi="Calibri" w:cs="Calibri"/>
+          <w:b/>
+          <w:bCs/>
           <w:sz w:val="32"/>
           <w:szCs w:val="32"/>
         </w:rPr>
-      </w:pPr>
-      <w:r>
-        <w:rPr>
-          <w:rFonts w:ascii="Carlito" w:hAnsi="Carlito" w:cs="Carlito"/>
+        <w:t>Hello</w:t>
+      </w:r>
+    </w:p>
+    <w:p>
+      <w:pPr>
+        <w:jc w:val="both"/>
+        <w:rPr>
+          <w:rFonts w:ascii="Calibri" w:hAnsi="Calibri" w:cs="Calibri"/>
+          <w:b/>
+          <w:bCs/>
           <w:sz w:val="32"/>
           <w:szCs w:val="32"/>
         </w:rPr>
-        <w:t xml:space="preserve"># Here </w:t>
-      </w:r>
-      <w:r>
-        <w:rPr>
-          <w:rFonts w:ascii="Carlito" w:hAnsi="Carlito" w:cs="Carlito"/>
+      </w:pPr>
+      <w:r>
+        <w:rPr>
+          <w:rFonts w:ascii="Calibri" w:hAnsi="Calibri" w:cs="Calibri"/>
           <w:b/>
           <w:bCs/>
           <w:sz w:val="32"/>
           <w:szCs w:val="32"/>
         </w:rPr>
-        <w:t>greet()</w:t>
-      </w:r>
-      <w:r>
-        <w:rPr>
-          <w:rFonts w:ascii="Carlito" w:hAnsi="Carlito" w:cs="Carlito"/>
-          <w:sz w:val="32"/>
-          <w:szCs w:val="32"/>
-        </w:rPr>
-        <w:t xml:space="preserve"> function takes the </w:t>
-      </w:r>
-      <w:r>
-        <w:rPr>
-          <w:rFonts w:ascii="Carlito" w:hAnsi="Carlito" w:cs="Carlito"/>
-          <w:b/>
-          <w:bCs/>
-          <w:sz w:val="32"/>
-          <w:szCs w:val="32"/>
-        </w:rPr>
-        <w:t>done</w:t>
-      </w:r>
-      <w:r>
-        <w:rPr>
-          <w:rFonts w:ascii="Carlito" w:hAnsi="Carlito" w:cs="Carlito"/>
-          <w:sz w:val="32"/>
-          <w:szCs w:val="32"/>
-        </w:rPr>
-        <w:t xml:space="preserve"> function itself as a parameter and can be called in the </w:t>
-      </w:r>
-      <w:r>
-        <w:rPr>
-          <w:rFonts w:ascii="Carlito" w:hAnsi="Carlito" w:cs="Carlito"/>
-          <w:b/>
-          <w:bCs/>
-          <w:sz w:val="32"/>
-          <w:szCs w:val="32"/>
-        </w:rPr>
-        <w:t>greet()</w:t>
-      </w:r>
-      <w:r>
-        <w:rPr>
-          <w:rFonts w:ascii="Carlito" w:hAnsi="Carlito" w:cs="Carlito"/>
-          <w:sz w:val="32"/>
-          <w:szCs w:val="32"/>
-        </w:rPr>
-        <w:t xml:space="preserve"> function</w:t>
-      </w:r>
-    </w:p>
-    <w:p>
-      <w:pPr>
-        <w:jc w:val="both"/>
-        <w:rPr>
-          <w:rFonts w:ascii="Carlito" w:hAnsi="Carlito" w:cs="Carlito"/>
-          <w:b/>
-          <w:bCs/>
-          <w:color w:val="D86DCB" w:themeColor="accent5" w:themeTint="99"/>
-          <w:sz w:val="32"/>
-          <w:szCs w:val="32"/>
-        </w:rPr>
-      </w:pPr>
-      <w:r>
-        <w:rPr>
-          <w:rFonts w:ascii="Carlito" w:hAnsi="Carlito" w:cs="Carlito"/>
-          <w:b/>
-          <w:bCs/>
-          <w:color w:val="D86DCB" w:themeColor="accent5" w:themeTint="99"/>
-          <w:sz w:val="32"/>
-          <w:szCs w:val="32"/>
-        </w:rPr>
-        <w:t>def greet(callback):</w:t>
-      </w:r>
-    </w:p>
-    <w:p>
-      <w:pPr>
-        <w:jc w:val="both"/>
-        <w:rPr>
-          <w:rFonts w:ascii="Carlito" w:hAnsi="Carlito" w:cs="Carlito"/>
-          <w:b/>
-          <w:bCs/>
-          <w:color w:val="D86DCB" w:themeColor="accent5" w:themeTint="99"/>
-          <w:sz w:val="32"/>
-          <w:szCs w:val="32"/>
-        </w:rPr>
-      </w:pPr>
-      <w:r>
-        <w:rPr>
-          <w:rFonts w:ascii="Carlito" w:hAnsi="Carlito" w:cs="Carlito"/>
-          <w:b/>
-          <w:bCs/>
-          <w:color w:val="D86DCB" w:themeColor="accent5" w:themeTint="99"/>
-          <w:sz w:val="32"/>
-          <w:szCs w:val="32"/>
-        </w:rPr>
-        <w:t xml:space="preserve">    print("Hello")</w:t>
-      </w:r>
-    </w:p>
-    <w:p>
-      <w:pPr>
-        <w:jc w:val="both"/>
-        <w:rPr>
-          <w:rFonts w:ascii="Carlito" w:hAnsi="Carlito" w:cs="Carlito"/>
-          <w:b/>
-          <w:bCs/>
-          <w:color w:val="D86DCB" w:themeColor="accent5" w:themeTint="99"/>
-          <w:sz w:val="32"/>
-          <w:szCs w:val="32"/>
-        </w:rPr>
-      </w:pPr>
-      <w:r>
-        <w:rPr>
-          <w:rFonts w:ascii="Carlito" w:hAnsi="Carlito" w:cs="Carlito"/>
-          <w:b/>
-          <w:bCs/>
-          <w:color w:val="D86DCB" w:themeColor="accent5" w:themeTint="99"/>
-          <w:sz w:val="32"/>
-          <w:szCs w:val="32"/>
-        </w:rPr>
-        <w:t xml:space="preserve">    callback()</w:t>
-      </w:r>
-    </w:p>
-    <w:p>
-      <w:pPr>
-        <w:jc w:val="both"/>
-        <w:rPr>
-          <w:rFonts w:ascii="Carlito" w:hAnsi="Carlito" w:cs="Carlito"/>
-          <w:b/>
-          <w:bCs/>
-          <w:color w:val="D86DCB" w:themeColor="accent5" w:themeTint="99"/>
-          <w:sz w:val="32"/>
-          <w:szCs w:val="32"/>
-        </w:rPr>
-      </w:pPr>
-      <w:r>
-        <w:rPr>
-          <w:rFonts w:ascii="Carlito" w:hAnsi="Carlito" w:cs="Carlito"/>
-          <w:b/>
-          <w:bCs/>
-          <w:color w:val="D86DCB" w:themeColor="accent5" w:themeTint="99"/>
-          <w:sz w:val="32"/>
-          <w:szCs w:val="32"/>
-        </w:rPr>
-        <w:t>def done():</w:t>
-      </w:r>
-    </w:p>
-    <w:p>
-      <w:pPr>
-        <w:jc w:val="both"/>
-        <w:rPr>
-          <w:rFonts w:ascii="Carlito" w:hAnsi="Carlito" w:cs="Carlito"/>
-          <w:b/>
-          <w:bCs/>
-          <w:color w:val="D86DCB" w:themeColor="accent5" w:themeTint="99"/>
-          <w:sz w:val="32"/>
-          <w:szCs w:val="32"/>
-        </w:rPr>
-      </w:pPr>
-      <w:r>
-        <w:rPr>
-          <w:rFonts w:ascii="Carlito" w:hAnsi="Carlito" w:cs="Carlito"/>
-          <w:b/>
-          <w:bCs/>
-          <w:color w:val="D86DCB" w:themeColor="accent5" w:themeTint="99"/>
-          <w:sz w:val="32"/>
-          <w:szCs w:val="32"/>
-        </w:rPr>
-        <w:t xml:space="preserve">    print("Done")</w:t>
-      </w:r>
-    </w:p>
-    <w:p>
-      <w:pPr>
-        <w:jc w:val="both"/>
-        <w:rPr>
-          <w:rFonts w:ascii="Carlito" w:hAnsi="Carlito" w:cs="Carlito"/>
-          <w:b/>
-          <w:bCs/>
-          <w:color w:val="D86DCB" w:themeColor="accent5" w:themeTint="99"/>
-          <w:sz w:val="32"/>
-          <w:szCs w:val="32"/>
-        </w:rPr>
-      </w:pPr>
-      <w:r>
-        <w:rPr>
-          <w:rFonts w:ascii="Carlito" w:hAnsi="Carlito" w:cs="Carlito"/>
-          <w:b/>
-          <w:bCs/>
-          <w:color w:val="D86DCB" w:themeColor="accent5" w:themeTint="99"/>
-          <w:sz w:val="32"/>
-          <w:szCs w:val="32"/>
-        </w:rPr>
-        <w:t>greet(</w:t>
-      </w:r>
-      <w:r>
-        <w:rPr>
-          <w:rFonts w:ascii="Carlito" w:hAnsi="Carlito" w:cs="Carlito"/>
-          <w:b/>
-          <w:bCs/>
-          <w:color w:val="D86DCB" w:themeColor="accent5" w:themeTint="99"/>
-          <w:sz w:val="32"/>
-          <w:szCs w:val="32"/>
-        </w:rPr>
-        <w:t>callback=</w:t>
-      </w:r>
-      <w:r>
-        <w:rPr>
-          <w:rFonts w:ascii="Carlito" w:hAnsi="Carlito" w:cs="Carlito"/>
-          <w:b/>
-          <w:bCs/>
-          <w:color w:val="D86DCB" w:themeColor="accent5" w:themeTint="99"/>
-          <w:sz w:val="32"/>
-          <w:szCs w:val="32"/>
-        </w:rPr>
-        <w:t>done) # passed as a callback</w:t>
-      </w:r>
-    </w:p>
-    <w:p>
-      <w:pPr>
-        <w:jc w:val="both"/>
-        <w:rPr>
-          <w:rFonts w:ascii="Carlito" w:hAnsi="Carlito" w:cs="Carlito"/>
-          <w:sz w:val="32"/>
-          <w:szCs w:val="32"/>
-        </w:rPr>
-      </w:pPr>
-      <w:r>
-        <w:rPr>
-          <w:rFonts w:ascii="Carlito" w:hAnsi="Carlito" w:cs="Carlito"/>
-          <w:sz w:val="32"/>
-          <w:szCs w:val="32"/>
-        </w:rPr>
-        <w:t># Output:</w:t>
-      </w:r>
-    </w:p>
-    <w:p>
-      <w:pPr>
-        <w:jc w:val="both"/>
-        <w:rPr>
-          <w:rFonts w:ascii="Carlito" w:hAnsi="Carlito" w:cs="Carlito"/>
-          <w:b/>
-          <w:bCs/>
-          <w:sz w:val="28"/>
-          <w:szCs w:val="28"/>
-        </w:rPr>
-      </w:pPr>
-      <w:r>
-        <w:rPr>
-          <w:rFonts w:ascii="Carlito" w:hAnsi="Carlito" w:cs="Carlito"/>
-          <w:b/>
-          <w:bCs/>
-          <w:sz w:val="28"/>
-          <w:szCs w:val="28"/>
-        </w:rPr>
-        <w:t>Hello</w:t>
-      </w:r>
-    </w:p>
-    <w:p>
-      <w:pPr>
-        <w:jc w:val="both"/>
-        <w:rPr>
-          <w:rFonts w:ascii="Carlito" w:hAnsi="Carlito" w:cs="Carlito"/>
-          <w:b/>
-          <w:bCs/>
-          <w:sz w:val="28"/>
-          <w:szCs w:val="28"/>
-        </w:rPr>
-      </w:pPr>
-      <w:r>
-        <w:rPr>
-          <w:rFonts w:ascii="Carlito" w:hAnsi="Carlito" w:cs="Carlito"/>
-          <w:b/>
-          <w:bCs/>
-          <w:sz w:val="28"/>
-          <w:szCs w:val="28"/>
-        </w:rPr>
         <w:t>Done</w:t>
       </w:r>
     </w:p>
@@ -2177,285 +2466,26 @@
       <w:pPr>
         <w:jc w:val="both"/>
         <w:rPr>
-          <w:rFonts w:ascii="Carlito" w:hAnsi="Carlito" w:cs="Carlito"/>
-          <w:sz w:val="32"/>
-          <w:szCs w:val="32"/>
-        </w:rPr>
-      </w:pPr>
-    </w:p>
-    <w:p>
-      <w:pPr>
-        <w:jc w:val="both"/>
-        <w:rPr>
-          <w:rFonts w:ascii="Carlito" w:hAnsi="Carlito" w:cs="Carlito"/>
-          <w:sz w:val="32"/>
-          <w:szCs w:val="32"/>
-        </w:rPr>
-      </w:pPr>
-      <w:r>
-        <w:rPr>
-          <w:rFonts w:ascii="Carlito" w:hAnsi="Carlito" w:cs="Carlito"/>
-          <w:sz w:val="32"/>
-          <w:szCs w:val="32"/>
-        </w:rPr>
-        <w:t>Using Lambda as a Callback:</w:t>
-      </w:r>
-    </w:p>
-    <w:p>
-      <w:pPr>
-        <w:jc w:val="both"/>
-        <w:rPr>
-          <w:rFonts w:ascii="Carlito" w:hAnsi="Carlito" w:cs="Carlito"/>
-          <w:sz w:val="32"/>
-          <w:szCs w:val="32"/>
-        </w:rPr>
-      </w:pPr>
-      <w:r>
-        <w:rPr>
-          <w:rFonts w:ascii="Carlito" w:hAnsi="Carlito" w:cs="Carlito"/>
-          <w:sz w:val="32"/>
-          <w:szCs w:val="32"/>
-        </w:rPr>
-        <w:t># Instead of defining a separate function:</w:t>
-      </w:r>
-    </w:p>
-    <w:p>
-      <w:pPr>
-        <w:jc w:val="both"/>
-        <w:rPr>
-          <w:rFonts w:ascii="Carlito" w:hAnsi="Carlito" w:cs="Carlito"/>
-          <w:b/>
-          <w:bCs/>
-          <w:color w:val="D86DCB" w:themeColor="accent5" w:themeTint="99"/>
-          <w:sz w:val="32"/>
-          <w:szCs w:val="32"/>
-        </w:rPr>
-      </w:pPr>
-      <w:r>
-        <w:rPr>
-          <w:rFonts w:ascii="Carlito" w:hAnsi="Carlito" w:cs="Carlito"/>
-          <w:b/>
-          <w:bCs/>
-          <w:color w:val="D86DCB" w:themeColor="accent5" w:themeTint="99"/>
-          <w:sz w:val="32"/>
-          <w:szCs w:val="32"/>
-        </w:rPr>
-        <w:t>def greet(callback):</w:t>
-      </w:r>
-    </w:p>
-    <w:p>
-      <w:pPr>
-        <w:jc w:val="both"/>
-        <w:rPr>
-          <w:rFonts w:ascii="Carlito" w:hAnsi="Carlito" w:cs="Carlito"/>
-          <w:b/>
-          <w:bCs/>
-          <w:color w:val="D86DCB" w:themeColor="accent5" w:themeTint="99"/>
-          <w:sz w:val="32"/>
-          <w:szCs w:val="32"/>
-        </w:rPr>
-      </w:pPr>
-      <w:r>
-        <w:rPr>
-          <w:rFonts w:ascii="Carlito" w:hAnsi="Carlito" w:cs="Carlito"/>
-          <w:b/>
-          <w:bCs/>
-          <w:color w:val="D86DCB" w:themeColor="accent5" w:themeTint="99"/>
-          <w:sz w:val="32"/>
-          <w:szCs w:val="32"/>
-        </w:rPr>
-        <w:t xml:space="preserve">    print("Hello")</w:t>
-      </w:r>
-    </w:p>
-    <w:p>
-      <w:pPr>
-        <w:jc w:val="both"/>
-        <w:rPr>
-          <w:rFonts w:ascii="Carlito" w:hAnsi="Carlito" w:cs="Carlito"/>
-          <w:b/>
-          <w:bCs/>
-          <w:color w:val="D86DCB" w:themeColor="accent5" w:themeTint="99"/>
-          <w:sz w:val="32"/>
-          <w:szCs w:val="32"/>
-        </w:rPr>
-      </w:pPr>
-      <w:r>
-        <w:rPr>
-          <w:rFonts w:ascii="Carlito" w:hAnsi="Carlito" w:cs="Carlito"/>
-          <w:b/>
-          <w:bCs/>
-          <w:color w:val="D86DCB" w:themeColor="accent5" w:themeTint="99"/>
-          <w:sz w:val="32"/>
-          <w:szCs w:val="32"/>
-        </w:rPr>
-        <w:t xml:space="preserve">    callback()</w:t>
-      </w:r>
-    </w:p>
-    <w:p>
-      <w:pPr>
-        <w:jc w:val="both"/>
-        <w:rPr>
-          <w:rFonts w:ascii="Carlito" w:hAnsi="Carlito" w:cs="Carlito"/>
-          <w:sz w:val="32"/>
-          <w:szCs w:val="32"/>
-        </w:rPr>
-      </w:pPr>
-      <w:r>
-        <w:rPr>
-          <w:rFonts w:ascii="Carlito" w:hAnsi="Carlito" w:cs="Carlito"/>
-          <w:sz w:val="32"/>
-          <w:szCs w:val="32"/>
-        </w:rPr>
-        <w:t># Do this. (This is very similar to passing anonymous</w:t>
-      </w:r>
-      <w:r>
-        <w:rPr>
-          <w:rFonts w:ascii="Carlito" w:hAnsi="Carlito" w:cs="Carlito"/>
-          <w:b/>
-          <w:bCs/>
-          <w:sz w:val="32"/>
-          <w:szCs w:val="32"/>
-        </w:rPr>
-        <w:t xml:space="preserve"> () {}</w:t>
-      </w:r>
-      <w:r>
-        <w:rPr>
-          <w:rFonts w:ascii="Carlito" w:hAnsi="Carlito" w:cs="Carlito"/>
-          <w:sz w:val="32"/>
-          <w:szCs w:val="32"/>
-        </w:rPr>
-        <w:t xml:space="preserve"> function in </w:t>
-      </w:r>
-      <w:r>
-        <w:rPr>
-          <w:rFonts w:ascii="Carlito" w:hAnsi="Carlito" w:cs="Carlito"/>
-          <w:b/>
-          <w:bCs/>
-          <w:sz w:val="32"/>
-          <w:szCs w:val="32"/>
-        </w:rPr>
-        <w:t>Dart</w:t>
-      </w:r>
-      <w:r>
-        <w:rPr>
-          <w:rFonts w:ascii="Carlito" w:hAnsi="Carlito" w:cs="Carlito"/>
-          <w:sz w:val="32"/>
-          <w:szCs w:val="32"/>
-        </w:rPr>
-        <w:t>)</w:t>
-      </w:r>
-    </w:p>
-    <w:p>
-      <w:pPr>
-        <w:jc w:val="both"/>
-        <w:rPr>
-          <w:rFonts w:ascii="Carlito" w:hAnsi="Carlito" w:cs="Carlito"/>
-          <w:b/>
-          <w:bCs/>
-          <w:color w:val="D86DCB" w:themeColor="accent5" w:themeTint="99"/>
-          <w:sz w:val="32"/>
-          <w:szCs w:val="32"/>
-        </w:rPr>
-      </w:pPr>
-      <w:r>
-        <w:rPr>
-          <w:rFonts w:ascii="Carlito" w:hAnsi="Carlito" w:cs="Carlito"/>
-          <w:b/>
-          <w:bCs/>
-          <w:color w:val="D86DCB" w:themeColor="accent5" w:themeTint="99"/>
-          <w:sz w:val="32"/>
-          <w:szCs w:val="32"/>
-        </w:rPr>
-        <w:t>greet(lambda : print("Done"))</w:t>
-      </w:r>
-    </w:p>
-    <w:p>
-      <w:pPr>
-        <w:jc w:val="both"/>
-        <w:rPr>
-          <w:rFonts w:ascii="Carlito" w:hAnsi="Carlito" w:cs="Carlito"/>
-          <w:sz w:val="32"/>
-          <w:szCs w:val="32"/>
-        </w:rPr>
-      </w:pPr>
-      <w:r>
-        <w:rPr>
-          <w:rFonts w:ascii="Carlito" w:hAnsi="Carlito" w:cs="Carlito"/>
-          <w:sz w:val="32"/>
-          <w:szCs w:val="32"/>
-        </w:rPr>
-        <w:lastRenderedPageBreak/>
-        <w:t># Output:</w:t>
-      </w:r>
-    </w:p>
-    <w:p>
-      <w:pPr>
-        <w:jc w:val="both"/>
-        <w:rPr>
-          <w:rFonts w:ascii="Carlito" w:hAnsi="Carlito" w:cs="Carlito"/>
-          <w:b/>
-          <w:bCs/>
-          <w:sz w:val="28"/>
-          <w:szCs w:val="28"/>
-        </w:rPr>
-      </w:pPr>
-      <w:r>
-        <w:rPr>
-          <w:rFonts w:ascii="Carlito" w:hAnsi="Carlito" w:cs="Carlito"/>
-          <w:b/>
-          <w:bCs/>
-          <w:sz w:val="28"/>
-          <w:szCs w:val="28"/>
-        </w:rPr>
-        <w:t>Hello</w:t>
-      </w:r>
-    </w:p>
-    <w:p>
-      <w:pPr>
-        <w:jc w:val="both"/>
-        <w:rPr>
-          <w:rFonts w:ascii="Carlito" w:hAnsi="Carlito" w:cs="Carlito"/>
-          <w:b/>
-          <w:bCs/>
-          <w:sz w:val="28"/>
-          <w:szCs w:val="28"/>
-        </w:rPr>
-      </w:pPr>
-      <w:r>
-        <w:rPr>
-          <w:rFonts w:ascii="Carlito" w:hAnsi="Carlito" w:cs="Carlito"/>
-          <w:b/>
-          <w:bCs/>
-          <w:sz w:val="28"/>
-          <w:szCs w:val="28"/>
-        </w:rPr>
-        <w:t>Done</w:t>
-      </w:r>
-    </w:p>
-    <w:p>
-      <w:pPr>
-        <w:jc w:val="both"/>
-        <w:rPr>
-          <w:rFonts w:ascii="Carlito" w:hAnsi="Carlito" w:cs="Carlito"/>
-          <w:sz w:val="32"/>
-          <w:szCs w:val="32"/>
-        </w:rPr>
-      </w:pPr>
-    </w:p>
-    <w:p>
-      <w:pPr>
-        <w:jc w:val="both"/>
-        <w:rPr>
-          <w:rFonts w:ascii="Carlito" w:hAnsi="Carlito" w:cs="Carlito"/>
-          <w:sz w:val="32"/>
-          <w:szCs w:val="32"/>
-        </w:rPr>
-      </w:pPr>
-      <w:r>
-        <w:rPr>
-          <w:rFonts w:ascii="Carlito" w:hAnsi="Carlito" w:cs="Carlito"/>
-          <w:sz w:val="32"/>
-          <w:szCs w:val="32"/>
+          <w:rFonts w:ascii="Calibri" w:hAnsi="Calibri" w:cs="Calibri"/>
+          <w:sz w:val="36"/>
+          <w:szCs w:val="36"/>
+        </w:rPr>
+      </w:pPr>
+    </w:p>
+    <w:p>
+      <w:pPr>
+        <w:jc w:val="both"/>
+        <w:rPr>
+          <w:rFonts w:ascii="Calibri" w:hAnsi="Calibri" w:cs="Calibri"/>
+          <w:sz w:val="36"/>
+          <w:szCs w:val="36"/>
+        </w:rPr>
+      </w:pPr>
+      <w:r>
+        <w:rPr>
+          <w:rFonts w:ascii="Calibri" w:hAnsi="Calibri" w:cs="Calibri"/>
+          <w:sz w:val="36"/>
+          <w:szCs w:val="36"/>
         </w:rPr>
         <w:t>Passing Parameters to a Callback:</w:t>
       </w:r>
@@ -2464,16 +2494,16 @@
       <w:pPr>
         <w:jc w:val="both"/>
         <w:rPr>
-          <w:rFonts w:ascii="Carlito" w:hAnsi="Carlito" w:cs="Carlito"/>
-          <w:sz w:val="32"/>
-          <w:szCs w:val="32"/>
-        </w:rPr>
-      </w:pPr>
-      <w:r>
-        <w:rPr>
-          <w:rFonts w:ascii="Carlito" w:hAnsi="Carlito" w:cs="Carlito"/>
-          <w:sz w:val="32"/>
-          <w:szCs w:val="32"/>
+          <w:rFonts w:ascii="Calibri" w:hAnsi="Calibri" w:cs="Calibri"/>
+          <w:sz w:val="36"/>
+          <w:szCs w:val="36"/>
+        </w:rPr>
+      </w:pPr>
+      <w:r>
+        <w:rPr>
+          <w:rFonts w:ascii="Calibri" w:hAnsi="Calibri" w:cs="Calibri"/>
+          <w:sz w:val="36"/>
+          <w:szCs w:val="36"/>
         </w:rPr>
         <w:t># Here, operation is a callback that receives two arguments or parameters</w:t>
       </w:r>
@@ -2482,22 +2512,22 @@
       <w:pPr>
         <w:jc w:val="both"/>
         <w:rPr>
-          <w:rFonts w:ascii="Carlito" w:hAnsi="Carlito" w:cs="Carlito"/>
-          <w:b/>
-          <w:bCs/>
-          <w:color w:val="D86DCB" w:themeColor="accent5" w:themeTint="99"/>
-          <w:sz w:val="32"/>
-          <w:szCs w:val="32"/>
-        </w:rPr>
-      </w:pPr>
-      <w:r>
-        <w:rPr>
-          <w:rFonts w:ascii="Carlito" w:hAnsi="Carlito" w:cs="Carlito"/>
-          <w:b/>
-          <w:bCs/>
-          <w:color w:val="D86DCB" w:themeColor="accent5" w:themeTint="99"/>
-          <w:sz w:val="32"/>
-          <w:szCs w:val="32"/>
+          <w:rFonts w:ascii="Calibri" w:hAnsi="Calibri" w:cs="Calibri"/>
+          <w:b/>
+          <w:bCs/>
+          <w:color w:val="D86DCB" w:themeColor="accent5" w:themeTint="99"/>
+          <w:sz w:val="36"/>
+          <w:szCs w:val="36"/>
+        </w:rPr>
+      </w:pPr>
+      <w:r>
+        <w:rPr>
+          <w:rFonts w:ascii="Calibri" w:hAnsi="Calibri" w:cs="Calibri"/>
+          <w:b/>
+          <w:bCs/>
+          <w:color w:val="D86DCB" w:themeColor="accent5" w:themeTint="99"/>
+          <w:sz w:val="36"/>
+          <w:szCs w:val="36"/>
         </w:rPr>
         <w:t>def calculate(a, b, operation):</w:t>
       </w:r>
@@ -2506,22 +2536,22 @@
       <w:pPr>
         <w:jc w:val="both"/>
         <w:rPr>
-          <w:rFonts w:ascii="Carlito" w:hAnsi="Carlito" w:cs="Carlito"/>
-          <w:b/>
-          <w:bCs/>
-          <w:color w:val="D86DCB" w:themeColor="accent5" w:themeTint="99"/>
-          <w:sz w:val="32"/>
-          <w:szCs w:val="32"/>
-        </w:rPr>
-      </w:pPr>
-      <w:r>
-        <w:rPr>
-          <w:rFonts w:ascii="Carlito" w:hAnsi="Carlito" w:cs="Carlito"/>
-          <w:b/>
-          <w:bCs/>
-          <w:color w:val="D86DCB" w:themeColor="accent5" w:themeTint="99"/>
-          <w:sz w:val="32"/>
-          <w:szCs w:val="32"/>
+          <w:rFonts w:ascii="Calibri" w:hAnsi="Calibri" w:cs="Calibri"/>
+          <w:b/>
+          <w:bCs/>
+          <w:color w:val="D86DCB" w:themeColor="accent5" w:themeTint="99"/>
+          <w:sz w:val="36"/>
+          <w:szCs w:val="36"/>
+        </w:rPr>
+      </w:pPr>
+      <w:r>
+        <w:rPr>
+          <w:rFonts w:ascii="Calibri" w:hAnsi="Calibri" w:cs="Calibri"/>
+          <w:b/>
+          <w:bCs/>
+          <w:color w:val="D86DCB" w:themeColor="accent5" w:themeTint="99"/>
+          <w:sz w:val="36"/>
+          <w:szCs w:val="36"/>
         </w:rPr>
         <w:t xml:space="preserve">    return operation(a, b)</w:t>
       </w:r>
@@ -2530,22 +2560,22 @@
       <w:pPr>
         <w:jc w:val="both"/>
         <w:rPr>
-          <w:rFonts w:ascii="Carlito" w:hAnsi="Carlito" w:cs="Carlito"/>
-          <w:b/>
-          <w:bCs/>
-          <w:color w:val="D86DCB" w:themeColor="accent5" w:themeTint="99"/>
-          <w:sz w:val="32"/>
-          <w:szCs w:val="32"/>
-        </w:rPr>
-      </w:pPr>
-      <w:r>
-        <w:rPr>
-          <w:rFonts w:ascii="Carlito" w:hAnsi="Carlito" w:cs="Carlito"/>
-          <w:b/>
-          <w:bCs/>
-          <w:color w:val="D86DCB" w:themeColor="accent5" w:themeTint="99"/>
-          <w:sz w:val="32"/>
-          <w:szCs w:val="32"/>
+          <w:rFonts w:ascii="Calibri" w:hAnsi="Calibri" w:cs="Calibri"/>
+          <w:b/>
+          <w:bCs/>
+          <w:color w:val="D86DCB" w:themeColor="accent5" w:themeTint="99"/>
+          <w:sz w:val="36"/>
+          <w:szCs w:val="36"/>
+        </w:rPr>
+      </w:pPr>
+      <w:r>
+        <w:rPr>
+          <w:rFonts w:ascii="Calibri" w:hAnsi="Calibri" w:cs="Calibri"/>
+          <w:b/>
+          <w:bCs/>
+          <w:color w:val="D86DCB" w:themeColor="accent5" w:themeTint="99"/>
+          <w:sz w:val="36"/>
+          <w:szCs w:val="36"/>
         </w:rPr>
         <w:t>result = calculate(10, 20, lambda x, y: x + y)</w:t>
       </w:r>
@@ -2554,33 +2584,33 @@
       <w:pPr>
         <w:jc w:val="both"/>
         <w:rPr>
-          <w:rFonts w:ascii="Carlito" w:hAnsi="Carlito" w:cs="Carlito"/>
-          <w:b/>
-          <w:bCs/>
-          <w:color w:val="D86DCB" w:themeColor="accent5" w:themeTint="99"/>
-          <w:sz w:val="32"/>
-          <w:szCs w:val="32"/>
-        </w:rPr>
-      </w:pPr>
-      <w:r>
-        <w:rPr>
-          <w:rFonts w:ascii="Carlito" w:hAnsi="Carlito" w:cs="Carlito"/>
-          <w:b/>
-          <w:bCs/>
-          <w:color w:val="D86DCB" w:themeColor="accent5" w:themeTint="99"/>
-          <w:sz w:val="32"/>
-          <w:szCs w:val="32"/>
+          <w:rFonts w:ascii="Calibri" w:hAnsi="Calibri" w:cs="Calibri"/>
+          <w:b/>
+          <w:bCs/>
+          <w:color w:val="D86DCB" w:themeColor="accent5" w:themeTint="99"/>
+          <w:sz w:val="36"/>
+          <w:szCs w:val="36"/>
+        </w:rPr>
+      </w:pPr>
+      <w:r>
+        <w:rPr>
+          <w:rFonts w:ascii="Calibri" w:hAnsi="Calibri" w:cs="Calibri"/>
+          <w:b/>
+          <w:bCs/>
+          <w:color w:val="D86DCB" w:themeColor="accent5" w:themeTint="99"/>
+          <w:sz w:val="36"/>
+          <w:szCs w:val="36"/>
         </w:rPr>
         <w:t>print(result)</w:t>
       </w:r>
       <w:r>
         <w:rPr>
-          <w:rFonts w:ascii="Carlito" w:hAnsi="Carlito" w:cs="Carlito"/>
-          <w:b/>
-          <w:bCs/>
-          <w:color w:val="D86DCB" w:themeColor="accent5" w:themeTint="99"/>
-          <w:sz w:val="32"/>
-          <w:szCs w:val="32"/>
+          <w:rFonts w:ascii="Calibri" w:hAnsi="Calibri" w:cs="Calibri"/>
+          <w:b/>
+          <w:bCs/>
+          <w:color w:val="D86DCB" w:themeColor="accent5" w:themeTint="99"/>
+          <w:sz w:val="36"/>
+          <w:szCs w:val="36"/>
         </w:rPr>
         <w:t xml:space="preserve"> # 30</w:t>
       </w:r>
@@ -2589,26 +2619,26 @@
       <w:pPr>
         <w:jc w:val="both"/>
         <w:rPr>
-          <w:rFonts w:ascii="Carlito" w:hAnsi="Carlito" w:cs="Carlito"/>
-          <w:sz w:val="32"/>
-          <w:szCs w:val="32"/>
-        </w:rPr>
-      </w:pPr>
-    </w:p>
-    <w:p>
-      <w:pPr>
-        <w:jc w:val="both"/>
-        <w:rPr>
-          <w:rFonts w:ascii="Carlito" w:hAnsi="Carlito" w:cs="Carlito"/>
-          <w:sz w:val="32"/>
-          <w:szCs w:val="32"/>
-        </w:rPr>
-      </w:pPr>
-      <w:r>
-        <w:rPr>
-          <w:rFonts w:ascii="Carlito" w:hAnsi="Carlito" w:cs="Carlito"/>
-          <w:sz w:val="32"/>
-          <w:szCs w:val="32"/>
+          <w:rFonts w:ascii="Calibri" w:hAnsi="Calibri" w:cs="Calibri"/>
+          <w:sz w:val="36"/>
+          <w:szCs w:val="36"/>
+        </w:rPr>
+      </w:pPr>
+    </w:p>
+    <w:p>
+      <w:pPr>
+        <w:jc w:val="both"/>
+        <w:rPr>
+          <w:rFonts w:ascii="Calibri" w:hAnsi="Calibri" w:cs="Calibri"/>
+          <w:sz w:val="36"/>
+          <w:szCs w:val="36"/>
+        </w:rPr>
+      </w:pPr>
+      <w:r>
+        <w:rPr>
+          <w:rFonts w:ascii="Calibri" w:hAnsi="Calibri" w:cs="Calibri"/>
+          <w:sz w:val="36"/>
+          <w:szCs w:val="36"/>
         </w:rPr>
         <w:t>Type Hinting (Optional):</w:t>
       </w:r>
@@ -2617,16 +2647,16 @@
       <w:pPr>
         <w:jc w:val="both"/>
         <w:rPr>
-          <w:rFonts w:ascii="Carlito" w:hAnsi="Carlito" w:cs="Carlito"/>
-          <w:sz w:val="32"/>
-          <w:szCs w:val="32"/>
-        </w:rPr>
-      </w:pPr>
-      <w:r>
-        <w:rPr>
-          <w:rFonts w:ascii="Carlito" w:hAnsi="Carlito" w:cs="Carlito"/>
-          <w:sz w:val="32"/>
-          <w:szCs w:val="32"/>
+          <w:rFonts w:ascii="Calibri" w:hAnsi="Calibri" w:cs="Calibri"/>
+          <w:sz w:val="36"/>
+          <w:szCs w:val="36"/>
+        </w:rPr>
+      </w:pPr>
+      <w:r>
+        <w:rPr>
+          <w:rFonts w:ascii="Calibri" w:hAnsi="Calibri" w:cs="Calibri"/>
+          <w:sz w:val="36"/>
+          <w:szCs w:val="36"/>
         </w:rPr>
         <w:t># Python doesn't require types, but we can document callbacks using the typing module.</w:t>
       </w:r>
@@ -2635,34 +2665,34 @@
       <w:pPr>
         <w:jc w:val="both"/>
         <w:rPr>
-          <w:rFonts w:ascii="Carlito" w:hAnsi="Carlito" w:cs="Carlito"/>
-          <w:sz w:val="32"/>
-          <w:szCs w:val="32"/>
-        </w:rPr>
-      </w:pPr>
-      <w:r>
-        <w:rPr>
-          <w:rFonts w:ascii="Carlito" w:hAnsi="Carlito" w:cs="Carlito"/>
-          <w:sz w:val="32"/>
-          <w:szCs w:val="32"/>
+          <w:rFonts w:ascii="Calibri" w:hAnsi="Calibri" w:cs="Calibri"/>
+          <w:sz w:val="36"/>
+          <w:szCs w:val="36"/>
+        </w:rPr>
+      </w:pPr>
+      <w:r>
+        <w:rPr>
+          <w:rFonts w:ascii="Calibri" w:hAnsi="Calibri" w:cs="Calibri"/>
+          <w:sz w:val="36"/>
+          <w:szCs w:val="36"/>
         </w:rPr>
         <w:t xml:space="preserve"># </w:t>
       </w:r>
       <w:r>
         <w:rPr>
-          <w:rFonts w:ascii="Carlito" w:hAnsi="Carlito" w:cs="Carlito"/>
-          <w:b/>
-          <w:bCs/>
-          <w:sz w:val="32"/>
-          <w:szCs w:val="32"/>
+          <w:rFonts w:ascii="Calibri" w:hAnsi="Calibri" w:cs="Calibri"/>
+          <w:b/>
+          <w:bCs/>
+          <w:sz w:val="36"/>
+          <w:szCs w:val="36"/>
         </w:rPr>
         <w:t>Callable[[], None]</w:t>
       </w:r>
       <w:r>
         <w:rPr>
-          <w:rFonts w:ascii="Carlito" w:hAnsi="Carlito" w:cs="Carlito"/>
-          <w:sz w:val="32"/>
-          <w:szCs w:val="32"/>
+          <w:rFonts w:ascii="Calibri" w:hAnsi="Calibri" w:cs="Calibri"/>
+          <w:sz w:val="36"/>
+          <w:szCs w:val="36"/>
         </w:rPr>
         <w:t xml:space="preserve"> means:</w:t>
       </w:r>
@@ -2676,26 +2706,26 @@
         </w:numPr>
         <w:jc w:val="both"/>
         <w:rPr>
-          <w:rFonts w:ascii="Carlito" w:hAnsi="Carlito" w:cs="Carlito"/>
-          <w:sz w:val="32"/>
-          <w:szCs w:val="32"/>
-        </w:rPr>
-      </w:pPr>
-      <w:r>
-        <w:rPr>
-          <w:rFonts w:ascii="Carlito" w:hAnsi="Carlito" w:cs="Carlito"/>
-          <w:b/>
-          <w:bCs/>
-          <w:sz w:val="32"/>
-          <w:szCs w:val="32"/>
+          <w:rFonts w:ascii="Calibri" w:hAnsi="Calibri" w:cs="Calibri"/>
+          <w:sz w:val="36"/>
+          <w:szCs w:val="36"/>
+        </w:rPr>
+      </w:pPr>
+      <w:r>
+        <w:rPr>
+          <w:rFonts w:ascii="Calibri" w:hAnsi="Calibri" w:cs="Calibri"/>
+          <w:b/>
+          <w:bCs/>
+          <w:sz w:val="36"/>
+          <w:szCs w:val="36"/>
         </w:rPr>
         <w:t xml:space="preserve">[] </w:t>
       </w:r>
       <w:r>
         <w:rPr>
-          <w:rFonts w:ascii="Carlito" w:hAnsi="Carlito" w:cs="Carlito"/>
-          <w:sz w:val="32"/>
-          <w:szCs w:val="32"/>
+          <w:rFonts w:ascii="Calibri" w:hAnsi="Calibri" w:cs="Calibri"/>
+          <w:sz w:val="36"/>
+          <w:szCs w:val="36"/>
         </w:rPr>
         <w:t>→ takes no arguments.</w:t>
       </w:r>
@@ -2709,26 +2739,26 @@
         </w:numPr>
         <w:jc w:val="both"/>
         <w:rPr>
-          <w:rFonts w:ascii="Carlito" w:hAnsi="Carlito" w:cs="Carlito"/>
-          <w:sz w:val="32"/>
-          <w:szCs w:val="32"/>
-        </w:rPr>
-      </w:pPr>
-      <w:r>
-        <w:rPr>
-          <w:rFonts w:ascii="Carlito" w:hAnsi="Carlito" w:cs="Carlito"/>
-          <w:b/>
-          <w:bCs/>
-          <w:sz w:val="32"/>
-          <w:szCs w:val="32"/>
+          <w:rFonts w:ascii="Calibri" w:hAnsi="Calibri" w:cs="Calibri"/>
+          <w:sz w:val="36"/>
+          <w:szCs w:val="36"/>
+        </w:rPr>
+      </w:pPr>
+      <w:r>
+        <w:rPr>
+          <w:rFonts w:ascii="Calibri" w:hAnsi="Calibri" w:cs="Calibri"/>
+          <w:b/>
+          <w:bCs/>
+          <w:sz w:val="36"/>
+          <w:szCs w:val="36"/>
         </w:rPr>
         <w:t>None</w:t>
       </w:r>
       <w:r>
         <w:rPr>
-          <w:rFonts w:ascii="Carlito" w:hAnsi="Carlito" w:cs="Carlito"/>
-          <w:sz w:val="32"/>
-          <w:szCs w:val="32"/>
+          <w:rFonts w:ascii="Calibri" w:hAnsi="Calibri" w:cs="Calibri"/>
+          <w:sz w:val="36"/>
+          <w:szCs w:val="36"/>
         </w:rPr>
         <w:t xml:space="preserve"> → returns nothing.</w:t>
       </w:r>
@@ -2737,52 +2767,52 @@
       <w:pPr>
         <w:jc w:val="both"/>
         <w:rPr>
-          <w:rFonts w:ascii="Carlito" w:hAnsi="Carlito" w:cs="Carlito"/>
-          <w:sz w:val="32"/>
-          <w:szCs w:val="32"/>
-        </w:rPr>
-      </w:pPr>
-      <w:r>
-        <w:rPr>
-          <w:rFonts w:ascii="Carlito" w:hAnsi="Carlito" w:cs="Carlito"/>
-          <w:sz w:val="32"/>
-          <w:szCs w:val="32"/>
+          <w:rFonts w:ascii="Calibri" w:hAnsi="Calibri" w:cs="Calibri"/>
+          <w:sz w:val="36"/>
+          <w:szCs w:val="36"/>
+        </w:rPr>
+      </w:pPr>
+      <w:r>
+        <w:rPr>
+          <w:rFonts w:ascii="Calibri" w:hAnsi="Calibri" w:cs="Calibri"/>
+          <w:sz w:val="36"/>
+          <w:szCs w:val="36"/>
         </w:rPr>
         <w:t xml:space="preserve"># This is the closest equivalent to </w:t>
       </w:r>
       <w:r>
         <w:rPr>
-          <w:rFonts w:ascii="Carlito" w:hAnsi="Carlito" w:cs="Carlito"/>
-          <w:b/>
-          <w:bCs/>
-          <w:sz w:val="32"/>
-          <w:szCs w:val="32"/>
+          <w:rFonts w:ascii="Calibri" w:hAnsi="Calibri" w:cs="Calibri"/>
+          <w:b/>
+          <w:bCs/>
+          <w:sz w:val="36"/>
+          <w:szCs w:val="36"/>
         </w:rPr>
         <w:t>Dart</w:t>
       </w:r>
       <w:r>
         <w:rPr>
-          <w:rFonts w:ascii="Carlito" w:hAnsi="Carlito" w:cs="Carlito"/>
-          <w:sz w:val="32"/>
-          <w:szCs w:val="32"/>
+          <w:rFonts w:ascii="Calibri" w:hAnsi="Calibri" w:cs="Calibri"/>
+          <w:sz w:val="36"/>
+          <w:szCs w:val="36"/>
         </w:rPr>
         <w:t>'s</w:t>
       </w:r>
       <w:r>
         <w:rPr>
-          <w:rFonts w:ascii="Carlito" w:hAnsi="Carlito" w:cs="Carlito"/>
-          <w:b/>
-          <w:bCs/>
-          <w:sz w:val="32"/>
-          <w:szCs w:val="32"/>
+          <w:rFonts w:ascii="Calibri" w:hAnsi="Calibri" w:cs="Calibri"/>
+          <w:b/>
+          <w:bCs/>
+          <w:sz w:val="36"/>
+          <w:szCs w:val="36"/>
         </w:rPr>
         <w:t xml:space="preserve"> VoidCallback</w:t>
       </w:r>
       <w:r>
         <w:rPr>
-          <w:rFonts w:ascii="Carlito" w:hAnsi="Carlito" w:cs="Carlito"/>
-          <w:sz w:val="32"/>
-          <w:szCs w:val="32"/>
+          <w:rFonts w:ascii="Calibri" w:hAnsi="Calibri" w:cs="Calibri"/>
+          <w:sz w:val="36"/>
+          <w:szCs w:val="36"/>
         </w:rPr>
         <w:t xml:space="preserve"> callback</w:t>
       </w:r>
@@ -2791,22 +2821,22 @@
       <w:pPr>
         <w:jc w:val="both"/>
         <w:rPr>
-          <w:rFonts w:ascii="Carlito" w:hAnsi="Carlito" w:cs="Carlito"/>
-          <w:b/>
-          <w:bCs/>
-          <w:color w:val="D86DCB" w:themeColor="accent5" w:themeTint="99"/>
-          <w:sz w:val="32"/>
-          <w:szCs w:val="32"/>
-        </w:rPr>
-      </w:pPr>
-      <w:r>
-        <w:rPr>
-          <w:rFonts w:ascii="Carlito" w:hAnsi="Carlito" w:cs="Carlito"/>
-          <w:b/>
-          <w:bCs/>
-          <w:color w:val="D86DCB" w:themeColor="accent5" w:themeTint="99"/>
-          <w:sz w:val="32"/>
-          <w:szCs w:val="32"/>
+          <w:rFonts w:ascii="Calibri" w:hAnsi="Calibri" w:cs="Calibri"/>
+          <w:b/>
+          <w:bCs/>
+          <w:color w:val="D86DCB" w:themeColor="accent5" w:themeTint="99"/>
+          <w:sz w:val="36"/>
+          <w:szCs w:val="36"/>
+        </w:rPr>
+      </w:pPr>
+      <w:r>
+        <w:rPr>
+          <w:rFonts w:ascii="Calibri" w:hAnsi="Calibri" w:cs="Calibri"/>
+          <w:b/>
+          <w:bCs/>
+          <w:color w:val="D86DCB" w:themeColor="accent5" w:themeTint="99"/>
+          <w:sz w:val="36"/>
+          <w:szCs w:val="36"/>
         </w:rPr>
         <w:t>from typing import Callable</w:t>
       </w:r>
@@ -2815,22 +2845,22 @@
       <w:pPr>
         <w:jc w:val="both"/>
         <w:rPr>
-          <w:rFonts w:ascii="Carlito" w:hAnsi="Carlito" w:cs="Carlito"/>
-          <w:b/>
-          <w:bCs/>
-          <w:color w:val="D86DCB" w:themeColor="accent5" w:themeTint="99"/>
-          <w:sz w:val="32"/>
-          <w:szCs w:val="32"/>
-        </w:rPr>
-      </w:pPr>
-      <w:r>
-        <w:rPr>
-          <w:rFonts w:ascii="Carlito" w:hAnsi="Carlito" w:cs="Carlito"/>
-          <w:b/>
-          <w:bCs/>
-          <w:color w:val="D86DCB" w:themeColor="accent5" w:themeTint="99"/>
-          <w:sz w:val="32"/>
-          <w:szCs w:val="32"/>
+          <w:rFonts w:ascii="Calibri" w:hAnsi="Calibri" w:cs="Calibri"/>
+          <w:b/>
+          <w:bCs/>
+          <w:color w:val="D86DCB" w:themeColor="accent5" w:themeTint="99"/>
+          <w:sz w:val="36"/>
+          <w:szCs w:val="36"/>
+        </w:rPr>
+      </w:pPr>
+      <w:r>
+        <w:rPr>
+          <w:rFonts w:ascii="Calibri" w:hAnsi="Calibri" w:cs="Calibri"/>
+          <w:b/>
+          <w:bCs/>
+          <w:color w:val="D86DCB" w:themeColor="accent5" w:themeTint="99"/>
+          <w:sz w:val="36"/>
+          <w:szCs w:val="36"/>
         </w:rPr>
         <w:t>def greet(callback: Callable[[], None]):</w:t>
       </w:r>
@@ -2839,22 +2869,22 @@
       <w:pPr>
         <w:jc w:val="both"/>
         <w:rPr>
-          <w:rFonts w:ascii="Carlito" w:hAnsi="Carlito" w:cs="Carlito"/>
-          <w:b/>
-          <w:bCs/>
-          <w:color w:val="D86DCB" w:themeColor="accent5" w:themeTint="99"/>
-          <w:sz w:val="32"/>
-          <w:szCs w:val="32"/>
-        </w:rPr>
-      </w:pPr>
-      <w:r>
-        <w:rPr>
-          <w:rFonts w:ascii="Carlito" w:hAnsi="Carlito" w:cs="Carlito"/>
-          <w:b/>
-          <w:bCs/>
-          <w:color w:val="D86DCB" w:themeColor="accent5" w:themeTint="99"/>
-          <w:sz w:val="32"/>
-          <w:szCs w:val="32"/>
+          <w:rFonts w:ascii="Calibri" w:hAnsi="Calibri" w:cs="Calibri"/>
+          <w:b/>
+          <w:bCs/>
+          <w:color w:val="D86DCB" w:themeColor="accent5" w:themeTint="99"/>
+          <w:sz w:val="36"/>
+          <w:szCs w:val="36"/>
+        </w:rPr>
+      </w:pPr>
+      <w:r>
+        <w:rPr>
+          <w:rFonts w:ascii="Calibri" w:hAnsi="Calibri" w:cs="Calibri"/>
+          <w:b/>
+          <w:bCs/>
+          <w:color w:val="D86DCB" w:themeColor="accent5" w:themeTint="99"/>
+          <w:sz w:val="36"/>
+          <w:szCs w:val="36"/>
         </w:rPr>
         <w:t xml:space="preserve">    print("Hello")</w:t>
       </w:r>
@@ -2863,22 +2893,22 @@
       <w:pPr>
         <w:jc w:val="both"/>
         <w:rPr>
-          <w:rFonts w:ascii="Carlito" w:hAnsi="Carlito" w:cs="Carlito"/>
-          <w:b/>
-          <w:bCs/>
-          <w:color w:val="D86DCB" w:themeColor="accent5" w:themeTint="99"/>
-          <w:sz w:val="32"/>
-          <w:szCs w:val="32"/>
-        </w:rPr>
-      </w:pPr>
-      <w:r>
-        <w:rPr>
-          <w:rFonts w:ascii="Carlito" w:hAnsi="Carlito" w:cs="Carlito"/>
-          <w:b/>
-          <w:bCs/>
-          <w:color w:val="D86DCB" w:themeColor="accent5" w:themeTint="99"/>
-          <w:sz w:val="32"/>
-          <w:szCs w:val="32"/>
+          <w:rFonts w:ascii="Calibri" w:hAnsi="Calibri" w:cs="Calibri"/>
+          <w:b/>
+          <w:bCs/>
+          <w:color w:val="D86DCB" w:themeColor="accent5" w:themeTint="99"/>
+          <w:sz w:val="36"/>
+          <w:szCs w:val="36"/>
+        </w:rPr>
+      </w:pPr>
+      <w:r>
+        <w:rPr>
+          <w:rFonts w:ascii="Calibri" w:hAnsi="Calibri" w:cs="Calibri"/>
+          <w:b/>
+          <w:bCs/>
+          <w:color w:val="D86DCB" w:themeColor="accent5" w:themeTint="99"/>
+          <w:sz w:val="36"/>
+          <w:szCs w:val="36"/>
         </w:rPr>
         <w:t xml:space="preserve">    callback()</w:t>
       </w:r>
@@ -2887,22 +2917,22 @@
       <w:pPr>
         <w:jc w:val="both"/>
         <w:rPr>
-          <w:rFonts w:ascii="Carlito" w:hAnsi="Carlito" w:cs="Carlito"/>
-          <w:b/>
-          <w:bCs/>
-          <w:color w:val="D86DCB" w:themeColor="accent5" w:themeTint="99"/>
-          <w:sz w:val="32"/>
-          <w:szCs w:val="32"/>
-        </w:rPr>
-      </w:pPr>
-      <w:r>
-        <w:rPr>
-          <w:rFonts w:ascii="Carlito" w:hAnsi="Carlito" w:cs="Carlito"/>
-          <w:b/>
-          <w:bCs/>
-          <w:color w:val="D86DCB" w:themeColor="accent5" w:themeTint="99"/>
-          <w:sz w:val="32"/>
-          <w:szCs w:val="32"/>
+          <w:rFonts w:ascii="Calibri" w:hAnsi="Calibri" w:cs="Calibri"/>
+          <w:b/>
+          <w:bCs/>
+          <w:color w:val="D86DCB" w:themeColor="accent5" w:themeTint="99"/>
+          <w:sz w:val="36"/>
+          <w:szCs w:val="36"/>
+        </w:rPr>
+      </w:pPr>
+      <w:r>
+        <w:rPr>
+          <w:rFonts w:ascii="Calibri" w:hAnsi="Calibri" w:cs="Calibri"/>
+          <w:b/>
+          <w:bCs/>
+          <w:color w:val="D86DCB" w:themeColor="accent5" w:themeTint="99"/>
+          <w:sz w:val="36"/>
+          <w:szCs w:val="36"/>
         </w:rPr>
         <w:t>greet(callback=lambda : print("Done"))</w:t>
       </w:r>
@@ -2911,18 +2941,17 @@
       <w:pPr>
         <w:jc w:val="both"/>
         <w:rPr>
-          <w:rFonts w:ascii="Carlito" w:hAnsi="Carlito" w:cs="Carlito"/>
-          <w:sz w:val="32"/>
-          <w:szCs w:val="32"/>
-        </w:rPr>
-      </w:pPr>
-      <w:r>
-        <w:rPr>
-          <w:rFonts w:ascii="Carlito" w:hAnsi="Carlito" w:cs="Carlito"/>
-          <w:sz w:val="32"/>
-          <w:szCs w:val="32"/>
-        </w:rPr>
-        <w:lastRenderedPageBreak/>
+          <w:rFonts w:ascii="Calibri" w:hAnsi="Calibri" w:cs="Calibri"/>
+          <w:sz w:val="36"/>
+          <w:szCs w:val="36"/>
+        </w:rPr>
+      </w:pPr>
+      <w:r>
+        <w:rPr>
+          <w:rFonts w:ascii="Calibri" w:hAnsi="Calibri" w:cs="Calibri"/>
+          <w:sz w:val="36"/>
+          <w:szCs w:val="36"/>
+        </w:rPr>
         <w:t># Another Example. Here:</w:t>
       </w:r>
     </w:p>
@@ -2935,34 +2964,34 @@
         </w:numPr>
         <w:jc w:val="both"/>
         <w:rPr>
-          <w:rFonts w:ascii="Carlito" w:hAnsi="Carlito" w:cs="Carlito"/>
-          <w:sz w:val="32"/>
-          <w:szCs w:val="32"/>
-        </w:rPr>
-      </w:pPr>
-      <w:r>
-        <w:rPr>
-          <w:rFonts w:ascii="Carlito" w:hAnsi="Carlito" w:cs="Carlito"/>
-          <w:sz w:val="32"/>
-          <w:szCs w:val="32"/>
+          <w:rFonts w:ascii="Calibri" w:hAnsi="Calibri" w:cs="Calibri"/>
+          <w:sz w:val="36"/>
+          <w:szCs w:val="36"/>
+        </w:rPr>
+      </w:pPr>
+      <w:r>
+        <w:rPr>
+          <w:rFonts w:ascii="Calibri" w:hAnsi="Calibri" w:cs="Calibri"/>
+          <w:sz w:val="36"/>
+          <w:szCs w:val="36"/>
         </w:rPr>
         <w:t xml:space="preserve">Takes two </w:t>
       </w:r>
       <w:r>
         <w:rPr>
-          <w:rFonts w:ascii="Carlito" w:hAnsi="Carlito" w:cs="Carlito"/>
-          <w:b/>
-          <w:bCs/>
-          <w:sz w:val="32"/>
-          <w:szCs w:val="32"/>
+          <w:rFonts w:ascii="Calibri" w:hAnsi="Calibri" w:cs="Calibri"/>
+          <w:b/>
+          <w:bCs/>
+          <w:sz w:val="36"/>
+          <w:szCs w:val="36"/>
         </w:rPr>
         <w:t>int</w:t>
       </w:r>
       <w:r>
         <w:rPr>
-          <w:rFonts w:ascii="Carlito" w:hAnsi="Carlito" w:cs="Carlito"/>
-          <w:sz w:val="32"/>
-          <w:szCs w:val="32"/>
+          <w:rFonts w:ascii="Calibri" w:hAnsi="Calibri" w:cs="Calibri"/>
+          <w:sz w:val="36"/>
+          <w:szCs w:val="36"/>
         </w:rPr>
         <w:t xml:space="preserve"> arguments</w:t>
       </w:r>
@@ -2976,26 +3005,26 @@
         </w:numPr>
         <w:jc w:val="both"/>
         <w:rPr>
-          <w:rFonts w:ascii="Carlito" w:hAnsi="Carlito" w:cs="Carlito"/>
-          <w:sz w:val="32"/>
-          <w:szCs w:val="32"/>
-        </w:rPr>
-      </w:pPr>
-      <w:r>
-        <w:rPr>
-          <w:rFonts w:ascii="Carlito" w:hAnsi="Carlito" w:cs="Carlito"/>
-          <w:sz w:val="32"/>
-          <w:szCs w:val="32"/>
+          <w:rFonts w:ascii="Calibri" w:hAnsi="Calibri" w:cs="Calibri"/>
+          <w:sz w:val="36"/>
+          <w:szCs w:val="36"/>
+        </w:rPr>
+      </w:pPr>
+      <w:r>
+        <w:rPr>
+          <w:rFonts w:ascii="Calibri" w:hAnsi="Calibri" w:cs="Calibri"/>
+          <w:sz w:val="36"/>
+          <w:szCs w:val="36"/>
         </w:rPr>
         <w:t xml:space="preserve">Returns an </w:t>
       </w:r>
       <w:r>
         <w:rPr>
-          <w:rFonts w:ascii="Carlito" w:hAnsi="Carlito" w:cs="Carlito"/>
-          <w:b/>
-          <w:bCs/>
-          <w:sz w:val="32"/>
-          <w:szCs w:val="32"/>
+          <w:rFonts w:ascii="Calibri" w:hAnsi="Calibri" w:cs="Calibri"/>
+          <w:b/>
+          <w:bCs/>
+          <w:sz w:val="36"/>
+          <w:szCs w:val="36"/>
         </w:rPr>
         <w:t>int</w:t>
       </w:r>
@@ -3004,22 +3033,22 @@
       <w:pPr>
         <w:jc w:val="both"/>
         <w:rPr>
-          <w:rFonts w:ascii="Carlito" w:hAnsi="Carlito" w:cs="Carlito"/>
-          <w:b/>
-          <w:bCs/>
-          <w:color w:val="D86DCB" w:themeColor="accent5" w:themeTint="99"/>
-          <w:sz w:val="32"/>
-          <w:szCs w:val="32"/>
-        </w:rPr>
-      </w:pPr>
-      <w:r>
-        <w:rPr>
-          <w:rFonts w:ascii="Carlito" w:hAnsi="Carlito" w:cs="Carlito"/>
-          <w:b/>
-          <w:bCs/>
-          <w:color w:val="D86DCB" w:themeColor="accent5" w:themeTint="99"/>
-          <w:sz w:val="32"/>
-          <w:szCs w:val="32"/>
+          <w:rFonts w:ascii="Calibri" w:hAnsi="Calibri" w:cs="Calibri"/>
+          <w:b/>
+          <w:bCs/>
+          <w:color w:val="D86DCB" w:themeColor="accent5" w:themeTint="99"/>
+          <w:sz w:val="36"/>
+          <w:szCs w:val="36"/>
+        </w:rPr>
+      </w:pPr>
+      <w:r>
+        <w:rPr>
+          <w:rFonts w:ascii="Calibri" w:hAnsi="Calibri" w:cs="Calibri"/>
+          <w:b/>
+          <w:bCs/>
+          <w:color w:val="D86DCB" w:themeColor="accent5" w:themeTint="99"/>
+          <w:sz w:val="36"/>
+          <w:szCs w:val="36"/>
         </w:rPr>
         <w:t>from typing import Callable</w:t>
       </w:r>
@@ -3028,22 +3057,22 @@
       <w:pPr>
         <w:jc w:val="both"/>
         <w:rPr>
-          <w:rFonts w:ascii="Carlito" w:hAnsi="Carlito" w:cs="Carlito"/>
-          <w:b/>
-          <w:bCs/>
-          <w:color w:val="D86DCB" w:themeColor="accent5" w:themeTint="99"/>
-          <w:sz w:val="32"/>
-          <w:szCs w:val="32"/>
-        </w:rPr>
-      </w:pPr>
-      <w:r>
-        <w:rPr>
-          <w:rFonts w:ascii="Carlito" w:hAnsi="Carlito" w:cs="Carlito"/>
-          <w:b/>
-          <w:bCs/>
-          <w:color w:val="D86DCB" w:themeColor="accent5" w:themeTint="99"/>
-          <w:sz w:val="32"/>
-          <w:szCs w:val="32"/>
+          <w:rFonts w:ascii="Calibri" w:hAnsi="Calibri" w:cs="Calibri"/>
+          <w:b/>
+          <w:bCs/>
+          <w:color w:val="D86DCB" w:themeColor="accent5" w:themeTint="99"/>
+          <w:sz w:val="36"/>
+          <w:szCs w:val="36"/>
+        </w:rPr>
+      </w:pPr>
+      <w:r>
+        <w:rPr>
+          <w:rFonts w:ascii="Calibri" w:hAnsi="Calibri" w:cs="Calibri"/>
+          <w:b/>
+          <w:bCs/>
+          <w:color w:val="D86DCB" w:themeColor="accent5" w:themeTint="99"/>
+          <w:sz w:val="36"/>
+          <w:szCs w:val="36"/>
         </w:rPr>
         <w:t>def calculate(operation: Callable[[int, int], int]):</w:t>
       </w:r>
@@ -3052,22 +3081,22 @@
       <w:pPr>
         <w:jc w:val="both"/>
         <w:rPr>
-          <w:rFonts w:ascii="Carlito" w:hAnsi="Carlito" w:cs="Carlito"/>
-          <w:b/>
-          <w:bCs/>
-          <w:color w:val="D86DCB" w:themeColor="accent5" w:themeTint="99"/>
-          <w:sz w:val="32"/>
-          <w:szCs w:val="32"/>
-        </w:rPr>
-      </w:pPr>
-      <w:r>
-        <w:rPr>
-          <w:rFonts w:ascii="Carlito" w:hAnsi="Carlito" w:cs="Carlito"/>
-          <w:b/>
-          <w:bCs/>
-          <w:color w:val="D86DCB" w:themeColor="accent5" w:themeTint="99"/>
-          <w:sz w:val="32"/>
-          <w:szCs w:val="32"/>
+          <w:rFonts w:ascii="Calibri" w:hAnsi="Calibri" w:cs="Calibri"/>
+          <w:b/>
+          <w:bCs/>
+          <w:color w:val="D86DCB" w:themeColor="accent5" w:themeTint="99"/>
+          <w:sz w:val="36"/>
+          <w:szCs w:val="36"/>
+        </w:rPr>
+      </w:pPr>
+      <w:r>
+        <w:rPr>
+          <w:rFonts w:ascii="Calibri" w:hAnsi="Calibri" w:cs="Calibri"/>
+          <w:b/>
+          <w:bCs/>
+          <w:color w:val="D86DCB" w:themeColor="accent5" w:themeTint="99"/>
+          <w:sz w:val="36"/>
+          <w:szCs w:val="36"/>
         </w:rPr>
         <w:t xml:space="preserve">    return operation(10, 20)</w:t>
       </w:r>
@@ -3076,22 +3105,22 @@
       <w:pPr>
         <w:jc w:val="both"/>
         <w:rPr>
-          <w:rFonts w:ascii="Carlito" w:hAnsi="Carlito" w:cs="Carlito"/>
-          <w:b/>
-          <w:bCs/>
-          <w:color w:val="D86DCB" w:themeColor="accent5" w:themeTint="99"/>
-          <w:sz w:val="32"/>
-          <w:szCs w:val="32"/>
-        </w:rPr>
-      </w:pPr>
-      <w:r>
-        <w:rPr>
-          <w:rFonts w:ascii="Carlito" w:hAnsi="Carlito" w:cs="Carlito"/>
-          <w:b/>
-          <w:bCs/>
-          <w:color w:val="D86DCB" w:themeColor="accent5" w:themeTint="99"/>
-          <w:sz w:val="32"/>
-          <w:szCs w:val="32"/>
+          <w:rFonts w:ascii="Calibri" w:hAnsi="Calibri" w:cs="Calibri"/>
+          <w:b/>
+          <w:bCs/>
+          <w:color w:val="D86DCB" w:themeColor="accent5" w:themeTint="99"/>
+          <w:sz w:val="36"/>
+          <w:szCs w:val="36"/>
+        </w:rPr>
+      </w:pPr>
+      <w:r>
+        <w:rPr>
+          <w:rFonts w:ascii="Calibri" w:hAnsi="Calibri" w:cs="Calibri"/>
+          <w:b/>
+          <w:bCs/>
+          <w:color w:val="D86DCB" w:themeColor="accent5" w:themeTint="99"/>
+          <w:sz w:val="36"/>
+          <w:szCs w:val="36"/>
         </w:rPr>
         <w:t>result = calculate(operation = lambda x, y : x + y)</w:t>
       </w:r>
@@ -3100,22 +3129,22 @@
       <w:pPr>
         <w:jc w:val="both"/>
         <w:rPr>
-          <w:rFonts w:ascii="Carlito" w:hAnsi="Carlito" w:cs="Carlito"/>
-          <w:b/>
-          <w:bCs/>
-          <w:color w:val="D86DCB" w:themeColor="accent5" w:themeTint="99"/>
-          <w:sz w:val="32"/>
-          <w:szCs w:val="32"/>
-        </w:rPr>
-      </w:pPr>
-      <w:r>
-        <w:rPr>
-          <w:rFonts w:ascii="Carlito" w:hAnsi="Carlito" w:cs="Carlito"/>
-          <w:b/>
-          <w:bCs/>
-          <w:color w:val="D86DCB" w:themeColor="accent5" w:themeTint="99"/>
-          <w:sz w:val="32"/>
-          <w:szCs w:val="32"/>
+          <w:rFonts w:ascii="Calibri" w:hAnsi="Calibri" w:cs="Calibri"/>
+          <w:b/>
+          <w:bCs/>
+          <w:color w:val="D86DCB" w:themeColor="accent5" w:themeTint="99"/>
+          <w:sz w:val="36"/>
+          <w:szCs w:val="36"/>
+        </w:rPr>
+      </w:pPr>
+      <w:r>
+        <w:rPr>
+          <w:rFonts w:ascii="Calibri" w:hAnsi="Calibri" w:cs="Calibri"/>
+          <w:b/>
+          <w:bCs/>
+          <w:color w:val="D86DCB" w:themeColor="accent5" w:themeTint="99"/>
+          <w:sz w:val="36"/>
+          <w:szCs w:val="36"/>
         </w:rPr>
         <w:t>print(result)</w:t>
       </w:r>
@@ -3124,26 +3153,26 @@
       <w:pPr>
         <w:jc w:val="both"/>
         <w:rPr>
-          <w:rFonts w:ascii="Carlito" w:hAnsi="Carlito" w:cs="Carlito"/>
-          <w:sz w:val="32"/>
-          <w:szCs w:val="32"/>
-        </w:rPr>
-      </w:pPr>
-    </w:p>
-    <w:p>
-      <w:pPr>
-        <w:jc w:val="both"/>
-        <w:rPr>
-          <w:rFonts w:ascii="Carlito" w:hAnsi="Carlito" w:cs="Carlito"/>
-          <w:sz w:val="32"/>
-          <w:szCs w:val="32"/>
-        </w:rPr>
-      </w:pPr>
-      <w:r>
-        <w:rPr>
-          <w:rFonts w:ascii="Carlito" w:hAnsi="Carlito" w:cs="Carlito"/>
-          <w:sz w:val="32"/>
-          <w:szCs w:val="32"/>
+          <w:rFonts w:ascii="Calibri" w:hAnsi="Calibri" w:cs="Calibri"/>
+          <w:sz w:val="36"/>
+          <w:szCs w:val="36"/>
+        </w:rPr>
+      </w:pPr>
+    </w:p>
+    <w:p>
+      <w:pPr>
+        <w:jc w:val="both"/>
+        <w:rPr>
+          <w:rFonts w:ascii="Calibri" w:hAnsi="Calibri" w:cs="Calibri"/>
+          <w:sz w:val="36"/>
+          <w:szCs w:val="36"/>
+        </w:rPr>
+      </w:pPr>
+      <w:r>
+        <w:rPr>
+          <w:rFonts w:ascii="Calibri" w:hAnsi="Calibri" w:cs="Calibri"/>
+          <w:sz w:val="36"/>
+          <w:szCs w:val="36"/>
         </w:rPr>
         <w:t>Comparison with Dart:</w:t>
       </w:r>
@@ -3155,8 +3184,8 @@
         <w:tblLook w:val="04A0" w:firstRow="1" w:lastRow="0" w:firstColumn="1" w:lastColumn="0" w:noHBand="0" w:noVBand="1"/>
       </w:tblPr>
       <w:tblGrid>
-        <w:gridCol w:w="2920"/>
-        <w:gridCol w:w="5203"/>
+        <w:gridCol w:w="3240"/>
+        <w:gridCol w:w="5776"/>
       </w:tblGrid>
       <w:tr>
         <w:trPr>
@@ -3173,16 +3202,16 @@
               <w:spacing w:after="160" w:line="278" w:lineRule="auto"/>
               <w:jc w:val="both"/>
               <w:rPr>
-                <w:rFonts w:ascii="Carlito" w:hAnsi="Carlito" w:cs="Carlito"/>
-                <w:sz w:val="32"/>
-                <w:szCs w:val="32"/>
+                <w:rFonts w:ascii="Calibri" w:hAnsi="Calibri" w:cs="Calibri"/>
+                <w:sz w:val="36"/>
+                <w:szCs w:val="36"/>
               </w:rPr>
             </w:pPr>
             <w:r>
               <w:rPr>
-                <w:rFonts w:ascii="Carlito" w:hAnsi="Carlito" w:cs="Carlito"/>
-                <w:sz w:val="32"/>
-                <w:szCs w:val="32"/>
+                <w:rFonts w:ascii="Calibri" w:hAnsi="Calibri" w:cs="Calibri"/>
+                <w:sz w:val="36"/>
+                <w:szCs w:val="36"/>
               </w:rPr>
               <w:t>Dart</w:t>
             </w:r>
@@ -3199,16 +3228,16 @@
               <w:jc w:val="both"/>
               <w:cnfStyle w:val="100000000000" w:firstRow="1" w:lastRow="0" w:firstColumn="0" w:lastColumn="0" w:oddVBand="0" w:evenVBand="0" w:oddHBand="0" w:evenHBand="0" w:firstRowFirstColumn="0" w:firstRowLastColumn="0" w:lastRowFirstColumn="0" w:lastRowLastColumn="0"/>
               <w:rPr>
-                <w:rFonts w:ascii="Carlito" w:hAnsi="Carlito" w:cs="Carlito"/>
-                <w:sz w:val="32"/>
-                <w:szCs w:val="32"/>
+                <w:rFonts w:ascii="Calibri" w:hAnsi="Calibri" w:cs="Calibri"/>
+                <w:sz w:val="36"/>
+                <w:szCs w:val="36"/>
               </w:rPr>
             </w:pPr>
             <w:r>
               <w:rPr>
-                <w:rFonts w:ascii="Carlito" w:hAnsi="Carlito" w:cs="Carlito"/>
-                <w:sz w:val="32"/>
-                <w:szCs w:val="32"/>
+                <w:rFonts w:ascii="Calibri" w:hAnsi="Calibri" w:cs="Calibri"/>
+                <w:sz w:val="36"/>
+                <w:szCs w:val="36"/>
               </w:rPr>
               <w:t>Python</w:t>
             </w:r>
@@ -3230,16 +3259,16 @@
               <w:spacing w:after="160" w:line="278" w:lineRule="auto"/>
               <w:jc w:val="both"/>
               <w:rPr>
-                <w:rFonts w:ascii="Carlito" w:hAnsi="Carlito" w:cs="Carlito"/>
-                <w:sz w:val="32"/>
-                <w:szCs w:val="32"/>
+                <w:rFonts w:ascii="Calibri" w:hAnsi="Calibri" w:cs="Calibri"/>
+                <w:sz w:val="36"/>
+                <w:szCs w:val="36"/>
               </w:rPr>
             </w:pPr>
             <w:r>
               <w:rPr>
-                <w:rFonts w:ascii="Carlito" w:hAnsi="Carlito" w:cs="Carlito"/>
-                <w:sz w:val="32"/>
-                <w:szCs w:val="32"/>
+                <w:rFonts w:ascii="Calibri" w:hAnsi="Calibri" w:cs="Calibri"/>
+                <w:sz w:val="36"/>
+                <w:szCs w:val="36"/>
               </w:rPr>
               <w:t>VoidCallback</w:t>
             </w:r>
@@ -3256,20 +3285,20 @@
               <w:jc w:val="both"/>
               <w:cnfStyle w:val="000000100000" w:firstRow="0" w:lastRow="0" w:firstColumn="0" w:lastColumn="0" w:oddVBand="0" w:evenVBand="0" w:oddHBand="1" w:evenHBand="0" w:firstRowFirstColumn="0" w:firstRowLastColumn="0" w:lastRowFirstColumn="0" w:lastRowLastColumn="0"/>
               <w:rPr>
-                <w:rFonts w:ascii="Carlito" w:hAnsi="Carlito" w:cs="Carlito"/>
+                <w:rFonts w:ascii="Calibri" w:hAnsi="Calibri" w:cs="Calibri"/>
                 <w:b/>
                 <w:bCs/>
-                <w:sz w:val="32"/>
-                <w:szCs w:val="32"/>
+                <w:sz w:val="36"/>
+                <w:szCs w:val="36"/>
               </w:rPr>
             </w:pPr>
             <w:r>
               <w:rPr>
-                <w:rFonts w:ascii="Carlito" w:hAnsi="Carlito" w:cs="Carlito"/>
+                <w:rFonts w:ascii="Calibri" w:hAnsi="Calibri" w:cs="Calibri"/>
                 <w:b/>
                 <w:bCs/>
-                <w:sz w:val="32"/>
-                <w:szCs w:val="32"/>
+                <w:sz w:val="36"/>
+                <w:szCs w:val="36"/>
               </w:rPr>
               <w:t>Callable[[], None] (optional type hint)</w:t>
             </w:r>
@@ -3288,16 +3317,16 @@
               <w:spacing w:after="160" w:line="278" w:lineRule="auto"/>
               <w:jc w:val="both"/>
               <w:rPr>
-                <w:rFonts w:ascii="Carlito" w:hAnsi="Carlito" w:cs="Carlito"/>
-                <w:sz w:val="32"/>
-                <w:szCs w:val="32"/>
+                <w:rFonts w:ascii="Calibri" w:hAnsi="Calibri" w:cs="Calibri"/>
+                <w:sz w:val="36"/>
+                <w:szCs w:val="36"/>
               </w:rPr>
             </w:pPr>
             <w:r>
               <w:rPr>
-                <w:rFonts w:ascii="Carlito" w:hAnsi="Carlito" w:cs="Carlito"/>
-                <w:sz w:val="32"/>
-                <w:szCs w:val="32"/>
+                <w:rFonts w:ascii="Calibri" w:hAnsi="Calibri" w:cs="Calibri"/>
+                <w:sz w:val="36"/>
+                <w:szCs w:val="36"/>
               </w:rPr>
               <w:t>Function(int)</w:t>
             </w:r>
@@ -3314,20 +3343,20 @@
               <w:jc w:val="both"/>
               <w:cnfStyle w:val="000000000000" w:firstRow="0" w:lastRow="0" w:firstColumn="0" w:lastColumn="0" w:oddVBand="0" w:evenVBand="0" w:oddHBand="0" w:evenHBand="0" w:firstRowFirstColumn="0" w:firstRowLastColumn="0" w:lastRowFirstColumn="0" w:lastRowLastColumn="0"/>
               <w:rPr>
-                <w:rFonts w:ascii="Carlito" w:hAnsi="Carlito" w:cs="Carlito"/>
+                <w:rFonts w:ascii="Calibri" w:hAnsi="Calibri" w:cs="Calibri"/>
                 <w:b/>
                 <w:bCs/>
-                <w:sz w:val="32"/>
-                <w:szCs w:val="32"/>
+                <w:sz w:val="36"/>
+                <w:szCs w:val="36"/>
               </w:rPr>
             </w:pPr>
             <w:r>
               <w:rPr>
-                <w:rFonts w:ascii="Carlito" w:hAnsi="Carlito" w:cs="Carlito"/>
+                <w:rFonts w:ascii="Calibri" w:hAnsi="Calibri" w:cs="Calibri"/>
                 <w:b/>
                 <w:bCs/>
-                <w:sz w:val="32"/>
-                <w:szCs w:val="32"/>
+                <w:sz w:val="36"/>
+                <w:szCs w:val="36"/>
               </w:rPr>
               <w:t>Callable[[int], None]</w:t>
             </w:r>
@@ -3349,16 +3378,16 @@
               <w:spacing w:after="160" w:line="278" w:lineRule="auto"/>
               <w:jc w:val="both"/>
               <w:rPr>
-                <w:rFonts w:ascii="Carlito" w:hAnsi="Carlito" w:cs="Carlito"/>
-                <w:sz w:val="32"/>
-                <w:szCs w:val="32"/>
+                <w:rFonts w:ascii="Calibri" w:hAnsi="Calibri" w:cs="Calibri"/>
+                <w:sz w:val="36"/>
+                <w:szCs w:val="36"/>
               </w:rPr>
             </w:pPr>
             <w:r>
               <w:rPr>
-                <w:rFonts w:ascii="Carlito" w:hAnsi="Carlito" w:cs="Carlito"/>
-                <w:sz w:val="32"/>
-                <w:szCs w:val="32"/>
+                <w:rFonts w:ascii="Calibri" w:hAnsi="Calibri" w:cs="Calibri"/>
+                <w:sz w:val="36"/>
+                <w:szCs w:val="36"/>
               </w:rPr>
               <w:t>Function(int, int)</w:t>
             </w:r>
@@ -3375,20 +3404,20 @@
               <w:jc w:val="both"/>
               <w:cnfStyle w:val="000000100000" w:firstRow="0" w:lastRow="0" w:firstColumn="0" w:lastColumn="0" w:oddVBand="0" w:evenVBand="0" w:oddHBand="1" w:evenHBand="0" w:firstRowFirstColumn="0" w:firstRowLastColumn="0" w:lastRowFirstColumn="0" w:lastRowLastColumn="0"/>
               <w:rPr>
-                <w:rFonts w:ascii="Carlito" w:hAnsi="Carlito" w:cs="Carlito"/>
+                <w:rFonts w:ascii="Calibri" w:hAnsi="Calibri" w:cs="Calibri"/>
                 <w:b/>
                 <w:bCs/>
-                <w:sz w:val="32"/>
-                <w:szCs w:val="32"/>
+                <w:sz w:val="36"/>
+                <w:szCs w:val="36"/>
               </w:rPr>
             </w:pPr>
             <w:r>
               <w:rPr>
-                <w:rFonts w:ascii="Carlito" w:hAnsi="Carlito" w:cs="Carlito"/>
+                <w:rFonts w:ascii="Calibri" w:hAnsi="Calibri" w:cs="Calibri"/>
                 <w:b/>
                 <w:bCs/>
-                <w:sz w:val="32"/>
-                <w:szCs w:val="32"/>
+                <w:sz w:val="36"/>
+                <w:szCs w:val="36"/>
               </w:rPr>
               <w:t>Callable[[int, int], ReturnType]</w:t>
             </w:r>
@@ -3407,20 +3436,20 @@
               <w:spacing w:after="160" w:line="278" w:lineRule="auto"/>
               <w:jc w:val="both"/>
               <w:rPr>
-                <w:rFonts w:ascii="Carlito" w:hAnsi="Carlito" w:cs="Carlito"/>
+                <w:rFonts w:ascii="Calibri" w:hAnsi="Calibri" w:cs="Calibri"/>
                 <w:b w:val="0"/>
                 <w:bCs w:val="0"/>
-                <w:sz w:val="32"/>
-                <w:szCs w:val="32"/>
+                <w:sz w:val="36"/>
+                <w:szCs w:val="36"/>
               </w:rPr>
             </w:pPr>
             <w:r>
               <w:rPr>
-                <w:rFonts w:ascii="Carlito" w:hAnsi="Carlito" w:cs="Carlito"/>
+                <w:rFonts w:ascii="Calibri" w:hAnsi="Calibri" w:cs="Calibri"/>
                 <w:b w:val="0"/>
                 <w:bCs w:val="0"/>
-                <w:sz w:val="32"/>
-                <w:szCs w:val="32"/>
+                <w:sz w:val="36"/>
+                <w:szCs w:val="36"/>
               </w:rPr>
               <w:t>Anonymous function</w:t>
             </w:r>
@@ -3437,16 +3466,16 @@
               <w:jc w:val="both"/>
               <w:cnfStyle w:val="000000000000" w:firstRow="0" w:lastRow="0" w:firstColumn="0" w:lastColumn="0" w:oddVBand="0" w:evenVBand="0" w:oddHBand="0" w:evenHBand="0" w:firstRowFirstColumn="0" w:firstRowLastColumn="0" w:lastRowFirstColumn="0" w:lastRowLastColumn="0"/>
               <w:rPr>
-                <w:rFonts w:ascii="Carlito" w:hAnsi="Carlito" w:cs="Carlito"/>
-                <w:sz w:val="32"/>
-                <w:szCs w:val="32"/>
+                <w:rFonts w:ascii="Calibri" w:hAnsi="Calibri" w:cs="Calibri"/>
+                <w:sz w:val="36"/>
+                <w:szCs w:val="36"/>
               </w:rPr>
             </w:pPr>
             <w:r>
               <w:rPr>
-                <w:rFonts w:ascii="Carlito" w:hAnsi="Carlito" w:cs="Carlito"/>
-                <w:sz w:val="32"/>
-                <w:szCs w:val="32"/>
+                <w:rFonts w:ascii="Calibri" w:hAnsi="Calibri" w:cs="Calibri"/>
+                <w:sz w:val="36"/>
+                <w:szCs w:val="36"/>
               </w:rPr>
               <w:t>lambda</w:t>
             </w:r>
@@ -3458,19 +3487,19 @@
       <w:pPr>
         <w:jc w:val="both"/>
         <w:rPr>
-          <w:rFonts w:ascii="Carlito" w:hAnsi="Carlito" w:cs="Carlito"/>
-          <w:sz w:val="32"/>
-          <w:szCs w:val="32"/>
-        </w:rPr>
-      </w:pPr>
-    </w:p>
-    <w:p>
-      <w:pPr>
-        <w:jc w:val="both"/>
-        <w:rPr>
-          <w:rFonts w:ascii="Carlito" w:hAnsi="Carlito" w:cs="Carlito"/>
-          <w:sz w:val="32"/>
-          <w:szCs w:val="32"/>
+          <w:rFonts w:ascii="Calibri" w:hAnsi="Calibri" w:cs="Calibri"/>
+          <w:sz w:val="36"/>
+          <w:szCs w:val="36"/>
+        </w:rPr>
+      </w:pPr>
+    </w:p>
+    <w:p>
+      <w:pPr>
+        <w:jc w:val="both"/>
+        <w:rPr>
+          <w:rFonts w:ascii="Calibri" w:hAnsi="Calibri" w:cs="Calibri"/>
+          <w:sz w:val="36"/>
+          <w:szCs w:val="36"/>
         </w:rPr>
       </w:pPr>
     </w:p>
@@ -3478,16 +3507,16 @@
       <w:pPr>
         <w:jc w:val="center"/>
         <w:rPr>
-          <w:rFonts w:ascii="Carlito" w:hAnsi="Carlito" w:cs="Carlito"/>
-          <w:sz w:val="32"/>
-          <w:szCs w:val="32"/>
-        </w:rPr>
-      </w:pPr>
-      <w:r>
-        <w:rPr>
-          <w:rFonts w:ascii="Carlito" w:hAnsi="Carlito" w:cs="Carlito"/>
-          <w:sz w:val="32"/>
-          <w:szCs w:val="32"/>
+          <w:rFonts w:ascii="Calibri" w:hAnsi="Calibri" w:cs="Calibri"/>
+          <w:sz w:val="36"/>
+          <w:szCs w:val="36"/>
+        </w:rPr>
+      </w:pPr>
+      <w:r>
+        <w:rPr>
+          <w:rFonts w:ascii="Calibri" w:hAnsi="Calibri" w:cs="Calibri"/>
+          <w:sz w:val="36"/>
+          <w:szCs w:val="36"/>
         </w:rPr>
         <w:t>Break</w:t>
       </w:r>
@@ -3496,69 +3525,69 @@
       <w:pPr>
         <w:jc w:val="both"/>
         <w:rPr>
-          <w:rFonts w:ascii="Carlito" w:hAnsi="Carlito" w:cs="Carlito"/>
-          <w:sz w:val="32"/>
-          <w:szCs w:val="32"/>
-        </w:rPr>
-      </w:pPr>
-    </w:p>
-    <w:p>
-      <w:pPr>
-        <w:jc w:val="both"/>
-        <w:rPr>
-          <w:rFonts w:ascii="Carlito" w:hAnsi="Carlito" w:cs="Carlito"/>
-          <w:sz w:val="32"/>
-          <w:szCs w:val="32"/>
-        </w:rPr>
-      </w:pPr>
-    </w:p>
-    <w:p>
-      <w:pPr>
-        <w:jc w:val="both"/>
-        <w:rPr>
-          <w:rFonts w:ascii="Carlito" w:hAnsi="Carlito" w:cs="Carlito"/>
-          <w:sz w:val="32"/>
-          <w:szCs w:val="32"/>
-        </w:rPr>
-      </w:pPr>
-    </w:p>
-    <w:p>
-      <w:pPr>
-        <w:jc w:val="both"/>
-        <w:rPr>
-          <w:rFonts w:ascii="Carlito" w:hAnsi="Carlito" w:cs="Carlito"/>
-          <w:sz w:val="32"/>
-          <w:szCs w:val="32"/>
-        </w:rPr>
-      </w:pPr>
-    </w:p>
-    <w:p>
-      <w:pPr>
-        <w:jc w:val="both"/>
-        <w:rPr>
-          <w:rFonts w:ascii="Carlito" w:hAnsi="Carlito" w:cs="Carlito"/>
-          <w:sz w:val="32"/>
-          <w:szCs w:val="32"/>
-        </w:rPr>
-      </w:pPr>
-    </w:p>
-    <w:p>
-      <w:pPr>
-        <w:jc w:val="both"/>
-        <w:rPr>
-          <w:rFonts w:ascii="Carlito" w:hAnsi="Carlito" w:cs="Carlito"/>
-          <w:sz w:val="32"/>
-          <w:szCs w:val="32"/>
-        </w:rPr>
-      </w:pPr>
-    </w:p>
-    <w:p>
-      <w:pPr>
-        <w:jc w:val="both"/>
-        <w:rPr>
-          <w:rFonts w:ascii="Carlito" w:hAnsi="Carlito" w:cs="Carlito"/>
-          <w:sz w:val="32"/>
-          <w:szCs w:val="32"/>
+          <w:rFonts w:ascii="Calibri" w:hAnsi="Calibri" w:cs="Calibri"/>
+          <w:sz w:val="36"/>
+          <w:szCs w:val="36"/>
+        </w:rPr>
+      </w:pPr>
+    </w:p>
+    <w:p>
+      <w:pPr>
+        <w:jc w:val="both"/>
+        <w:rPr>
+          <w:rFonts w:ascii="Calibri" w:hAnsi="Calibri" w:cs="Calibri"/>
+          <w:sz w:val="36"/>
+          <w:szCs w:val="36"/>
+        </w:rPr>
+      </w:pPr>
+    </w:p>
+    <w:p>
+      <w:pPr>
+        <w:jc w:val="both"/>
+        <w:rPr>
+          <w:rFonts w:ascii="Calibri" w:hAnsi="Calibri" w:cs="Calibri"/>
+          <w:sz w:val="36"/>
+          <w:szCs w:val="36"/>
+        </w:rPr>
+      </w:pPr>
+    </w:p>
+    <w:p>
+      <w:pPr>
+        <w:jc w:val="both"/>
+        <w:rPr>
+          <w:rFonts w:ascii="Calibri" w:hAnsi="Calibri" w:cs="Calibri"/>
+          <w:sz w:val="36"/>
+          <w:szCs w:val="36"/>
+        </w:rPr>
+      </w:pPr>
+    </w:p>
+    <w:p>
+      <w:pPr>
+        <w:jc w:val="both"/>
+        <w:rPr>
+          <w:rFonts w:ascii="Calibri" w:hAnsi="Calibri" w:cs="Calibri"/>
+          <w:sz w:val="36"/>
+          <w:szCs w:val="36"/>
+        </w:rPr>
+      </w:pPr>
+    </w:p>
+    <w:p>
+      <w:pPr>
+        <w:jc w:val="both"/>
+        <w:rPr>
+          <w:rFonts w:ascii="Calibri" w:hAnsi="Calibri" w:cs="Calibri"/>
+          <w:sz w:val="36"/>
+          <w:szCs w:val="36"/>
+        </w:rPr>
+      </w:pPr>
+    </w:p>
+    <w:p>
+      <w:pPr>
+        <w:jc w:val="both"/>
+        <w:rPr>
+          <w:rFonts w:ascii="Calibri" w:hAnsi="Calibri" w:cs="Calibri"/>
+          <w:sz w:val="36"/>
+          <w:szCs w:val="36"/>
         </w:rPr>
       </w:pPr>
     </w:p>

--- a/python/p6_python_lambda_and_void_callback_methods_and_more.docx
+++ b/python/p6_python_lambda_and_void_callback_methods_and_more.docx
@@ -344,7 +344,29 @@
           <w:sz w:val="36"/>
           <w:szCs w:val="36"/>
         </w:rPr>
-        <w:t>lambda parameters : expression</w:t>
+        <w:t xml:space="preserve">lambda </w:t>
+      </w:r>
+      <w:proofErr w:type="gramStart"/>
+      <w:r>
+        <w:rPr>
+          <w:rFonts w:ascii="Calibri" w:hAnsi="Calibri" w:cs="Calibri"/>
+          <w:b/>
+          <w:bCs/>
+          <w:sz w:val="36"/>
+          <w:szCs w:val="36"/>
+        </w:rPr>
+        <w:t>parameters :</w:t>
+      </w:r>
+      <w:proofErr w:type="gramEnd"/>
+      <w:r>
+        <w:rPr>
+          <w:rFonts w:ascii="Calibri" w:hAnsi="Calibri" w:cs="Calibri"/>
+          <w:b/>
+          <w:bCs/>
+          <w:sz w:val="36"/>
+          <w:szCs w:val="36"/>
+        </w:rPr>
+        <w:t xml:space="preserve"> expression</w:t>
       </w:r>
     </w:p>
     <w:p>
@@ -462,7 +484,31 @@
           <w:sz w:val="36"/>
           <w:szCs w:val="36"/>
         </w:rPr>
-        <w:t>print(square(5)) # 25</w:t>
+        <w:t>print(</w:t>
+      </w:r>
+      <w:proofErr w:type="gramStart"/>
+      <w:r>
+        <w:rPr>
+          <w:rFonts w:ascii="Calibri" w:hAnsi="Calibri" w:cs="Calibri"/>
+          <w:b/>
+          <w:bCs/>
+          <w:color w:val="D86DCB" w:themeColor="accent5" w:themeTint="99"/>
+          <w:sz w:val="36"/>
+          <w:szCs w:val="36"/>
+        </w:rPr>
+        <w:t>square(</w:t>
+      </w:r>
+      <w:proofErr w:type="gramEnd"/>
+      <w:r>
+        <w:rPr>
+          <w:rFonts w:ascii="Calibri" w:hAnsi="Calibri" w:cs="Calibri"/>
+          <w:b/>
+          <w:bCs/>
+          <w:color w:val="D86DCB" w:themeColor="accent5" w:themeTint="99"/>
+          <w:sz w:val="36"/>
+          <w:szCs w:val="36"/>
+        </w:rPr>
+        <w:t>5)) # 25</w:t>
       </w:r>
     </w:p>
     <w:p>
@@ -504,31 +550,79 @@
           <w:sz w:val="36"/>
           <w:szCs w:val="36"/>
         </w:rPr>
-        <w:t>square = lambda x : x * x</w:t>
-      </w:r>
-    </w:p>
-    <w:p>
-      <w:pPr>
-        <w:jc w:val="both"/>
-        <w:rPr>
-          <w:rFonts w:ascii="Calibri" w:hAnsi="Calibri" w:cs="Calibri"/>
-          <w:b/>
-          <w:bCs/>
-          <w:color w:val="D86DCB" w:themeColor="accent5" w:themeTint="99"/>
-          <w:sz w:val="36"/>
-          <w:szCs w:val="36"/>
-        </w:rPr>
-      </w:pPr>
-      <w:r>
-        <w:rPr>
-          <w:rFonts w:ascii="Calibri" w:hAnsi="Calibri" w:cs="Calibri"/>
-          <w:b/>
-          <w:bCs/>
-          <w:color w:val="D86DCB" w:themeColor="accent5" w:themeTint="99"/>
-          <w:sz w:val="36"/>
-          <w:szCs w:val="36"/>
-        </w:rPr>
-        <w:t>print(square(5)) # 25</w:t>
+        <w:t xml:space="preserve">square = lambda </w:t>
+      </w:r>
+      <w:proofErr w:type="gramStart"/>
+      <w:r>
+        <w:rPr>
+          <w:rFonts w:ascii="Calibri" w:hAnsi="Calibri" w:cs="Calibri"/>
+          <w:b/>
+          <w:bCs/>
+          <w:color w:val="D86DCB" w:themeColor="accent5" w:themeTint="99"/>
+          <w:sz w:val="36"/>
+          <w:szCs w:val="36"/>
+        </w:rPr>
+        <w:t>x :</w:t>
+      </w:r>
+      <w:proofErr w:type="gramEnd"/>
+      <w:r>
+        <w:rPr>
+          <w:rFonts w:ascii="Calibri" w:hAnsi="Calibri" w:cs="Calibri"/>
+          <w:b/>
+          <w:bCs/>
+          <w:color w:val="D86DCB" w:themeColor="accent5" w:themeTint="99"/>
+          <w:sz w:val="36"/>
+          <w:szCs w:val="36"/>
+        </w:rPr>
+        <w:t xml:space="preserve"> x * x</w:t>
+      </w:r>
+    </w:p>
+    <w:p>
+      <w:pPr>
+        <w:jc w:val="both"/>
+        <w:rPr>
+          <w:rFonts w:ascii="Calibri" w:hAnsi="Calibri" w:cs="Calibri"/>
+          <w:b/>
+          <w:bCs/>
+          <w:color w:val="D86DCB" w:themeColor="accent5" w:themeTint="99"/>
+          <w:sz w:val="36"/>
+          <w:szCs w:val="36"/>
+        </w:rPr>
+      </w:pPr>
+      <w:r>
+        <w:rPr>
+          <w:rFonts w:ascii="Calibri" w:hAnsi="Calibri" w:cs="Calibri"/>
+          <w:b/>
+          <w:bCs/>
+          <w:color w:val="D86DCB" w:themeColor="accent5" w:themeTint="99"/>
+          <w:sz w:val="36"/>
+          <w:szCs w:val="36"/>
+        </w:rPr>
+        <w:t>print(</w:t>
+      </w:r>
+      <w:proofErr w:type="gramStart"/>
+      <w:r>
+        <w:rPr>
+          <w:rFonts w:ascii="Calibri" w:hAnsi="Calibri" w:cs="Calibri"/>
+          <w:b/>
+          <w:bCs/>
+          <w:color w:val="D86DCB" w:themeColor="accent5" w:themeTint="99"/>
+          <w:sz w:val="36"/>
+          <w:szCs w:val="36"/>
+        </w:rPr>
+        <w:t>square(</w:t>
+      </w:r>
+      <w:proofErr w:type="gramEnd"/>
+      <w:r>
+        <w:rPr>
+          <w:rFonts w:ascii="Calibri" w:hAnsi="Calibri" w:cs="Calibri"/>
+          <w:b/>
+          <w:bCs/>
+          <w:color w:val="D86DCB" w:themeColor="accent5" w:themeTint="99"/>
+          <w:sz w:val="36"/>
+          <w:szCs w:val="36"/>
+        </w:rPr>
+        <w:t>5)) # 25</w:t>
       </w:r>
     </w:p>
     <w:p>
@@ -599,59 +693,114 @@
           <w:szCs w:val="36"/>
         </w:rPr>
         <w:lastRenderedPageBreak/>
-        <w:t>add = lambda a, b : a + b</w:t>
-      </w:r>
-    </w:p>
-    <w:p>
-      <w:pPr>
-        <w:jc w:val="both"/>
-        <w:rPr>
-          <w:rFonts w:ascii="Calibri" w:hAnsi="Calibri" w:cs="Calibri"/>
-          <w:b/>
-          <w:bCs/>
-          <w:color w:val="D86DCB" w:themeColor="accent5" w:themeTint="99"/>
-          <w:sz w:val="36"/>
-          <w:szCs w:val="36"/>
-        </w:rPr>
-      </w:pPr>
-      <w:r>
-        <w:rPr>
-          <w:rFonts w:ascii="Calibri" w:hAnsi="Calibri" w:cs="Calibri"/>
-          <w:b/>
-          <w:bCs/>
-          <w:color w:val="D86DCB" w:themeColor="accent5" w:themeTint="99"/>
-          <w:sz w:val="36"/>
-          <w:szCs w:val="36"/>
-        </w:rPr>
-        <w:t>print(add(10 ,20)) # 30</w:t>
-      </w:r>
-    </w:p>
-    <w:p>
-      <w:pPr>
-        <w:jc w:val="both"/>
-        <w:rPr>
-          <w:rFonts w:ascii="Calibri" w:hAnsi="Calibri" w:cs="Calibri"/>
-          <w:sz w:val="36"/>
-          <w:szCs w:val="36"/>
-        </w:rPr>
-      </w:pPr>
-    </w:p>
-    <w:p>
-      <w:pPr>
-        <w:jc w:val="both"/>
-        <w:rPr>
-          <w:rFonts w:ascii="Calibri" w:hAnsi="Calibri" w:cs="Calibri"/>
-          <w:sz w:val="36"/>
-          <w:szCs w:val="36"/>
-        </w:rPr>
-      </w:pPr>
-      <w:r>
-        <w:rPr>
-          <w:rFonts w:ascii="Calibri" w:hAnsi="Calibri" w:cs="Calibri"/>
-          <w:sz w:val="36"/>
-          <w:szCs w:val="36"/>
-        </w:rPr>
-        <w:t>Using Lambda with map() Function:</w:t>
+        <w:t xml:space="preserve">add = lambda a, </w:t>
+      </w:r>
+      <w:proofErr w:type="gramStart"/>
+      <w:r>
+        <w:rPr>
+          <w:rFonts w:ascii="Calibri" w:hAnsi="Calibri" w:cs="Calibri"/>
+          <w:b/>
+          <w:bCs/>
+          <w:color w:val="D86DCB" w:themeColor="accent5" w:themeTint="99"/>
+          <w:sz w:val="36"/>
+          <w:szCs w:val="36"/>
+        </w:rPr>
+        <w:t>b :</w:t>
+      </w:r>
+      <w:proofErr w:type="gramEnd"/>
+      <w:r>
+        <w:rPr>
+          <w:rFonts w:ascii="Calibri" w:hAnsi="Calibri" w:cs="Calibri"/>
+          <w:b/>
+          <w:bCs/>
+          <w:color w:val="D86DCB" w:themeColor="accent5" w:themeTint="99"/>
+          <w:sz w:val="36"/>
+          <w:szCs w:val="36"/>
+        </w:rPr>
+        <w:t xml:space="preserve"> a + b</w:t>
+      </w:r>
+    </w:p>
+    <w:p>
+      <w:pPr>
+        <w:jc w:val="both"/>
+        <w:rPr>
+          <w:rFonts w:ascii="Calibri" w:hAnsi="Calibri" w:cs="Calibri"/>
+          <w:b/>
+          <w:bCs/>
+          <w:color w:val="D86DCB" w:themeColor="accent5" w:themeTint="99"/>
+          <w:sz w:val="36"/>
+          <w:szCs w:val="36"/>
+        </w:rPr>
+      </w:pPr>
+      <w:proofErr w:type="gramStart"/>
+      <w:r>
+        <w:rPr>
+          <w:rFonts w:ascii="Calibri" w:hAnsi="Calibri" w:cs="Calibri"/>
+          <w:b/>
+          <w:bCs/>
+          <w:color w:val="D86DCB" w:themeColor="accent5" w:themeTint="99"/>
+          <w:sz w:val="36"/>
+          <w:szCs w:val="36"/>
+        </w:rPr>
+        <w:t>print(</w:t>
+      </w:r>
+      <w:proofErr w:type="gramEnd"/>
+      <w:r>
+        <w:rPr>
+          <w:rFonts w:ascii="Calibri" w:hAnsi="Calibri" w:cs="Calibri"/>
+          <w:b/>
+          <w:bCs/>
+          <w:color w:val="D86DCB" w:themeColor="accent5" w:themeTint="99"/>
+          <w:sz w:val="36"/>
+          <w:szCs w:val="36"/>
+        </w:rPr>
+        <w:t>add(10 ,20)) # 30</w:t>
+      </w:r>
+    </w:p>
+    <w:p>
+      <w:pPr>
+        <w:jc w:val="both"/>
+        <w:rPr>
+          <w:rFonts w:ascii="Calibri" w:hAnsi="Calibri" w:cs="Calibri"/>
+          <w:sz w:val="36"/>
+          <w:szCs w:val="36"/>
+        </w:rPr>
+      </w:pPr>
+    </w:p>
+    <w:p>
+      <w:pPr>
+        <w:jc w:val="both"/>
+        <w:rPr>
+          <w:rFonts w:ascii="Calibri" w:hAnsi="Calibri" w:cs="Calibri"/>
+          <w:sz w:val="36"/>
+          <w:szCs w:val="36"/>
+        </w:rPr>
+      </w:pPr>
+      <w:r>
+        <w:rPr>
+          <w:rFonts w:ascii="Calibri" w:hAnsi="Calibri" w:cs="Calibri"/>
+          <w:sz w:val="36"/>
+          <w:szCs w:val="36"/>
+        </w:rPr>
+        <w:t xml:space="preserve">Using Lambda with </w:t>
+      </w:r>
+      <w:proofErr w:type="gramStart"/>
+      <w:r>
+        <w:rPr>
+          <w:rFonts w:ascii="Calibri" w:hAnsi="Calibri" w:cs="Calibri"/>
+          <w:sz w:val="36"/>
+          <w:szCs w:val="36"/>
+        </w:rPr>
+        <w:t>map(</w:t>
+      </w:r>
+      <w:proofErr w:type="gramEnd"/>
+      <w:r>
+        <w:rPr>
+          <w:rFonts w:ascii="Calibri" w:hAnsi="Calibri" w:cs="Calibri"/>
+          <w:sz w:val="36"/>
+          <w:szCs w:val="36"/>
+        </w:rPr>
+        <w:t>) Function:</w:t>
       </w:r>
     </w:p>
     <w:p>
@@ -765,7 +914,31 @@
           <w:sz w:val="36"/>
           <w:szCs w:val="36"/>
         </w:rPr>
-        <w:t>result = list(map(double, numbers))</w:t>
+        <w:t xml:space="preserve">result = </w:t>
+      </w:r>
+      <w:proofErr w:type="gramStart"/>
+      <w:r>
+        <w:rPr>
+          <w:rFonts w:ascii="Calibri" w:hAnsi="Calibri" w:cs="Calibri"/>
+          <w:b/>
+          <w:bCs/>
+          <w:color w:val="D86DCB" w:themeColor="accent5" w:themeTint="99"/>
+          <w:sz w:val="36"/>
+          <w:szCs w:val="36"/>
+        </w:rPr>
+        <w:t>list(</w:t>
+      </w:r>
+      <w:proofErr w:type="gramEnd"/>
+      <w:r>
+        <w:rPr>
+          <w:rFonts w:ascii="Calibri" w:hAnsi="Calibri" w:cs="Calibri"/>
+          <w:b/>
+          <w:bCs/>
+          <w:color w:val="D86DCB" w:themeColor="accent5" w:themeTint="99"/>
+          <w:sz w:val="36"/>
+          <w:szCs w:val="36"/>
+        </w:rPr>
+        <w:t>map(double, numbers))</w:t>
       </w:r>
     </w:p>
     <w:p>
@@ -865,7 +1038,31 @@
           <w:sz w:val="36"/>
           <w:szCs w:val="36"/>
         </w:rPr>
-        <w:t>result = list(map(lambda x: x * 2, numbers))</w:t>
+        <w:t xml:space="preserve">result = </w:t>
+      </w:r>
+      <w:proofErr w:type="gramStart"/>
+      <w:r>
+        <w:rPr>
+          <w:rFonts w:ascii="Calibri" w:hAnsi="Calibri" w:cs="Calibri"/>
+          <w:b/>
+          <w:bCs/>
+          <w:color w:val="D86DCB" w:themeColor="accent5" w:themeTint="99"/>
+          <w:sz w:val="36"/>
+          <w:szCs w:val="36"/>
+        </w:rPr>
+        <w:t>list(</w:t>
+      </w:r>
+      <w:proofErr w:type="gramEnd"/>
+      <w:r>
+        <w:rPr>
+          <w:rFonts w:ascii="Calibri" w:hAnsi="Calibri" w:cs="Calibri"/>
+          <w:b/>
+          <w:bCs/>
+          <w:color w:val="D86DCB" w:themeColor="accent5" w:themeTint="99"/>
+          <w:sz w:val="36"/>
+          <w:szCs w:val="36"/>
+        </w:rPr>
+        <w:t>map(lambda x: x * 2, numbers))</w:t>
       </w:r>
     </w:p>
     <w:p>
@@ -917,7 +1114,25 @@
           <w:sz w:val="36"/>
           <w:szCs w:val="36"/>
         </w:rPr>
-        <w:t>Using Lambda with sorted():</w:t>
+        <w:t xml:space="preserve">Using Lambda with </w:t>
+      </w:r>
+      <w:proofErr w:type="gramStart"/>
+      <w:r>
+        <w:rPr>
+          <w:rFonts w:ascii="Calibri" w:hAnsi="Calibri" w:cs="Calibri"/>
+          <w:sz w:val="36"/>
+          <w:szCs w:val="36"/>
+        </w:rPr>
+        <w:t>sorted(</w:t>
+      </w:r>
+      <w:proofErr w:type="gramEnd"/>
+      <w:r>
+        <w:rPr>
+          <w:rFonts w:ascii="Calibri" w:hAnsi="Calibri" w:cs="Calibri"/>
+          <w:sz w:val="36"/>
+          <w:szCs w:val="36"/>
+        </w:rPr>
+        <w:t>):</w:t>
       </w:r>
     </w:p>
     <w:p>
@@ -1084,7 +1299,29 @@
           <w:sz w:val="36"/>
           <w:szCs w:val="36"/>
         </w:rPr>
-        <w:t>lambda student: student[1]</w:t>
+        <w:t xml:space="preserve">lambda student: </w:t>
+      </w:r>
+      <w:proofErr w:type="gramStart"/>
+      <w:r>
+        <w:rPr>
+          <w:rFonts w:ascii="Calibri" w:hAnsi="Calibri" w:cs="Calibri"/>
+          <w:b/>
+          <w:bCs/>
+          <w:sz w:val="36"/>
+          <w:szCs w:val="36"/>
+        </w:rPr>
+        <w:t>student[</w:t>
+      </w:r>
+      <w:proofErr w:type="gramEnd"/>
+      <w:r>
+        <w:rPr>
+          <w:rFonts w:ascii="Calibri" w:hAnsi="Calibri" w:cs="Calibri"/>
+          <w:b/>
+          <w:bCs/>
+          <w:sz w:val="36"/>
+          <w:szCs w:val="36"/>
+        </w:rPr>
+        <w:t>1]</w:t>
       </w:r>
       <w:r>
         <w:rPr>
@@ -1116,7 +1353,31 @@
           <w:sz w:val="36"/>
           <w:szCs w:val="36"/>
         </w:rPr>
-        <w:t>students = sorted(students, key=lambda student: student[1])</w:t>
+        <w:t xml:space="preserve">students = </w:t>
+      </w:r>
+      <w:proofErr w:type="gramStart"/>
+      <w:r>
+        <w:rPr>
+          <w:rFonts w:ascii="Calibri" w:hAnsi="Calibri" w:cs="Calibri"/>
+          <w:b/>
+          <w:bCs/>
+          <w:color w:val="D86DCB" w:themeColor="accent5" w:themeTint="99"/>
+          <w:sz w:val="36"/>
+          <w:szCs w:val="36"/>
+        </w:rPr>
+        <w:t>sorted(</w:t>
+      </w:r>
+      <w:proofErr w:type="gramEnd"/>
+      <w:r>
+        <w:rPr>
+          <w:rFonts w:ascii="Calibri" w:hAnsi="Calibri" w:cs="Calibri"/>
+          <w:b/>
+          <w:bCs/>
+          <w:color w:val="D86DCB" w:themeColor="accent5" w:themeTint="99"/>
+          <w:sz w:val="36"/>
+          <w:szCs w:val="36"/>
+        </w:rPr>
+        <w:t>students, key=lambda student: student[1])</w:t>
       </w:r>
     </w:p>
     <w:p>
@@ -1257,15 +1518,27 @@
         </w:rPr>
         <w:t xml:space="preserve">We're passing a function to another function like </w:t>
       </w:r>
-      <w:r>
-        <w:rPr>
-          <w:rFonts w:ascii="Calibri" w:hAnsi="Calibri" w:cs="Calibri"/>
-          <w:b/>
-          <w:bCs/>
-          <w:sz w:val="36"/>
-          <w:szCs w:val="36"/>
-        </w:rPr>
-        <w:t>map()</w:t>
+      <w:proofErr w:type="gramStart"/>
+      <w:r>
+        <w:rPr>
+          <w:rFonts w:ascii="Calibri" w:hAnsi="Calibri" w:cs="Calibri"/>
+          <w:b/>
+          <w:bCs/>
+          <w:sz w:val="36"/>
+          <w:szCs w:val="36"/>
+        </w:rPr>
+        <w:t>map(</w:t>
+      </w:r>
+      <w:proofErr w:type="gramEnd"/>
+      <w:r>
+        <w:rPr>
+          <w:rFonts w:ascii="Calibri" w:hAnsi="Calibri" w:cs="Calibri"/>
+          <w:b/>
+          <w:bCs/>
+          <w:sz w:val="36"/>
+          <w:szCs w:val="36"/>
+        </w:rPr>
+        <w:t>)</w:t>
       </w:r>
       <w:r>
         <w:rPr>
@@ -1473,7 +1746,25 @@
                 <w:sz w:val="36"/>
                 <w:szCs w:val="36"/>
               </w:rPr>
-              <w:t>Anonymous (lambda)</w:t>
+              <w:t>Anonymous (</w:t>
+            </w:r>
+            <w:r>
+              <w:rPr>
+                <w:rFonts w:ascii="Calibri" w:hAnsi="Calibri" w:cs="Calibri"/>
+                <w:b/>
+                <w:bCs/>
+                <w:sz w:val="36"/>
+                <w:szCs w:val="36"/>
+              </w:rPr>
+              <w:t>lambda</w:t>
+            </w:r>
+            <w:r>
+              <w:rPr>
+                <w:rFonts w:ascii="Calibri" w:hAnsi="Calibri" w:cs="Calibri"/>
+                <w:sz w:val="36"/>
+                <w:szCs w:val="36"/>
+              </w:rPr>
+              <w:t>)</w:t>
             </w:r>
           </w:p>
         </w:tc>
@@ -1777,8 +2068,20 @@
           <w:sz w:val="36"/>
           <w:szCs w:val="36"/>
         </w:rPr>
-        <w:t xml:space="preserve"> VoidCallback</w:t>
-      </w:r>
+        <w:t xml:space="preserve"> </w:t>
+      </w:r>
+      <w:proofErr w:type="spellStart"/>
+      <w:r>
+        <w:rPr>
+          <w:rFonts w:ascii="Calibri" w:hAnsi="Calibri" w:cs="Calibri"/>
+          <w:b/>
+          <w:bCs/>
+          <w:sz w:val="36"/>
+          <w:szCs w:val="36"/>
+        </w:rPr>
+        <w:t>VoidCallback</w:t>
+      </w:r>
+      <w:proofErr w:type="spellEnd"/>
       <w:r>
         <w:rPr>
           <w:rFonts w:ascii="Calibri" w:hAnsi="Calibri" w:cs="Calibri"/>
@@ -1920,6 +2223,54 @@
         </w:rPr>
         <w:t xml:space="preserve"># Here </w:t>
       </w:r>
+      <w:proofErr w:type="gramStart"/>
+      <w:r>
+        <w:rPr>
+          <w:rFonts w:ascii="Calibri" w:hAnsi="Calibri" w:cs="Calibri"/>
+          <w:b/>
+          <w:bCs/>
+          <w:sz w:val="36"/>
+          <w:szCs w:val="36"/>
+        </w:rPr>
+        <w:t>greet(</w:t>
+      </w:r>
+      <w:proofErr w:type="gramEnd"/>
+      <w:r>
+        <w:rPr>
+          <w:rFonts w:ascii="Calibri" w:hAnsi="Calibri" w:cs="Calibri"/>
+          <w:b/>
+          <w:bCs/>
+          <w:sz w:val="36"/>
+          <w:szCs w:val="36"/>
+        </w:rPr>
+        <w:t>)</w:t>
+      </w:r>
+      <w:r>
+        <w:rPr>
+          <w:rFonts w:ascii="Calibri" w:hAnsi="Calibri" w:cs="Calibri"/>
+          <w:sz w:val="36"/>
+          <w:szCs w:val="36"/>
+        </w:rPr>
+        <w:t xml:space="preserve"> function takes the </w:t>
+      </w:r>
+      <w:r>
+        <w:rPr>
+          <w:rFonts w:ascii="Calibri" w:hAnsi="Calibri" w:cs="Calibri"/>
+          <w:b/>
+          <w:bCs/>
+          <w:sz w:val="36"/>
+          <w:szCs w:val="36"/>
+        </w:rPr>
+        <w:t>done</w:t>
+      </w:r>
+      <w:r>
+        <w:rPr>
+          <w:rFonts w:ascii="Calibri" w:hAnsi="Calibri" w:cs="Calibri"/>
+          <w:sz w:val="36"/>
+          <w:szCs w:val="36"/>
+        </w:rPr>
+        <w:t xml:space="preserve"> function itself as a parameter and can be called in the </w:t>
+      </w:r>
       <w:r>
         <w:rPr>
           <w:rFonts w:ascii="Calibri" w:hAnsi="Calibri" w:cs="Calibri"/>
@@ -1936,42 +2287,6 @@
           <w:sz w:val="36"/>
           <w:szCs w:val="36"/>
         </w:rPr>
-        <w:t xml:space="preserve"> function takes the </w:t>
-      </w:r>
-      <w:r>
-        <w:rPr>
-          <w:rFonts w:ascii="Calibri" w:hAnsi="Calibri" w:cs="Calibri"/>
-          <w:b/>
-          <w:bCs/>
-          <w:sz w:val="36"/>
-          <w:szCs w:val="36"/>
-        </w:rPr>
-        <w:t>done</w:t>
-      </w:r>
-      <w:r>
-        <w:rPr>
-          <w:rFonts w:ascii="Calibri" w:hAnsi="Calibri" w:cs="Calibri"/>
-          <w:sz w:val="36"/>
-          <w:szCs w:val="36"/>
-        </w:rPr>
-        <w:t xml:space="preserve"> function itself as a parameter and can be called in the </w:t>
-      </w:r>
-      <w:r>
-        <w:rPr>
-          <w:rFonts w:ascii="Calibri" w:hAnsi="Calibri" w:cs="Calibri"/>
-          <w:b/>
-          <w:bCs/>
-          <w:sz w:val="36"/>
-          <w:szCs w:val="36"/>
-        </w:rPr>
-        <w:t>greet()</w:t>
-      </w:r>
-      <w:r>
-        <w:rPr>
-          <w:rFonts w:ascii="Calibri" w:hAnsi="Calibri" w:cs="Calibri"/>
-          <w:sz w:val="36"/>
-          <w:szCs w:val="36"/>
-        </w:rPr>
         <w:t xml:space="preserve"> function</w:t>
       </w:r>
     </w:p>
@@ -2044,31 +2359,79 @@
           <w:sz w:val="36"/>
           <w:szCs w:val="36"/>
         </w:rPr>
-        <w:t xml:space="preserve">    callback()</w:t>
-      </w:r>
-    </w:p>
-    <w:p>
-      <w:pPr>
-        <w:jc w:val="both"/>
-        <w:rPr>
-          <w:rFonts w:ascii="Calibri" w:hAnsi="Calibri" w:cs="Calibri"/>
-          <w:b/>
-          <w:bCs/>
-          <w:color w:val="D86DCB" w:themeColor="accent5" w:themeTint="99"/>
-          <w:sz w:val="36"/>
-          <w:szCs w:val="36"/>
-        </w:rPr>
-      </w:pPr>
-      <w:r>
-        <w:rPr>
-          <w:rFonts w:ascii="Calibri" w:hAnsi="Calibri" w:cs="Calibri"/>
-          <w:b/>
-          <w:bCs/>
-          <w:color w:val="D86DCB" w:themeColor="accent5" w:themeTint="99"/>
-          <w:sz w:val="36"/>
-          <w:szCs w:val="36"/>
-        </w:rPr>
-        <w:t>def done():</w:t>
+        <w:t xml:space="preserve">    </w:t>
+      </w:r>
+      <w:proofErr w:type="gramStart"/>
+      <w:r>
+        <w:rPr>
+          <w:rFonts w:ascii="Calibri" w:hAnsi="Calibri" w:cs="Calibri"/>
+          <w:b/>
+          <w:bCs/>
+          <w:color w:val="D86DCB" w:themeColor="accent5" w:themeTint="99"/>
+          <w:sz w:val="36"/>
+          <w:szCs w:val="36"/>
+        </w:rPr>
+        <w:t>callback(</w:t>
+      </w:r>
+      <w:proofErr w:type="gramEnd"/>
+      <w:r>
+        <w:rPr>
+          <w:rFonts w:ascii="Calibri" w:hAnsi="Calibri" w:cs="Calibri"/>
+          <w:b/>
+          <w:bCs/>
+          <w:color w:val="D86DCB" w:themeColor="accent5" w:themeTint="99"/>
+          <w:sz w:val="36"/>
+          <w:szCs w:val="36"/>
+        </w:rPr>
+        <w:t>)</w:t>
+      </w:r>
+    </w:p>
+    <w:p>
+      <w:pPr>
+        <w:jc w:val="both"/>
+        <w:rPr>
+          <w:rFonts w:ascii="Calibri" w:hAnsi="Calibri" w:cs="Calibri"/>
+          <w:b/>
+          <w:bCs/>
+          <w:color w:val="D86DCB" w:themeColor="accent5" w:themeTint="99"/>
+          <w:sz w:val="36"/>
+          <w:szCs w:val="36"/>
+        </w:rPr>
+      </w:pPr>
+      <w:r>
+        <w:rPr>
+          <w:rFonts w:ascii="Calibri" w:hAnsi="Calibri" w:cs="Calibri"/>
+          <w:b/>
+          <w:bCs/>
+          <w:color w:val="D86DCB" w:themeColor="accent5" w:themeTint="99"/>
+          <w:sz w:val="36"/>
+          <w:szCs w:val="36"/>
+        </w:rPr>
+        <w:t xml:space="preserve">def </w:t>
+      </w:r>
+      <w:proofErr w:type="gramStart"/>
+      <w:r>
+        <w:rPr>
+          <w:rFonts w:ascii="Calibri" w:hAnsi="Calibri" w:cs="Calibri"/>
+          <w:b/>
+          <w:bCs/>
+          <w:color w:val="D86DCB" w:themeColor="accent5" w:themeTint="99"/>
+          <w:sz w:val="36"/>
+          <w:szCs w:val="36"/>
+        </w:rPr>
+        <w:t>done(</w:t>
+      </w:r>
+      <w:proofErr w:type="gramEnd"/>
+      <w:r>
+        <w:rPr>
+          <w:rFonts w:ascii="Calibri" w:hAnsi="Calibri" w:cs="Calibri"/>
+          <w:b/>
+          <w:bCs/>
+          <w:color w:val="D86DCB" w:themeColor="accent5" w:themeTint="99"/>
+          <w:sz w:val="36"/>
+          <w:szCs w:val="36"/>
+        </w:rPr>
+        <w:t>):</w:t>
       </w:r>
     </w:p>
     <w:p>
@@ -2319,7 +2682,31 @@
           <w:sz w:val="36"/>
           <w:szCs w:val="36"/>
         </w:rPr>
-        <w:t xml:space="preserve">    callback()</w:t>
+        <w:t xml:space="preserve">    </w:t>
+      </w:r>
+      <w:proofErr w:type="gramStart"/>
+      <w:r>
+        <w:rPr>
+          <w:rFonts w:ascii="Calibri" w:hAnsi="Calibri" w:cs="Calibri"/>
+          <w:b/>
+          <w:bCs/>
+          <w:color w:val="D86DCB" w:themeColor="accent5" w:themeTint="99"/>
+          <w:sz w:val="36"/>
+          <w:szCs w:val="36"/>
+        </w:rPr>
+        <w:t>callback(</w:t>
+      </w:r>
+      <w:proofErr w:type="gramEnd"/>
+      <w:r>
+        <w:rPr>
+          <w:rFonts w:ascii="Calibri" w:hAnsi="Calibri" w:cs="Calibri"/>
+          <w:b/>
+          <w:bCs/>
+          <w:color w:val="D86DCB" w:themeColor="accent5" w:themeTint="99"/>
+          <w:sz w:val="36"/>
+          <w:szCs w:val="36"/>
+        </w:rPr>
+        <w:t>)</w:t>
       </w:r>
     </w:p>
     <w:p>
@@ -2388,16 +2775,29 @@
           <w:szCs w:val="36"/>
         </w:rPr>
       </w:pPr>
-      <w:r>
-        <w:rPr>
-          <w:rFonts w:ascii="Calibri" w:hAnsi="Calibri" w:cs="Calibri"/>
-          <w:b/>
-          <w:bCs/>
-          <w:color w:val="D86DCB" w:themeColor="accent5" w:themeTint="99"/>
-          <w:sz w:val="36"/>
-          <w:szCs w:val="36"/>
-        </w:rPr>
-        <w:t>greet(lambda : print("Done"))</w:t>
+      <w:proofErr w:type="gramStart"/>
+      <w:r>
+        <w:rPr>
+          <w:rFonts w:ascii="Calibri" w:hAnsi="Calibri" w:cs="Calibri"/>
+          <w:b/>
+          <w:bCs/>
+          <w:color w:val="D86DCB" w:themeColor="accent5" w:themeTint="99"/>
+          <w:sz w:val="36"/>
+          <w:szCs w:val="36"/>
+        </w:rPr>
+        <w:t>greet(</w:t>
+      </w:r>
+      <w:proofErr w:type="gramEnd"/>
+      <w:r>
+        <w:rPr>
+          <w:rFonts w:ascii="Calibri" w:hAnsi="Calibri" w:cs="Calibri"/>
+          <w:b/>
+          <w:bCs/>
+          <w:color w:val="D86DCB" w:themeColor="accent5" w:themeTint="99"/>
+          <w:sz w:val="36"/>
+          <w:szCs w:val="36"/>
+        </w:rPr>
+        <w:t>lambda : print("Done"))</w:t>
       </w:r>
     </w:p>
     <w:p>
@@ -2529,55 +2929,127 @@
           <w:sz w:val="36"/>
           <w:szCs w:val="36"/>
         </w:rPr>
-        <w:t>def calculate(a, b, operation):</w:t>
-      </w:r>
-    </w:p>
-    <w:p>
-      <w:pPr>
-        <w:jc w:val="both"/>
-        <w:rPr>
-          <w:rFonts w:ascii="Calibri" w:hAnsi="Calibri" w:cs="Calibri"/>
-          <w:b/>
-          <w:bCs/>
-          <w:color w:val="D86DCB" w:themeColor="accent5" w:themeTint="99"/>
-          <w:sz w:val="36"/>
-          <w:szCs w:val="36"/>
-        </w:rPr>
-      </w:pPr>
-      <w:r>
-        <w:rPr>
-          <w:rFonts w:ascii="Calibri" w:hAnsi="Calibri" w:cs="Calibri"/>
-          <w:b/>
-          <w:bCs/>
-          <w:color w:val="D86DCB" w:themeColor="accent5" w:themeTint="99"/>
-          <w:sz w:val="36"/>
-          <w:szCs w:val="36"/>
-        </w:rPr>
-        <w:t xml:space="preserve">    return operation(a, b)</w:t>
-      </w:r>
-    </w:p>
-    <w:p>
-      <w:pPr>
-        <w:jc w:val="both"/>
-        <w:rPr>
-          <w:rFonts w:ascii="Calibri" w:hAnsi="Calibri" w:cs="Calibri"/>
-          <w:b/>
-          <w:bCs/>
-          <w:color w:val="D86DCB" w:themeColor="accent5" w:themeTint="99"/>
-          <w:sz w:val="36"/>
-          <w:szCs w:val="36"/>
-        </w:rPr>
-      </w:pPr>
-      <w:r>
-        <w:rPr>
-          <w:rFonts w:ascii="Calibri" w:hAnsi="Calibri" w:cs="Calibri"/>
-          <w:b/>
-          <w:bCs/>
-          <w:color w:val="D86DCB" w:themeColor="accent5" w:themeTint="99"/>
-          <w:sz w:val="36"/>
-          <w:szCs w:val="36"/>
-        </w:rPr>
-        <w:t>result = calculate(10, 20, lambda x, y: x + y)</w:t>
+        <w:t xml:space="preserve">def </w:t>
+      </w:r>
+      <w:proofErr w:type="gramStart"/>
+      <w:r>
+        <w:rPr>
+          <w:rFonts w:ascii="Calibri" w:hAnsi="Calibri" w:cs="Calibri"/>
+          <w:b/>
+          <w:bCs/>
+          <w:color w:val="D86DCB" w:themeColor="accent5" w:themeTint="99"/>
+          <w:sz w:val="36"/>
+          <w:szCs w:val="36"/>
+        </w:rPr>
+        <w:t>calculate(</w:t>
+      </w:r>
+      <w:proofErr w:type="gramEnd"/>
+      <w:r>
+        <w:rPr>
+          <w:rFonts w:ascii="Calibri" w:hAnsi="Calibri" w:cs="Calibri"/>
+          <w:b/>
+          <w:bCs/>
+          <w:color w:val="D86DCB" w:themeColor="accent5" w:themeTint="99"/>
+          <w:sz w:val="36"/>
+          <w:szCs w:val="36"/>
+        </w:rPr>
+        <w:t>a, b, operation):</w:t>
+      </w:r>
+    </w:p>
+    <w:p>
+      <w:pPr>
+        <w:jc w:val="both"/>
+        <w:rPr>
+          <w:rFonts w:ascii="Calibri" w:hAnsi="Calibri" w:cs="Calibri"/>
+          <w:b/>
+          <w:bCs/>
+          <w:color w:val="D86DCB" w:themeColor="accent5" w:themeTint="99"/>
+          <w:sz w:val="36"/>
+          <w:szCs w:val="36"/>
+        </w:rPr>
+      </w:pPr>
+      <w:r>
+        <w:rPr>
+          <w:rFonts w:ascii="Calibri" w:hAnsi="Calibri" w:cs="Calibri"/>
+          <w:b/>
+          <w:bCs/>
+          <w:color w:val="D86DCB" w:themeColor="accent5" w:themeTint="99"/>
+          <w:sz w:val="36"/>
+          <w:szCs w:val="36"/>
+        </w:rPr>
+        <w:t xml:space="preserve">    return </w:t>
+      </w:r>
+      <w:proofErr w:type="gramStart"/>
+      <w:r>
+        <w:rPr>
+          <w:rFonts w:ascii="Calibri" w:hAnsi="Calibri" w:cs="Calibri"/>
+          <w:b/>
+          <w:bCs/>
+          <w:color w:val="D86DCB" w:themeColor="accent5" w:themeTint="99"/>
+          <w:sz w:val="36"/>
+          <w:szCs w:val="36"/>
+        </w:rPr>
+        <w:t>operation(</w:t>
+      </w:r>
+      <w:proofErr w:type="gramEnd"/>
+      <w:r>
+        <w:rPr>
+          <w:rFonts w:ascii="Calibri" w:hAnsi="Calibri" w:cs="Calibri"/>
+          <w:b/>
+          <w:bCs/>
+          <w:color w:val="D86DCB" w:themeColor="accent5" w:themeTint="99"/>
+          <w:sz w:val="36"/>
+          <w:szCs w:val="36"/>
+        </w:rPr>
+        <w:t>a, b)</w:t>
+      </w:r>
+    </w:p>
+    <w:p>
+      <w:pPr>
+        <w:jc w:val="both"/>
+        <w:rPr>
+          <w:rFonts w:ascii="Calibri" w:hAnsi="Calibri" w:cs="Calibri"/>
+          <w:b/>
+          <w:bCs/>
+          <w:color w:val="D86DCB" w:themeColor="accent5" w:themeTint="99"/>
+          <w:sz w:val="36"/>
+          <w:szCs w:val="36"/>
+        </w:rPr>
+      </w:pPr>
+      <w:r>
+        <w:rPr>
+          <w:rFonts w:ascii="Calibri" w:hAnsi="Calibri" w:cs="Calibri"/>
+          <w:b/>
+          <w:bCs/>
+          <w:color w:val="D86DCB" w:themeColor="accent5" w:themeTint="99"/>
+          <w:sz w:val="36"/>
+          <w:szCs w:val="36"/>
+        </w:rPr>
+        <w:t xml:space="preserve">result = </w:t>
+      </w:r>
+      <w:proofErr w:type="gramStart"/>
+      <w:r>
+        <w:rPr>
+          <w:rFonts w:ascii="Calibri" w:hAnsi="Calibri" w:cs="Calibri"/>
+          <w:b/>
+          <w:bCs/>
+          <w:color w:val="D86DCB" w:themeColor="accent5" w:themeTint="99"/>
+          <w:sz w:val="36"/>
+          <w:szCs w:val="36"/>
+        </w:rPr>
+        <w:t>calculate(</w:t>
+      </w:r>
+      <w:proofErr w:type="gramEnd"/>
+      <w:r>
+        <w:rPr>
+          <w:rFonts w:ascii="Calibri" w:hAnsi="Calibri" w:cs="Calibri"/>
+          <w:b/>
+          <w:bCs/>
+          <w:color w:val="D86DCB" w:themeColor="accent5" w:themeTint="99"/>
+          <w:sz w:val="36"/>
+          <w:szCs w:val="36"/>
+        </w:rPr>
+        <w:t>10, 20, lambda x, y: x + y)</w:t>
       </w:r>
     </w:p>
     <w:p>
@@ -2678,15 +3150,27 @@
         </w:rPr>
         <w:t xml:space="preserve"># </w:t>
       </w:r>
-      <w:r>
-        <w:rPr>
-          <w:rFonts w:ascii="Calibri" w:hAnsi="Calibri" w:cs="Calibri"/>
-          <w:b/>
-          <w:bCs/>
-          <w:sz w:val="36"/>
-          <w:szCs w:val="36"/>
-        </w:rPr>
-        <w:t>Callable[[], None]</w:t>
+      <w:proofErr w:type="gramStart"/>
+      <w:r>
+        <w:rPr>
+          <w:rFonts w:ascii="Calibri" w:hAnsi="Calibri" w:cs="Calibri"/>
+          <w:b/>
+          <w:bCs/>
+          <w:sz w:val="36"/>
+          <w:szCs w:val="36"/>
+        </w:rPr>
+        <w:t>Callable[</w:t>
+      </w:r>
+      <w:proofErr w:type="gramEnd"/>
+      <w:r>
+        <w:rPr>
+          <w:rFonts w:ascii="Calibri" w:hAnsi="Calibri" w:cs="Calibri"/>
+          <w:b/>
+          <w:bCs/>
+          <w:sz w:val="36"/>
+          <w:szCs w:val="36"/>
+        </w:rPr>
+        <w:t>[], None]</w:t>
       </w:r>
       <w:r>
         <w:rPr>
@@ -2806,8 +3290,20 @@
           <w:sz w:val="36"/>
           <w:szCs w:val="36"/>
         </w:rPr>
-        <w:t xml:space="preserve"> VoidCallback</w:t>
-      </w:r>
+        <w:t xml:space="preserve"> </w:t>
+      </w:r>
+      <w:proofErr w:type="spellStart"/>
+      <w:r>
+        <w:rPr>
+          <w:rFonts w:ascii="Calibri" w:hAnsi="Calibri" w:cs="Calibri"/>
+          <w:b/>
+          <w:bCs/>
+          <w:sz w:val="36"/>
+          <w:szCs w:val="36"/>
+        </w:rPr>
+        <w:t>VoidCallback</w:t>
+      </w:r>
+      <w:proofErr w:type="spellEnd"/>
       <w:r>
         <w:rPr>
           <w:rFonts w:ascii="Calibri" w:hAnsi="Calibri" w:cs="Calibri"/>
@@ -2862,7 +3358,31 @@
           <w:sz w:val="36"/>
           <w:szCs w:val="36"/>
         </w:rPr>
-        <w:t>def greet(callback: Callable[[], None]):</w:t>
+        <w:t xml:space="preserve">def </w:t>
+      </w:r>
+      <w:proofErr w:type="gramStart"/>
+      <w:r>
+        <w:rPr>
+          <w:rFonts w:ascii="Calibri" w:hAnsi="Calibri" w:cs="Calibri"/>
+          <w:b/>
+          <w:bCs/>
+          <w:color w:val="D86DCB" w:themeColor="accent5" w:themeTint="99"/>
+          <w:sz w:val="36"/>
+          <w:szCs w:val="36"/>
+        </w:rPr>
+        <w:t>greet(</w:t>
+      </w:r>
+      <w:proofErr w:type="gramEnd"/>
+      <w:r>
+        <w:rPr>
+          <w:rFonts w:ascii="Calibri" w:hAnsi="Calibri" w:cs="Calibri"/>
+          <w:b/>
+          <w:bCs/>
+          <w:color w:val="D86DCB" w:themeColor="accent5" w:themeTint="99"/>
+          <w:sz w:val="36"/>
+          <w:szCs w:val="36"/>
+        </w:rPr>
+        <w:t>callback: Callable[[], None]):</w:t>
       </w:r>
     </w:p>
     <w:p>
@@ -2910,31 +3430,68 @@
           <w:sz w:val="36"/>
           <w:szCs w:val="36"/>
         </w:rPr>
-        <w:t xml:space="preserve">    callback()</w:t>
-      </w:r>
-    </w:p>
-    <w:p>
-      <w:pPr>
-        <w:jc w:val="both"/>
-        <w:rPr>
-          <w:rFonts w:ascii="Calibri" w:hAnsi="Calibri" w:cs="Calibri"/>
-          <w:b/>
-          <w:bCs/>
-          <w:color w:val="D86DCB" w:themeColor="accent5" w:themeTint="99"/>
-          <w:sz w:val="36"/>
-          <w:szCs w:val="36"/>
-        </w:rPr>
-      </w:pPr>
-      <w:r>
-        <w:rPr>
-          <w:rFonts w:ascii="Calibri" w:hAnsi="Calibri" w:cs="Calibri"/>
-          <w:b/>
-          <w:bCs/>
-          <w:color w:val="D86DCB" w:themeColor="accent5" w:themeTint="99"/>
-          <w:sz w:val="36"/>
-          <w:szCs w:val="36"/>
-        </w:rPr>
-        <w:t>greet(callback=lambda : print("Done"))</w:t>
+        <w:t xml:space="preserve">    </w:t>
+      </w:r>
+      <w:proofErr w:type="gramStart"/>
+      <w:r>
+        <w:rPr>
+          <w:rFonts w:ascii="Calibri" w:hAnsi="Calibri" w:cs="Calibri"/>
+          <w:b/>
+          <w:bCs/>
+          <w:color w:val="D86DCB" w:themeColor="accent5" w:themeTint="99"/>
+          <w:sz w:val="36"/>
+          <w:szCs w:val="36"/>
+        </w:rPr>
+        <w:t>callback(</w:t>
+      </w:r>
+      <w:proofErr w:type="gramEnd"/>
+      <w:r>
+        <w:rPr>
+          <w:rFonts w:ascii="Calibri" w:hAnsi="Calibri" w:cs="Calibri"/>
+          <w:b/>
+          <w:bCs/>
+          <w:color w:val="D86DCB" w:themeColor="accent5" w:themeTint="99"/>
+          <w:sz w:val="36"/>
+          <w:szCs w:val="36"/>
+        </w:rPr>
+        <w:t>)</w:t>
+      </w:r>
+    </w:p>
+    <w:p>
+      <w:pPr>
+        <w:jc w:val="both"/>
+        <w:rPr>
+          <w:rFonts w:ascii="Calibri" w:hAnsi="Calibri" w:cs="Calibri"/>
+          <w:b/>
+          <w:bCs/>
+          <w:color w:val="D86DCB" w:themeColor="accent5" w:themeTint="99"/>
+          <w:sz w:val="36"/>
+          <w:szCs w:val="36"/>
+        </w:rPr>
+      </w:pPr>
+      <w:proofErr w:type="gramStart"/>
+      <w:r>
+        <w:rPr>
+          <w:rFonts w:ascii="Calibri" w:hAnsi="Calibri" w:cs="Calibri"/>
+          <w:b/>
+          <w:bCs/>
+          <w:color w:val="D86DCB" w:themeColor="accent5" w:themeTint="99"/>
+          <w:sz w:val="36"/>
+          <w:szCs w:val="36"/>
+        </w:rPr>
+        <w:t>greet(</w:t>
+      </w:r>
+      <w:proofErr w:type="gramEnd"/>
+      <w:r>
+        <w:rPr>
+          <w:rFonts w:ascii="Calibri" w:hAnsi="Calibri" w:cs="Calibri"/>
+          <w:b/>
+          <w:bCs/>
+          <w:color w:val="D86DCB" w:themeColor="accent5" w:themeTint="99"/>
+          <w:sz w:val="36"/>
+          <w:szCs w:val="36"/>
+        </w:rPr>
+        <w:t>callback=lambda : print("Done"))</w:t>
       </w:r>
     </w:p>
     <w:p>
@@ -3074,55 +3631,127 @@
           <w:sz w:val="36"/>
           <w:szCs w:val="36"/>
         </w:rPr>
-        <w:t>def calculate(operation: Callable[[int, int], int]):</w:t>
-      </w:r>
-    </w:p>
-    <w:p>
-      <w:pPr>
-        <w:jc w:val="both"/>
-        <w:rPr>
-          <w:rFonts w:ascii="Calibri" w:hAnsi="Calibri" w:cs="Calibri"/>
-          <w:b/>
-          <w:bCs/>
-          <w:color w:val="D86DCB" w:themeColor="accent5" w:themeTint="99"/>
-          <w:sz w:val="36"/>
-          <w:szCs w:val="36"/>
-        </w:rPr>
-      </w:pPr>
-      <w:r>
-        <w:rPr>
-          <w:rFonts w:ascii="Calibri" w:hAnsi="Calibri" w:cs="Calibri"/>
-          <w:b/>
-          <w:bCs/>
-          <w:color w:val="D86DCB" w:themeColor="accent5" w:themeTint="99"/>
-          <w:sz w:val="36"/>
-          <w:szCs w:val="36"/>
-        </w:rPr>
-        <w:t xml:space="preserve">    return operation(10, 20)</w:t>
-      </w:r>
-    </w:p>
-    <w:p>
-      <w:pPr>
-        <w:jc w:val="both"/>
-        <w:rPr>
-          <w:rFonts w:ascii="Calibri" w:hAnsi="Calibri" w:cs="Calibri"/>
-          <w:b/>
-          <w:bCs/>
-          <w:color w:val="D86DCB" w:themeColor="accent5" w:themeTint="99"/>
-          <w:sz w:val="36"/>
-          <w:szCs w:val="36"/>
-        </w:rPr>
-      </w:pPr>
-      <w:r>
-        <w:rPr>
-          <w:rFonts w:ascii="Calibri" w:hAnsi="Calibri" w:cs="Calibri"/>
-          <w:b/>
-          <w:bCs/>
-          <w:color w:val="D86DCB" w:themeColor="accent5" w:themeTint="99"/>
-          <w:sz w:val="36"/>
-          <w:szCs w:val="36"/>
-        </w:rPr>
-        <w:t>result = calculate(operation = lambda x, y : x + y)</w:t>
+        <w:t xml:space="preserve">def </w:t>
+      </w:r>
+      <w:proofErr w:type="gramStart"/>
+      <w:r>
+        <w:rPr>
+          <w:rFonts w:ascii="Calibri" w:hAnsi="Calibri" w:cs="Calibri"/>
+          <w:b/>
+          <w:bCs/>
+          <w:color w:val="D86DCB" w:themeColor="accent5" w:themeTint="99"/>
+          <w:sz w:val="36"/>
+          <w:szCs w:val="36"/>
+        </w:rPr>
+        <w:t>calculate(</w:t>
+      </w:r>
+      <w:proofErr w:type="gramEnd"/>
+      <w:r>
+        <w:rPr>
+          <w:rFonts w:ascii="Calibri" w:hAnsi="Calibri" w:cs="Calibri"/>
+          <w:b/>
+          <w:bCs/>
+          <w:color w:val="D86DCB" w:themeColor="accent5" w:themeTint="99"/>
+          <w:sz w:val="36"/>
+          <w:szCs w:val="36"/>
+        </w:rPr>
+        <w:t>operation: Callable[[int, int], int]):</w:t>
+      </w:r>
+    </w:p>
+    <w:p>
+      <w:pPr>
+        <w:jc w:val="both"/>
+        <w:rPr>
+          <w:rFonts w:ascii="Calibri" w:hAnsi="Calibri" w:cs="Calibri"/>
+          <w:b/>
+          <w:bCs/>
+          <w:color w:val="D86DCB" w:themeColor="accent5" w:themeTint="99"/>
+          <w:sz w:val="36"/>
+          <w:szCs w:val="36"/>
+        </w:rPr>
+      </w:pPr>
+      <w:r>
+        <w:rPr>
+          <w:rFonts w:ascii="Calibri" w:hAnsi="Calibri" w:cs="Calibri"/>
+          <w:b/>
+          <w:bCs/>
+          <w:color w:val="D86DCB" w:themeColor="accent5" w:themeTint="99"/>
+          <w:sz w:val="36"/>
+          <w:szCs w:val="36"/>
+        </w:rPr>
+        <w:t xml:space="preserve">    return </w:t>
+      </w:r>
+      <w:proofErr w:type="gramStart"/>
+      <w:r>
+        <w:rPr>
+          <w:rFonts w:ascii="Calibri" w:hAnsi="Calibri" w:cs="Calibri"/>
+          <w:b/>
+          <w:bCs/>
+          <w:color w:val="D86DCB" w:themeColor="accent5" w:themeTint="99"/>
+          <w:sz w:val="36"/>
+          <w:szCs w:val="36"/>
+        </w:rPr>
+        <w:t>operation(</w:t>
+      </w:r>
+      <w:proofErr w:type="gramEnd"/>
+      <w:r>
+        <w:rPr>
+          <w:rFonts w:ascii="Calibri" w:hAnsi="Calibri" w:cs="Calibri"/>
+          <w:b/>
+          <w:bCs/>
+          <w:color w:val="D86DCB" w:themeColor="accent5" w:themeTint="99"/>
+          <w:sz w:val="36"/>
+          <w:szCs w:val="36"/>
+        </w:rPr>
+        <w:t>10, 20)</w:t>
+      </w:r>
+    </w:p>
+    <w:p>
+      <w:pPr>
+        <w:jc w:val="both"/>
+        <w:rPr>
+          <w:rFonts w:ascii="Calibri" w:hAnsi="Calibri" w:cs="Calibri"/>
+          <w:b/>
+          <w:bCs/>
+          <w:color w:val="D86DCB" w:themeColor="accent5" w:themeTint="99"/>
+          <w:sz w:val="36"/>
+          <w:szCs w:val="36"/>
+        </w:rPr>
+      </w:pPr>
+      <w:r>
+        <w:rPr>
+          <w:rFonts w:ascii="Calibri" w:hAnsi="Calibri" w:cs="Calibri"/>
+          <w:b/>
+          <w:bCs/>
+          <w:color w:val="D86DCB" w:themeColor="accent5" w:themeTint="99"/>
+          <w:sz w:val="36"/>
+          <w:szCs w:val="36"/>
+        </w:rPr>
+        <w:t xml:space="preserve">result = </w:t>
+      </w:r>
+      <w:proofErr w:type="gramStart"/>
+      <w:r>
+        <w:rPr>
+          <w:rFonts w:ascii="Calibri" w:hAnsi="Calibri" w:cs="Calibri"/>
+          <w:b/>
+          <w:bCs/>
+          <w:color w:val="D86DCB" w:themeColor="accent5" w:themeTint="99"/>
+          <w:sz w:val="36"/>
+          <w:szCs w:val="36"/>
+        </w:rPr>
+        <w:t>calculate(</w:t>
+      </w:r>
+      <w:proofErr w:type="gramEnd"/>
+      <w:r>
+        <w:rPr>
+          <w:rFonts w:ascii="Calibri" w:hAnsi="Calibri" w:cs="Calibri"/>
+          <w:b/>
+          <w:bCs/>
+          <w:color w:val="D86DCB" w:themeColor="accent5" w:themeTint="99"/>
+          <w:sz w:val="36"/>
+          <w:szCs w:val="36"/>
+        </w:rPr>
+        <w:t>operation = lambda x, y : x + y)</w:t>
       </w:r>
     </w:p>
     <w:p>
@@ -3264,6 +3893,7 @@
                 <w:szCs w:val="36"/>
               </w:rPr>
             </w:pPr>
+            <w:proofErr w:type="spellStart"/>
             <w:r>
               <w:rPr>
                 <w:rFonts w:ascii="Calibri" w:hAnsi="Calibri" w:cs="Calibri"/>
@@ -3272,6 +3902,7 @@
               </w:rPr>
               <w:t>VoidCallback</w:t>
             </w:r>
+            <w:proofErr w:type="spellEnd"/>
           </w:p>
         </w:tc>
         <w:tc>
@@ -3292,6 +3923,7 @@
                 <w:szCs w:val="36"/>
               </w:rPr>
             </w:pPr>
+            <w:proofErr w:type="gramStart"/>
             <w:r>
               <w:rPr>
                 <w:rFonts w:ascii="Calibri" w:hAnsi="Calibri" w:cs="Calibri"/>
@@ -3300,7 +3932,18 @@
                 <w:sz w:val="36"/>
                 <w:szCs w:val="36"/>
               </w:rPr>
-              <w:t>Callable[[], None] (optional type hint)</w:t>
+              <w:t>Callable[</w:t>
+            </w:r>
+            <w:proofErr w:type="gramEnd"/>
+            <w:r>
+              <w:rPr>
+                <w:rFonts w:ascii="Calibri" w:hAnsi="Calibri" w:cs="Calibri"/>
+                <w:b/>
+                <w:bCs/>
+                <w:sz w:val="36"/>
+                <w:szCs w:val="36"/>
+              </w:rPr>
+              <w:t>[], None] (optional type hint)</w:t>
             </w:r>
           </w:p>
         </w:tc>
@@ -3383,13 +4026,23 @@
                 <w:szCs w:val="36"/>
               </w:rPr>
             </w:pPr>
+            <w:proofErr w:type="gramStart"/>
             <w:r>
               <w:rPr>
                 <w:rFonts w:ascii="Calibri" w:hAnsi="Calibri" w:cs="Calibri"/>
                 <w:sz w:val="36"/>
                 <w:szCs w:val="36"/>
               </w:rPr>
-              <w:t>Function(int, int)</w:t>
+              <w:t>Function(</w:t>
+            </w:r>
+            <w:proofErr w:type="gramEnd"/>
+            <w:r>
+              <w:rPr>
+                <w:rFonts w:ascii="Calibri" w:hAnsi="Calibri" w:cs="Calibri"/>
+                <w:sz w:val="36"/>
+                <w:szCs w:val="36"/>
+              </w:rPr>
+              <w:t>int, int)</w:t>
             </w:r>
           </w:p>
         </w:tc>
@@ -3411,6 +4064,7 @@
                 <w:szCs w:val="36"/>
               </w:rPr>
             </w:pPr>
+            <w:proofErr w:type="gramStart"/>
             <w:r>
               <w:rPr>
                 <w:rFonts w:ascii="Calibri" w:hAnsi="Calibri" w:cs="Calibri"/>
@@ -3419,7 +4073,40 @@
                 <w:sz w:val="36"/>
                 <w:szCs w:val="36"/>
               </w:rPr>
-              <w:t>Callable[[int, int], ReturnType]</w:t>
+              <w:t>Callable[</w:t>
+            </w:r>
+            <w:proofErr w:type="gramEnd"/>
+            <w:r>
+              <w:rPr>
+                <w:rFonts w:ascii="Calibri" w:hAnsi="Calibri" w:cs="Calibri"/>
+                <w:b/>
+                <w:bCs/>
+                <w:sz w:val="36"/>
+                <w:szCs w:val="36"/>
+              </w:rPr>
+              <w:t xml:space="preserve">[int, int], </w:t>
+            </w:r>
+            <w:proofErr w:type="spellStart"/>
+            <w:r>
+              <w:rPr>
+                <w:rFonts w:ascii="Calibri" w:hAnsi="Calibri" w:cs="Calibri"/>
+                <w:b/>
+                <w:bCs/>
+                <w:sz w:val="36"/>
+                <w:szCs w:val="36"/>
+              </w:rPr>
+              <w:t>ReturnType</w:t>
+            </w:r>
+            <w:proofErr w:type="spellEnd"/>
+            <w:r>
+              <w:rPr>
+                <w:rFonts w:ascii="Calibri" w:hAnsi="Calibri" w:cs="Calibri"/>
+                <w:b/>
+                <w:bCs/>
+                <w:sz w:val="36"/>
+                <w:szCs w:val="36"/>
+              </w:rPr>
+              <w:t>]</w:t>
             </w:r>
           </w:p>
         </w:tc>
